--- a/inbox/Application Aware Networking/Book_06_FedAAN_Federal_Telecommunications_Modernization.docx
+++ b/inbox/Application Aware Networking/Book_06_FedAAN_Federal_Telecommunications_Modernization.docx
@@ -68,6 +68,151 @@
         <w:t xml:space="preserve">INTERNAL — NOT FOR PUBLIC DISTRIBUTION</w:t>
       </w:r>
     </w:p>
+    <w:tbl>
+      <w:tblPr>
+        <w:tblStyle w:val="Table"/>
+        <w:tblLook w:firstRow="0" w:lastRow="0" w:firstColumn="0" w:lastColumn="0" w:noHBand="0" w:noVBand="0" w:val="0000"/>
+        <w:tblBorders>
+          <w:top w:val="single" w:sz="4" w:space="0" w:color="EB9113"/>
+          <w:left w:val="single" w:sz="24" w:space="0" w:color="EB9113"/>
+          <w:bottom w:val="single" w:sz="4" w:space="0" w:color="EB9113"/>
+          <w:right w:val="single" w:sz="4" w:space="0" w:color="EB9113"/>
+        </w:tblBorders>
+        <w:tblCellMar>
+          <w:left w:w="144" w:type="dxa"/>
+          <w:right w:w="144" w:type="dxa"/>
+        </w:tblCellMar>
+        <w:tblLook w:firstRow="0" w:lastRow="0" w:firstColumn="0" w:lastColumn="0" w:noHBand="0" w:noVBand="0" w:val="0000"/>
+      </w:tblPr>
+      <w:tr>
+        <w:trPr>
+          <w:cantSplit/>
+        </w:trPr>
+        <w:tc>
+          <w:tcPr>
+            <w:shd w:color="auto" w:fill="fcefdc" w:val="clear"/>
+            <w:tcMar>
+              <w:top w:w="92" w:type="dxa"/>
+              <w:bottom w:w="92" w:type="dxa"/>
+            </w:tcMar>
+          </w:tcPr>
+          <w:p>
+            <w:pPr>
+              <w:pStyle w:val="BodyText"/>
+            </w:pPr>
+            <w:pPr>
+              <w:spacing w:before="0" w:after="0"/>
+              <w:textAlignment w:val="center"/>
+            </w:pPr>
+            <w:r>
+              <w:drawing>
+                <wp:inline>
+                  <wp:extent cx="152400" cy="152400"/>
+                  <wp:effectExtent b="0" l="0" r="0" t="0"/>
+                  <wp:docPr descr="" title="" id="10" name="Picture"/>
+                  <a:graphic>
+                    <a:graphicData uri="http://schemas.openxmlformats.org/drawingml/2006/picture">
+                      <pic:pic>
+                        <pic:nvPicPr>
+                          <pic:cNvPr descr="/opt/quarto/share/formats/docx/warning.png" id="11" name="Picture"/>
+                          <pic:cNvPicPr>
+                            <a:picLocks noChangeArrowheads="1" noChangeAspect="1"/>
+                          </pic:cNvPicPr>
+                        </pic:nvPicPr>
+                        <pic:blipFill>
+                          <a:blip r:embed="rId9"/>
+                          <a:stretch>
+                            <a:fillRect/>
+                          </a:stretch>
+                        </pic:blipFill>
+                        <pic:spPr bwMode="auto">
+                          <a:xfrm>
+                            <a:off x="0" y="0"/>
+                            <a:ext cx="152400" cy="152400"/>
+                          </a:xfrm>
+                          <a:prstGeom prst="rect">
+                            <a:avLst/>
+                          </a:prstGeom>
+                          <a:noFill/>
+                          <a:ln w="9525">
+                            <a:noFill/>
+                            <a:headEnd/>
+                            <a:tailEnd/>
+                          </a:ln>
+                        </pic:spPr>
+                      </pic:pic>
+                    </a:graphicData>
+                  </a:graphic>
+                </wp:inline>
+              </w:drawing>
+            </w:r>
+            <w:r>
+              <w:t xml:space="preserve"> </w:t>
+            </w:r>
+            <w:r>
+              <w:t xml:space="preserve"> </w:t>
+            </w:r>
+            <w:r>
+              <w:t xml:space="preserve">Draft Proposal — Subject to Review</w:t>
+            </w:r>
+          </w:p>
+        </w:tc>
+      </w:tr>
+      <w:tr>
+        <w:trPr>
+          <w:cantSplit/>
+        </w:trPr>
+        <w:tc>
+          <w:tcPr>
+            <w:tcMar>
+              <w:top w:w="108" w:type="dxa"/>
+              <w:bottom w:w="108" w:type="dxa"/>
+            </w:tcMar>
+          </w:tcPr>
+          <w:p>
+            <w:pPr>
+              <w:pStyle w:val="BodyText"/>
+            </w:pPr>
+            <w:pPr>
+              <w:spacing w:before="16" w:after="16"/>
+            </w:pPr>
+            <w:r>
+              <w:t xml:space="preserve">This document is a</w:t>
+            </w:r>
+            <w:r>
+              <w:t xml:space="preserve"> </w:t>
+            </w:r>
+            <w:r>
+              <w:rPr>
+                <w:b/>
+                <w:bCs/>
+              </w:rPr>
+              <w:t xml:space="preserve">draft proposal</w:t>
+            </w:r>
+            <w:r>
+              <w:t xml:space="preserve"> </w:t>
+            </w:r>
+            <w:r>
+              <w:t xml:space="preserve">developed by the</w:t>
+            </w:r>
+            <w:r>
+              <w:t xml:space="preserve"> </w:t>
+            </w:r>
+            <w:r>
+              <w:rPr>
+                <w:b/>
+                <w:bCs/>
+              </w:rPr>
+              <w:t xml:space="preserve">CSI Team (Cloud Services Infrastructure)</w:t>
+            </w:r>
+            <w:r>
+              <w:t xml:space="preserve">. It is an attempt at a comprehensive SSA-wide technical roadmap and has not been reviewed or approved by the SSA CIO Office, the Office of Information Security (OIS), or organizational leadership. All recommendations, vendor selections, control mappings, and implementation timelines are subject to revision pending formal review by the SSA CIO Office and organizational components.</w:t>
+            </w:r>
+          </w:p>
+          <w:p/>
+        </w:tc>
+      </w:tr>
+    </w:tbl>
     <w:p>
       <w:pPr>
         <w:pStyle w:val="BodyText"/>
@@ -182,7 +327,7 @@
         <w:t xml:space="preserve">SD-WAN local breakout, per-DSCP steering, active-active multipath, and FEC apply to both platforms without modification.</w:t>
       </w:r>
     </w:p>
-    <w:bookmarkStart w:id="12" w:name="the-n8nn-the-front-door-to-the-agency"/>
+    <w:bookmarkStart w:id="15" w:name="the-n8nn-the-front-door-to-the-agency"/>
     <w:p>
       <w:pPr>
         <w:pStyle w:val="Heading1"/>
@@ -200,18 +345,18 @@
           <wp:inline>
             <wp:extent cx="5334000" cy="2844800"/>
             <wp:effectExtent b="0" l="0" r="0" t="0"/>
-            <wp:docPr descr="The N8NN Call Journey: From Citizen to Agent" title="" id="10" name="Picture"/>
+            <wp:docPr descr="The N8NN Call Journey: From Citizen to Agent" title="" id="13" name="Picture"/>
             <a:graphic>
               <a:graphicData uri="http://schemas.openxmlformats.org/drawingml/2006/picture">
                 <pic:pic>
                   <pic:nvPicPr>
-                    <pic:cNvPr descr="figs/tc-fig-07-citizen-journey.png" id="11" name="Picture"/>
+                    <pic:cNvPr descr="figs/tc-fig-07-citizen-journey.png" id="14" name="Picture"/>
                     <pic:cNvPicPr>
                       <a:picLocks noChangeArrowheads="1" noChangeAspect="1"/>
                     </pic:cNvPicPr>
                   </pic:nvPicPr>
                   <pic:blipFill>
-                    <a:blip r:embed="rId9"/>
+                    <a:blip r:embed="rId12"/>
                     <a:stretch>
                       <a:fillRect/>
                     </a:stretch>
@@ -290,8 +435,8 @@
         <w:t xml:space="preserve">That is why network modernization must begin with voice: voice is the canary.</w:t>
       </w:r>
     </w:p>
-    <w:bookmarkEnd w:id="12"/>
-    <w:bookmarkStart w:id="22" w:name="Xca87ad3e66249f197630568f46fbf6f37ec629f"/>
+    <w:bookmarkEnd w:id="15"/>
+    <w:bookmarkStart w:id="25" w:name="Xca87ad3e66249f197630568f46fbf6f37ec629f"/>
     <w:p>
       <w:pPr>
         <w:pStyle w:val="Heading1"/>
@@ -317,18 +462,18 @@
           <wp:inline>
             <wp:extent cx="5334000" cy="2844800"/>
             <wp:effectExtent b="0" l="0" r="0" t="0"/>
-            <wp:docPr descr="Voice Quality: MOS Scale and G.114 One-Way Delay Budget" title="" id="14" name="Picture"/>
+            <wp:docPr descr="Voice Quality: MOS Scale and G.114 One-Way Delay Budget" title="" id="17" name="Picture"/>
             <a:graphic>
               <a:graphicData uri="http://schemas.openxmlformats.org/drawingml/2006/picture">
                 <pic:pic>
                   <pic:nvPicPr>
-                    <pic:cNvPr descr="figs/tc-fig-01-voice-quality.png" id="15" name="Picture"/>
+                    <pic:cNvPr descr="figs/tc-fig-01-voice-quality.png" id="18" name="Picture"/>
                     <pic:cNvPicPr>
                       <a:picLocks noChangeArrowheads="1" noChangeAspect="1"/>
                     </pic:cNvPicPr>
                   </pic:nvPicPr>
                   <pic:blipFill>
-                    <a:blip r:embed="rId13"/>
+                    <a:blip r:embed="rId16"/>
                     <a:stretch>
                       <a:fillRect/>
                     </a:stretch>
@@ -363,7 +508,7 @@
         <w:t xml:space="preserve">Voice Quality: MOS Scale and G.114 One-Way Delay Budget</w:t>
       </w:r>
     </w:p>
-    <w:bookmarkStart w:id="16" w:name="itu-t-g.114-the-one-way-delay-limit"/>
+    <w:bookmarkStart w:id="19" w:name="itu-t-g.114-the-one-way-delay-limit"/>
     <w:p>
       <w:pPr>
         <w:pStyle w:val="Heading2"/>
@@ -420,8 +565,8 @@
         <w:t xml:space="preserve">That is the target.</w:t>
       </w:r>
     </w:p>
-    <w:bookmarkEnd w:id="16"/>
-    <w:bookmarkStart w:id="17" w:name="Xf57f72c6e8a3ffa36d8cca3ce9684e69654893e"/>
+    <w:bookmarkEnd w:id="19"/>
+    <w:bookmarkStart w:id="20" w:name="Xf57f72c6e8a3ffa36d8cca3ce9684e69654893e"/>
     <w:p>
       <w:pPr>
         <w:pStyle w:val="Heading2"/>
@@ -738,8 +883,8 @@
         <w:t xml:space="preserve">The N8NN contact center must sustain MOS above 4.0 consistently across all agent locations. Below 3.6 generates citizen complaints. Below 3.1, calls are abandoned and reported.</w:t>
       </w:r>
     </w:p>
-    <w:bookmarkEnd w:id="17"/>
-    <w:bookmarkStart w:id="21" w:name="jitter-and-packet-loss"/>
+    <w:bookmarkEnd w:id="20"/>
+    <w:bookmarkStart w:id="24" w:name="jitter-and-packet-loss"/>
     <w:p>
       <w:pPr>
         <w:pStyle w:val="Heading2"/>
@@ -757,18 +902,18 @@
           <wp:inline>
             <wp:extent cx="5334000" cy="2726266"/>
             <wp:effectExtent b="0" l="0" r="0" t="0"/>
-            <wp:docPr descr="Voice Packet Arrival: What Network Conditions Sound Like" title="" id="19" name="Picture"/>
+            <wp:docPr descr="Voice Packet Arrival: What Network Conditions Sound Like" title="" id="22" name="Picture"/>
             <a:graphic>
               <a:graphicData uri="http://schemas.openxmlformats.org/drawingml/2006/picture">
                 <pic:pic>
                   <pic:nvPicPr>
-                    <pic:cNvPr descr="figs/tc-fig-08-packet-jitter.png" id="20" name="Picture"/>
+                    <pic:cNvPr descr="figs/tc-fig-08-packet-jitter.png" id="23" name="Picture"/>
                     <pic:cNvPicPr>
                       <a:picLocks noChangeArrowheads="1" noChangeAspect="1"/>
                     </pic:cNvPicPr>
                   </pic:nvPicPr>
                   <pic:blipFill>
-                    <a:blip r:embed="rId18"/>
+                    <a:blip r:embed="rId21"/>
                     <a:stretch>
                       <a:fillRect/>
                     </a:stretch>
@@ -839,9 +984,9 @@
         <w:t xml:space="preserve">above 1% produces audible dropouts. Voice RTP does not retransmit lost packets — they are concealed or skipped. The Opus codec handles occasional single-packet loss gracefully; consecutive losses or rates above 3% produce gaps no concealment algorithm can hide.</w:t>
       </w:r>
     </w:p>
-    <w:bookmarkEnd w:id="21"/>
-    <w:bookmarkEnd w:id="22"/>
-    <w:bookmarkStart w:id="42" w:name="Xe69dcf64720bd173cbba48f84c4f0f805c11880"/>
+    <w:bookmarkEnd w:id="24"/>
+    <w:bookmarkEnd w:id="25"/>
+    <w:bookmarkStart w:id="45" w:name="Xe69dcf64720bd173cbba48f84c4f0f805c11880"/>
     <w:p>
       <w:pPr>
         <w:pStyle w:val="Heading1"/>
@@ -850,7 +995,7 @@
         <w:t xml:space="preserve">3. Amazon Connect: Architecture, .com Exception, and Network Dependencies</w:t>
       </w:r>
     </w:p>
-    <w:bookmarkStart w:id="26" w:name="platform-overview"/>
+    <w:bookmarkStart w:id="29" w:name="platform-overview"/>
     <w:p>
       <w:pPr>
         <w:pStyle w:val="Heading2"/>
@@ -876,18 +1021,18 @@
           <wp:inline>
             <wp:extent cx="5334000" cy="2844800"/>
             <wp:effectExtent b="0" l="0" r="0" t="0"/>
-            <wp:docPr descr="Amazon Connect: AWS GovCloud .us vs. AWS Commercial .com — The Authorized Exception" title="" id="24" name="Picture"/>
+            <wp:docPr descr="Amazon Connect: AWS GovCloud .us vs. AWS Commercial .com — The Authorized Exception" title="" id="27" name="Picture"/>
             <a:graphic>
               <a:graphicData uri="http://schemas.openxmlformats.org/drawingml/2006/picture">
                 <pic:pic>
                   <pic:nvPicPr>
-                    <pic:cNvPr descr="figs/tc-fig-09-aws-exception.png" id="25" name="Picture"/>
+                    <pic:cNvPr descr="figs/tc-fig-09-aws-exception.png" id="28" name="Picture"/>
                     <pic:cNvPicPr>
                       <a:picLocks noChangeArrowheads="1" noChangeAspect="1"/>
                     </pic:cNvPicPr>
                   </pic:nvPicPr>
                   <pic:blipFill>
-                    <a:blip r:embed="rId23"/>
+                    <a:blip r:embed="rId26"/>
                     <a:stretch>
                       <a:fillRect/>
                     </a:stretch>
@@ -922,8 +1067,8 @@
         <w:t xml:space="preserve">Amazon Connect: AWS GovCloud .us vs. AWS Commercial .com — The Authorized Exception</w:t>
       </w:r>
     </w:p>
-    <w:bookmarkEnd w:id="26"/>
-    <w:bookmarkStart w:id="27" w:name="X57dc57e6d8d433f201474365cce1ca7682cef30"/>
+    <w:bookmarkEnd w:id="29"/>
+    <w:bookmarkStart w:id="30" w:name="X57dc57e6d8d433f201474365cce1ca7682cef30"/>
     <w:p>
       <w:pPr>
         <w:pStyle w:val="Heading2"/>
@@ -1204,8 +1349,8 @@
         <w:t xml:space="preserve">before concluding that a .com exception is necessary.</w:t>
       </w:r>
     </w:p>
-    <w:bookmarkEnd w:id="27"/>
-    <w:bookmarkStart w:id="28" w:name="Xde52b6885aeff57b147d7451abbc6886e45847a"/>
+    <w:bookmarkEnd w:id="30"/>
+    <w:bookmarkStart w:id="31" w:name="Xde52b6885aeff57b147d7451abbc6886e45847a"/>
     <w:p>
       <w:pPr>
         <w:pStyle w:val="Heading2"/>
@@ -1230,8 +1375,8 @@
         <w:t xml:space="preserve">This does not make the deployment less secure — FedRAMP Moderate controls are extensive. It means the authorization boundary is explicitly a commercial environment with federal controls applied, and that boundary must be accurately reflected in the SSP, understood by the AO, and re-evaluated at each authorization renewal.</w:t>
       </w:r>
     </w:p>
-    <w:bookmarkEnd w:id="28"/>
-    <w:bookmarkStart w:id="29" w:name="the-call-path-from-citizen-to-agent"/>
+    <w:bookmarkEnd w:id="31"/>
+    <w:bookmarkStart w:id="32" w:name="the-call-path-from-citizen-to-agent"/>
     <w:p>
       <w:pPr>
         <w:pStyle w:val="Heading2"/>
@@ -1308,8 +1453,8 @@
         <w:t xml:space="preserve">Steps 1–3 happen inside AWS commercial and are unaffected by the agency’s network. Step 5 — the agent-to-cloud path — is determined entirely by the agency’s network architecture and is where G.114 compliance is won or lost.</w:t>
       </w:r>
     </w:p>
-    <w:bookmarkEnd w:id="29"/>
-    <w:bookmarkStart w:id="36" w:name="the-mpls-hairpin-applied-to-the-n8nn"/>
+    <w:bookmarkEnd w:id="32"/>
+    <w:bookmarkStart w:id="39" w:name="the-mpls-hairpin-applied-to-the-n8nn"/>
     <w:p>
       <w:pPr>
         <w:pStyle w:val="Heading2"/>
@@ -1327,18 +1472,18 @@
           <wp:inline>
             <wp:extent cx="5334000" cy="2933700"/>
             <wp:effectExtent b="0" l="0" r="0" t="0"/>
-            <wp:docPr descr="MPLS Hairpin vs. Local Breakout: Before and After" title="" id="31" name="Picture"/>
+            <wp:docPr descr="MPLS Hairpin vs. Local Breakout: Before and After" title="" id="34" name="Picture"/>
             <a:graphic>
               <a:graphicData uri="http://schemas.openxmlformats.org/drawingml/2006/picture">
                 <pic:pic>
                   <pic:nvPicPr>
-                    <pic:cNvPr descr="figs/tc-fig-02-mpls-vs-breakout.png" id="32" name="Picture"/>
+                    <pic:cNvPr descr="figs/tc-fig-02-mpls-vs-breakout.png" id="35" name="Picture"/>
                     <pic:cNvPicPr>
                       <a:picLocks noChangeArrowheads="1" noChangeAspect="1"/>
                     </pic:cNvPicPr>
                   </pic:nvPicPr>
                   <pic:blipFill>
-                    <a:blip r:embed="rId30"/>
+                    <a:blip r:embed="rId33"/>
                     <a:stretch>
                       <a:fillRect/>
                     </a:stretch>
@@ -1454,18 +1599,18 @@
           <wp:inline>
             <wp:extent cx="5334000" cy="2726266"/>
             <wp:effectExtent b="0" l="0" r="0" t="0"/>
-            <wp:docPr descr="WebRTC Voice Path: DSCP EF from Agent Desktop to Amazon Connect" title="" id="34" name="Picture"/>
+            <wp:docPr descr="WebRTC Voice Path: DSCP EF from Agent Desktop to Amazon Connect" title="" id="37" name="Picture"/>
             <a:graphic>
               <a:graphicData uri="http://schemas.openxmlformats.org/drawingml/2006/picture">
                 <pic:pic>
                   <pic:nvPicPr>
-                    <pic:cNvPr descr="figs/tc-fig-10-webrtc-path.png" id="35" name="Picture"/>
+                    <pic:cNvPr descr="figs/tc-fig-10-webrtc-path.png" id="38" name="Picture"/>
                     <pic:cNvPicPr>
                       <a:picLocks noChangeArrowheads="1" noChangeAspect="1"/>
                     </pic:cNvPicPr>
                   </pic:nvPicPr>
                   <pic:blipFill>
-                    <a:blip r:embed="rId33"/>
+                    <a:blip r:embed="rId36"/>
                     <a:stretch>
                       <a:fillRect/>
                     </a:stretch>
@@ -1500,8 +1645,8 @@
         <w:t xml:space="preserve">WebRTC Voice Path: DSCP EF from Agent Desktop to Amazon Connect</w:t>
       </w:r>
     </w:p>
-    <w:bookmarkEnd w:id="36"/>
-    <w:bookmarkStart w:id="37" w:name="webrtc-network-requirements"/>
+    <w:bookmarkEnd w:id="39"/>
+    <w:bookmarkStart w:id="40" w:name="webrtc-network-requirements"/>
     <w:p>
       <w:pPr>
         <w:pStyle w:val="Heading2"/>
@@ -1841,8 +1986,8 @@
         </w:tc>
       </w:tr>
     </w:tbl>
-    <w:bookmarkEnd w:id="37"/>
-    <w:bookmarkStart w:id="41" w:name="Xbed96861338ac2e20a810f098fa52474470f4ce"/>
+    <w:bookmarkEnd w:id="40"/>
+    <w:bookmarkStart w:id="44" w:name="Xbed96861338ac2e20a810f098fa52474470f4ce"/>
     <w:p>
       <w:pPr>
         <w:pStyle w:val="Heading2"/>
@@ -1860,18 +2005,18 @@
           <wp:inline>
             <wp:extent cx="5334000" cy="2844800"/>
             <wp:effectExtent b="0" l="0" r="0" t="0"/>
-            <wp:docPr descr="Asymmetric Routing: The Session Killer That Looks Like Configuration Error" title="" id="39" name="Picture"/>
+            <wp:docPr descr="Asymmetric Routing: The Session Killer That Looks Like Configuration Error" title="" id="42" name="Picture"/>
             <a:graphic>
               <a:graphicData uri="http://schemas.openxmlformats.org/drawingml/2006/picture">
                 <pic:pic>
                   <pic:nvPicPr>
-                    <pic:cNvPr descr="figs/tc-fig-11-asymmetric-routing.png" id="40" name="Picture"/>
+                    <pic:cNvPr descr="figs/tc-fig-11-asymmetric-routing.png" id="43" name="Picture"/>
                     <pic:cNvPicPr>
                       <a:picLocks noChangeArrowheads="1" noChangeAspect="1"/>
                     </pic:cNvPicPr>
                   </pic:nvPicPr>
                   <pic:blipFill>
-                    <a:blip r:embed="rId38"/>
+                    <a:blip r:embed="rId41"/>
                     <a:stretch>
                       <a:fillRect/>
                     </a:stretch>
@@ -1992,9 +2137,9 @@
         <w:t xml:space="preserve">The SD-WAN tunnel is established between two edge devices as a single logical connection. Stateful inspection happens at the tunnel endpoint, which sees both directions. Asymmetric physical routing below the tunnel is structurally invisible to the application.</w:t>
       </w:r>
     </w:p>
-    <w:bookmarkEnd w:id="41"/>
-    <w:bookmarkEnd w:id="42"/>
-    <w:bookmarkStart w:id="53" w:name="X839c1c655003bd3897e8b5851a50b9508e76f4d"/>
+    <w:bookmarkEnd w:id="44"/>
+    <w:bookmarkEnd w:id="45"/>
+    <w:bookmarkStart w:id="56" w:name="X839c1c655003bd3897e8b5851a50b9508e76f4d"/>
     <w:p>
       <w:pPr>
         <w:pStyle w:val="Heading1"/>
@@ -2003,7 +2148,7 @@
         <w:t xml:space="preserve">4. Microsoft Teams Phone: Replacing the Legacy PBX in GCC Moderate</w:t>
       </w:r>
     </w:p>
-    <w:bookmarkStart w:id="43" w:name="what-teams-phone-is"/>
+    <w:bookmarkStart w:id="46" w:name="what-teams-phone-is"/>
     <w:p>
       <w:pPr>
         <w:pStyle w:val="Heading2"/>
@@ -2038,8 +2183,8 @@
         <w:t xml:space="preserve">Fixing the network for Teams meetings fixes it for Teams Phone simultaneously.</w:t>
       </w:r>
     </w:p>
-    <w:bookmarkEnd w:id="43"/>
-    <w:bookmarkStart w:id="44" w:name="X6ece0fcf0855462989a3ddd91807ca0d93f5e19"/>
+    <w:bookmarkEnd w:id="46"/>
+    <w:bookmarkStart w:id="47" w:name="X6ece0fcf0855462989a3ddd91807ca0d93f5e19"/>
     <w:p>
       <w:pPr>
         <w:pStyle w:val="Heading2"/>
@@ -2158,8 +2303,8 @@
         <w:t xml:space="preserve">— confirm before procurement.</w:t>
       </w:r>
     </w:p>
-    <w:bookmarkEnd w:id="44"/>
-    <w:bookmarkStart w:id="51" w:name="e911-federal-legal-requirements"/>
+    <w:bookmarkEnd w:id="47"/>
+    <w:bookmarkStart w:id="54" w:name="e911-federal-legal-requirements"/>
     <w:p>
       <w:pPr>
         <w:pStyle w:val="Heading2"/>
@@ -2177,18 +2322,18 @@
           <wp:inline>
             <wp:extent cx="5334000" cy="2755900"/>
             <wp:effectExtent b="0" l="0" r="0" t="0"/>
-            <wp:docPr descr="E911 Compliance and Teams Phone GCC Boundary" title="" id="46" name="Picture"/>
+            <wp:docPr descr="E911 Compliance and Teams Phone GCC Boundary" title="" id="49" name="Picture"/>
             <a:graphic>
               <a:graphicData uri="http://schemas.openxmlformats.org/drawingml/2006/picture">
                 <pic:pic>
                   <pic:nvPicPr>
-                    <pic:cNvPr descr="figs/tc-fig-06-e911-boundary.png" id="47" name="Picture"/>
+                    <pic:cNvPr descr="figs/tc-fig-06-e911-boundary.png" id="50" name="Picture"/>
                     <pic:cNvPicPr>
                       <a:picLocks noChangeArrowheads="1" noChangeAspect="1"/>
                     </pic:cNvPicPr>
                   </pic:nvPicPr>
                   <pic:blipFill>
-                    <a:blip r:embed="rId45"/>
+                    <a:blip r:embed="rId48"/>
                     <a:stretch>
                       <a:fillRect/>
                     </a:stretch>
@@ -2306,18 +2451,18 @@
           <wp:inline>
             <wp:extent cx="5334000" cy="2726266"/>
             <wp:effectExtent b="0" l="0" r="0" t="0"/>
-            <wp:docPr descr="Legacy PBX to Teams Phone GCC: Platform Modernization" title="" id="49" name="Picture"/>
+            <wp:docPr descr="Legacy PBX to Teams Phone GCC: Platform Modernization" title="" id="52" name="Picture"/>
             <a:graphic>
               <a:graphicData uri="http://schemas.openxmlformats.org/drawingml/2006/picture">
                 <pic:pic>
                   <pic:nvPicPr>
-                    <pic:cNvPr descr="figs/tc-fig-12-pbx-migration.png" id="50" name="Picture"/>
+                    <pic:cNvPr descr="figs/tc-fig-12-pbx-migration.png" id="53" name="Picture"/>
                     <pic:cNvPicPr>
                       <a:picLocks noChangeArrowheads="1" noChangeAspect="1"/>
                     </pic:cNvPicPr>
                   </pic:nvPicPr>
                   <pic:blipFill>
-                    <a:blip r:embed="rId48"/>
+                    <a:blip r:embed="rId51"/>
                     <a:stretch>
                       <a:fillRect/>
                     </a:stretch>
@@ -2352,8 +2497,8 @@
         <w:t xml:space="preserve">Legacy PBX to Teams Phone GCC: Platform Modernization</w:t>
       </w:r>
     </w:p>
-    <w:bookmarkEnd w:id="51"/>
-    <w:bookmarkStart w:id="52" w:name="Xc6d6f0f9ab976088fca5f667c98e6f2686f49b2"/>
+    <w:bookmarkEnd w:id="54"/>
+    <w:bookmarkStart w:id="55" w:name="Xc6d6f0f9ab976088fca5f667c98e6f2686f49b2"/>
     <w:p>
       <w:pPr>
         <w:pStyle w:val="Heading2"/>
@@ -2434,9 +2579,9 @@
         <w:t xml:space="preserve">Legacy analog fax lines cannot be replaced with Teams Phone without a fax-over-IP (FoIP) solution or a cloud fax service. Fax lines should be inventoried and handled separately from voice number porting.</w:t>
       </w:r>
     </w:p>
-    <w:bookmarkEnd w:id="52"/>
-    <w:bookmarkEnd w:id="53"/>
-    <w:bookmarkStart w:id="64" w:name="one-investment-two-platforms"/>
+    <w:bookmarkEnd w:id="55"/>
+    <w:bookmarkEnd w:id="56"/>
+    <w:bookmarkStart w:id="71" w:name="one-investment-two-platforms"/>
     <w:p>
       <w:pPr>
         <w:pStyle w:val="Heading1"/>
@@ -2445,7 +2590,7 @@
         <w:t xml:space="preserve">5. One Investment: Two Platforms</w:t>
       </w:r>
     </w:p>
-    <w:bookmarkStart w:id="57" w:name="the-architecture-both-platforms-require"/>
+    <w:bookmarkStart w:id="60" w:name="the-architecture-both-platforms-require"/>
     <w:p>
       <w:pPr>
         <w:pStyle w:val="Heading2"/>
@@ -2463,18 +2608,18 @@
           <wp:inline>
             <wp:extent cx="5334000" cy="3022600"/>
             <wp:effectExtent b="0" l="0" r="0" t="0"/>
-            <wp:docPr descr="One SD-WAN Investment: Two Voice Platforms" title="" id="55" name="Picture"/>
+            <wp:docPr descr="One SD-WAN Investment: Two Voice Platforms" title="" id="58" name="Picture"/>
             <a:graphic>
               <a:graphicData uri="http://schemas.openxmlformats.org/drawingml/2006/picture">
                 <pic:pic>
                   <pic:nvPicPr>
-                    <pic:cNvPr descr="figs/tc-fig-03-dual-platform-hub.png" id="56" name="Picture"/>
+                    <pic:cNvPr descr="figs/tc-fig-03-dual-platform-hub.png" id="59" name="Picture"/>
                     <pic:cNvPicPr>
                       <a:picLocks noChangeArrowheads="1" noChangeAspect="1"/>
                     </pic:cNvPicPr>
                   </pic:nvPicPr>
                   <pic:blipFill>
-                    <a:blip r:embed="rId54"/>
+                    <a:blip r:embed="rId57"/>
                     <a:stretch>
                       <a:fillRect/>
                     </a:stretch>
@@ -2529,8 +2674,8 @@
         <w:t xml:space="preserve">It is Application-Aware Networking — a network architecture in which policy decisions, path selection, security enforcement, and traffic treatment are determined by the full context of a transaction: application identity, user identity, device posture, and behavioral characteristics. Not by source IP and port alone.</w:t>
       </w:r>
     </w:p>
-    <w:bookmarkEnd w:id="57"/>
-    <w:bookmarkStart w:id="62" w:name="X119a6ef9ab3643d048ae2abef2403893680628b"/>
+    <w:bookmarkEnd w:id="60"/>
+    <w:bookmarkStart w:id="65" w:name="X119a6ef9ab3643d048ae2abef2403893680628b"/>
     <w:p>
       <w:pPr>
         <w:pStyle w:val="Heading2"/>
@@ -2548,18 +2693,18 @@
           <wp:inline>
             <wp:extent cx="5334000" cy="2755900"/>
             <wp:effectExtent b="0" l="0" r="0" t="0"/>
-            <wp:docPr descr="Hybrid Agent: Dual Concurrent Voice Streams" title="" id="59" name="Picture"/>
+            <wp:docPr descr="Hybrid Agent: Dual Concurrent Voice Streams" title="" id="62" name="Picture"/>
             <a:graphic>
               <a:graphicData uri="http://schemas.openxmlformats.org/drawingml/2006/picture">
                 <pic:pic>
                   <pic:nvPicPr>
-                    <pic:cNvPr descr="figs/tc-fig-04-hybrid-agent.png" id="60" name="Picture"/>
+                    <pic:cNvPr descr="figs/tc-fig-04-hybrid-agent.png" id="63" name="Picture"/>
                     <pic:cNvPicPr>
                       <a:picLocks noChangeArrowheads="1" noChangeAspect="1"/>
                     </pic:cNvPicPr>
                   </pic:nvPicPr>
                   <pic:blipFill>
-                    <a:blip r:embed="rId58"/>
+                    <a:blip r:embed="rId61"/>
                     <a:stretch>
                       <a:fillRect/>
                     </a:stretch>
@@ -2622,7 +2767,7 @@
         <w:t xml:space="preserve">At a field office with 20 concurrent hybrid agents, this is 4 Mbps of DSCP EF traffic that must be accommodated on the lowest-latency path at peak.</w:t>
       </w:r>
     </w:p>
-    <w:bookmarkStart w:id="61" w:name="headset-and-browser-configuration"/>
+    <w:bookmarkStart w:id="64" w:name="headset-and-browser-configuration"/>
     <w:p>
       <w:pPr>
         <w:pStyle w:val="Heading3"/>
@@ -2667,9 +2812,9 @@
         <w:t xml:space="preserve">Headset configuration must be standardized across the agent population before go-live on both platforms. Ad hoc headset choices create support complexity and inconsistent audio quality that confounds troubleshooting.</w:t>
       </w:r>
     </w:p>
-    <w:bookmarkEnd w:id="61"/>
-    <w:bookmarkEnd w:id="62"/>
-    <w:bookmarkStart w:id="63" w:name="Xd43b70dd148dff0e4376593b87afb1af30bd473"/>
+    <w:bookmarkEnd w:id="64"/>
+    <w:bookmarkEnd w:id="65"/>
+    <w:bookmarkStart w:id="66" w:name="Xd43b70dd148dff0e4376593b87afb1af30bd473"/>
     <w:p>
       <w:pPr>
         <w:pStyle w:val="Heading2"/>
@@ -2752,9 +2897,395 @@
         <w:t xml:space="preserve">the browser interface for Amazon Connect and the Teams application interface. Highest-throughput path. These tolerate 200–500 ms of latency without affecting call quality and should not compete with voice for the latency-sensitive path.</w:t>
       </w:r>
     </w:p>
-    <w:bookmarkEnd w:id="63"/>
-    <w:bookmarkEnd w:id="64"/>
-    <w:bookmarkStart w:id="68" w:name="X50c43ddecf199ebf91917431a313350dc266772"/>
+    <w:bookmarkEnd w:id="66"/>
+    <w:bookmarkStart w:id="70" w:name="sd-wan-and-sase-stack-architecture"/>
+    <w:p>
+      <w:pPr>
+        <w:pStyle w:val="Heading2"/>
+      </w:pPr>
+      <w:r>
+        <w:t xml:space="preserve">5.4 SD-WAN and SASE Stack Architecture</w:t>
+      </w:r>
+    </w:p>
+    <w:p>
+      <w:pPr>
+        <w:pStyle w:val="FirstParagraph"/>
+      </w:pPr>
+      <w:r>
+        <w:t xml:space="preserve">The telecommunications modernization in this book requires three distinct components that operate at different layers and are frequently conflated:</w:t>
+      </w:r>
+    </w:p>
+    <w:p>
+      <w:pPr>
+        <w:pStyle w:val="TableCaption"/>
+      </w:pPr>
+      <w:r>
+        <w:t xml:space="preserve">SD-WAN and SASE Stack Components</w:t>
+      </w:r>
+      <w:r>
+        <w:t xml:space="preserve"> </w:t>
+      </w:r>
+      <w:r>
+        <w:rPr>
+          <w:i/>
+          <w:iCs/>
+        </w:rPr>
+        <w:t xml:space="preserve">(agency selection pending for all three)</w:t>
+      </w:r>
+    </w:p>
+    <w:tbl>
+      <w:tblPr>
+        <w:tblStyle w:val="Table"/>
+        <w:tblW w:type="pct" w:w="5000"/>
+        <w:tblLayout w:type="fixed"/>
+        <w:tblLook w:firstRow="1" w:lastRow="0" w:firstColumn="0" w:lastColumn="0" w:noHBand="0" w:noVBand="0" w:val="0020"/>
+        <w:tblCaption w:val="SD-WAN and SASE Stack Components (agency selection pending for all three)"/>
+      </w:tblPr>
+      <w:tblGrid>
+        <w:gridCol w:w="1675"/>
+        <w:gridCol w:w="1066"/>
+        <w:gridCol w:w="1523"/>
+        <w:gridCol w:w="3655"/>
+      </w:tblGrid>
+      <w:tr>
+        <w:trPr>
+          <w:tblHeader w:val="on"/>
+        </w:trPr>
+        <w:tc>
+          <w:tcPr/>
+          <w:p>
+            <w:pPr>
+              <w:pStyle w:val="Compact"/>
+            </w:pPr>
+            <w:r>
+              <w:t xml:space="preserve">Component</w:t>
+            </w:r>
+          </w:p>
+        </w:tc>
+        <w:tc>
+          <w:tcPr/>
+          <w:p>
+            <w:pPr>
+              <w:pStyle w:val="Compact"/>
+            </w:pPr>
+            <w:r>
+              <w:t xml:space="preserve">Layer</w:t>
+            </w:r>
+          </w:p>
+        </w:tc>
+        <w:tc>
+          <w:tcPr/>
+          <w:p>
+            <w:pPr>
+              <w:pStyle w:val="Compact"/>
+            </w:pPr>
+            <w:r>
+              <w:t xml:space="preserve">Function</w:t>
+            </w:r>
+          </w:p>
+        </w:tc>
+        <w:tc>
+          <w:tcPr/>
+          <w:p>
+            <w:pPr>
+              <w:pStyle w:val="Compact"/>
+            </w:pPr>
+            <w:r>
+              <w:t xml:space="preserve">Representative vendors</w:t>
+            </w:r>
+          </w:p>
+        </w:tc>
+      </w:tr>
+      <w:tr>
+        <w:tc>
+          <w:tcPr/>
+          <w:p>
+            <w:pPr>
+              <w:pStyle w:val="Compact"/>
+            </w:pPr>
+            <w:r>
+              <w:rPr>
+                <w:b/>
+                <w:bCs/>
+              </w:rPr>
+              <w:t xml:space="preserve">SD-WAN overlay</w:t>
+            </w:r>
+          </w:p>
+        </w:tc>
+        <w:tc>
+          <w:tcPr/>
+          <w:p>
+            <w:pPr>
+              <w:pStyle w:val="Compact"/>
+            </w:pPr>
+            <w:r>
+              <w:t xml:space="preserve">Layer 3 — Network</w:t>
+            </w:r>
+          </w:p>
+        </w:tc>
+        <w:tc>
+          <w:tcPr/>
+          <w:p>
+            <w:pPr>
+              <w:pStyle w:val="Compact"/>
+            </w:pPr>
+            <w:r>
+              <w:t xml:space="preserve">IPsec encrypted transport; intelligent path selection; QoS traffic classification; DIA local breakout</w:t>
+            </w:r>
+          </w:p>
+        </w:tc>
+        <w:tc>
+          <w:tcPr/>
+          <w:p>
+            <w:pPr>
+              <w:pStyle w:val="Compact"/>
+            </w:pPr>
+            <w:r>
+              <w:t xml:space="preserve">Cisco Catalyst SD-WAN / VMware VeloCloud (Broadcom) / Palo Alto SD-WAN</w:t>
+            </w:r>
+          </w:p>
+        </w:tc>
+      </w:tr>
+      <w:tr>
+        <w:tc>
+          <w:tcPr/>
+          <w:p>
+            <w:pPr>
+              <w:pStyle w:val="Compact"/>
+            </w:pPr>
+            <w:r>
+              <w:rPr>
+                <w:b/>
+                <w:bCs/>
+              </w:rPr>
+              <w:t xml:space="preserve">SASE SSE</w:t>
+            </w:r>
+            <w:r>
+              <w:t xml:space="preserve"> </w:t>
+            </w:r>
+            <w:r>
+              <w:t xml:space="preserve">(Secure Service Edge)</w:t>
+            </w:r>
+          </w:p>
+        </w:tc>
+        <w:tc>
+          <w:tcPr/>
+          <w:p>
+            <w:pPr>
+              <w:pStyle w:val="Compact"/>
+            </w:pPr>
+            <w:r>
+              <w:t xml:space="preserve">Layer 7 — Application</w:t>
+            </w:r>
+          </w:p>
+        </w:tc>
+        <w:tc>
+          <w:tcPr/>
+          <w:p>
+            <w:pPr>
+              <w:pStyle w:val="Compact"/>
+            </w:pPr>
+            <w:r>
+              <w:t xml:space="preserve">SWG, CASB, FWaaS, SSL/TLS inspection; TIC 3.0 security capabilities catalog</w:t>
+            </w:r>
+          </w:p>
+        </w:tc>
+        <w:tc>
+          <w:tcPr/>
+          <w:p>
+            <w:pPr>
+              <w:pStyle w:val="Compact"/>
+            </w:pPr>
+            <w:r>
+              <w:t xml:space="preserve">Zscaler Internet Access (ZIA) / Netskope SSE / Palo Alto Prisma Access</w:t>
+            </w:r>
+          </w:p>
+        </w:tc>
+      </w:tr>
+      <w:tr>
+        <w:tc>
+          <w:tcPr/>
+          <w:p>
+            <w:pPr>
+              <w:pStyle w:val="Compact"/>
+            </w:pPr>
+            <w:r>
+              <w:rPr>
+                <w:b/>
+                <w:bCs/>
+              </w:rPr>
+              <w:t xml:space="preserve">ZTNA</w:t>
+            </w:r>
+            <w:r>
+              <w:t xml:space="preserve"> </w:t>
+            </w:r>
+            <w:r>
+              <w:t xml:space="preserve">(Zero Trust Network Access)</w:t>
+            </w:r>
+          </w:p>
+        </w:tc>
+        <w:tc>
+          <w:tcPr/>
+          <w:p>
+            <w:pPr>
+              <w:pStyle w:val="Compact"/>
+            </w:pPr>
+            <w:r>
+              <w:t xml:space="preserve">Layer 7 — Application</w:t>
+            </w:r>
+          </w:p>
+        </w:tc>
+        <w:tc>
+          <w:tcPr/>
+          <w:p>
+            <w:pPr>
+              <w:pStyle w:val="Compact"/>
+            </w:pPr>
+            <w:r>
+              <w:t xml:space="preserve">Per-application micro-tunnels; device posture enforcement; least-privilege session access</w:t>
+            </w:r>
+          </w:p>
+        </w:tc>
+        <w:tc>
+          <w:tcPr/>
+          <w:p>
+            <w:pPr>
+              <w:pStyle w:val="Compact"/>
+            </w:pPr>
+            <w:r>
+              <w:t xml:space="preserve">Zscaler Private Access (ZPA) / Netskope Private Access / Palo Alto Prisma Access ZTNA</w:t>
+            </w:r>
+          </w:p>
+        </w:tc>
+      </w:tr>
+    </w:tbl>
+    <w:p>
+      <w:pPr>
+        <w:pStyle w:val="BodyText"/>
+      </w:pPr>
+      <w:r>
+        <w:t xml:space="preserve">SD-WAN and SASE SSE are distinct products procured separately (though some vendors bundle them). The SD-WAN overlay closes SC-8 (network-layer encryption on DIA circuits) and SI-4 (application-layer telemetry on transport). The SASE SSE stack closes AC-4 (information flow enforcement), SC-7 (boundary protection), SI-3 (malware protection via SSL inspection), AU-2/AU-12 (per-session audit records), and CA-7 (continuous monitoring). Neither substitutes for the other; both are required to satisfy TIC 3.0 and the controls cited in this book.</w:t>
+      </w:r>
+    </w:p>
+    <w:tbl>
+      <w:tblPr>
+        <w:tblStyle w:val="Table"/>
+        <w:tblLook w:firstRow="0" w:lastRow="0" w:firstColumn="0" w:lastColumn="0" w:noHBand="0" w:noVBand="0" w:val="0000"/>
+        <w:tblBorders>
+          <w:top w:val="single" w:sz="4" w:space="0" w:color="0758E5"/>
+          <w:left w:val="single" w:sz="24" w:space="0" w:color="0758E5"/>
+          <w:bottom w:val="single" w:sz="4" w:space="0" w:color="0758E5"/>
+          <w:right w:val="single" w:sz="4" w:space="0" w:color="0758E5"/>
+        </w:tblBorders>
+        <w:tblCellMar>
+          <w:left w:w="144" w:type="dxa"/>
+          <w:right w:w="144" w:type="dxa"/>
+        </w:tblCellMar>
+        <w:tblLook w:firstRow="0" w:lastRow="0" w:firstColumn="0" w:lastColumn="0" w:noHBand="0" w:noVBand="0" w:val="0000"/>
+      </w:tblPr>
+      <w:tr>
+        <w:trPr>
+          <w:cantSplit/>
+        </w:trPr>
+        <w:tc>
+          <w:tcPr>
+            <w:shd w:color="auto" w:fill="dae6fb" w:val="clear"/>
+            <w:tcMar>
+              <w:top w:w="92" w:type="dxa"/>
+              <w:bottom w:w="92" w:type="dxa"/>
+            </w:tcMar>
+          </w:tcPr>
+          <w:p>
+            <w:pPr>
+              <w:pStyle w:val="BodyText"/>
+            </w:pPr>
+            <w:pPr>
+              <w:spacing w:before="0" w:after="0"/>
+              <w:textAlignment w:val="center"/>
+            </w:pPr>
+            <w:r>
+              <w:drawing>
+                <wp:inline>
+                  <wp:extent cx="152400" cy="152400"/>
+                  <wp:effectExtent b="0" l="0" r="0" t="0"/>
+                  <wp:docPr descr="" title="" id="68" name="Picture"/>
+                  <a:graphic>
+                    <a:graphicData uri="http://schemas.openxmlformats.org/drawingml/2006/picture">
+                      <pic:pic>
+                        <pic:nvPicPr>
+                          <pic:cNvPr descr="/opt/quarto/share/formats/docx/note.png" id="69" name="Picture"/>
+                          <pic:cNvPicPr>
+                            <a:picLocks noChangeArrowheads="1" noChangeAspect="1"/>
+                          </pic:cNvPicPr>
+                        </pic:nvPicPr>
+                        <pic:blipFill>
+                          <a:blip r:embed="rId67"/>
+                          <a:stretch>
+                            <a:fillRect/>
+                          </a:stretch>
+                        </pic:blipFill>
+                        <pic:spPr bwMode="auto">
+                          <a:xfrm>
+                            <a:off x="0" y="0"/>
+                            <a:ext cx="152400" cy="152400"/>
+                          </a:xfrm>
+                          <a:prstGeom prst="rect">
+                            <a:avLst/>
+                          </a:prstGeom>
+                          <a:noFill/>
+                          <a:ln w="9525">
+                            <a:noFill/>
+                            <a:headEnd/>
+                            <a:tailEnd/>
+                          </a:ln>
+                        </pic:spPr>
+                      </pic:pic>
+                    </a:graphicData>
+                  </a:graphic>
+                </wp:inline>
+              </w:drawing>
+            </w:r>
+            <w:r>
+              <w:t xml:space="preserve"> </w:t>
+            </w:r>
+            <w:r>
+              <w:t xml:space="preserve"> </w:t>
+            </w:r>
+            <w:r>
+              <w:t xml:space="preserve">Vendor Selection Pending</w:t>
+            </w:r>
+          </w:p>
+        </w:tc>
+      </w:tr>
+      <w:tr>
+        <w:trPr>
+          <w:cantSplit/>
+        </w:trPr>
+        <w:tc>
+          <w:tcPr>
+            <w:tcMar>
+              <w:top w:w="108" w:type="dxa"/>
+              <w:bottom w:w="108" w:type="dxa"/>
+            </w:tcMar>
+          </w:tcPr>
+          <w:p>
+            <w:pPr>
+              <w:pStyle w:val="BodyText"/>
+            </w:pPr>
+            <w:pPr>
+              <w:spacing w:before="16" w:after="16"/>
+            </w:pPr>
+            <w:r>
+              <w:t xml:space="preserve">The shortlists above reflect FedRAMP authorization status and federal use-case alignment at time of writing. Agency procurement authority, current FedRAMP Marketplace listings, and environment-specific testing must inform final selection. OIS should participate in vendor evaluation for all three components.</w:t>
+            </w:r>
+          </w:p>
+          <w:p/>
+        </w:tc>
+      </w:tr>
+    </w:tbl>
+    <w:bookmarkEnd w:id="70"/>
+    <w:bookmarkEnd w:id="71"/>
+    <w:bookmarkStart w:id="75" w:name="X50c43ddecf199ebf91917431a313350dc266772"/>
     <w:p>
       <w:pPr>
         <w:pStyle w:val="Heading1"/>
@@ -2772,18 +3303,18 @@
           <wp:inline>
             <wp:extent cx="5334000" cy="2933700"/>
             <wp:effectExtent b="0" l="0" r="0" t="0"/>
-            <wp:docPr descr="DIA Enables — SASE Achieves: NIST Control Stack" title="" id="66" name="Picture"/>
+            <wp:docPr descr="DIA Enables — SASE Achieves: NIST Control Stack" title="" id="73" name="Picture"/>
             <a:graphic>
               <a:graphicData uri="http://schemas.openxmlformats.org/drawingml/2006/picture">
                 <pic:pic>
                   <pic:nvPicPr>
-                    <pic:cNvPr descr="figs/tc-fig-05-sase-stack.png" id="67" name="Picture"/>
+                    <pic:cNvPr descr="figs/tc-fig-05-sase-stack.png" id="74" name="Picture"/>
                     <pic:cNvPicPr>
                       <a:picLocks noChangeArrowheads="1" noChangeAspect="1"/>
                     </pic:cNvPicPr>
                   </pic:nvPicPr>
                   <pic:blipFill>
-                    <a:blip r:embed="rId65"/>
+                    <a:blip r:embed="rId72"/>
                     <a:stretch>
                       <a:fillRect/>
                     </a:stretch>
@@ -3186,8 +3717,8 @@
         <w:t xml:space="preserve">For Amazon Connect and Teams Phone, DIA solves the G.114 latency problem by eliminating the geographic hairpin. That is its entire contribution to the compliance picture. A field office deployment that adds DIA without the SASE control stack has better latency and the same compliance gaps. The NIST controls are not satisfied by the pipe. They are satisfied by what governs the pipe.</w:t>
       </w:r>
     </w:p>
-    <w:bookmarkEnd w:id="68"/>
-    <w:bookmarkStart w:id="70" w:name="Xc2560083c76569be9743a47f334c5a0f3d3f7e2"/>
+    <w:bookmarkEnd w:id="75"/>
+    <w:bookmarkStart w:id="77" w:name="Xc2560083c76569be9743a47f334c5a0f3d3f7e2"/>
     <w:p>
       <w:pPr>
         <w:pStyle w:val="Heading1"/>
@@ -3273,7 +3804,7 @@
         <w:t xml:space="preserve">governing each traffic path.</w:t>
       </w:r>
     </w:p>
-    <w:bookmarkStart w:id="69" w:name="Xf792461b15ccbbb54b15b5402bbf9475c6529ad"/>
+    <w:bookmarkStart w:id="76" w:name="Xf792461b15ccbbb54b15b5402bbf9475c6529ad"/>
     <w:p>
       <w:pPr>
         <w:pStyle w:val="Heading2"/>
@@ -3568,9 +4099,9 @@
         <w:t xml:space="preserve">The operational conclusion joins the two halves. The physics half — G.114’s budget — remains the driver: it is why the network must be modernized before either voice platform goes live, and it is measured in milliseconds at every agent location. The policy half — TIC 3.0’s catalog-at-the-PEP condition — is what makes the resulting architecture authorizable. The same SD-WAN + SASE investment satisfies both at once, which is why this document treats them as one program: local breakout to meet the delay budget, and the distributed PEP to make that breakout lawful.</w:t>
       </w:r>
     </w:p>
-    <w:bookmarkEnd w:id="69"/>
-    <w:bookmarkEnd w:id="70"/>
-    <w:bookmarkStart w:id="84" w:name="Xdff915852ecfb7099a0dce077831b9d7635e7fa"/>
+    <w:bookmarkEnd w:id="76"/>
+    <w:bookmarkEnd w:id="77"/>
+    <w:bookmarkStart w:id="91" w:name="Xdff915852ecfb7099a0dce077831b9d7635e7fa"/>
     <w:p>
       <w:pPr>
         <w:pStyle w:val="Heading1"/>
@@ -3588,18 +4119,18 @@
           <wp:inline>
             <wp:extent cx="5334000" cy="2726266"/>
             <wp:effectExtent b="0" l="0" r="0" t="0"/>
-            <wp:docPr descr="FedRAMP 20x Consolidated Rules: Telecommunications Implications" title="" id="72" name="Picture"/>
+            <wp:docPr descr="FedRAMP 20x Consolidated Rules: Telecommunications Implications" title="" id="79" name="Picture"/>
             <a:graphic>
               <a:graphicData uri="http://schemas.openxmlformats.org/drawingml/2006/picture">
                 <pic:pic>
                   <pic:nvPicPr>
-                    <pic:cNvPr descr="figs/tc-fig-13-fedramp-20x-telecom.png" id="73" name="Picture"/>
+                    <pic:cNvPr descr="figs/tc-fig-13-fedramp-20x-telecom.png" id="80" name="Picture"/>
                     <pic:cNvPicPr>
                       <a:picLocks noChangeArrowheads="1" noChangeAspect="1"/>
                     </pic:cNvPicPr>
                   </pic:nvPicPr>
                   <pic:blipFill>
-                    <a:blip r:embed="rId71"/>
+                    <a:blip r:embed="rId78"/>
                     <a:stretch>
                       <a:fillRect/>
                     </a:stretch>
@@ -3634,7 +4165,7 @@
         <w:t xml:space="preserve">FedRAMP 20x Consolidated Rules: Telecommunications Implications</w:t>
       </w:r>
     </w:p>
-    <w:bookmarkStart w:id="77" w:name="sec-fedramp-20x-telecom"/>
+    <w:bookmarkStart w:id="84" w:name="sec-fedramp-20x-telecom"/>
     <w:p>
       <w:pPr>
         <w:pStyle w:val="Heading2"/>
@@ -4083,18 +4614,18 @@
                 <wp:inline>
                   <wp:extent cx="152400" cy="152400"/>
                   <wp:effectExtent b="0" l="0" r="0" t="0"/>
-                  <wp:docPr descr="" title="" id="75" name="Picture"/>
+                  <wp:docPr descr="" title="" id="82" name="Picture"/>
                   <a:graphic>
                     <a:graphicData uri="http://schemas.openxmlformats.org/drawingml/2006/picture">
                       <pic:pic>
                         <pic:nvPicPr>
-                          <pic:cNvPr descr="/opt/quarto/share/formats/docx/tip.png" id="76" name="Picture"/>
+                          <pic:cNvPr descr="/opt/quarto/share/formats/docx/tip.png" id="83" name="Picture"/>
                           <pic:cNvPicPr>
                             <a:picLocks noChangeArrowheads="1" noChangeAspect="1"/>
                           </pic:cNvPicPr>
                         </pic:nvPicPr>
                         <pic:blipFill>
-                          <a:blip r:embed="rId74"/>
+                          <a:blip r:embed="rId81"/>
                           <a:stretch>
                             <a:fillRect/>
                           </a:stretch>
@@ -4184,8 +4715,8 @@
         </w:tc>
       </w:tr>
     </w:tbl>
-    <w:bookmarkEnd w:id="77"/>
-    <w:bookmarkStart w:id="78" w:name="X7409e10531376a3c99a5e9f5e98c45fb0a0a3d0"/>
+    <w:bookmarkEnd w:id="84"/>
+    <w:bookmarkStart w:id="85" w:name="X7409e10531376a3c99a5e9f5e98c45fb0a0a3d0"/>
     <w:p>
       <w:pPr>
         <w:pStyle w:val="Heading2"/>
@@ -4312,8 +4843,8 @@
         <w:t xml:space="preserve">The specific authorization permitting .com Connect must be reviewed at each ATO renewal. The exception is not a permanent waiver; it is a time-bounded, condition-bounded authorization that requires active maintenance.</w:t>
       </w:r>
     </w:p>
-    <w:bookmarkEnd w:id="78"/>
-    <w:bookmarkStart w:id="79" w:name="teams-phone-gcc-boundary-and-pstn"/>
+    <w:bookmarkEnd w:id="85"/>
+    <w:bookmarkStart w:id="86" w:name="teams-phone-gcc-boundary-and-pstn"/>
     <w:p>
       <w:pPr>
         <w:pStyle w:val="Heading2"/>
@@ -4330,8 +4861,8 @@
         <w:t xml:space="preserve">Teams Phone in GCC Moderate operates within the GCC boundary for all call signaling, voicemail storage, call history, and user policy management. The PSTN interconnect (via Direct Routing SBC or Calling Plans) is a boundary crossing by definition: the PSTN is a public network. The SBC in Direct Routing handles the crossing point. Its configuration must be documented in the SSP as a boundary interface.</w:t>
       </w:r>
     </w:p>
-    <w:bookmarkEnd w:id="79"/>
-    <w:bookmarkStart w:id="83" w:name="X6519cabc81b3848456687843ce47cf45a8be6c7"/>
+    <w:bookmarkEnd w:id="86"/>
+    <w:bookmarkStart w:id="90" w:name="X6519cabc81b3848456687843ce47cf45a8be6c7"/>
     <w:p>
       <w:pPr>
         <w:pStyle w:val="Heading2"/>
@@ -4862,18 +5393,18 @@
           <wp:inline>
             <wp:extent cx="5334000" cy="2844800"/>
             <wp:effectExtent b="0" l="0" r="0" t="0"/>
-            <wp:docPr descr="Implementation Roadmap: Network First, Platforms Second" title="" id="81" name="Picture"/>
+            <wp:docPr descr="Implementation Roadmap: Network First, Platforms Second" title="" id="88" name="Picture"/>
             <a:graphic>
               <a:graphicData uri="http://schemas.openxmlformats.org/drawingml/2006/picture">
                 <pic:pic>
                   <pic:nvPicPr>
-                    <pic:cNvPr descr="figs/tc-fig-14-implementation-gantt.png" id="82" name="Picture"/>
+                    <pic:cNvPr descr="figs/tc-fig-14-implementation-gantt.png" id="89" name="Picture"/>
                     <pic:cNvPicPr>
                       <a:picLocks noChangeArrowheads="1" noChangeAspect="1"/>
                     </pic:cNvPicPr>
                   </pic:nvPicPr>
                   <pic:blipFill>
-                    <a:blip r:embed="rId80"/>
+                    <a:blip r:embed="rId87"/>
                     <a:stretch>
                       <a:fillRect/>
                     </a:stretch>
@@ -4908,9 +5439,9 @@
         <w:t xml:space="preserve">Implementation Roadmap: Network First, Platforms Second</w:t>
       </w:r>
     </w:p>
-    <w:bookmarkEnd w:id="83"/>
-    <w:bookmarkEnd w:id="84"/>
-    <w:bookmarkStart w:id="89" w:name="implementation-roadmap"/>
+    <w:bookmarkEnd w:id="90"/>
+    <w:bookmarkEnd w:id="91"/>
+    <w:bookmarkStart w:id="96" w:name="implementation-roadmap"/>
     <w:p>
       <w:pPr>
         <w:pStyle w:val="Heading1"/>
@@ -4937,7 +5468,7 @@
         <w:t xml:space="preserve">Voice quality failures discovered after contact center or PBX migration are dramatically more expensive to remediate than network infrastructure investments made before migration. No field office should go live on Amazon Connect or Teams Phone until the network foundation for that office is validated against G.114 requirements. Validation means measuring actual one-way latency, jitter, and packet loss from each agent workstation to AWS us-west-2 and to the Microsoft GCC edge, with local breakout active, and confirming all three parameters are within specification.</w:t>
       </w:r>
     </w:p>
-    <w:bookmarkStart w:id="85" w:name="phase-1-network-foundation-months-13"/>
+    <w:bookmarkStart w:id="92" w:name="phase-1-network-foundation-months-13"/>
     <w:p>
       <w:pPr>
         <w:pStyle w:val="Heading2"/>
@@ -5034,8 +5565,8 @@
         <w:t xml:space="preserve">Size DSCP EF capacity for peak hybrid agent load: (max concurrent hybrid agents) × 200 Kbps</w:t>
       </w:r>
     </w:p>
-    <w:bookmarkEnd w:id="85"/>
-    <w:bookmarkStart w:id="86" w:name="Xfdd51caf3fe6a11d0a4df23f20af5ae637d7021"/>
+    <w:bookmarkEnd w:id="92"/>
+    <w:bookmarkStart w:id="93" w:name="Xfdd51caf3fe6a11d0a4df23f20af5ae637d7021"/>
     <w:p>
       <w:pPr>
         <w:pStyle w:val="Heading2"/>
@@ -5116,8 +5647,8 @@
         <w:t xml:space="preserve">Validate CRM/case management integration; document data flow in SSP</w:t>
       </w:r>
     </w:p>
-    <w:bookmarkEnd w:id="86"/>
-    <w:bookmarkStart w:id="87" w:name="phase-3-teams-phone-deployment-months-48"/>
+    <w:bookmarkEnd w:id="93"/>
+    <w:bookmarkStart w:id="94" w:name="phase-3-teams-phone-deployment-months-48"/>
     <w:p>
       <w:pPr>
         <w:pStyle w:val="Heading2"/>
@@ -5198,8 +5729,8 @@
         <w:t xml:space="preserve">Port numbers in geographic tranches; maintain parallel PBX operation through each tranche</w:t>
       </w:r>
     </w:p>
-    <w:bookmarkEnd w:id="87"/>
-    <w:bookmarkStart w:id="88" w:name="X9d7b7ecc3f0b58540fc3182ad13f1c94567e114"/>
+    <w:bookmarkEnd w:id="94"/>
+    <w:bookmarkStart w:id="95" w:name="X9d7b7ecc3f0b58540fc3182ad13f1c94567e114"/>
     <w:p>
       <w:pPr>
         <w:pStyle w:val="Heading2"/>
@@ -5278,9 +5809,9 @@
         <w:t xml:space="preserve">Configure SD-WAN telemetry exports in machine-readable JSON format; ensure Connect audit logs, authentication events, and boundary crossing records meet structured KSI format requirements; validate SBC event logs feed SIEM in queryable format</w:t>
       </w:r>
     </w:p>
-    <w:bookmarkEnd w:id="88"/>
-    <w:bookmarkEnd w:id="89"/>
-    <w:bookmarkStart w:id="90" w:name="federal-framework-alignment"/>
+    <w:bookmarkEnd w:id="95"/>
+    <w:bookmarkEnd w:id="96"/>
+    <w:bookmarkStart w:id="97" w:name="federal-framework-alignment"/>
     <w:p>
       <w:pPr>
         <w:pStyle w:val="Heading1"/>
@@ -5865,7 +6396,7 @@
         </w:tc>
       </w:tr>
     </w:tbl>
-    <w:bookmarkEnd w:id="90"/>
+    <w:bookmarkEnd w:id="97"/>
     <w:sectPr>
       <w:footnotePr>
         <w:numRestart w:val="eachSect"/>

--- a/inbox/Application Aware Networking/Book_06_FedAAN_Federal_Telecommunications_Modernization.docx
+++ b/inbox/Application Aware Networking/Book_06_FedAAN_Federal_Telecommunications_Modernization.docx
@@ -7,7 +7,37 @@
         <w:pStyle w:val="Title"/>
       </w:pPr>
       <w:r>
-        <w:t xml:space="preserve">Book 06 — Federal Telecommunications Modernization</w:t>
+        <w:t xml:space="preserve">Book</w:t>
+      </w:r>
+      <w:r>
+        <w:t xml:space="preserve"> </w:t>
+      </w:r>
+      <w:r>
+        <w:t xml:space="preserve">06</w:t>
+      </w:r>
+      <w:r>
+        <w:t xml:space="preserve"> </w:t>
+      </w:r>
+      <w:r>
+        <w:t xml:space="preserve">—</w:t>
+      </w:r>
+      <w:r>
+        <w:t xml:space="preserve"> </w:t>
+      </w:r>
+      <w:r>
+        <w:t xml:space="preserve">Federal</w:t>
+      </w:r>
+      <w:r>
+        <w:t xml:space="preserve"> </w:t>
+      </w:r>
+      <w:r>
+        <w:t xml:space="preserve">Telecommunications</w:t>
+      </w:r>
+      <w:r>
+        <w:t xml:space="preserve"> </w:t>
+      </w:r>
+      <w:r>
+        <w:t xml:space="preserve">Modernization</w:t>
       </w:r>
     </w:p>
     <w:p>
@@ -15,7 +45,73 @@
         <w:pStyle w:val="Subtitle"/>
       </w:pPr>
       <w:r>
-        <w:t xml:space="preserve">Amazon Connect, Teams Phone, and the Network Architecture That Must Support Them</w:t>
+        <w:t xml:space="preserve">Amazon</w:t>
+      </w:r>
+      <w:r>
+        <w:t xml:space="preserve"> </w:t>
+      </w:r>
+      <w:r>
+        <w:t xml:space="preserve">Connect,</w:t>
+      </w:r>
+      <w:r>
+        <w:t xml:space="preserve"> </w:t>
+      </w:r>
+      <w:r>
+        <w:t xml:space="preserve">Teams</w:t>
+      </w:r>
+      <w:r>
+        <w:t xml:space="preserve"> </w:t>
+      </w:r>
+      <w:r>
+        <w:t xml:space="preserve">Phone,</w:t>
+      </w:r>
+      <w:r>
+        <w:t xml:space="preserve"> </w:t>
+      </w:r>
+      <w:r>
+        <w:t xml:space="preserve">and</w:t>
+      </w:r>
+      <w:r>
+        <w:t xml:space="preserve"> </w:t>
+      </w:r>
+      <w:r>
+        <w:t xml:space="preserve">the</w:t>
+      </w:r>
+      <w:r>
+        <w:t xml:space="preserve"> </w:t>
+      </w:r>
+      <w:r>
+        <w:t xml:space="preserve">Network</w:t>
+      </w:r>
+      <w:r>
+        <w:t xml:space="preserve"> </w:t>
+      </w:r>
+      <w:r>
+        <w:t xml:space="preserve">Architecture</w:t>
+      </w:r>
+      <w:r>
+        <w:t xml:space="preserve"> </w:t>
+      </w:r>
+      <w:r>
+        <w:t xml:space="preserve">That</w:t>
+      </w:r>
+      <w:r>
+        <w:t xml:space="preserve"> </w:t>
+      </w:r>
+      <w:r>
+        <w:t xml:space="preserve">Must</w:t>
+      </w:r>
+      <w:r>
+        <w:t xml:space="preserve"> </w:t>
+      </w:r>
+      <w:r>
+        <w:t xml:space="preserve">Support</w:t>
+      </w:r>
+      <w:r>
+        <w:t xml:space="preserve"> </w:t>
+      </w:r>
+      <w:r>
+        <w:t xml:space="preserve">Them</w:t>
       </w:r>
     </w:p>
     <w:p>
@@ -23,7 +119,13 @@
         <w:pStyle w:val="Author"/>
       </w:pPr>
       <w:r>
-        <w:t xml:space="preserve">Michael Stratton</w:t>
+        <w:t xml:space="preserve">Michael</w:t>
+      </w:r>
+      <w:r>
+        <w:t xml:space="preserve"> </w:t>
+      </w:r>
+      <w:r>
+        <w:t xml:space="preserve">Stratton</w:t>
       </w:r>
     </w:p>
     <w:p>
@@ -34,32 +136,6 @@
         <w:t xml:space="preserve">2026-06-29</w:t>
       </w:r>
     </w:p>
-    <w:sdt>
-      <w:sdtPr>
-        <w:docPartObj>
-          <w:docPartGallery w:val="Table of Contents"/>
-          <w:docPartUnique/>
-        </w:docPartObj>
-      </w:sdtPr>
-      <w:sdtContent>
-        <w:p>
-          <w:pPr>
-            <w:pStyle w:val="TOCHeading"/>
-          </w:pPr>
-          <w:r>
-            <w:t xml:space="preserve">Table of contents</w:t>
-          </w:r>
-        </w:p>
-        <w:p>
-          <w:r>
-            <w:fldChar w:fldCharType="begin" w:dirty="true"/>
-            <w:instrText xml:space="preserve">TOC \o "1-3" \h \z \u</w:instrText>
-            <w:fldChar w:fldCharType="separate"/>
-            <w:fldChar w:fldCharType="end"/>
-          </w:r>
-        </w:p>
-      </w:sdtContent>
-    </w:sdt>
     <w:p>
       <w:pPr>
         <w:pStyle w:val="FirstParagraph"/>
@@ -68,159 +144,61 @@
         <w:t xml:space="preserve">INTERNAL — NOT FOR PUBLIC DISTRIBUTION</w:t>
       </w:r>
     </w:p>
-    <w:tbl>
-      <w:tblPr>
-        <w:tblStyle w:val="Table"/>
-        <w:tblLook w:firstRow="0" w:lastRow="0" w:firstColumn="0" w:lastColumn="0" w:noHBand="0" w:noVBand="0" w:val="0000"/>
-        <w:tblBorders>
-          <w:top w:val="single" w:sz="4" w:space="0" w:color="EB9113"/>
-          <w:left w:val="single" w:sz="24" w:space="0" w:color="EB9113"/>
-          <w:bottom w:val="single" w:sz="4" w:space="0" w:color="EB9113"/>
-          <w:right w:val="single" w:sz="4" w:space="0" w:color="EB9113"/>
-        </w:tblBorders>
-        <w:tblCellMar>
-          <w:left w:w="144" w:type="dxa"/>
-          <w:right w:w="144" w:type="dxa"/>
-        </w:tblCellMar>
-        <w:tblLook w:firstRow="0" w:lastRow="0" w:firstColumn="0" w:lastColumn="0" w:noHBand="0" w:noVBand="0" w:val="0000"/>
-      </w:tblPr>
-      <w:tr>
-        <w:trPr>
-          <w:cantSplit/>
-        </w:trPr>
-        <w:tc>
-          <w:tcPr>
-            <w:shd w:color="auto" w:fill="fcefdc" w:val="clear"/>
-            <w:tcMar>
-              <w:top w:w="92" w:type="dxa"/>
-              <w:bottom w:w="92" w:type="dxa"/>
-            </w:tcMar>
-          </w:tcPr>
-          <w:p>
-            <w:pPr>
-              <w:pStyle w:val="BodyText"/>
-            </w:pPr>
-            <w:pPr>
-              <w:spacing w:before="0" w:after="0"/>
-              <w:textAlignment w:val="center"/>
-            </w:pPr>
-            <w:r>
-              <w:drawing>
-                <wp:inline>
-                  <wp:extent cx="152400" cy="152400"/>
-                  <wp:effectExtent b="0" l="0" r="0" t="0"/>
-                  <wp:docPr descr="" title="" id="10" name="Picture"/>
-                  <a:graphic>
-                    <a:graphicData uri="http://schemas.openxmlformats.org/drawingml/2006/picture">
-                      <pic:pic>
-                        <pic:nvPicPr>
-                          <pic:cNvPr descr="/opt/quarto/share/formats/docx/warning.png" id="11" name="Picture"/>
-                          <pic:cNvPicPr>
-                            <a:picLocks noChangeArrowheads="1" noChangeAspect="1"/>
-                          </pic:cNvPicPr>
-                        </pic:nvPicPr>
-                        <pic:blipFill>
-                          <a:blip r:embed="rId9"/>
-                          <a:stretch>
-                            <a:fillRect/>
-                          </a:stretch>
-                        </pic:blipFill>
-                        <pic:spPr bwMode="auto">
-                          <a:xfrm>
-                            <a:off x="0" y="0"/>
-                            <a:ext cx="152400" cy="152400"/>
-                          </a:xfrm>
-                          <a:prstGeom prst="rect">
-                            <a:avLst/>
-                          </a:prstGeom>
-                          <a:noFill/>
-                          <a:ln w="9525">
-                            <a:noFill/>
-                            <a:headEnd/>
-                            <a:tailEnd/>
-                          </a:ln>
-                        </pic:spPr>
-                      </pic:pic>
-                    </a:graphicData>
-                  </a:graphic>
-                </wp:inline>
-              </w:drawing>
-            </w:r>
-            <w:r>
-              <w:t xml:space="preserve"> </w:t>
-            </w:r>
-            <w:r>
-              <w:t xml:space="preserve"> </w:t>
-            </w:r>
-            <w:r>
-              <w:t xml:space="preserve">Draft Proposal — Subject to Review</w:t>
-            </w:r>
-          </w:p>
-        </w:tc>
-      </w:tr>
-      <w:tr>
-        <w:trPr>
-          <w:cantSplit/>
-        </w:trPr>
-        <w:tc>
-          <w:tcPr>
-            <w:tcMar>
-              <w:top w:w="108" w:type="dxa"/>
-              <w:bottom w:w="108" w:type="dxa"/>
-            </w:tcMar>
-          </w:tcPr>
-          <w:p>
-            <w:pPr>
-              <w:pStyle w:val="BodyText"/>
-            </w:pPr>
-            <w:pPr>
-              <w:spacing w:before="16" w:after="16"/>
-            </w:pPr>
-            <w:r>
-              <w:t xml:space="preserve">This document is a</w:t>
-            </w:r>
-            <w:r>
-              <w:t xml:space="preserve"> </w:t>
-            </w:r>
-            <w:r>
-              <w:rPr>
-                <w:b/>
-                <w:bCs/>
-              </w:rPr>
-              <w:t xml:space="preserve">draft proposal</w:t>
-            </w:r>
-            <w:r>
-              <w:t xml:space="preserve"> </w:t>
-            </w:r>
-            <w:r>
-              <w:t xml:space="preserve">developed by the</w:t>
-            </w:r>
-            <w:r>
-              <w:t xml:space="preserve"> </w:t>
-            </w:r>
-            <w:r>
-              <w:rPr>
-                <w:b/>
-                <w:bCs/>
-              </w:rPr>
-              <w:t xml:space="preserve">CSI Team (Cloud Services Infrastructure)</w:t>
-            </w:r>
-            <w:r>
-              <w:t xml:space="preserve">. It is an attempt at a comprehensive SSA-wide technical roadmap and has not been reviewed or approved by the SSA CIO Office, the Office of Information Security (OIS), or organizational leadership. All recommendations, vendor selections, control mappings, and implementation timelines are subject to revision pending formal review by the SSA CIO Office and organizational components.</w:t>
-            </w:r>
-          </w:p>
-          <w:p/>
-        </w:tc>
-      </w:tr>
-    </w:tbl>
+    <w:bookmarkStart w:id="20" w:name="draft-proposal-subject-to-review"/>
+    <w:p>
+      <w:pPr>
+        <w:pStyle w:val="Heading2"/>
+      </w:pPr>
+      <w:r>
+        <w:t xml:space="preserve">Draft Proposal — Subject to Review</w:t>
+      </w:r>
+    </w:p>
+    <w:p>
+      <w:pPr>
+        <w:pStyle w:val="FirstParagraph"/>
+      </w:pPr>
+      <w:r>
+        <w:t xml:space="preserve">This document is a</w:t>
+      </w:r>
+      <w:r>
+        <w:t xml:space="preserve"> </w:t>
+      </w:r>
+      <w:r>
+        <w:rPr>
+          <w:bCs/>
+          <w:b/>
+        </w:rPr>
+        <w:t xml:space="preserve">draft proposal</w:t>
+      </w:r>
+      <w:r>
+        <w:t xml:space="preserve"> </w:t>
+      </w:r>
+      <w:r>
+        <w:t xml:space="preserve">developed by the</w:t>
+      </w:r>
+      <w:r>
+        <w:t xml:space="preserve"> </w:t>
+      </w:r>
+      <w:r>
+        <w:rPr>
+          <w:bCs/>
+          <w:b/>
+        </w:rPr>
+        <w:t xml:space="preserve">CSI Team (Cloud Services Infrastructure)</w:t>
+      </w:r>
+      <w:r>
+        <w:t xml:space="preserve">. It is an attempt at a comprehensive SSA-wide technical roadmap and has not been reviewed or approved by the SSA CIO Office, the Office of Information Security (OIS), or organizational leadership. All recommendations, vendor selections, control mappings, and implementation timelines are subject to revision pending formal review by the SSA CIO Office and organizational components.</w:t>
+      </w:r>
+    </w:p>
+    <w:bookmarkEnd w:id="20"/>
     <w:p>
       <w:pPr>
         <w:pStyle w:val="BodyText"/>
       </w:pPr>
       <w:r>
         <w:rPr>
+          <w:bCs/>
           <w:b/>
-          <w:bCs/>
         </w:rPr>
         <w:t xml:space="preserve">For decision makers:</w:t>
       </w:r>
@@ -237,8 +215,8 @@
       </w:pPr>
       <w:r>
         <w:rPr>
+          <w:bCs/>
           <w:b/>
-          <w:bCs/>
         </w:rPr>
         <w:t xml:space="preserve">Four things this document establishes:</w:t>
       </w:r>
@@ -252,8 +230,8 @@
       </w:pPr>
       <w:r>
         <w:rPr>
+          <w:bCs/>
           <w:b/>
-          <w:bCs/>
         </w:rPr>
         <w:t xml:space="preserve">Voice has a pass/fail threshold, not a performance preference.</w:t>
       </w:r>
@@ -273,8 +251,8 @@
       </w:pPr>
       <w:r>
         <w:rPr>
+          <w:bCs/>
           <w:b/>
-          <w:bCs/>
         </w:rPr>
         <w:t xml:space="preserve">Amazon Connect runs on AWS commercial (.com) by specific authorized exception.</w:t>
       </w:r>
@@ -294,8 +272,8 @@
       </w:pPr>
       <w:r>
         <w:rPr>
+          <w:bCs/>
           <w:b/>
-          <w:bCs/>
         </w:rPr>
         <w:t xml:space="preserve">Teams Phone in GCC Moderate is the correct path for internal telephony replacement.</w:t>
       </w:r>
@@ -315,8 +293,8 @@
       </w:pPr>
       <w:r>
         <w:rPr>
+          <w:bCs/>
           <w:b/>
-          <w:bCs/>
         </w:rPr>
         <w:t xml:space="preserve">One network modernization investment enables both platforms.</w:t>
       </w:r>
@@ -327,13 +305,13 @@
         <w:t xml:space="preserve">SD-WAN local breakout, per-DSCP steering, active-active multipath, and FEC apply to both platforms without modification.</w:t>
       </w:r>
     </w:p>
-    <w:bookmarkStart w:id="15" w:name="the-n8nn-the-front-door-to-the-agency"/>
+    <w:bookmarkStart w:id="24" w:name="the-n8nn-the-front-door-to-the-agency"/>
     <w:p>
       <w:pPr>
         <w:pStyle w:val="Heading1"/>
       </w:pPr>
       <w:r>
-        <w:t xml:space="preserve">1. The N8NN: The Front Door to the Agency</w:t>
+        <w:t xml:space="preserve">The N8NN: The Front Door to the Agency</w:t>
       </w:r>
     </w:p>
     <w:p>
@@ -345,18 +323,18 @@
           <wp:inline>
             <wp:extent cx="5334000" cy="2844800"/>
             <wp:effectExtent b="0" l="0" r="0" t="0"/>
-            <wp:docPr descr="The N8NN Call Journey: From Citizen to Agent" title="" id="13" name="Picture"/>
+            <wp:docPr descr="The N8NN Call Journey: From Citizen to Agent" title="" id="22" name="Picture"/>
             <a:graphic>
               <a:graphicData uri="http://schemas.openxmlformats.org/drawingml/2006/picture">
                 <pic:pic>
                   <pic:nvPicPr>
-                    <pic:cNvPr descr="figs/tc-fig-07-citizen-journey.png" id="14" name="Picture"/>
+                    <pic:cNvPr descr="figs/tc-fig-07-citizen-journey.png" id="23" name="Picture"/>
                     <pic:cNvPicPr>
                       <a:picLocks noChangeArrowheads="1" noChangeAspect="1"/>
                     </pic:cNvPicPr>
                   </pic:nvPicPr>
                   <pic:blipFill>
-                    <a:blip r:embed="rId12"/>
+                    <a:blip r:embed="rId21"/>
                     <a:stretch>
                       <a:fillRect/>
                     </a:stretch>
@@ -413,8 +391,8 @@
       </w:pPr>
       <w:r>
         <w:rPr>
+          <w:bCs/>
           <w:b/>
-          <w:bCs/>
         </w:rPr>
         <w:t xml:space="preserve">Why voice exposes network problems that other applications hide:</w:t>
       </w:r>
@@ -429,20 +407,20 @@
       </w:r>
       <w:r>
         <w:rPr>
+          <w:bCs/>
           <w:b/>
-          <w:bCs/>
         </w:rPr>
         <w:t xml:space="preserve">That is why network modernization must begin with voice: voice is the canary.</w:t>
       </w:r>
     </w:p>
-    <w:bookmarkEnd w:id="15"/>
-    <w:bookmarkStart w:id="25" w:name="Xca87ad3e66249f197630568f46fbf6f37ec629f"/>
+    <w:bookmarkEnd w:id="24"/>
+    <w:bookmarkStart w:id="34" w:name="Xca87ad3e66249f197630568f46fbf6f37ec629f"/>
     <w:p>
       <w:pPr>
         <w:pStyle w:val="Heading1"/>
       </w:pPr>
       <w:r>
-        <w:t xml:space="preserve">2. The Physics of Voice: Standards With a Pass/Fail Threshold</w:t>
+        <w:t xml:space="preserve">The Physics of Voice: Standards With a Pass/Fail Threshold</w:t>
       </w:r>
     </w:p>
     <w:p>
@@ -462,18 +440,18 @@
           <wp:inline>
             <wp:extent cx="5334000" cy="2844800"/>
             <wp:effectExtent b="0" l="0" r="0" t="0"/>
-            <wp:docPr descr="Voice Quality: MOS Scale and G.114 One-Way Delay Budget" title="" id="17" name="Picture"/>
+            <wp:docPr descr="Voice Quality: MOS Scale and G.114 One-Way Delay Budget" title="" id="26" name="Picture"/>
             <a:graphic>
               <a:graphicData uri="http://schemas.openxmlformats.org/drawingml/2006/picture">
                 <pic:pic>
                   <pic:nvPicPr>
-                    <pic:cNvPr descr="figs/tc-fig-01-voice-quality.png" id="18" name="Picture"/>
+                    <pic:cNvPr descr="figs/tc-fig-01-voice-quality.png" id="27" name="Picture"/>
                     <pic:cNvPicPr>
                       <a:picLocks noChangeArrowheads="1" noChangeAspect="1"/>
                     </pic:cNvPicPr>
                   </pic:nvPicPr>
                   <pic:blipFill>
-                    <a:blip r:embed="rId16"/>
+                    <a:blip r:embed="rId25"/>
                     <a:stretch>
                       <a:fillRect/>
                     </a:stretch>
@@ -508,13 +486,13 @@
         <w:t xml:space="preserve">Voice Quality: MOS Scale and G.114 One-Way Delay Budget</w:t>
       </w:r>
     </w:p>
-    <w:bookmarkStart w:id="19" w:name="itu-t-g.114-the-one-way-delay-limit"/>
+    <w:bookmarkStart w:id="28" w:name="itu-t-g.114-the-one-way-delay-limit"/>
     <w:p>
       <w:pPr>
         <w:pStyle w:val="Heading2"/>
       </w:pPr>
       <w:r>
-        <w:t xml:space="preserve">2.1 ITU-T G.114: The One-Way Delay Limit</w:t>
+        <w:t xml:space="preserve">ITU-T G.114: The One-Way Delay Limit</w:t>
       </w:r>
     </w:p>
     <w:p>
@@ -529,8 +507,8 @@
       </w:r>
       <w:r>
         <w:rPr>
+          <w:bCs/>
           <w:b/>
-          <w:bCs/>
         </w:rPr>
         <w:t xml:space="preserve">one-way mouth-to-ear delay must not exceed 150 ms for most applications.</w:t>
       </w:r>
@@ -553,8 +531,8 @@
       </w:r>
       <w:r>
         <w:rPr>
+          <w:bCs/>
           <w:b/>
-          <w:bCs/>
         </w:rPr>
         <w:t xml:space="preserve">50–80 ms of budget for the network itself.</w:t>
       </w:r>
@@ -565,14 +543,14 @@
         <w:t xml:space="preserve">That is the target.</w:t>
       </w:r>
     </w:p>
-    <w:bookmarkEnd w:id="19"/>
-    <w:bookmarkStart w:id="20" w:name="Xf57f72c6e8a3ffa36d8cca3ce9684e69654893e"/>
+    <w:bookmarkEnd w:id="28"/>
+    <w:bookmarkStart w:id="29" w:name="Xf57f72c6e8a3ffa36d8cca3ce9684e69654893e"/>
     <w:p>
       <w:pPr>
         <w:pStyle w:val="Heading2"/>
       </w:pPr>
       <w:r>
-        <w:t xml:space="preserve">2.2 MOS and the E-Model: Quantifying Call Quality</w:t>
+        <w:t xml:space="preserve">MOS and the E-Model: Quantifying Call Quality</w:t>
       </w:r>
     </w:p>
     <w:p>
@@ -588,6 +566,7 @@
         <w:tblStyle w:val="Table"/>
         <w:tblW w:type="auto" w:w="0"/>
         <w:tblLook w:firstRow="1" w:lastRow="0" w:firstColumn="0" w:lastColumn="0" w:noHBand="0" w:noVBand="0" w:val="0020"/>
+        <w:jc w:val="start"/>
       </w:tblPr>
       <w:tblGrid>
         <w:gridCol w:w="1980"/>
@@ -597,13 +576,14 @@
       </w:tblGrid>
       <w:tr>
         <w:trPr>
-          <w:tblHeader w:val="on"/>
+          <w:tblHeader w:val="true"/>
         </w:trPr>
         <w:tc>
           <w:tcPr/>
           <w:p>
             <w:pPr>
               <w:pStyle w:val="Compact"/>
+              <w:jc w:val="left"/>
             </w:pPr>
             <w:r>
               <w:t xml:space="preserve">R-Factor</w:t>
@@ -615,6 +595,7 @@
           <w:p>
             <w:pPr>
               <w:pStyle w:val="Compact"/>
+              <w:jc w:val="left"/>
             </w:pPr>
             <w:r>
               <w:t xml:space="preserve">MOS</w:t>
@@ -626,6 +607,7 @@
           <w:p>
             <w:pPr>
               <w:pStyle w:val="Compact"/>
+              <w:jc w:val="left"/>
             </w:pPr>
             <w:r>
               <w:t xml:space="preserve">Quality</w:t>
@@ -637,6 +619,7 @@
           <w:p>
             <w:pPr>
               <w:pStyle w:val="Compact"/>
+              <w:jc w:val="left"/>
             </w:pPr>
             <w:r>
               <w:t xml:space="preserve">User Perception</w:t>
@@ -650,6 +633,7 @@
           <w:p>
             <w:pPr>
               <w:pStyle w:val="Compact"/>
+              <w:jc w:val="left"/>
             </w:pPr>
             <w:r>
               <w:t xml:space="preserve">90–100</w:t>
@@ -661,6 +645,7 @@
           <w:p>
             <w:pPr>
               <w:pStyle w:val="Compact"/>
+              <w:jc w:val="left"/>
             </w:pPr>
             <w:r>
               <w:t xml:space="preserve">4.3–5.0</w:t>
@@ -672,6 +657,7 @@
           <w:p>
             <w:pPr>
               <w:pStyle w:val="Compact"/>
+              <w:jc w:val="left"/>
             </w:pPr>
             <w:r>
               <w:t xml:space="preserve">Excellent</w:t>
@@ -683,6 +669,7 @@
           <w:p>
             <w:pPr>
               <w:pStyle w:val="Compact"/>
+              <w:jc w:val="left"/>
             </w:pPr>
             <w:r>
               <w:t xml:space="preserve">Imperceptible impairment</w:t>
@@ -696,6 +683,7 @@
           <w:p>
             <w:pPr>
               <w:pStyle w:val="Compact"/>
+              <w:jc w:val="left"/>
             </w:pPr>
             <w:r>
               <w:t xml:space="preserve">80–90</w:t>
@@ -707,6 +695,7 @@
           <w:p>
             <w:pPr>
               <w:pStyle w:val="Compact"/>
+              <w:jc w:val="left"/>
             </w:pPr>
             <w:r>
               <w:t xml:space="preserve">4.0–4.3</w:t>
@@ -718,6 +707,7 @@
           <w:p>
             <w:pPr>
               <w:pStyle w:val="Compact"/>
+              <w:jc w:val="left"/>
             </w:pPr>
             <w:r>
               <w:t xml:space="preserve">Good</w:t>
@@ -729,6 +719,7 @@
           <w:p>
             <w:pPr>
               <w:pStyle w:val="Compact"/>
+              <w:jc w:val="left"/>
             </w:pPr>
             <w:r>
               <w:t xml:space="preserve">Perceptible but not annoying</w:t>
@@ -742,6 +733,7 @@
           <w:p>
             <w:pPr>
               <w:pStyle w:val="Compact"/>
+              <w:jc w:val="left"/>
             </w:pPr>
             <w:r>
               <w:t xml:space="preserve">70–80</w:t>
@@ -753,6 +745,7 @@
           <w:p>
             <w:pPr>
               <w:pStyle w:val="Compact"/>
+              <w:jc w:val="left"/>
             </w:pPr>
             <w:r>
               <w:t xml:space="preserve">3.6–4.0</w:t>
@@ -764,6 +757,7 @@
           <w:p>
             <w:pPr>
               <w:pStyle w:val="Compact"/>
+              <w:jc w:val="left"/>
             </w:pPr>
             <w:r>
               <w:t xml:space="preserve">Fair</w:t>
@@ -775,6 +769,7 @@
           <w:p>
             <w:pPr>
               <w:pStyle w:val="Compact"/>
+              <w:jc w:val="left"/>
             </w:pPr>
             <w:r>
               <w:t xml:space="preserve">Slightly annoying</w:t>
@@ -788,6 +783,7 @@
           <w:p>
             <w:pPr>
               <w:pStyle w:val="Compact"/>
+              <w:jc w:val="left"/>
             </w:pPr>
             <w:r>
               <w:t xml:space="preserve">60–70</w:t>
@@ -799,6 +795,7 @@
           <w:p>
             <w:pPr>
               <w:pStyle w:val="Compact"/>
+              <w:jc w:val="left"/>
             </w:pPr>
             <w:r>
               <w:t xml:space="preserve">3.1–3.6</w:t>
@@ -810,6 +807,7 @@
           <w:p>
             <w:pPr>
               <w:pStyle w:val="Compact"/>
+              <w:jc w:val="left"/>
             </w:pPr>
             <w:r>
               <w:t xml:space="preserve">Poor</w:t>
@@ -821,6 +819,7 @@
           <w:p>
             <w:pPr>
               <w:pStyle w:val="Compact"/>
+              <w:jc w:val="left"/>
             </w:pPr>
             <w:r>
               <w:t xml:space="preserve">Annoying</w:t>
@@ -834,6 +833,7 @@
           <w:p>
             <w:pPr>
               <w:pStyle w:val="Compact"/>
+              <w:jc w:val="left"/>
             </w:pPr>
             <w:r>
               <w:t xml:space="preserve">Below 60</w:t>
@@ -845,6 +845,7 @@
           <w:p>
             <w:pPr>
               <w:pStyle w:val="Compact"/>
+              <w:jc w:val="left"/>
             </w:pPr>
             <w:r>
               <w:t xml:space="preserve">Below 3.1</w:t>
@@ -856,6 +857,7 @@
           <w:p>
             <w:pPr>
               <w:pStyle w:val="Compact"/>
+              <w:jc w:val="left"/>
             </w:pPr>
             <w:r>
               <w:t xml:space="preserve">Bad</w:t>
@@ -867,6 +869,7 @@
           <w:p>
             <w:pPr>
               <w:pStyle w:val="Compact"/>
+              <w:jc w:val="left"/>
             </w:pPr>
             <w:r>
               <w:t xml:space="preserve">Very annoying; many callers abandon</w:t>
@@ -883,14 +886,14 @@
         <w:t xml:space="preserve">The N8NN contact center must sustain MOS above 4.0 consistently across all agent locations. Below 3.6 generates citizen complaints. Below 3.1, calls are abandoned and reported.</w:t>
       </w:r>
     </w:p>
-    <w:bookmarkEnd w:id="20"/>
-    <w:bookmarkStart w:id="24" w:name="jitter-and-packet-loss"/>
+    <w:bookmarkEnd w:id="29"/>
+    <w:bookmarkStart w:id="33" w:name="jitter-and-packet-loss"/>
     <w:p>
       <w:pPr>
         <w:pStyle w:val="Heading2"/>
       </w:pPr>
       <w:r>
-        <w:t xml:space="preserve">2.3 Jitter and Packet Loss</w:t>
+        <w:t xml:space="preserve">Jitter and Packet Loss</w:t>
       </w:r>
     </w:p>
     <w:p>
@@ -902,18 +905,18 @@
           <wp:inline>
             <wp:extent cx="5334000" cy="2726266"/>
             <wp:effectExtent b="0" l="0" r="0" t="0"/>
-            <wp:docPr descr="Voice Packet Arrival: What Network Conditions Sound Like" title="" id="22" name="Picture"/>
+            <wp:docPr descr="Voice Packet Arrival: What Network Conditions Sound Like" title="" id="31" name="Picture"/>
             <a:graphic>
               <a:graphicData uri="http://schemas.openxmlformats.org/drawingml/2006/picture">
                 <pic:pic>
                   <pic:nvPicPr>
-                    <pic:cNvPr descr="figs/tc-fig-08-packet-jitter.png" id="23" name="Picture"/>
+                    <pic:cNvPr descr="figs/tc-fig-08-packet-jitter.png" id="32" name="Picture"/>
                     <pic:cNvPicPr>
                       <a:picLocks noChangeArrowheads="1" noChangeAspect="1"/>
                     </pic:cNvPicPr>
                   </pic:nvPicPr>
                   <pic:blipFill>
-                    <a:blip r:embed="rId21"/>
+                    <a:blip r:embed="rId30"/>
                     <a:stretch>
                       <a:fillRect/>
                     </a:stretch>
@@ -954,8 +957,8 @@
       </w:pPr>
       <w:r>
         <w:rPr>
+          <w:bCs/>
           <w:b/>
-          <w:bCs/>
         </w:rPr>
         <w:t xml:space="preserve">Jitter</w:t>
       </w:r>
@@ -972,8 +975,8 @@
       </w:pPr>
       <w:r>
         <w:rPr>
+          <w:bCs/>
           <w:b/>
-          <w:bCs/>
         </w:rPr>
         <w:t xml:space="preserve">Packet loss</w:t>
       </w:r>
@@ -984,24 +987,24 @@
         <w:t xml:space="preserve">above 1% produces audible dropouts. Voice RTP does not retransmit lost packets — they are concealed or skipped. The Opus codec handles occasional single-packet loss gracefully; consecutive losses or rates above 3% produce gaps no concealment algorithm can hide.</w:t>
       </w:r>
     </w:p>
-    <w:bookmarkEnd w:id="24"/>
-    <w:bookmarkEnd w:id="25"/>
-    <w:bookmarkStart w:id="45" w:name="Xe69dcf64720bd173cbba48f84c4f0f805c11880"/>
+    <w:bookmarkEnd w:id="33"/>
+    <w:bookmarkEnd w:id="34"/>
+    <w:bookmarkStart w:id="54" w:name="Xe69dcf64720bd173cbba48f84c4f0f805c11880"/>
     <w:p>
       <w:pPr>
         <w:pStyle w:val="Heading1"/>
       </w:pPr>
       <w:r>
-        <w:t xml:space="preserve">3. Amazon Connect: Architecture, .com Exception, and Network Dependencies</w:t>
-      </w:r>
-    </w:p>
-    <w:bookmarkStart w:id="29" w:name="platform-overview"/>
+        <w:t xml:space="preserve">Amazon Connect: Architecture, .com Exception, and Network Dependencies</w:t>
+      </w:r>
+    </w:p>
+    <w:bookmarkStart w:id="38" w:name="platform-overview"/>
     <w:p>
       <w:pPr>
         <w:pStyle w:val="Heading2"/>
       </w:pPr>
       <w:r>
-        <w:t xml:space="preserve">3.1 Platform Overview</w:t>
+        <w:t xml:space="preserve">Platform Overview</w:t>
       </w:r>
     </w:p>
     <w:p>
@@ -1021,18 +1024,18 @@
           <wp:inline>
             <wp:extent cx="5334000" cy="2844800"/>
             <wp:effectExtent b="0" l="0" r="0" t="0"/>
-            <wp:docPr descr="Amazon Connect: AWS GovCloud .us vs. AWS Commercial .com — The Authorized Exception" title="" id="27" name="Picture"/>
+            <wp:docPr descr="Amazon Connect: AWS GovCloud .us vs. AWS Commercial .com — The Authorized Exception" title="" id="36" name="Picture"/>
             <a:graphic>
               <a:graphicData uri="http://schemas.openxmlformats.org/drawingml/2006/picture">
                 <pic:pic>
                   <pic:nvPicPr>
-                    <pic:cNvPr descr="figs/tc-fig-09-aws-exception.png" id="28" name="Picture"/>
+                    <pic:cNvPr descr="figs/tc-fig-09-aws-exception.png" id="37" name="Picture"/>
                     <pic:cNvPicPr>
                       <a:picLocks noChangeArrowheads="1" noChangeAspect="1"/>
                     </pic:cNvPicPr>
                   </pic:nvPicPr>
                   <pic:blipFill>
-                    <a:blip r:embed="rId26"/>
+                    <a:blip r:embed="rId35"/>
                     <a:stretch>
                       <a:fillRect/>
                     </a:stretch>
@@ -1067,14 +1070,14 @@
         <w:t xml:space="preserve">Amazon Connect: AWS GovCloud .us vs. AWS Commercial .com — The Authorized Exception</w:t>
       </w:r>
     </w:p>
-    <w:bookmarkEnd w:id="29"/>
-    <w:bookmarkStart w:id="30" w:name="X57dc57e6d8d433f201474365cce1ca7682cef30"/>
+    <w:bookmarkEnd w:id="38"/>
+    <w:bookmarkStart w:id="39" w:name="X57dc57e6d8d433f201474365cce1ca7682cef30"/>
     <w:p>
       <w:pPr>
         <w:pStyle w:val="Heading2"/>
       </w:pPr>
       <w:r>
-        <w:t xml:space="preserve">3.2 The .us vs. .com Decision and the Authorized Exception</w:t>
+        <w:t xml:space="preserve">The .us vs. .com Decision and the Authorized Exception</w:t>
       </w:r>
     </w:p>
     <w:p>
@@ -1089,8 +1092,8 @@
       <w:tblPr>
         <w:tblStyle w:val="Table"/>
         <w:tblW w:type="pct" w:w="5000"/>
-        <w:tblLayout w:type="fixed"/>
         <w:tblLook w:firstRow="1" w:lastRow="0" w:firstColumn="0" w:lastColumn="0" w:noHBand="0" w:noVBand="0" w:val="0020"/>
+        <w:jc w:val="start"/>
       </w:tblPr>
       <w:tblGrid>
         <w:gridCol w:w="1414"/>
@@ -1099,13 +1102,14 @@
       </w:tblGrid>
       <w:tr>
         <w:trPr>
-          <w:tblHeader w:val="on"/>
+          <w:tblHeader w:val="true"/>
         </w:trPr>
         <w:tc>
           <w:tcPr/>
           <w:p>
             <w:pPr>
               <w:pStyle w:val="Compact"/>
+              <w:jc w:val="left"/>
             </w:pPr>
             <w:r>
               <w:t xml:space="preserve">Provider</w:t>
@@ -1117,6 +1121,7 @@
           <w:p>
             <w:pPr>
               <w:pStyle w:val="Compact"/>
+              <w:jc w:val="left"/>
             </w:pPr>
             <w:r>
               <w:t xml:space="preserve">Moderate Delivery Model</w:t>
@@ -1128,6 +1133,7 @@
           <w:p>
             <w:pPr>
               <w:pStyle w:val="Compact"/>
+              <w:jc w:val="left"/>
             </w:pPr>
             <w:r>
               <w:t xml:space="preserve">High / Sovereign Model</w:t>
@@ -1141,6 +1147,7 @@
           <w:p>
             <w:pPr>
               <w:pStyle w:val="Compact"/>
+              <w:jc w:val="left"/>
             </w:pPr>
             <w:r>
               <w:t xml:space="preserve">AWS</w:t>
@@ -1152,6 +1159,7 @@
           <w:p>
             <w:pPr>
               <w:pStyle w:val="Compact"/>
+              <w:jc w:val="left"/>
             </w:pPr>
             <w:r>
               <w:t xml:space="preserve">.us infrastructure (separate government regions)</w:t>
@@ -1163,6 +1171,7 @@
           <w:p>
             <w:pPr>
               <w:pStyle w:val="Compact"/>
+              <w:jc w:val="left"/>
             </w:pPr>
             <w:r>
               <w:t xml:space="preserve">GovCloud (.gov); physically separate, screened personnel</w:t>
@@ -1176,6 +1185,7 @@
           <w:p>
             <w:pPr>
               <w:pStyle w:val="Compact"/>
+              <w:jc w:val="left"/>
             </w:pPr>
             <w:r>
               <w:t xml:space="preserve">Microsoft</w:t>
@@ -1187,6 +1197,7 @@
           <w:p>
             <w:pPr>
               <w:pStyle w:val="Compact"/>
+              <w:jc w:val="left"/>
             </w:pPr>
             <w:r>
               <w:t xml:space="preserve">Partitioned .com (GCC Moderate on Azure Commercial)</w:t>
@@ -1198,6 +1209,7 @@
           <w:p>
             <w:pPr>
               <w:pStyle w:val="Compact"/>
+              <w:jc w:val="left"/>
             </w:pPr>
             <w:r>
               <w:t xml:space="preserve">GCC High / DoD on physically separate infrastructure</w:t>
@@ -1211,6 +1223,7 @@
           <w:p>
             <w:pPr>
               <w:pStyle w:val="Compact"/>
+              <w:jc w:val="left"/>
             </w:pPr>
             <w:r>
               <w:t xml:space="preserve">Oracle</w:t>
@@ -1222,6 +1235,7 @@
           <w:p>
             <w:pPr>
               <w:pStyle w:val="Compact"/>
+              <w:jc w:val="left"/>
             </w:pPr>
             <w:r>
               <w:t xml:space="preserve">Partitioned .com (OCI Moderate)</w:t>
@@ -1233,6 +1247,7 @@
           <w:p>
             <w:pPr>
               <w:pStyle w:val="Compact"/>
+              <w:jc w:val="left"/>
             </w:pPr>
             <w:r>
               <w:t xml:space="preserve">OCI Government Cloud (separate)</w:t>
@@ -1251,16 +1266,16 @@
     </w:p>
     <w:p>
       <w:pPr>
-        <w:pStyle w:val="Compact"/>
         <w:numPr>
           <w:ilvl w:val="0"/>
           <w:numId w:val="1002"/>
         </w:numPr>
+        <w:pStyle w:val="Compact"/>
       </w:pPr>
       <w:r>
         <w:rPr>
+          <w:bCs/>
           <w:b/>
-          <w:bCs/>
         </w:rPr>
         <w:t xml:space="preserve">AI-assisted contact center capabilities:</w:t>
       </w:r>
@@ -1273,16 +1288,16 @@
     </w:p>
     <w:p>
       <w:pPr>
-        <w:pStyle w:val="Compact"/>
         <w:numPr>
           <w:ilvl w:val="0"/>
           <w:numId w:val="1002"/>
         </w:numPr>
+        <w:pStyle w:val="Compact"/>
       </w:pPr>
       <w:r>
         <w:rPr>
+          <w:bCs/>
           <w:b/>
-          <w:bCs/>
         </w:rPr>
         <w:t xml:space="preserve">Third-party integration ecosystem:</w:t>
       </w:r>
@@ -1295,16 +1310,16 @@
     </w:p>
     <w:p>
       <w:pPr>
-        <w:pStyle w:val="Compact"/>
         <w:numPr>
           <w:ilvl w:val="0"/>
           <w:numId w:val="1002"/>
         </w:numPr>
+        <w:pStyle w:val="Compact"/>
       </w:pPr>
       <w:r>
         <w:rPr>
+          <w:bCs/>
           <w:b/>
-          <w:bCs/>
         </w:rPr>
         <w:t xml:space="preserve">Operational tooling and support maturity:</w:t>
       </w:r>
@@ -1321,8 +1336,8 @@
       </w:pPr>
       <w:r>
         <w:rPr>
+          <w:bCs/>
           <w:b/>
-          <w:bCs/>
         </w:rPr>
         <w:t xml:space="preserve">Current evaluation required before any new agency deployment.</w:t>
       </w:r>
@@ -1337,8 +1352,8 @@
       </w:r>
       <w:r>
         <w:rPr>
+          <w:bCs/>
           <w:b/>
-          <w:bCs/>
         </w:rPr>
         <w:t xml:space="preserve">must conduct a current-state evaluation of .us Connect against its specific requirements</w:t>
       </w:r>
@@ -1349,14 +1364,14 @@
         <w:t xml:space="preserve">before concluding that a .com exception is necessary.</w:t>
       </w:r>
     </w:p>
-    <w:bookmarkEnd w:id="30"/>
-    <w:bookmarkStart w:id="31" w:name="Xde52b6885aeff57b147d7451abbc6886e45847a"/>
+    <w:bookmarkEnd w:id="39"/>
+    <w:bookmarkStart w:id="40" w:name="Xde52b6885aeff57b147d7451abbc6886e45847a"/>
     <w:p>
       <w:pPr>
         <w:pStyle w:val="Heading2"/>
       </w:pPr>
       <w:r>
-        <w:t xml:space="preserve">3.3 What the .com Exception Means Structurally</w:t>
+        <w:t xml:space="preserve">What the .com Exception Means Structurally</w:t>
       </w:r>
     </w:p>
     <w:p>
@@ -1375,23 +1390,23 @@
         <w:t xml:space="preserve">This does not make the deployment less secure — FedRAMP Moderate controls are extensive. It means the authorization boundary is explicitly a commercial environment with federal controls applied, and that boundary must be accurately reflected in the SSP, understood by the AO, and re-evaluated at each authorization renewal.</w:t>
       </w:r>
     </w:p>
-    <w:bookmarkEnd w:id="31"/>
-    <w:bookmarkStart w:id="32" w:name="the-call-path-from-citizen-to-agent"/>
+    <w:bookmarkEnd w:id="40"/>
+    <w:bookmarkStart w:id="41" w:name="the-call-path-from-citizen-to-agent"/>
     <w:p>
       <w:pPr>
         <w:pStyle w:val="Heading2"/>
       </w:pPr>
       <w:r>
-        <w:t xml:space="preserve">3.4 The Call Path: From Citizen to Agent</w:t>
-      </w:r>
-    </w:p>
-    <w:p>
-      <w:pPr>
-        <w:pStyle w:val="Compact"/>
+        <w:t xml:space="preserve">The Call Path: From Citizen to Agent</w:t>
+      </w:r>
+    </w:p>
+    <w:p>
+      <w:pPr>
         <w:numPr>
           <w:ilvl w:val="0"/>
           <w:numId w:val="1003"/>
         </w:numPr>
+        <w:pStyle w:val="Compact"/>
       </w:pPr>
       <w:r>
         <w:t xml:space="preserve">Citizen dials the N8NN from any PSTN telephone</w:t>
@@ -1399,11 +1414,11 @@
     </w:p>
     <w:p>
       <w:pPr>
-        <w:pStyle w:val="Compact"/>
         <w:numPr>
           <w:ilvl w:val="0"/>
           <w:numId w:val="1003"/>
         </w:numPr>
+        <w:pStyle w:val="Compact"/>
       </w:pPr>
       <w:r>
         <w:t xml:space="preserve">Call terminates at an AWS voice connector into Amazon Connect on AWS commercial</w:t>
@@ -1411,11 +1426,11 @@
     </w:p>
     <w:p>
       <w:pPr>
-        <w:pStyle w:val="Compact"/>
         <w:numPr>
           <w:ilvl w:val="0"/>
           <w:numId w:val="1003"/>
         </w:numPr>
+        <w:pStyle w:val="Compact"/>
       </w:pPr>
       <w:r>
         <w:t xml:space="preserve">Contact flow answers, runs IVR, and routes to a queue</w:t>
@@ -1423,11 +1438,11 @@
     </w:p>
     <w:p>
       <w:pPr>
-        <w:pStyle w:val="Compact"/>
         <w:numPr>
           <w:ilvl w:val="0"/>
           <w:numId w:val="1003"/>
         </w:numPr>
+        <w:pStyle w:val="Compact"/>
       </w:pPr>
       <w:r>
         <w:t xml:space="preserve">Agent selected; Connect establishes WebRTC session to the agent’s browser</w:t>
@@ -1435,11 +1450,11 @@
     </w:p>
     <w:p>
       <w:pPr>
-        <w:pStyle w:val="Compact"/>
         <w:numPr>
           <w:ilvl w:val="0"/>
           <w:numId w:val="1003"/>
         </w:numPr>
+        <w:pStyle w:val="Compact"/>
       </w:pPr>
       <w:r>
         <w:t xml:space="preserve">Voice travels: agent desktop → agency network → internet → AWS .com → Amazon Connect → citizen</w:t>
@@ -1453,14 +1468,14 @@
         <w:t xml:space="preserve">Steps 1–3 happen inside AWS commercial and are unaffected by the agency’s network. Step 5 — the agent-to-cloud path — is determined entirely by the agency’s network architecture and is where G.114 compliance is won or lost.</w:t>
       </w:r>
     </w:p>
-    <w:bookmarkEnd w:id="32"/>
-    <w:bookmarkStart w:id="39" w:name="the-mpls-hairpin-applied-to-the-n8nn"/>
+    <w:bookmarkEnd w:id="41"/>
+    <w:bookmarkStart w:id="48" w:name="the-mpls-hairpin-applied-to-the-n8nn"/>
     <w:p>
       <w:pPr>
         <w:pStyle w:val="Heading2"/>
       </w:pPr>
       <w:r>
-        <w:t xml:space="preserve">3.5 The MPLS Hairpin Applied to the N8NN</w:t>
+        <w:t xml:space="preserve">The MPLS Hairpin Applied to the N8NN</w:t>
       </w:r>
     </w:p>
     <w:p>
@@ -1472,18 +1487,18 @@
           <wp:inline>
             <wp:extent cx="5334000" cy="2933700"/>
             <wp:effectExtent b="0" l="0" r="0" t="0"/>
-            <wp:docPr descr="MPLS Hairpin vs. Local Breakout: Before and After" title="" id="34" name="Picture"/>
+            <wp:docPr descr="MPLS Hairpin vs. Local Breakout: Before and After" title="" id="43" name="Picture"/>
             <a:graphic>
               <a:graphicData uri="http://schemas.openxmlformats.org/drawingml/2006/picture">
                 <pic:pic>
                   <pic:nvPicPr>
-                    <pic:cNvPr descr="figs/tc-fig-02-mpls-vs-breakout.png" id="35" name="Picture"/>
+                    <pic:cNvPr descr="figs/tc-fig-02-mpls-vs-breakout.png" id="44" name="Picture"/>
                     <pic:cNvPicPr>
                       <a:picLocks noChangeArrowheads="1" noChangeAspect="1"/>
                     </pic:cNvPicPr>
                   </pic:nvPicPr>
                   <pic:blipFill>
-                    <a:blip r:embed="rId33"/>
+                    <a:blip r:embed="rId42"/>
                     <a:stretch>
                       <a:fillRect/>
                     </a:stretch>
@@ -1532,8 +1547,8 @@
       </w:pPr>
       <w:r>
         <w:rPr>
+          <w:bCs/>
           <w:b/>
-          <w:bCs/>
         </w:rPr>
         <w:t xml:space="preserve">Portland → MPLS → Washington → internet → AWS us-west-2 (.com) → Amazon Connect</w:t>
       </w:r>
@@ -1550,8 +1565,8 @@
       </w:r>
       <w:r>
         <w:rPr>
+          <w:bCs/>
           <w:b/>
-          <w:bCs/>
         </w:rPr>
         <w:t xml:space="preserve">Over spec.</w:t>
       </w:r>
@@ -1576,8 +1591,8 @@
       </w:pPr>
       <w:r>
         <w:rPr>
+          <w:bCs/>
           <w:b/>
-          <w:bCs/>
         </w:rPr>
         <w:t xml:space="preserve">Portland → local DIA → AWS us-west-2 (.com) → Amazon Connect</w:t>
       </w:r>
@@ -1599,18 +1614,18 @@
           <wp:inline>
             <wp:extent cx="5334000" cy="2726266"/>
             <wp:effectExtent b="0" l="0" r="0" t="0"/>
-            <wp:docPr descr="WebRTC Voice Path: DSCP EF from Agent Desktop to Amazon Connect" title="" id="37" name="Picture"/>
+            <wp:docPr descr="WebRTC Voice Path: DSCP EF from Agent Desktop to Amazon Connect" title="" id="46" name="Picture"/>
             <a:graphic>
               <a:graphicData uri="http://schemas.openxmlformats.org/drawingml/2006/picture">
                 <pic:pic>
                   <pic:nvPicPr>
-                    <pic:cNvPr descr="figs/tc-fig-10-webrtc-path.png" id="38" name="Picture"/>
+                    <pic:cNvPr descr="figs/tc-fig-10-webrtc-path.png" id="47" name="Picture"/>
                     <pic:cNvPicPr>
                       <a:picLocks noChangeArrowheads="1" noChangeAspect="1"/>
                     </pic:cNvPicPr>
                   </pic:nvPicPr>
                   <pic:blipFill>
-                    <a:blip r:embed="rId36"/>
+                    <a:blip r:embed="rId45"/>
                     <a:stretch>
                       <a:fillRect/>
                     </a:stretch>
@@ -1645,22 +1660,22 @@
         <w:t xml:space="preserve">WebRTC Voice Path: DSCP EF from Agent Desktop to Amazon Connect</w:t>
       </w:r>
     </w:p>
-    <w:bookmarkEnd w:id="39"/>
-    <w:bookmarkStart w:id="40" w:name="webrtc-network-requirements"/>
+    <w:bookmarkEnd w:id="48"/>
+    <w:bookmarkStart w:id="49" w:name="webrtc-network-requirements"/>
     <w:p>
       <w:pPr>
         <w:pStyle w:val="Heading2"/>
       </w:pPr>
       <w:r>
-        <w:t xml:space="preserve">3.6 WebRTC Network Requirements</w:t>
+        <w:t xml:space="preserve">WebRTC Network Requirements</w:t>
       </w:r>
     </w:p>
     <w:tbl>
       <w:tblPr>
         <w:tblStyle w:val="Table"/>
         <w:tblW w:type="pct" w:w="5000"/>
-        <w:tblLayout w:type="fixed"/>
         <w:tblLook w:firstRow="1" w:lastRow="0" w:firstColumn="0" w:lastColumn="0" w:noHBand="0" w:noVBand="0" w:val="0020"/>
+        <w:jc w:val="start"/>
       </w:tblPr>
       <w:tblGrid>
         <w:gridCol w:w="2810"/>
@@ -1669,13 +1684,14 @@
       </w:tblGrid>
       <w:tr>
         <w:trPr>
-          <w:tblHeader w:val="on"/>
+          <w:tblHeader w:val="true"/>
         </w:trPr>
         <w:tc>
           <w:tcPr/>
           <w:p>
             <w:pPr>
               <w:pStyle w:val="Compact"/>
+              <w:jc w:val="left"/>
             </w:pPr>
             <w:r>
               <w:t xml:space="preserve">Parameter</w:t>
@@ -1687,6 +1703,7 @@
           <w:p>
             <w:pPr>
               <w:pStyle w:val="Compact"/>
+              <w:jc w:val="left"/>
             </w:pPr>
             <w:r>
               <w:t xml:space="preserve">Requirement</w:t>
@@ -1698,6 +1715,7 @@
           <w:p>
             <w:pPr>
               <w:pStyle w:val="Compact"/>
+              <w:jc w:val="left"/>
             </w:pPr>
             <w:r>
               <w:t xml:space="preserve">Notes</w:t>
@@ -1711,6 +1729,7 @@
           <w:p>
             <w:pPr>
               <w:pStyle w:val="Compact"/>
+              <w:jc w:val="left"/>
             </w:pPr>
             <w:r>
               <w:t xml:space="preserve">One-way delay</w:t>
@@ -1722,6 +1741,7 @@
           <w:p>
             <w:pPr>
               <w:pStyle w:val="Compact"/>
+              <w:jc w:val="left"/>
             </w:pPr>
             <w:r>
               <w:t xml:space="preserve">≤75 ms network budget</w:t>
@@ -1733,6 +1753,7 @@
           <w:p>
             <w:pPr>
               <w:pStyle w:val="Compact"/>
+              <w:jc w:val="left"/>
             </w:pPr>
             <w:r>
               <w:t xml:space="preserve">G.114 limit minus codec and jitter buffer overhead</w:t>
@@ -1746,6 +1767,7 @@
           <w:p>
             <w:pPr>
               <w:pStyle w:val="Compact"/>
+              <w:jc w:val="left"/>
             </w:pPr>
             <w:r>
               <w:t xml:space="preserve">Jitter</w:t>
@@ -1757,6 +1779,7 @@
           <w:p>
             <w:pPr>
               <w:pStyle w:val="Compact"/>
+              <w:jc w:val="left"/>
             </w:pPr>
             <w:r>
               <w:t xml:space="preserve">&lt;30 ms</w:t>
@@ -1768,6 +1791,7 @@
           <w:p>
             <w:pPr>
               <w:pStyle w:val="Compact"/>
+              <w:jc w:val="left"/>
             </w:pPr>
             <w:r>
               <w:t xml:space="preserve">Above this, buffer compensation breaches delay budget</w:t>
@@ -1781,6 +1805,7 @@
           <w:p>
             <w:pPr>
               <w:pStyle w:val="Compact"/>
+              <w:jc w:val="left"/>
             </w:pPr>
             <w:r>
               <w:t xml:space="preserve">Packet loss</w:t>
@@ -1792,6 +1817,7 @@
           <w:p>
             <w:pPr>
               <w:pStyle w:val="Compact"/>
+              <w:jc w:val="left"/>
             </w:pPr>
             <w:r>
               <w:t xml:space="preserve">&lt;1%</w:t>
@@ -1803,6 +1829,7 @@
           <w:p>
             <w:pPr>
               <w:pStyle w:val="Compact"/>
+              <w:jc w:val="left"/>
             </w:pPr>
             <w:r>
               <w:t xml:space="preserve">Above 1% audible; above 3% unintelligible</w:t>
@@ -1816,6 +1843,7 @@
           <w:p>
             <w:pPr>
               <w:pStyle w:val="Compact"/>
+              <w:jc w:val="left"/>
             </w:pPr>
             <w:r>
               <w:t xml:space="preserve">Bandwidth per agent</w:t>
@@ -1827,6 +1855,7 @@
           <w:p>
             <w:pPr>
               <w:pStyle w:val="Compact"/>
+              <w:jc w:val="left"/>
             </w:pPr>
             <w:r>
               <w:t xml:space="preserve">~100 Kbps</w:t>
@@ -1838,6 +1867,7 @@
           <w:p>
             <w:pPr>
               <w:pStyle w:val="Compact"/>
+              <w:jc w:val="left"/>
             </w:pPr>
             <w:r>
               <w:t xml:space="preserve">Opus codec including RTP overhead</w:t>
@@ -1851,6 +1881,7 @@
           <w:p>
             <w:pPr>
               <w:pStyle w:val="Compact"/>
+              <w:jc w:val="left"/>
             </w:pPr>
             <w:r>
               <w:t xml:space="preserve">Protocol</w:t>
@@ -1862,6 +1893,7 @@
           <w:p>
             <w:pPr>
               <w:pStyle w:val="Compact"/>
+              <w:jc w:val="left"/>
             </w:pPr>
             <w:r>
               <w:t xml:space="preserve">RTP/SRTP over UDP</w:t>
@@ -1873,6 +1905,7 @@
           <w:p>
             <w:pPr>
               <w:pStyle w:val="Compact"/>
+              <w:jc w:val="left"/>
             </w:pPr>
             <w:r>
               <w:t xml:space="preserve">TCP fallback degrades quality; avoid</w:t>
@@ -1886,6 +1919,7 @@
           <w:p>
             <w:pPr>
               <w:pStyle w:val="Compact"/>
+              <w:jc w:val="left"/>
             </w:pPr>
             <w:r>
               <w:t xml:space="preserve">DSCP marking</w:t>
@@ -1897,6 +1931,7 @@
           <w:p>
             <w:pPr>
               <w:pStyle w:val="Compact"/>
+              <w:jc w:val="left"/>
             </w:pPr>
             <w:r>
               <w:t xml:space="preserve">EF (46)</w:t>
@@ -1908,6 +1943,7 @@
           <w:p>
             <w:pPr>
               <w:pStyle w:val="Compact"/>
+              <w:jc w:val="left"/>
             </w:pPr>
             <w:r>
               <w:t xml:space="preserve">SD-WAN must honor, not remark</w:t>
@@ -1921,6 +1957,7 @@
           <w:p>
             <w:pPr>
               <w:pStyle w:val="Compact"/>
+              <w:jc w:val="left"/>
             </w:pPr>
             <w:r>
               <w:t xml:space="preserve">NAT traversal</w:t>
@@ -1932,6 +1969,7 @@
           <w:p>
             <w:pPr>
               <w:pStyle w:val="Compact"/>
+              <w:jc w:val="left"/>
             </w:pPr>
             <w:r>
               <w:t xml:space="preserve">STUN/TURN</w:t>
@@ -1943,6 +1981,7 @@
           <w:p>
             <w:pPr>
               <w:pStyle w:val="Compact"/>
+              <w:jc w:val="left"/>
             </w:pPr>
             <w:r>
               <w:t xml:space="preserve">Direct UDP path preferred; TURN relay adds latency</w:t>
@@ -1956,6 +1995,7 @@
           <w:p>
             <w:pPr>
               <w:pStyle w:val="Compact"/>
+              <w:jc w:val="left"/>
             </w:pPr>
             <w:r>
               <w:t xml:space="preserve">Firewall</w:t>
@@ -1967,6 +2007,7 @@
           <w:p>
             <w:pPr>
               <w:pStyle w:val="Compact"/>
+              <w:jc w:val="left"/>
             </w:pPr>
             <w:r>
               <w:t xml:space="preserve">UDP 3478, 443 outbound</w:t>
@@ -1978,6 +2019,7 @@
           <w:p>
             <w:pPr>
               <w:pStyle w:val="Compact"/>
+              <w:jc w:val="left"/>
             </w:pPr>
             <w:r>
               <w:t xml:space="preserve">Must reach AWS .com endpoints without hairpin inspection delay</w:t>
@@ -1986,14 +2028,14 @@
         </w:tc>
       </w:tr>
     </w:tbl>
-    <w:bookmarkEnd w:id="40"/>
-    <w:bookmarkStart w:id="44" w:name="Xbed96861338ac2e20a810f098fa52474470f4ce"/>
+    <w:bookmarkEnd w:id="49"/>
+    <w:bookmarkStart w:id="53" w:name="Xbed96861338ac2e20a810f098fa52474470f4ce"/>
     <w:p>
       <w:pPr>
         <w:pStyle w:val="Heading2"/>
       </w:pPr>
       <w:r>
-        <w:t xml:space="preserve">3.7 Asymmetric Routing: The Session Killer Latency Does Not Explain</w:t>
+        <w:t xml:space="preserve">Asymmetric Routing: The Session Killer Latency Does Not Explain</w:t>
       </w:r>
     </w:p>
     <w:p>
@@ -2005,18 +2047,18 @@
           <wp:inline>
             <wp:extent cx="5334000" cy="2844800"/>
             <wp:effectExtent b="0" l="0" r="0" t="0"/>
-            <wp:docPr descr="Asymmetric Routing: The Session Killer That Looks Like Configuration Error" title="" id="42" name="Picture"/>
+            <wp:docPr descr="Asymmetric Routing: The Session Killer That Looks Like Configuration Error" title="" id="51" name="Picture"/>
             <a:graphic>
               <a:graphicData uri="http://schemas.openxmlformats.org/drawingml/2006/picture">
                 <pic:pic>
                   <pic:nvPicPr>
-                    <pic:cNvPr descr="figs/tc-fig-11-asymmetric-routing.png" id="43" name="Picture"/>
+                    <pic:cNvPr descr="figs/tc-fig-11-asymmetric-routing.png" id="52" name="Picture"/>
                     <pic:cNvPicPr>
                       <a:picLocks noChangeArrowheads="1" noChangeAspect="1"/>
                     </pic:cNvPicPr>
                   </pic:nvPicPr>
                   <pic:blipFill>
-                    <a:blip r:embed="rId41"/>
+                    <a:blip r:embed="rId50"/>
                     <a:stretch>
                       <a:fillRect/>
                     </a:stretch>
@@ -2065,8 +2107,8 @@
       </w:pPr>
       <w:r>
         <w:rPr>
+          <w:bCs/>
           <w:b/>
-          <w:bCs/>
         </w:rPr>
         <w:t xml:space="preserve">For Amazon Connect WebRTC, asymmetric routing means the TLS handshake that establishes the agent’s voice session may fail completely.</w:t>
       </w:r>
@@ -2083,8 +2125,8 @@
       </w:pPr>
       <w:r>
         <w:rPr>
+          <w:bCs/>
           <w:b/>
-          <w:bCs/>
         </w:rPr>
         <w:t xml:space="preserve">Asymmetric routing produces call failures that look like configuration errors.</w:t>
       </w:r>
@@ -2098,7 +2140,13 @@
         <w:t xml:space="preserve"> </w:t>
       </w:r>
       <w:r>
-        <w:t xml:space="preserve">“the phone system is broken.”</w:t>
+        <w:t xml:space="preserve">“</w:t>
+      </w:r>
+      <w:r>
+        <w:t xml:space="preserve">the phone system is broken.</w:t>
+      </w:r>
+      <w:r>
+        <w:t xml:space="preserve">”</w:t>
       </w:r>
       <w:r>
         <w:t xml:space="preserve"> </w:t>
@@ -2110,7 +2158,13 @@
         <w:t xml:space="preserve"> </w:t>
       </w:r>
       <w:r>
-        <w:t xml:space="preserve">“SBC misconfiguration.”</w:t>
+        <w:t xml:space="preserve">“</w:t>
+      </w:r>
+      <w:r>
+        <w:t xml:space="preserve">SBC misconfiguration.</w:t>
+      </w:r>
+      <w:r>
+        <w:t xml:space="preserve">”</w:t>
       </w:r>
       <w:r>
         <w:t xml:space="preserve"> </w:t>
@@ -2125,8 +2179,8 @@
       </w:pPr>
       <w:r>
         <w:rPr>
+          <w:bCs/>
           <w:b/>
-          <w:bCs/>
         </w:rPr>
         <w:t xml:space="preserve">SD-WAN overlay eliminates asymmetric routing as a failure mode.</w:t>
       </w:r>
@@ -2137,24 +2191,24 @@
         <w:t xml:space="preserve">The SD-WAN tunnel is established between two edge devices as a single logical connection. Stateful inspection happens at the tunnel endpoint, which sees both directions. Asymmetric physical routing below the tunnel is structurally invisible to the application.</w:t>
       </w:r>
     </w:p>
-    <w:bookmarkEnd w:id="44"/>
-    <w:bookmarkEnd w:id="45"/>
-    <w:bookmarkStart w:id="56" w:name="X839c1c655003bd3897e8b5851a50b9508e76f4d"/>
+    <w:bookmarkEnd w:id="53"/>
+    <w:bookmarkEnd w:id="54"/>
+    <w:bookmarkStart w:id="65" w:name="X839c1c655003bd3897e8b5851a50b9508e76f4d"/>
     <w:p>
       <w:pPr>
         <w:pStyle w:val="Heading1"/>
       </w:pPr>
       <w:r>
-        <w:t xml:space="preserve">4. Microsoft Teams Phone: Replacing the Legacy PBX in GCC Moderate</w:t>
-      </w:r>
-    </w:p>
-    <w:bookmarkStart w:id="46" w:name="what-teams-phone-is"/>
+        <w:t xml:space="preserve">Microsoft Teams Phone: Replacing the Legacy PBX in GCC Moderate</w:t>
+      </w:r>
+    </w:p>
+    <w:bookmarkStart w:id="55" w:name="what-teams-phone-is"/>
     <w:p>
       <w:pPr>
         <w:pStyle w:val="Heading2"/>
       </w:pPr>
       <w:r>
-        <w:t xml:space="preserve">4.1 What Teams Phone Is</w:t>
+        <w:t xml:space="preserve">What Teams Phone Is</w:t>
       </w:r>
     </w:p>
     <w:p>
@@ -2177,20 +2231,20 @@
       </w:r>
       <w:r>
         <w:rPr>
+          <w:bCs/>
           <w:b/>
-          <w:bCs/>
         </w:rPr>
         <w:t xml:space="preserve">Fixing the network for Teams meetings fixes it for Teams Phone simultaneously.</w:t>
       </w:r>
     </w:p>
-    <w:bookmarkEnd w:id="46"/>
-    <w:bookmarkStart w:id="47" w:name="X6ece0fcf0855462989a3ddd91807ca0d93f5e19"/>
+    <w:bookmarkEnd w:id="55"/>
+    <w:bookmarkStart w:id="56" w:name="X6ece0fcf0855462989a3ddd91807ca0d93f5e19"/>
     <w:p>
       <w:pPr>
         <w:pStyle w:val="Heading2"/>
       </w:pPr>
       <w:r>
-        <w:t xml:space="preserve">4.2 PSTN Connectivity: Direct Routing and the SBC</w:t>
+        <w:t xml:space="preserve">PSTN Connectivity: Direct Routing and the SBC</w:t>
       </w:r>
     </w:p>
     <w:p>
@@ -2207,8 +2261,8 @@
       </w:pPr>
       <w:r>
         <w:rPr>
+          <w:bCs/>
           <w:b/>
-          <w:bCs/>
         </w:rPr>
         <w:t xml:space="preserve">Microsoft Calling Plans</w:t>
       </w:r>
@@ -2225,8 +2279,8 @@
       </w:pPr>
       <w:r>
         <w:rPr>
+          <w:bCs/>
           <w:b/>
-          <w:bCs/>
         </w:rPr>
         <w:t xml:space="preserve">Direct Routing</w:t>
       </w:r>
@@ -2243,8 +2297,8 @@
       </w:pPr>
       <w:r>
         <w:rPr>
+          <w:bCs/>
           <w:b/>
-          <w:bCs/>
         </w:rPr>
         <w:t xml:space="preserve">SBC deployment guidance:</w:t>
       </w:r>
@@ -2259,8 +2313,8 @@
       </w:r>
       <w:r>
         <w:rPr>
+          <w:bCs/>
           <w:b/>
-          <w:bCs/>
         </w:rPr>
         <w:t xml:space="preserve">On-premises SBC:</w:t>
       </w:r>
@@ -2275,8 +2329,8 @@
       </w:r>
       <w:r>
         <w:rPr>
+          <w:bCs/>
           <w:b/>
-          <w:bCs/>
         </w:rPr>
         <w:t xml:space="preserve">Cloud SBC (hosted by SBC vendor):</w:t>
       </w:r>
@@ -2291,8 +2345,8 @@
       </w:r>
       <w:r>
         <w:rPr>
+          <w:bCs/>
           <w:b/>
-          <w:bCs/>
         </w:rPr>
         <w:t xml:space="preserve">The cloud SBC used with a FedRAMP Moderate system must itself hold a FedRAMP Moderate or High authorization</w:t>
       </w:r>
@@ -2303,14 +2357,14 @@
         <w:t xml:space="preserve">— confirm before procurement.</w:t>
       </w:r>
     </w:p>
-    <w:bookmarkEnd w:id="47"/>
-    <w:bookmarkStart w:id="54" w:name="e911-federal-legal-requirements"/>
+    <w:bookmarkEnd w:id="56"/>
+    <w:bookmarkStart w:id="63" w:name="e911-federal-legal-requirements"/>
     <w:p>
       <w:pPr>
         <w:pStyle w:val="Heading2"/>
       </w:pPr>
       <w:r>
-        <w:t xml:space="preserve">4.3 E911: Federal Legal Requirements</w:t>
+        <w:t xml:space="preserve">E911: Federal Legal Requirements</w:t>
       </w:r>
     </w:p>
     <w:p>
@@ -2322,18 +2376,18 @@
           <wp:inline>
             <wp:extent cx="5334000" cy="2755900"/>
             <wp:effectExtent b="0" l="0" r="0" t="0"/>
-            <wp:docPr descr="E911 Compliance and Teams Phone GCC Boundary" title="" id="49" name="Picture"/>
+            <wp:docPr descr="E911 Compliance and Teams Phone GCC Boundary" title="" id="58" name="Picture"/>
             <a:graphic>
               <a:graphicData uri="http://schemas.openxmlformats.org/drawingml/2006/picture">
                 <pic:pic>
                   <pic:nvPicPr>
-                    <pic:cNvPr descr="figs/tc-fig-06-e911-boundary.png" id="50" name="Picture"/>
+                    <pic:cNvPr descr="figs/tc-fig-06-e911-boundary.png" id="59" name="Picture"/>
                     <pic:cNvPicPr>
                       <a:picLocks noChangeArrowheads="1" noChangeAspect="1"/>
                     </pic:cNvPicPr>
                   </pic:nvPicPr>
                   <pic:blipFill>
-                    <a:blip r:embed="rId48"/>
+                    <a:blip r:embed="rId57"/>
                     <a:stretch>
                       <a:fillRect/>
                     </a:stretch>
@@ -2382,8 +2436,8 @@
       </w:pPr>
       <w:r>
         <w:rPr>
+          <w:bCs/>
           <w:b/>
-          <w:bCs/>
         </w:rPr>
         <w:t xml:space="preserve">Kari’s Law (2018):</w:t>
       </w:r>
@@ -2400,8 +2454,8 @@
       </w:pPr>
       <w:r>
         <w:rPr>
+          <w:bCs/>
           <w:b/>
-          <w:bCs/>
         </w:rPr>
         <w:t xml:space="preserve">Ray Baum’s Act (2018):</w:t>
       </w:r>
@@ -2415,7 +2469,13 @@
         <w:t xml:space="preserve"> </w:t>
       </w:r>
       <w:r>
-        <w:t xml:space="preserve">“dispatchable location”</w:t>
+        <w:t xml:space="preserve">“</w:t>
+      </w:r>
+      <w:r>
+        <w:t xml:space="preserve">dispatchable location</w:t>
+      </w:r>
+      <w:r>
+        <w:t xml:space="preserve">”</w:t>
       </w:r>
       <w:r>
         <w:t xml:space="preserve"> </w:t>
@@ -2430,8 +2490,8 @@
       </w:pPr>
       <w:r>
         <w:rPr>
+          <w:bCs/>
           <w:b/>
-          <w:bCs/>
         </w:rPr>
         <w:t xml:space="preserve">E911 is not optional and must be validated before go-live.</w:t>
       </w:r>
@@ -2451,18 +2511,18 @@
           <wp:inline>
             <wp:extent cx="5334000" cy="2726266"/>
             <wp:effectExtent b="0" l="0" r="0" t="0"/>
-            <wp:docPr descr="Legacy PBX to Teams Phone GCC: Platform Modernization" title="" id="52" name="Picture"/>
+            <wp:docPr descr="Legacy PBX to Teams Phone GCC: Platform Modernization" title="" id="61" name="Picture"/>
             <a:graphic>
               <a:graphicData uri="http://schemas.openxmlformats.org/drawingml/2006/picture">
                 <pic:pic>
                   <pic:nvPicPr>
-                    <pic:cNvPr descr="figs/tc-fig-12-pbx-migration.png" id="53" name="Picture"/>
+                    <pic:cNvPr descr="figs/tc-fig-12-pbx-migration.png" id="62" name="Picture"/>
                     <pic:cNvPicPr>
                       <a:picLocks noChangeArrowheads="1" noChangeAspect="1"/>
                     </pic:cNvPicPr>
                   </pic:nvPicPr>
                   <pic:blipFill>
-                    <a:blip r:embed="rId51"/>
+                    <a:blip r:embed="rId60"/>
                     <a:stretch>
                       <a:fillRect/>
                     </a:stretch>
@@ -2497,14 +2557,14 @@
         <w:t xml:space="preserve">Legacy PBX to Teams Phone GCC: Platform Modernization</w:t>
       </w:r>
     </w:p>
-    <w:bookmarkEnd w:id="54"/>
-    <w:bookmarkStart w:id="55" w:name="Xc6d6f0f9ab976088fca5f667c98e6f2686f49b2"/>
+    <w:bookmarkEnd w:id="63"/>
+    <w:bookmarkStart w:id="64" w:name="Xc6d6f0f9ab976088fca5f667c98e6f2686f49b2"/>
     <w:p>
       <w:pPr>
         <w:pStyle w:val="Heading2"/>
       </w:pPr>
       <w:r>
-        <w:t xml:space="preserve">4.4 Legacy PBX Migration: Number Porting and Transition</w:t>
+        <w:t xml:space="preserve">Legacy PBX Migration: Number Porting and Transition</w:t>
       </w:r>
     </w:p>
     <w:p>
@@ -2513,8 +2573,8 @@
       </w:pPr>
       <w:r>
         <w:rPr>
+          <w:bCs/>
           <w:b/>
-          <w:bCs/>
         </w:rPr>
         <w:t xml:space="preserve">Porting in tranches.</w:t>
       </w:r>
@@ -2531,8 +2591,8 @@
       </w:pPr>
       <w:r>
         <w:rPr>
+          <w:bCs/>
           <w:b/>
-          <w:bCs/>
         </w:rPr>
         <w:t xml:space="preserve">Parallel operation.</w:t>
       </w:r>
@@ -2549,8 +2609,8 @@
       </w:pPr>
       <w:r>
         <w:rPr>
+          <w:bCs/>
           <w:b/>
-          <w:bCs/>
         </w:rPr>
         <w:t xml:space="preserve">Hunt groups and call queues.</w:t>
       </w:r>
@@ -2567,8 +2627,8 @@
       </w:pPr>
       <w:r>
         <w:rPr>
+          <w:bCs/>
           <w:b/>
-          <w:bCs/>
         </w:rPr>
         <w:t xml:space="preserve">Fax lines.</w:t>
       </w:r>
@@ -2579,24 +2639,24 @@
         <w:t xml:space="preserve">Legacy analog fax lines cannot be replaced with Teams Phone without a fax-over-IP (FoIP) solution or a cloud fax service. Fax lines should be inventoried and handled separately from voice number porting.</w:t>
       </w:r>
     </w:p>
-    <w:bookmarkEnd w:id="55"/>
-    <w:bookmarkEnd w:id="56"/>
-    <w:bookmarkStart w:id="71" w:name="one-investment-two-platforms"/>
+    <w:bookmarkEnd w:id="64"/>
+    <w:bookmarkEnd w:id="65"/>
+    <w:bookmarkStart w:id="78" w:name="one-investment-two-platforms"/>
     <w:p>
       <w:pPr>
         <w:pStyle w:val="Heading1"/>
       </w:pPr>
       <w:r>
-        <w:t xml:space="preserve">5. One Investment: Two Platforms</w:t>
-      </w:r>
-    </w:p>
-    <w:bookmarkStart w:id="60" w:name="the-architecture-both-platforms-require"/>
+        <w:t xml:space="preserve">One Investment: Two Platforms</w:t>
+      </w:r>
+    </w:p>
+    <w:bookmarkStart w:id="69" w:name="the-architecture-both-platforms-require"/>
     <w:p>
       <w:pPr>
         <w:pStyle w:val="Heading2"/>
       </w:pPr>
       <w:r>
-        <w:t xml:space="preserve">5.1 The Architecture Both Platforms Require</w:t>
+        <w:t xml:space="preserve">The Architecture Both Platforms Require</w:t>
       </w:r>
     </w:p>
     <w:p>
@@ -2608,18 +2668,18 @@
           <wp:inline>
             <wp:extent cx="5334000" cy="3022600"/>
             <wp:effectExtent b="0" l="0" r="0" t="0"/>
-            <wp:docPr descr="One SD-WAN Investment: Two Voice Platforms" title="" id="58" name="Picture"/>
+            <wp:docPr descr="One SD-WAN Investment: Two Voice Platforms" title="" id="67" name="Picture"/>
             <a:graphic>
               <a:graphicData uri="http://schemas.openxmlformats.org/drawingml/2006/picture">
                 <pic:pic>
                   <pic:nvPicPr>
-                    <pic:cNvPr descr="figs/tc-fig-03-dual-platform-hub.png" id="59" name="Picture"/>
+                    <pic:cNvPr descr="figs/tc-fig-03-dual-platform-hub.png" id="68" name="Picture"/>
                     <pic:cNvPicPr>
                       <a:picLocks noChangeArrowheads="1" noChangeAspect="1"/>
                     </pic:cNvPicPr>
                   </pic:nvPicPr>
                   <pic:blipFill>
-                    <a:blip r:embed="rId57"/>
+                    <a:blip r:embed="rId66"/>
                     <a:stretch>
                       <a:fillRect/>
                     </a:stretch>
@@ -2665,7 +2725,13 @@
         <w:t xml:space="preserve"> </w:t>
       </w:r>
       <w:r>
-        <w:t xml:space="preserve">“add a DIA circuit.”</w:t>
+        <w:t xml:space="preserve">“</w:t>
+      </w:r>
+      <w:r>
+        <w:t xml:space="preserve">add a DIA circuit.</w:t>
+      </w:r>
+      <w:r>
+        <w:t xml:space="preserve">”</w:t>
       </w:r>
       <w:r>
         <w:t xml:space="preserve"> </w:t>
@@ -2674,14 +2740,14 @@
         <w:t xml:space="preserve">It is Application-Aware Networking — a network architecture in which policy decisions, path selection, security enforcement, and traffic treatment are determined by the full context of a transaction: application identity, user identity, device posture, and behavioral characteristics. Not by source IP and port alone.</w:t>
       </w:r>
     </w:p>
-    <w:bookmarkEnd w:id="60"/>
-    <w:bookmarkStart w:id="65" w:name="X119a6ef9ab3643d048ae2abef2403893680628b"/>
+    <w:bookmarkEnd w:id="69"/>
+    <w:bookmarkStart w:id="74" w:name="X119a6ef9ab3643d048ae2abef2403893680628b"/>
     <w:p>
       <w:pPr>
         <w:pStyle w:val="Heading2"/>
       </w:pPr>
       <w:r>
-        <w:t xml:space="preserve">5.2 The Hybrid Agent: Two Simultaneous DSCP EF Streams</w:t>
+        <w:t xml:space="preserve">The Hybrid Agent: Two Simultaneous DSCP EF Streams</w:t>
       </w:r>
     </w:p>
     <w:p>
@@ -2693,18 +2759,18 @@
           <wp:inline>
             <wp:extent cx="5334000" cy="2755900"/>
             <wp:effectExtent b="0" l="0" r="0" t="0"/>
-            <wp:docPr descr="Hybrid Agent: Dual Concurrent Voice Streams" title="" id="62" name="Picture"/>
+            <wp:docPr descr="Hybrid Agent: Dual Concurrent Voice Streams" title="" id="71" name="Picture"/>
             <a:graphic>
               <a:graphicData uri="http://schemas.openxmlformats.org/drawingml/2006/picture">
                 <pic:pic>
                   <pic:nvPicPr>
-                    <pic:cNvPr descr="figs/tc-fig-04-hybrid-agent.png" id="63" name="Picture"/>
+                    <pic:cNvPr descr="figs/tc-fig-04-hybrid-agent.png" id="72" name="Picture"/>
                     <pic:cNvPicPr>
                       <a:picLocks noChangeArrowheads="1" noChangeAspect="1"/>
                     </pic:cNvPicPr>
                   </pic:nvPicPr>
                   <pic:blipFill>
-                    <a:blip r:embed="rId61"/>
+                    <a:blip r:embed="rId70"/>
                     <a:stretch>
                       <a:fillRect/>
                     </a:stretch>
@@ -2753,8 +2819,8 @@
       </w:pPr>
       <w:r>
         <w:rPr>
+          <w:bCs/>
           <w:b/>
-          <w:bCs/>
         </w:rPr>
         <w:t xml:space="preserve">Capacity planning formula: (maximum concurrent hybrid agents) × 200 Kbps = reserved DSCP EF capacity on lowest-latency path.</w:t>
       </w:r>
@@ -2767,13 +2833,13 @@
         <w:t xml:space="preserve">At a field office with 20 concurrent hybrid agents, this is 4 Mbps of DSCP EF traffic that must be accommodated on the lowest-latency path at peak.</w:t>
       </w:r>
     </w:p>
-    <w:bookmarkStart w:id="64" w:name="headset-and-browser-configuration"/>
+    <w:bookmarkStart w:id="73" w:name="headset-and-browser-configuration"/>
     <w:p>
       <w:pPr>
         <w:pStyle w:val="Heading3"/>
       </w:pPr>
       <w:r>
-        <w:t xml:space="preserve">5.2.1 Headset and Browser Configuration</w:t>
+        <w:t xml:space="preserve">Headset and Browser Configuration</w:t>
       </w:r>
     </w:p>
     <w:p>
@@ -2782,8 +2848,8 @@
       </w:pPr>
       <w:r>
         <w:rPr>
+          <w:bCs/>
           <w:b/>
-          <w:bCs/>
         </w:rPr>
         <w:t xml:space="preserve">Browser selection matters:</w:t>
       </w:r>
@@ -2800,8 +2866,8 @@
       </w:pPr>
       <w:r>
         <w:rPr>
+          <w:bCs/>
           <w:b/>
-          <w:bCs/>
         </w:rPr>
         <w:t xml:space="preserve">Headset standardization:</w:t>
       </w:r>
@@ -2812,15 +2878,15 @@
         <w:t xml:space="preserve">Headset configuration must be standardized across the agent population before go-live on both platforms. Ad hoc headset choices create support complexity and inconsistent audio quality that confounds troubleshooting.</w:t>
       </w:r>
     </w:p>
-    <w:bookmarkEnd w:id="64"/>
-    <w:bookmarkEnd w:id="65"/>
-    <w:bookmarkStart w:id="66" w:name="Xd43b70dd148dff0e4376593b87afb1af30bd473"/>
+    <w:bookmarkEnd w:id="73"/>
+    <w:bookmarkEnd w:id="74"/>
+    <w:bookmarkStart w:id="75" w:name="Xd43b70dd148dff0e4376593b87afb1af30bd473"/>
     <w:p>
       <w:pPr>
         <w:pStyle w:val="Heading2"/>
       </w:pPr>
       <w:r>
-        <w:t xml:space="preserve">5.3 Per-DSCP Steering for the Hybrid Agent Workstation</w:t>
+        <w:t xml:space="preserve">Per-DSCP Steering for the Hybrid Agent Workstation</w:t>
       </w:r>
     </w:p>
     <w:p>
@@ -2833,16 +2899,16 @@
     </w:p>
     <w:p>
       <w:pPr>
-        <w:pStyle w:val="Compact"/>
         <w:numPr>
           <w:ilvl w:val="0"/>
           <w:numId w:val="1004"/>
         </w:numPr>
+        <w:pStyle w:val="Compact"/>
       </w:pPr>
       <w:r>
         <w:rPr>
+          <w:bCs/>
           <w:b/>
-          <w:bCs/>
         </w:rPr>
         <w:t xml:space="preserve">Amazon Connect voice (DSCP EF):</w:t>
       </w:r>
@@ -2855,16 +2921,16 @@
     </w:p>
     <w:p>
       <w:pPr>
-        <w:pStyle w:val="Compact"/>
         <w:numPr>
           <w:ilvl w:val="0"/>
           <w:numId w:val="1004"/>
         </w:numPr>
+        <w:pStyle w:val="Compact"/>
       </w:pPr>
       <w:r>
         <w:rPr>
+          <w:bCs/>
           <w:b/>
-          <w:bCs/>
         </w:rPr>
         <w:t xml:space="preserve">Teams Phone voice (DSCP EF):</w:t>
       </w:r>
@@ -2877,16 +2943,16 @@
     </w:p>
     <w:p>
       <w:pPr>
-        <w:pStyle w:val="Compact"/>
         <w:numPr>
           <w:ilvl w:val="0"/>
           <w:numId w:val="1004"/>
         </w:numPr>
+        <w:pStyle w:val="Compact"/>
       </w:pPr>
       <w:r>
         <w:rPr>
+          <w:bCs/>
           <w:b/>
-          <w:bCs/>
         </w:rPr>
         <w:t xml:space="preserve">Contact Control Panel web app and Teams UI (HTTPS):</w:t>
       </w:r>
@@ -2897,14 +2963,14 @@
         <w:t xml:space="preserve">the browser interface for Amazon Connect and the Teams application interface. Highest-throughput path. These tolerate 200–500 ms of latency without affecting call quality and should not compete with voice for the latency-sensitive path.</w:t>
       </w:r>
     </w:p>
-    <w:bookmarkEnd w:id="66"/>
-    <w:bookmarkStart w:id="70" w:name="sd-wan-and-sase-stack-architecture"/>
+    <w:bookmarkEnd w:id="75"/>
+    <w:bookmarkStart w:id="76" w:name="sd-wan-and-sase-stack-architecture"/>
     <w:p>
       <w:pPr>
         <w:pStyle w:val="Heading2"/>
       </w:pPr>
       <w:r>
-        <w:t xml:space="preserve">5.4 SD-WAN and SASE Stack Architecture</w:t>
+        <w:t xml:space="preserve">SD-WAN and SASE Stack Architecture</w:t>
       </w:r>
     </w:p>
     <w:p>
@@ -2927,19 +2993,25 @@
       </w:r>
       <w:r>
         <w:rPr>
+          <w:iCs/>
           <w:i/>
-          <w:iCs/>
         </w:rPr>
         <w:t xml:space="preserve">(agency selection pending for all three)</w:t>
+      </w:r>
+      <w:r>
+        <w:t xml:space="preserve"> </w:t>
+      </w:r>
+      <w:r>
+        <w:t xml:space="preserve">{.striped .hover}</w:t>
       </w:r>
     </w:p>
     <w:tbl>
       <w:tblPr>
         <w:tblStyle w:val="Table"/>
         <w:tblW w:type="pct" w:w="5000"/>
-        <w:tblLayout w:type="fixed"/>
         <w:tblLook w:firstRow="1" w:lastRow="0" w:firstColumn="0" w:lastColumn="0" w:noHBand="0" w:noVBand="0" w:val="0020"/>
-        <w:tblCaption w:val="SD-WAN and SASE Stack Components (agency selection pending for all three)"/>
+        <w:jc w:val="start"/>
+        <w:tblCaption w:val="SD-WAN and SASE Stack Components (agency selection pending for all three) {.striped .hover}"/>
       </w:tblPr>
       <w:tblGrid>
         <w:gridCol w:w="1675"/>
@@ -2949,13 +3021,14 @@
       </w:tblGrid>
       <w:tr>
         <w:trPr>
-          <w:tblHeader w:val="on"/>
+          <w:tblHeader w:val="true"/>
         </w:trPr>
         <w:tc>
           <w:tcPr/>
           <w:p>
             <w:pPr>
               <w:pStyle w:val="Compact"/>
+              <w:jc w:val="left"/>
             </w:pPr>
             <w:r>
               <w:t xml:space="preserve">Component</w:t>
@@ -2967,6 +3040,7 @@
           <w:p>
             <w:pPr>
               <w:pStyle w:val="Compact"/>
+              <w:jc w:val="left"/>
             </w:pPr>
             <w:r>
               <w:t xml:space="preserve">Layer</w:t>
@@ -2978,6 +3052,7 @@
           <w:p>
             <w:pPr>
               <w:pStyle w:val="Compact"/>
+              <w:jc w:val="left"/>
             </w:pPr>
             <w:r>
               <w:t xml:space="preserve">Function</w:t>
@@ -2989,6 +3064,7 @@
           <w:p>
             <w:pPr>
               <w:pStyle w:val="Compact"/>
+              <w:jc w:val="left"/>
             </w:pPr>
             <w:r>
               <w:t xml:space="preserve">Representative vendors</w:t>
@@ -3002,11 +3078,12 @@
           <w:p>
             <w:pPr>
               <w:pStyle w:val="Compact"/>
+              <w:jc w:val="left"/>
             </w:pPr>
             <w:r>
               <w:rPr>
+                <w:bCs/>
                 <w:b/>
-                <w:bCs/>
               </w:rPr>
               <w:t xml:space="preserve">SD-WAN overlay</w:t>
             </w:r>
@@ -3017,6 +3094,7 @@
           <w:p>
             <w:pPr>
               <w:pStyle w:val="Compact"/>
+              <w:jc w:val="left"/>
             </w:pPr>
             <w:r>
               <w:t xml:space="preserve">Layer 3 — Network</w:t>
@@ -3028,6 +3106,7 @@
           <w:p>
             <w:pPr>
               <w:pStyle w:val="Compact"/>
+              <w:jc w:val="left"/>
             </w:pPr>
             <w:r>
               <w:t xml:space="preserve">IPsec encrypted transport; intelligent path selection; QoS traffic classification; DIA local breakout</w:t>
@@ -3039,6 +3118,7 @@
           <w:p>
             <w:pPr>
               <w:pStyle w:val="Compact"/>
+              <w:jc w:val="left"/>
             </w:pPr>
             <w:r>
               <w:t xml:space="preserve">Cisco Catalyst SD-WAN / VMware VeloCloud (Broadcom) / Palo Alto SD-WAN</w:t>
@@ -3052,11 +3132,12 @@
           <w:p>
             <w:pPr>
               <w:pStyle w:val="Compact"/>
+              <w:jc w:val="left"/>
             </w:pPr>
             <w:r>
               <w:rPr>
+                <w:bCs/>
                 <w:b/>
-                <w:bCs/>
               </w:rPr>
               <w:t xml:space="preserve">SASE SSE</w:t>
             </w:r>
@@ -3073,6 +3154,7 @@
           <w:p>
             <w:pPr>
               <w:pStyle w:val="Compact"/>
+              <w:jc w:val="left"/>
             </w:pPr>
             <w:r>
               <w:t xml:space="preserve">Layer 7 — Application</w:t>
@@ -3084,6 +3166,7 @@
           <w:p>
             <w:pPr>
               <w:pStyle w:val="Compact"/>
+              <w:jc w:val="left"/>
             </w:pPr>
             <w:r>
               <w:t xml:space="preserve">SWG, CASB, FWaaS, SSL/TLS inspection; TIC 3.0 security capabilities catalog</w:t>
@@ -3095,6 +3178,7 @@
           <w:p>
             <w:pPr>
               <w:pStyle w:val="Compact"/>
+              <w:jc w:val="left"/>
             </w:pPr>
             <w:r>
               <w:t xml:space="preserve">Zscaler Internet Access (ZIA) / Netskope SSE / Palo Alto Prisma Access</w:t>
@@ -3108,11 +3192,12 @@
           <w:p>
             <w:pPr>
               <w:pStyle w:val="Compact"/>
+              <w:jc w:val="left"/>
             </w:pPr>
             <w:r>
               <w:rPr>
+                <w:bCs/>
                 <w:b/>
-                <w:bCs/>
               </w:rPr>
               <w:t xml:space="preserve">ZTNA</w:t>
             </w:r>
@@ -3129,6 +3214,7 @@
           <w:p>
             <w:pPr>
               <w:pStyle w:val="Compact"/>
+              <w:jc w:val="left"/>
             </w:pPr>
             <w:r>
               <w:t xml:space="preserve">Layer 7 — Application</w:t>
@@ -3140,6 +3226,7 @@
           <w:p>
             <w:pPr>
               <w:pStyle w:val="Compact"/>
+              <w:jc w:val="left"/>
             </w:pPr>
             <w:r>
               <w:t xml:space="preserve">Per-application micro-tunnels; device posture enforcement; least-privilege session access</w:t>
@@ -3151,6 +3238,7 @@
           <w:p>
             <w:pPr>
               <w:pStyle w:val="Compact"/>
+              <w:jc w:val="left"/>
             </w:pPr>
             <w:r>
               <w:t xml:space="preserve">Zscaler Private Access (ZPA) / Netskope Private Access / Palo Alto Prisma Access ZTNA</w:t>
@@ -3167,131 +3255,33 @@
         <w:t xml:space="preserve">SD-WAN and SASE SSE are distinct products procured separately (though some vendors bundle them). The SD-WAN overlay closes SC-8 (network-layer encryption on DIA circuits) and SI-4 (application-layer telemetry on transport). The SASE SSE stack closes AC-4 (information flow enforcement), SC-7 (boundary protection), SI-3 (malware protection via SSL inspection), AU-2/AU-12 (per-session audit records), and CA-7 (continuous monitoring). Neither substitutes for the other; both are required to satisfy TIC 3.0 and the controls cited in this book.</w:t>
       </w:r>
     </w:p>
-    <w:tbl>
-      <w:tblPr>
-        <w:tblStyle w:val="Table"/>
-        <w:tblLook w:firstRow="0" w:lastRow="0" w:firstColumn="0" w:lastColumn="0" w:noHBand="0" w:noVBand="0" w:val="0000"/>
-        <w:tblBorders>
-          <w:top w:val="single" w:sz="4" w:space="0" w:color="0758E5"/>
-          <w:left w:val="single" w:sz="24" w:space="0" w:color="0758E5"/>
-          <w:bottom w:val="single" w:sz="4" w:space="0" w:color="0758E5"/>
-          <w:right w:val="single" w:sz="4" w:space="0" w:color="0758E5"/>
-        </w:tblBorders>
-        <w:tblCellMar>
-          <w:left w:w="144" w:type="dxa"/>
-          <w:right w:w="144" w:type="dxa"/>
-        </w:tblCellMar>
-        <w:tblLook w:firstRow="0" w:lastRow="0" w:firstColumn="0" w:lastColumn="0" w:noHBand="0" w:noVBand="0" w:val="0000"/>
-      </w:tblPr>
-      <w:tr>
-        <w:trPr>
-          <w:cantSplit/>
-        </w:trPr>
-        <w:tc>
-          <w:tcPr>
-            <w:shd w:color="auto" w:fill="dae6fb" w:val="clear"/>
-            <w:tcMar>
-              <w:top w:w="92" w:type="dxa"/>
-              <w:bottom w:w="92" w:type="dxa"/>
-            </w:tcMar>
-          </w:tcPr>
-          <w:p>
-            <w:pPr>
-              <w:pStyle w:val="BodyText"/>
-            </w:pPr>
-            <w:pPr>
-              <w:spacing w:before="0" w:after="0"/>
-              <w:textAlignment w:val="center"/>
-            </w:pPr>
-            <w:r>
-              <w:drawing>
-                <wp:inline>
-                  <wp:extent cx="152400" cy="152400"/>
-                  <wp:effectExtent b="0" l="0" r="0" t="0"/>
-                  <wp:docPr descr="" title="" id="68" name="Picture"/>
-                  <a:graphic>
-                    <a:graphicData uri="http://schemas.openxmlformats.org/drawingml/2006/picture">
-                      <pic:pic>
-                        <pic:nvPicPr>
-                          <pic:cNvPr descr="/opt/quarto/share/formats/docx/note.png" id="69" name="Picture"/>
-                          <pic:cNvPicPr>
-                            <a:picLocks noChangeArrowheads="1" noChangeAspect="1"/>
-                          </pic:cNvPicPr>
-                        </pic:nvPicPr>
-                        <pic:blipFill>
-                          <a:blip r:embed="rId67"/>
-                          <a:stretch>
-                            <a:fillRect/>
-                          </a:stretch>
-                        </pic:blipFill>
-                        <pic:spPr bwMode="auto">
-                          <a:xfrm>
-                            <a:off x="0" y="0"/>
-                            <a:ext cx="152400" cy="152400"/>
-                          </a:xfrm>
-                          <a:prstGeom prst="rect">
-                            <a:avLst/>
-                          </a:prstGeom>
-                          <a:noFill/>
-                          <a:ln w="9525">
-                            <a:noFill/>
-                            <a:headEnd/>
-                            <a:tailEnd/>
-                          </a:ln>
-                        </pic:spPr>
-                      </pic:pic>
-                    </a:graphicData>
-                  </a:graphic>
-                </wp:inline>
-              </w:drawing>
-            </w:r>
-            <w:r>
-              <w:t xml:space="preserve"> </w:t>
-            </w:r>
-            <w:r>
-              <w:t xml:space="preserve"> </w:t>
-            </w:r>
-            <w:r>
-              <w:t xml:space="preserve">Vendor Selection Pending</w:t>
-            </w:r>
-          </w:p>
-        </w:tc>
-      </w:tr>
-      <w:tr>
-        <w:trPr>
-          <w:cantSplit/>
-        </w:trPr>
-        <w:tc>
-          <w:tcPr>
-            <w:tcMar>
-              <w:top w:w="108" w:type="dxa"/>
-              <w:bottom w:w="108" w:type="dxa"/>
-            </w:tcMar>
-          </w:tcPr>
-          <w:p>
-            <w:pPr>
-              <w:pStyle w:val="BodyText"/>
-            </w:pPr>
-            <w:pPr>
-              <w:spacing w:before="16" w:after="16"/>
-            </w:pPr>
-            <w:r>
-              <w:t xml:space="preserve">The shortlists above reflect FedRAMP authorization status and federal use-case alignment at time of writing. Agency procurement authority, current FedRAMP Marketplace listings, and environment-specific testing must inform final selection. OIS should participate in vendor evaluation for all three components.</w:t>
-            </w:r>
-          </w:p>
-          <w:p/>
-        </w:tc>
-      </w:tr>
-    </w:tbl>
-    <w:bookmarkEnd w:id="70"/>
-    <w:bookmarkEnd w:id="71"/>
-    <w:bookmarkStart w:id="75" w:name="X50c43ddecf199ebf91917431a313350dc266772"/>
+    <w:bookmarkEnd w:id="76"/>
+    <w:bookmarkStart w:id="77" w:name="vendor-selection-pending"/>
+    <w:p>
+      <w:pPr>
+        <w:pStyle w:val="Heading2"/>
+      </w:pPr>
+      <w:r>
+        <w:t xml:space="preserve">Vendor Selection Pending</w:t>
+      </w:r>
+    </w:p>
+    <w:p>
+      <w:pPr>
+        <w:pStyle w:val="FirstParagraph"/>
+      </w:pPr>
+      <w:r>
+        <w:t xml:space="preserve">The shortlists above reflect FedRAMP authorization status and federal use-case alignment at time of writing. Agency procurement authority, current FedRAMP Marketplace listings, and environment-specific testing must inform final selection. OIS should participate in vendor evaluation for all three components.</w:t>
+      </w:r>
+    </w:p>
+    <w:bookmarkEnd w:id="77"/>
+    <w:bookmarkEnd w:id="78"/>
+    <w:bookmarkStart w:id="82" w:name="X50c43ddecf199ebf91917431a313350dc266772"/>
     <w:p>
       <w:pPr>
         <w:pStyle w:val="Heading1"/>
       </w:pPr>
       <w:r>
-        <w:t xml:space="preserve">6. Why Direct Internet Access Alone Does Not Satisfy NIST Controls</w:t>
+        <w:t xml:space="preserve">Why Direct Internet Access Alone Does Not Satisfy NIST Controls</w:t>
       </w:r>
     </w:p>
     <w:p>
@@ -3303,18 +3293,18 @@
           <wp:inline>
             <wp:extent cx="5334000" cy="2933700"/>
             <wp:effectExtent b="0" l="0" r="0" t="0"/>
-            <wp:docPr descr="DIA Enables — SASE Achieves: NIST Control Stack" title="" id="73" name="Picture"/>
+            <wp:docPr descr="DIA Enables — SASE Achieves: NIST Control Stack" title="" id="80" name="Picture"/>
             <a:graphic>
               <a:graphicData uri="http://schemas.openxmlformats.org/drawingml/2006/picture">
                 <pic:pic>
                   <pic:nvPicPr>
-                    <pic:cNvPr descr="figs/tc-fig-05-sase-stack.png" id="74" name="Picture"/>
+                    <pic:cNvPr descr="figs/tc-fig-05-sase-stack.png" id="81" name="Picture"/>
                     <pic:cNvPicPr>
                       <a:picLocks noChangeArrowheads="1" noChangeAspect="1"/>
                     </pic:cNvPicPr>
                   </pic:nvPicPr>
                   <pic:blipFill>
-                    <a:blip r:embed="rId72"/>
+                    <a:blip r:embed="rId79"/>
                     <a:stretch>
                       <a:fillRect/>
                     </a:stretch>
@@ -3360,7 +3350,13 @@
         <w:t xml:space="preserve"> </w:t>
       </w:r>
       <w:r>
-        <w:t xml:space="preserve">“we will add DIA at field offices,”</w:t>
+        <w:t xml:space="preserve">“</w:t>
+      </w:r>
+      <w:r>
+        <w:t xml:space="preserve">we will add DIA at field offices,</w:t>
+      </w:r>
+      <w:r>
+        <w:t xml:space="preserve">”</w:t>
       </w:r>
       <w:r>
         <w:t xml:space="preserve"> </w:t>
@@ -3373,8 +3369,8 @@
       <w:tblPr>
         <w:tblStyle w:val="Table"/>
         <w:tblW w:type="pct" w:w="5000"/>
-        <w:tblLayout w:type="fixed"/>
         <w:tblLook w:firstRow="1" w:lastRow="0" w:firstColumn="0" w:lastColumn="0" w:noHBand="0" w:noVBand="0" w:val="0020"/>
+        <w:jc w:val="start"/>
       </w:tblPr>
       <w:tblGrid>
         <w:gridCol w:w="2640"/>
@@ -3383,13 +3379,14 @@
       </w:tblGrid>
       <w:tr>
         <w:trPr>
-          <w:tblHeader w:val="on"/>
+          <w:tblHeader w:val="true"/>
         </w:trPr>
         <w:tc>
           <w:tcPr/>
           <w:p>
             <w:pPr>
               <w:pStyle w:val="Compact"/>
+              <w:jc w:val="left"/>
             </w:pPr>
             <w:r>
               <w:t xml:space="preserve">NIST Control</w:t>
@@ -3401,6 +3398,7 @@
           <w:p>
             <w:pPr>
               <w:pStyle w:val="Compact"/>
+              <w:jc w:val="left"/>
             </w:pPr>
             <w:r>
               <w:t xml:space="preserve">Requirement</w:t>
@@ -3412,6 +3410,7 @@
           <w:p>
             <w:pPr>
               <w:pStyle w:val="Compact"/>
+              <w:jc w:val="left"/>
             </w:pPr>
             <w:r>
               <w:t xml:space="preserve">What Provides It</w:t>
@@ -3425,6 +3424,7 @@
           <w:p>
             <w:pPr>
               <w:pStyle w:val="Compact"/>
+              <w:jc w:val="left"/>
             </w:pPr>
             <w:r>
               <w:t xml:space="preserve">AC-4</w:t>
@@ -3436,6 +3436,7 @@
           <w:p>
             <w:pPr>
               <w:pStyle w:val="Compact"/>
+              <w:jc w:val="left"/>
             </w:pPr>
             <w:r>
               <w:t xml:space="preserve">Information Flow Enforcement</w:t>
@@ -3447,6 +3448,7 @@
           <w:p>
             <w:pPr>
               <w:pStyle w:val="Compact"/>
+              <w:jc w:val="left"/>
             </w:pPr>
             <w:r>
               <w:t xml:space="preserve">CASB — application-layer identification</w:t>
@@ -3460,6 +3462,7 @@
           <w:p>
             <w:pPr>
               <w:pStyle w:val="Compact"/>
+              <w:jc w:val="left"/>
             </w:pPr>
             <w:r>
               <w:t xml:space="preserve">SC-7</w:t>
@@ -3471,6 +3474,7 @@
           <w:p>
             <w:pPr>
               <w:pStyle w:val="Compact"/>
+              <w:jc w:val="left"/>
             </w:pPr>
             <w:r>
               <w:t xml:space="preserve">Boundary Protection</w:t>
@@ -3482,6 +3486,7 @@
           <w:p>
             <w:pPr>
               <w:pStyle w:val="Compact"/>
+              <w:jc w:val="left"/>
             </w:pPr>
             <w:r>
               <w:t xml:space="preserve">SWG — application-layer inspection and malware scanning</w:t>
@@ -3495,6 +3500,7 @@
           <w:p>
             <w:pPr>
               <w:pStyle w:val="Compact"/>
+              <w:jc w:val="left"/>
             </w:pPr>
             <w:r>
               <w:t xml:space="preserve">SC-8</w:t>
@@ -3506,6 +3512,7 @@
           <w:p>
             <w:pPr>
               <w:pStyle w:val="Compact"/>
+              <w:jc w:val="left"/>
             </w:pPr>
             <w:r>
               <w:t xml:space="preserve">Transmission Confidentiality and Integrity</w:t>
@@ -3517,6 +3524,7 @@
           <w:p>
             <w:pPr>
               <w:pStyle w:val="Compact"/>
+              <w:jc w:val="left"/>
             </w:pPr>
             <w:r>
               <w:t xml:space="preserve">SD-WAN IPsec tunnel — network-layer encryption</w:t>
@@ -3530,6 +3538,7 @@
           <w:p>
             <w:pPr>
               <w:pStyle w:val="Compact"/>
+              <w:jc w:val="left"/>
             </w:pPr>
             <w:r>
               <w:t xml:space="preserve">SI-3</w:t>
@@ -3541,6 +3550,7 @@
           <w:p>
             <w:pPr>
               <w:pStyle w:val="Compact"/>
+              <w:jc w:val="left"/>
             </w:pPr>
             <w:r>
               <w:t xml:space="preserve">Malware Protection</w:t>
@@ -3552,6 +3562,7 @@
           <w:p>
             <w:pPr>
               <w:pStyle w:val="Compact"/>
+              <w:jc w:val="left"/>
             </w:pPr>
             <w:r>
               <w:t xml:space="preserve">SWG — SSL inspection and malware scanning</w:t>
@@ -3565,6 +3576,7 @@
           <w:p>
             <w:pPr>
               <w:pStyle w:val="Compact"/>
+              <w:jc w:val="left"/>
             </w:pPr>
             <w:r>
               <w:t xml:space="preserve">SI-4</w:t>
@@ -3576,6 +3588,7 @@
           <w:p>
             <w:pPr>
               <w:pStyle w:val="Compact"/>
+              <w:jc w:val="left"/>
             </w:pPr>
             <w:r>
               <w:t xml:space="preserve">System Monitoring</w:t>
@@ -3587,6 +3600,7 @@
           <w:p>
             <w:pPr>
               <w:pStyle w:val="Compact"/>
+              <w:jc w:val="left"/>
             </w:pPr>
             <w:r>
               <w:t xml:space="preserve">AAN — application-layer telemetry, behavioral analysis</w:t>
@@ -3600,6 +3614,7 @@
           <w:p>
             <w:pPr>
               <w:pStyle w:val="Compact"/>
+              <w:jc w:val="left"/>
             </w:pPr>
             <w:r>
               <w:t xml:space="preserve">AU-12</w:t>
@@ -3611,6 +3626,7 @@
           <w:p>
             <w:pPr>
               <w:pStyle w:val="Compact"/>
+              <w:jc w:val="left"/>
             </w:pPr>
             <w:r>
               <w:t xml:space="preserve">Audit Record Generation</w:t>
@@ -3622,6 +3638,7 @@
           <w:p>
             <w:pPr>
               <w:pStyle w:val="Compact"/>
+              <w:jc w:val="left"/>
             </w:pPr>
             <w:r>
               <w:t xml:space="preserve">AAN logging — user, device, app, action, data type, timestamp</w:t>
@@ -3635,6 +3652,7 @@
           <w:p>
             <w:pPr>
               <w:pStyle w:val="Compact"/>
+              <w:jc w:val="left"/>
             </w:pPr>
             <w:r>
               <w:t xml:space="preserve">CA-7</w:t>
@@ -3646,6 +3664,7 @@
           <w:p>
             <w:pPr>
               <w:pStyle w:val="Compact"/>
+              <w:jc w:val="left"/>
             </w:pPr>
             <w:r>
               <w:t xml:space="preserve">Continuous Monitoring</w:t>
@@ -3657,6 +3676,7 @@
           <w:p>
             <w:pPr>
               <w:pStyle w:val="Compact"/>
+              <w:jc w:val="left"/>
             </w:pPr>
             <w:r>
               <w:t xml:space="preserve">SASE stack — per-session identity, posture, access records</w:t>
@@ -3671,8 +3691,8 @@
       </w:pPr>
       <w:r>
         <w:rPr>
+          <w:bCs/>
           <w:b/>
-          <w:bCs/>
         </w:rPr>
         <w:t xml:space="preserve">Closure Necessity — SC-8 on the voice path.</w:t>
       </w:r>
@@ -3687,8 +3707,8 @@
       </w:r>
       <w:r>
         <w:rPr>
+          <w:iCs/>
           <w:i/>
-          <w:iCs/>
         </w:rPr>
         <w:t xml:space="preserve">all</w:t>
       </w:r>
@@ -3705,8 +3725,8 @@
       </w:pPr>
       <w:r>
         <w:rPr>
+          <w:bCs/>
           <w:b/>
-          <w:bCs/>
         </w:rPr>
         <w:t xml:space="preserve">DIA enables; SASE and AAN achieve.</w:t>
       </w:r>
@@ -3717,14 +3737,14 @@
         <w:t xml:space="preserve">For Amazon Connect and Teams Phone, DIA solves the G.114 latency problem by eliminating the geographic hairpin. That is its entire contribution to the compliance picture. A field office deployment that adds DIA without the SASE control stack has better latency and the same compliance gaps. The NIST controls are not satisfied by the pipe. They are satisfied by what governs the pipe.</w:t>
       </w:r>
     </w:p>
-    <w:bookmarkEnd w:id="75"/>
-    <w:bookmarkStart w:id="77" w:name="Xc2560083c76569be9743a47f334c5a0f3d3f7e2"/>
+    <w:bookmarkEnd w:id="82"/>
+    <w:bookmarkStart w:id="84" w:name="Xc2560083c76569be9743a47f334c5a0f3d3f7e2"/>
     <w:p>
       <w:pPr>
         <w:pStyle w:val="Heading1"/>
       </w:pPr>
       <w:r>
-        <w:t xml:space="preserve">7. TIC 3.0: The Policy That Makes Local Breakout Lawful</w:t>
+        <w:t xml:space="preserve">TIC 3.0: The Policy That Makes Local Breakout Lawful</w:t>
       </w:r>
     </w:p>
     <w:p>
@@ -3739,8 +3759,8 @@
       </w:r>
       <w:r>
         <w:rPr>
+          <w:iCs/>
           <w:i/>
-          <w:iCs/>
         </w:rPr>
         <w:t xml:space="preserve">needs</w:t>
       </w:r>
@@ -3755,8 +3775,8 @@
       </w:r>
       <w:r>
         <w:rPr>
+          <w:iCs/>
           <w:i/>
-          <w:iCs/>
         </w:rPr>
         <w:t xml:space="preserve">may have</w:t>
       </w:r>
@@ -3779,8 +3799,8 @@
       </w:r>
       <w:r>
         <w:rPr>
+          <w:bCs/>
           <w:b/>
-          <w:bCs/>
         </w:rPr>
         <w:t xml:space="preserve">TIC 3.0 Security Capabilities Catalog</w:t>
       </w:r>
@@ -3792,8 +3812,8 @@
       </w:r>
       <w:r>
         <w:rPr>
+          <w:bCs/>
           <w:b/>
-          <w:bCs/>
         </w:rPr>
         <w:t xml:space="preserve">policy enforcement point (PEP)</w:t>
       </w:r>
@@ -3804,13 +3824,13 @@
         <w:t xml:space="preserve">governing each traffic path.</w:t>
       </w:r>
     </w:p>
-    <w:bookmarkStart w:id="76" w:name="Xf792461b15ccbbb54b15b5402bbf9475c6529ad"/>
+    <w:bookmarkStart w:id="83" w:name="Xf792461b15ccbbb54b15b5402bbf9475c6529ad"/>
     <w:p>
       <w:pPr>
         <w:pStyle w:val="Heading2"/>
       </w:pPr>
       <w:r>
-        <w:t xml:space="preserve">7.1 The Two Use Cases That Govern Agency Voice</w:t>
+        <w:t xml:space="preserve">The Two Use Cases That Govern Agency Voice</w:t>
       </w:r>
     </w:p>
     <w:p>
@@ -3825,8 +3845,8 @@
       <w:tblPr>
         <w:tblStyle w:val="Table"/>
         <w:tblW w:type="pct" w:w="5000"/>
-        <w:tblLayout w:type="fixed"/>
         <w:tblLook w:firstRow="1" w:lastRow="0" w:firstColumn="0" w:lastColumn="0" w:noHBand="0" w:noVBand="0" w:val="0020"/>
+        <w:jc w:val="start"/>
       </w:tblPr>
       <w:tblGrid>
         <w:gridCol w:w="1980"/>
@@ -3836,13 +3856,14 @@
       </w:tblGrid>
       <w:tr>
         <w:trPr>
-          <w:tblHeader w:val="on"/>
+          <w:tblHeader w:val="true"/>
         </w:trPr>
         <w:tc>
           <w:tcPr/>
           <w:p>
             <w:pPr>
               <w:pStyle w:val="Compact"/>
+              <w:jc w:val="left"/>
             </w:pPr>
             <w:r>
               <w:t xml:space="preserve">TIC 3.0 Use Case</w:t>
@@ -3854,6 +3875,7 @@
           <w:p>
             <w:pPr>
               <w:pStyle w:val="Compact"/>
+              <w:jc w:val="left"/>
             </w:pPr>
             <w:r>
               <w:t xml:space="preserve">Agency Population</w:t>
@@ -3865,6 +3887,7 @@
           <w:p>
             <w:pPr>
               <w:pStyle w:val="Compact"/>
+              <w:jc w:val="left"/>
             </w:pPr>
             <w:r>
               <w:t xml:space="preserve">Traffic Path It Governs</w:t>
@@ -3876,6 +3899,7 @@
           <w:p>
             <w:pPr>
               <w:pStyle w:val="Compact"/>
+              <w:jc w:val="left"/>
             </w:pPr>
             <w:r>
               <w:t xml:space="preserve">Where the PEP Must Be</w:t>
@@ -3889,11 +3913,12 @@
           <w:p>
             <w:pPr>
               <w:pStyle w:val="Compact"/>
+              <w:jc w:val="left"/>
             </w:pPr>
             <w:r>
               <w:rPr>
+                <w:bCs/>
                 <w:b/>
-                <w:bCs/>
               </w:rPr>
               <w:t xml:space="preserve">Branch Office</w:t>
             </w:r>
@@ -3904,6 +3929,7 @@
           <w:p>
             <w:pPr>
               <w:pStyle w:val="Compact"/>
+              <w:jc w:val="left"/>
             </w:pPr>
             <w:r>
               <w:t xml:space="preserve">Field office agents on Amazon Connect and Teams Phone</w:t>
@@ -3915,6 +3941,7 @@
           <w:p>
             <w:pPr>
               <w:pStyle w:val="Compact"/>
+              <w:jc w:val="left"/>
             </w:pPr>
             <w:r>
               <w:t xml:space="preserve">Field office → local DIA → AWS .com / M365 GCC</w:t>
@@ -3926,6 +3953,7 @@
           <w:p>
             <w:pPr>
               <w:pStyle w:val="Compact"/>
+              <w:jc w:val="left"/>
             </w:pPr>
             <w:r>
               <w:t xml:space="preserve">At or near the branch egress: SD-WAN edge + SASE security services</w:t>
@@ -3939,11 +3967,12 @@
           <w:p>
             <w:pPr>
               <w:pStyle w:val="Compact"/>
+              <w:jc w:val="left"/>
             </w:pPr>
             <w:r>
               <w:rPr>
+                <w:bCs/>
                 <w:b/>
-                <w:bCs/>
               </w:rPr>
               <w:t xml:space="preserve">Remote User</w:t>
             </w:r>
@@ -3954,6 +3983,7 @@
           <w:p>
             <w:pPr>
               <w:pStyle w:val="Compact"/>
+              <w:jc w:val="left"/>
             </w:pPr>
             <w:r>
               <w:t xml:space="preserve">Teleworking agents and staff on agency or managed devices</w:t>
@@ -3965,6 +3995,7 @@
           <w:p>
             <w:pPr>
               <w:pStyle w:val="Compact"/>
+              <w:jc w:val="left"/>
             </w:pPr>
             <w:r>
               <w:t xml:space="preserve">Home network → internet → cloud voice platforms</w:t>
@@ -3976,6 +4007,7 @@
           <w:p>
             <w:pPr>
               <w:pStyle w:val="Compact"/>
+              <w:jc w:val="left"/>
             </w:pPr>
             <w:r>
               <w:t xml:space="preserve">Cloud-delivered SASE PoP the user’s traffic traverses; ZTNA replacing VPN</w:t>
@@ -3996,8 +4028,8 @@
       </w:r>
       <w:r>
         <w:rPr>
+          <w:iCs/>
           <w:i/>
-          <w:iCs/>
         </w:rPr>
         <w:t xml:space="preserve">permit</w:t>
       </w:r>
@@ -4012,8 +4044,8 @@
       </w:r>
       <w:r>
         <w:rPr>
+          <w:iCs/>
           <w:i/>
-          <w:iCs/>
         </w:rPr>
         <w:t xml:space="preserve">ungoverned</w:t>
       </w:r>
@@ -4027,8 +4059,8 @@
       </w:pPr>
       <w:r>
         <w:rPr>
+          <w:bCs/>
           <w:b/>
-          <w:bCs/>
         </w:rPr>
         <w:t xml:space="preserve">This is the formal statement of the permissibility rule: under TIC 3.0, DIA is permissible only when the security-capabilities catalog is satisfied at the distributed PEP — and the SASE stack is that PEP.</w:t>
       </w:r>
@@ -4045,8 +4077,8 @@
       </w:pPr>
       <w:r>
         <w:rPr>
+          <w:bCs/>
           <w:b/>
-          <w:bCs/>
         </w:rPr>
         <w:t xml:space="preserve">Closure Necessity — SC-7 / SC-7(7) on distributed egress.</w:t>
       </w:r>
@@ -4061,8 +4093,8 @@
       </w:r>
       <w:r>
         <w:rPr>
+          <w:iCs/>
           <w:i/>
-          <w:iCs/>
         </w:rPr>
         <w:t xml:space="preserve">unless the split tunneling capability is provisioned securely</w:t>
       </w:r>
@@ -4079,8 +4111,8 @@
       </w:pPr>
       <w:r>
         <w:rPr>
+          <w:bCs/>
           <w:b/>
-          <w:bCs/>
         </w:rPr>
         <w:t xml:space="preserve">An ungoverned DIA circuit is not modernization; it is a finding.</w:t>
       </w:r>
@@ -4099,15 +4131,15 @@
         <w:t xml:space="preserve">The operational conclusion joins the two halves. The physics half — G.114’s budget — remains the driver: it is why the network must be modernized before either voice platform goes live, and it is measured in milliseconds at every agent location. The policy half — TIC 3.0’s catalog-at-the-PEP condition — is what makes the resulting architecture authorizable. The same SD-WAN + SASE investment satisfies both at once, which is why this document treats them as one program: local breakout to meet the delay budget, and the distributed PEP to make that breakout lawful.</w:t>
       </w:r>
     </w:p>
-    <w:bookmarkEnd w:id="76"/>
-    <w:bookmarkEnd w:id="77"/>
-    <w:bookmarkStart w:id="91" w:name="Xdff915852ecfb7099a0dce077831b9d7635e7fa"/>
+    <w:bookmarkEnd w:id="83"/>
+    <w:bookmarkEnd w:id="84"/>
+    <w:bookmarkStart w:id="95" w:name="Xdff915852ecfb7099a0dce077831b9d7635e7fa"/>
     <w:p>
       <w:pPr>
         <w:pStyle w:val="Heading1"/>
       </w:pPr>
       <w:r>
-        <w:t xml:space="preserve">8. FedRAMP Boundary Considerations for Telecommunications</w:t>
+        <w:t xml:space="preserve">FedRAMP Boundary Considerations for Telecommunications</w:t>
       </w:r>
     </w:p>
     <w:p>
@@ -4119,18 +4151,18 @@
           <wp:inline>
             <wp:extent cx="5334000" cy="2726266"/>
             <wp:effectExtent b="0" l="0" r="0" t="0"/>
-            <wp:docPr descr="FedRAMP 20x Consolidated Rules: Telecommunications Implications" title="" id="79" name="Picture"/>
+            <wp:docPr descr="FedRAMP 20x Consolidated Rules: Telecommunications Implications" title="" id="86" name="Picture"/>
             <a:graphic>
               <a:graphicData uri="http://schemas.openxmlformats.org/drawingml/2006/picture">
                 <pic:pic>
                   <pic:nvPicPr>
-                    <pic:cNvPr descr="figs/tc-fig-13-fedramp-20x-telecom.png" id="80" name="Picture"/>
+                    <pic:cNvPr descr="figs/tc-fig-13-fedramp-20x-telecom.png" id="87" name="Picture"/>
                     <pic:cNvPicPr>
                       <a:picLocks noChangeArrowheads="1" noChangeAspect="1"/>
                     </pic:cNvPicPr>
                   </pic:nvPicPr>
                   <pic:blipFill>
-                    <a:blip r:embed="rId78"/>
+                    <a:blip r:embed="rId85"/>
                     <a:stretch>
                       <a:fillRect/>
                     </a:stretch>
@@ -4165,13 +4197,13 @@
         <w:t xml:space="preserve">FedRAMP 20x Consolidated Rules: Telecommunications Implications</w:t>
       </w:r>
     </w:p>
-    <w:bookmarkStart w:id="84" w:name="sec-fedramp-20x-telecom"/>
+    <w:bookmarkStart w:id="88" w:name="sec-fedramp-20x-telecom"/>
     <w:p>
       <w:pPr>
         <w:pStyle w:val="Heading2"/>
       </w:pPr>
       <w:r>
-        <w:t xml:space="preserve">8.1 FedRAMP 20x Consolidated Rules — June 2026 Update</w:t>
+        <w:t xml:space="preserve">FedRAMP 20x Consolidated Rules — June 2026 Update</w:t>
       </w:r>
     </w:p>
     <w:p>
@@ -4186,8 +4218,8 @@
       </w:r>
       <w:r>
         <w:rPr>
+          <w:bCs/>
           <w:b/>
-          <w:bCs/>
         </w:rPr>
         <w:t xml:space="preserve">Consolidated Rules for 2026</w:t>
       </w:r>
@@ -4204,8 +4236,8 @@
       </w:pPr>
       <w:r>
         <w:rPr>
+          <w:bCs/>
           <w:b/>
-          <w:bCs/>
         </w:rPr>
         <w:t xml:space="preserve">Timeline agencies must track:</w:t>
       </w:r>
@@ -4214,8 +4246,8 @@
       <w:tblPr>
         <w:tblStyle w:val="Table"/>
         <w:tblW w:type="pct" w:w="5000"/>
-        <w:tblLayout w:type="fixed"/>
         <w:tblLook w:firstRow="1" w:lastRow="0" w:firstColumn="0" w:lastColumn="0" w:noHBand="0" w:noVBand="0" w:val="0020"/>
+        <w:jc w:val="start"/>
       </w:tblPr>
       <w:tblGrid>
         <w:gridCol w:w="1080"/>
@@ -4224,13 +4256,14 @@
       </w:tblGrid>
       <w:tr>
         <w:trPr>
-          <w:tblHeader w:val="on"/>
+          <w:tblHeader w:val="true"/>
         </w:trPr>
         <w:tc>
           <w:tcPr/>
           <w:p>
             <w:pPr>
               <w:pStyle w:val="Compact"/>
+              <w:jc w:val="left"/>
             </w:pPr>
             <w:r>
               <w:t xml:space="preserve">Date</w:t>
@@ -4242,6 +4275,7 @@
           <w:p>
             <w:pPr>
               <w:pStyle w:val="Compact"/>
+              <w:jc w:val="left"/>
             </w:pPr>
             <w:r>
               <w:t xml:space="preserve">Event</w:t>
@@ -4253,6 +4287,7 @@
           <w:p>
             <w:pPr>
               <w:pStyle w:val="Compact"/>
+              <w:jc w:val="left"/>
             </w:pPr>
             <w:r>
               <w:t xml:space="preserve">Telecommunications Implication</w:t>
@@ -4266,6 +4301,7 @@
           <w:p>
             <w:pPr>
               <w:pStyle w:val="Compact"/>
+              <w:jc w:val="left"/>
             </w:pPr>
             <w:r>
               <w:t xml:space="preserve">July 28, 2026</w:t>
@@ -4277,6 +4313,7 @@
           <w:p>
             <w:pPr>
               <w:pStyle w:val="Compact"/>
+              <w:jc w:val="left"/>
             </w:pPr>
             <w:r>
               <w:t xml:space="preserve">FedRAMP Ready submissions cease</w:t>
@@ -4288,6 +4325,7 @@
           <w:p>
             <w:pPr>
               <w:pStyle w:val="Compact"/>
+              <w:jc w:val="left"/>
             </w:pPr>
             <w:r>
               <w:t xml:space="preserve">No new Ready pathway for Connect or SBC vendors</w:t>
@@ -4301,6 +4339,7 @@
           <w:p>
             <w:pPr>
               <w:pStyle w:val="Compact"/>
+              <w:jc w:val="left"/>
             </w:pPr>
             <w:r>
               <w:t xml:space="preserve">August 3, 2026</w:t>
@@ -4312,6 +4351,7 @@
           <w:p>
             <w:pPr>
               <w:pStyle w:val="Compact"/>
+              <w:jc w:val="left"/>
             </w:pPr>
             <w:r>
               <w:t xml:space="preserve">Class A pipeline opens</w:t>
@@ -4323,6 +4363,7 @@
           <w:p>
             <w:pPr>
               <w:pStyle w:val="Compact"/>
+              <w:jc w:val="left"/>
             </w:pPr>
             <w:r>
               <w:t xml:space="preserve">Evaluate whether Connect .com falls under Class A</w:t>
@@ -4336,6 +4377,7 @@
           <w:p>
             <w:pPr>
               <w:pStyle w:val="Compact"/>
+              <w:jc w:val="left"/>
             </w:pPr>
             <w:r>
               <w:t xml:space="preserve">August 31, 2026</w:t>
@@ -4347,6 +4389,7 @@
           <w:p>
             <w:pPr>
               <w:pStyle w:val="Compact"/>
+              <w:jc w:val="left"/>
             </w:pPr>
             <w:r>
               <w:t xml:space="preserve">Class B and C open</w:t>
@@ -4358,6 +4401,7 @@
           <w:p>
             <w:pPr>
               <w:pStyle w:val="Compact"/>
+              <w:jc w:val="left"/>
             </w:pPr>
             <w:r>
               <w:t xml:space="preserve">Multi-platform unified comms likely Class B or C</w:t>
@@ -4371,6 +4415,7 @@
           <w:p>
             <w:pPr>
               <w:pStyle w:val="Compact"/>
+              <w:jc w:val="left"/>
             </w:pPr>
             <w:r>
               <w:t xml:space="preserve">January 1, 2027</w:t>
@@ -4382,6 +4427,7 @@
           <w:p>
             <w:pPr>
               <w:pStyle w:val="Compact"/>
+              <w:jc w:val="left"/>
             </w:pPr>
             <w:r>
               <w:t xml:space="preserve">Consolidated Rules mandatory</w:t>
@@ -4393,6 +4439,7 @@
           <w:p>
             <w:pPr>
               <w:pStyle w:val="Compact"/>
+              <w:jc w:val="left"/>
             </w:pPr>
             <w:r>
               <w:t xml:space="preserve">All ConMon evidence must align to 20x KSI format</w:t>
@@ -4406,6 +4453,7 @@
           <w:p>
             <w:pPr>
               <w:pStyle w:val="Compact"/>
+              <w:jc w:val="left"/>
             </w:pPr>
             <w:r>
               <w:t xml:space="preserve">June 11, 2027</w:t>
@@ -4417,6 +4465,7 @@
           <w:p>
             <w:pPr>
               <w:pStyle w:val="Compact"/>
+              <w:jc w:val="left"/>
             </w:pPr>
             <w:r>
               <w:t xml:space="preserve">No new Rev5 certifications</w:t>
@@ -4428,6 +4477,7 @@
           <w:p>
             <w:pPr>
               <w:pStyle w:val="Compact"/>
+              <w:jc w:val="left"/>
             </w:pPr>
             <w:r>
               <w:t xml:space="preserve">Plan for 20x pathway on next ATO cycle</w:t>
@@ -4442,8 +4492,8 @@
       </w:pPr>
       <w:r>
         <w:rPr>
+          <w:bCs/>
           <w:b/>
-          <w:bCs/>
         </w:rPr>
         <w:t xml:space="preserve">What 20x means for Amazon Connect continuous monitoring:</w:t>
       </w:r>
@@ -4456,16 +4506,16 @@
     </w:p>
     <w:p>
       <w:pPr>
-        <w:pStyle w:val="Compact"/>
         <w:numPr>
           <w:ilvl w:val="0"/>
           <w:numId w:val="1005"/>
         </w:numPr>
+        <w:pStyle w:val="Compact"/>
       </w:pPr>
       <w:r>
         <w:rPr>
+          <w:bCs/>
           <w:b/>
-          <w:bCs/>
         </w:rPr>
         <w:t xml:space="preserve">Call audit logs</w:t>
       </w:r>
@@ -4478,16 +4528,16 @@
     </w:p>
     <w:p>
       <w:pPr>
-        <w:pStyle w:val="Compact"/>
         <w:numPr>
           <w:ilvl w:val="0"/>
           <w:numId w:val="1005"/>
         </w:numPr>
+        <w:pStyle w:val="Compact"/>
       </w:pPr>
       <w:r>
         <w:rPr>
+          <w:bCs/>
           <w:b/>
-          <w:bCs/>
         </w:rPr>
         <w:t xml:space="preserve">Federated authentication events</w:t>
       </w:r>
@@ -4500,16 +4550,16 @@
     </w:p>
     <w:p>
       <w:pPr>
-        <w:pStyle w:val="Compact"/>
         <w:numPr>
           <w:ilvl w:val="0"/>
           <w:numId w:val="1005"/>
         </w:numPr>
+        <w:pStyle w:val="Compact"/>
       </w:pPr>
       <w:r>
         <w:rPr>
+          <w:bCs/>
           <w:b/>
-          <w:bCs/>
         </w:rPr>
         <w:t xml:space="preserve">Boundary traffic logs</w:t>
       </w:r>
@@ -4522,16 +4572,16 @@
     </w:p>
     <w:p>
       <w:pPr>
-        <w:pStyle w:val="Compact"/>
         <w:numPr>
           <w:ilvl w:val="0"/>
           <w:numId w:val="1005"/>
         </w:numPr>
+        <w:pStyle w:val="Compact"/>
       </w:pPr>
       <w:r>
         <w:rPr>
+          <w:bCs/>
           <w:b/>
-          <w:bCs/>
         </w:rPr>
         <w:t xml:space="preserve">ATO exception documentation</w:t>
       </w:r>
@@ -4545,8 +4595,8 @@
       </w:pPr>
       <w:r>
         <w:rPr>
+          <w:bCs/>
           <w:b/>
-          <w:bCs/>
         </w:rPr>
         <w:t xml:space="preserve">What 20x means for Teams Phone GCC Moderate:</w:t>
       </w:r>
@@ -4561,8 +4611,8 @@
       </w:r>
       <w:r>
         <w:rPr>
+          <w:iCs/>
           <w:i/>
-          <w:iCs/>
         </w:rPr>
         <w:t xml:space="preserve">agency’s</w:t>
       </w:r>
@@ -4573,156 +4623,48 @@
         <w:t xml:space="preserve">continuous monitoring evidence — voice quality monitoring, E911 testing records, SBC boundary documentation — align to machine-readable KSI format.</w:t>
       </w:r>
     </w:p>
-    <w:tbl>
-      <w:tblPr>
-        <w:tblStyle w:val="Table"/>
-        <w:tblLook w:firstRow="0" w:lastRow="0" w:firstColumn="0" w:lastColumn="0" w:noHBand="0" w:noVBand="0" w:val="0000"/>
-        <w:tblBorders>
-          <w:top w:val="single" w:sz="4" w:space="0" w:color="00A047"/>
-          <w:left w:val="single" w:sz="24" w:space="0" w:color="00A047"/>
-          <w:bottom w:val="single" w:sz="4" w:space="0" w:color="00A047"/>
-          <w:right w:val="single" w:sz="4" w:space="0" w:color="00A047"/>
-        </w:tblBorders>
-        <w:tblCellMar>
-          <w:left w:w="144" w:type="dxa"/>
-          <w:right w:w="144" w:type="dxa"/>
-        </w:tblCellMar>
-        <w:tblLook w:firstRow="0" w:lastRow="0" w:firstColumn="0" w:lastColumn="0" w:noHBand="0" w:noVBand="0" w:val="0000"/>
-      </w:tblPr>
-      <w:tr>
-        <w:trPr>
-          <w:cantSplit/>
-        </w:trPr>
-        <w:tc>
-          <w:tcPr>
-            <w:shd w:color="auto" w:fill="ccf1e3" w:val="clear"/>
-            <w:tcMar>
-              <w:top w:w="92" w:type="dxa"/>
-              <w:bottom w:w="92" w:type="dxa"/>
-            </w:tcMar>
-          </w:tcPr>
-          <w:p>
-            <w:pPr>
-              <w:pStyle w:val="BodyText"/>
-            </w:pPr>
-            <w:pPr>
-              <w:spacing w:before="0" w:after="0"/>
-              <w:textAlignment w:val="center"/>
-            </w:pPr>
-            <w:r>
-              <w:drawing>
-                <wp:inline>
-                  <wp:extent cx="152400" cy="152400"/>
-                  <wp:effectExtent b="0" l="0" r="0" t="0"/>
-                  <wp:docPr descr="" title="" id="82" name="Picture"/>
-                  <a:graphic>
-                    <a:graphicData uri="http://schemas.openxmlformats.org/drawingml/2006/picture">
-                      <pic:pic>
-                        <pic:nvPicPr>
-                          <pic:cNvPr descr="/opt/quarto/share/formats/docx/tip.png" id="83" name="Picture"/>
-                          <pic:cNvPicPr>
-                            <a:picLocks noChangeArrowheads="1" noChangeAspect="1"/>
-                          </pic:cNvPicPr>
-                        </pic:nvPicPr>
-                        <pic:blipFill>
-                          <a:blip r:embed="rId81"/>
-                          <a:stretch>
-                            <a:fillRect/>
-                          </a:stretch>
-                        </pic:blipFill>
-                        <pic:spPr bwMode="auto">
-                          <a:xfrm>
-                            <a:off x="0" y="0"/>
-                            <a:ext cx="152400" cy="152400"/>
-                          </a:xfrm>
-                          <a:prstGeom prst="rect">
-                            <a:avLst/>
-                          </a:prstGeom>
-                          <a:noFill/>
-                          <a:ln w="9525">
-                            <a:noFill/>
-                            <a:headEnd/>
-                            <a:tailEnd/>
-                          </a:ln>
-                        </pic:spPr>
-                      </pic:pic>
-                    </a:graphicData>
-                  </a:graphic>
-                </wp:inline>
-              </w:drawing>
-            </w:r>
-            <w:r>
-              <w:t xml:space="preserve"> </w:t>
-            </w:r>
-            <w:r>
-              <w:t xml:space="preserve"> </w:t>
-            </w:r>
-            <w:r>
-              <w:t xml:space="preserve">Tip</w:t>
-            </w:r>
-          </w:p>
-        </w:tc>
-      </w:tr>
-      <w:tr>
-        <w:trPr>
-          <w:cantSplit/>
-        </w:trPr>
-        <w:tc>
-          <w:tcPr>
-            <w:tcMar>
-              <w:top w:w="108" w:type="dxa"/>
-              <w:bottom w:w="108" w:type="dxa"/>
-            </w:tcMar>
-          </w:tcPr>
-          <w:p>
-            <w:pPr>
-              <w:pStyle w:val="BodyText"/>
-            </w:pPr>
-            <w:pPr>
-              <w:spacing w:before="16" w:after="16"/>
-            </w:pPr>
-            <w:r>
-              <w:rPr>
-                <w:b/>
-                <w:bCs/>
-              </w:rPr>
-              <w:t xml:space="preserve">SD-WAN as 20x Evidence Generator:</w:t>
-            </w:r>
-            <w:r>
-              <w:t xml:space="preserve"> </w:t>
-            </w:r>
-            <w:r>
-              <w:t xml:space="preserve">The SD-WAN overlay that solves the G.114 latency problem also generates the machine-readable evidence 20x requires. Every path decision, every jitter measurement, every FEC activation is a logged, queryable event.</w:t>
-            </w:r>
-            <w:r>
-              <w:t xml:space="preserve"> </w:t>
-            </w:r>
-            <w:r>
-              <w:rPr>
-                <w:b/>
-                <w:bCs/>
-              </w:rPr>
-              <w:t xml:space="preserve">The network investment that enables Amazon Connect to meet G.114 is simultaneously the compliance evidence generator for FedRAMP 20x continuous monitoring.</w:t>
-            </w:r>
-            <w:r>
-              <w:t xml:space="preserve"> </w:t>
-            </w:r>
-            <w:r>
-              <w:t xml:space="preserve">These are not separate investments.</w:t>
-            </w:r>
-          </w:p>
-          <w:p/>
-        </w:tc>
-      </w:tr>
-    </w:tbl>
-    <w:bookmarkEnd w:id="84"/>
-    <w:bookmarkStart w:id="85" w:name="X7409e10531376a3c99a5e9f5e98c45fb0a0a3d0"/>
+    <w:p>
+      <w:pPr>
+        <w:pStyle w:val="BodyText"/>
+      </w:pPr>
+      <w:r>
+        <w:rPr>
+          <w:bCs/>
+          <w:b/>
+        </w:rPr>
+        <w:t xml:space="preserve">SD-WAN as 20x Evidence Generator:</w:t>
+      </w:r>
+      <w:r>
+        <w:t xml:space="preserve"> </w:t>
+      </w:r>
+      <w:r>
+        <w:t xml:space="preserve">The SD-WAN overlay that solves the G.114 latency problem also generates the machine-readable evidence 20x requires. Every path decision, every jitter measurement, every FEC activation is a logged, queryable event.</w:t>
+      </w:r>
+      <w:r>
+        <w:t xml:space="preserve"> </w:t>
+      </w:r>
+      <w:r>
+        <w:rPr>
+          <w:bCs/>
+          <w:b/>
+        </w:rPr>
+        <w:t xml:space="preserve">The network investment that enables Amazon Connect to meet G.114 is simultaneously the compliance evidence generator for FedRAMP 20x continuous monitoring.</w:t>
+      </w:r>
+      <w:r>
+        <w:t xml:space="preserve"> </w:t>
+      </w:r>
+      <w:r>
+        <w:t xml:space="preserve">These are not separate investments.</w:t>
+      </w:r>
+    </w:p>
+    <w:bookmarkEnd w:id="88"/>
+    <w:bookmarkStart w:id="89" w:name="X7409e10531376a3c99a5e9f5e98c45fb0a0a3d0"/>
     <w:p>
       <w:pPr>
         <w:pStyle w:val="Heading2"/>
       </w:pPr>
       <w:r>
-        <w:t xml:space="preserve">8.2 Amazon Connect: .com Boundary Documentation Requirements</w:t>
+        <w:t xml:space="preserve">Amazon Connect: .com Boundary Documentation Requirements</w:t>
       </w:r>
     </w:p>
     <w:p>
@@ -4735,16 +4677,16 @@
     </w:p>
     <w:p>
       <w:pPr>
-        <w:pStyle w:val="Compact"/>
         <w:numPr>
           <w:ilvl w:val="0"/>
           <w:numId w:val="1006"/>
         </w:numPr>
+        <w:pStyle w:val="Compact"/>
       </w:pPr>
       <w:r>
         <w:rPr>
+          <w:bCs/>
           <w:b/>
-          <w:bCs/>
         </w:rPr>
         <w:t xml:space="preserve">SSP SA-9 documentation:</w:t>
       </w:r>
@@ -4757,16 +4699,16 @@
     </w:p>
     <w:p>
       <w:pPr>
-        <w:pStyle w:val="Compact"/>
         <w:numPr>
           <w:ilvl w:val="0"/>
           <w:numId w:val="1006"/>
         </w:numPr>
+        <w:pStyle w:val="Compact"/>
       </w:pPr>
       <w:r>
         <w:rPr>
+          <w:bCs/>
           <w:b/>
-          <w:bCs/>
         </w:rPr>
         <w:t xml:space="preserve">Call recordings:</w:t>
       </w:r>
@@ -4779,16 +4721,16 @@
     </w:p>
     <w:p>
       <w:pPr>
-        <w:pStyle w:val="Compact"/>
         <w:numPr>
           <w:ilvl w:val="0"/>
           <w:numId w:val="1006"/>
         </w:numPr>
+        <w:pStyle w:val="Compact"/>
       </w:pPr>
       <w:r>
         <w:rPr>
+          <w:bCs/>
           <w:b/>
-          <w:bCs/>
         </w:rPr>
         <w:t xml:space="preserve">CRM and case management integration:</w:t>
       </w:r>
@@ -4801,16 +4743,16 @@
     </w:p>
     <w:p>
       <w:pPr>
-        <w:pStyle w:val="Compact"/>
         <w:numPr>
           <w:ilvl w:val="0"/>
           <w:numId w:val="1006"/>
         </w:numPr>
+        <w:pStyle w:val="Compact"/>
       </w:pPr>
       <w:r>
         <w:rPr>
+          <w:bCs/>
           <w:b/>
-          <w:bCs/>
         </w:rPr>
         <w:t xml:space="preserve">Agent authentication federation:</w:t>
       </w:r>
@@ -4823,16 +4765,16 @@
     </w:p>
     <w:p>
       <w:pPr>
-        <w:pStyle w:val="Compact"/>
         <w:numPr>
           <w:ilvl w:val="0"/>
           <w:numId w:val="1006"/>
         </w:numPr>
+        <w:pStyle w:val="Compact"/>
       </w:pPr>
       <w:r>
         <w:rPr>
+          <w:bCs/>
           <w:b/>
-          <w:bCs/>
         </w:rPr>
         <w:t xml:space="preserve">ATO exception maintenance:</w:t>
       </w:r>
@@ -4843,14 +4785,14 @@
         <w:t xml:space="preserve">The specific authorization permitting .com Connect must be reviewed at each ATO renewal. The exception is not a permanent waiver; it is a time-bounded, condition-bounded authorization that requires active maintenance.</w:t>
       </w:r>
     </w:p>
-    <w:bookmarkEnd w:id="85"/>
-    <w:bookmarkStart w:id="86" w:name="teams-phone-gcc-boundary-and-pstn"/>
+    <w:bookmarkEnd w:id="89"/>
+    <w:bookmarkStart w:id="90" w:name="teams-phone-gcc-boundary-and-pstn"/>
     <w:p>
       <w:pPr>
         <w:pStyle w:val="Heading2"/>
       </w:pPr>
       <w:r>
-        <w:t xml:space="preserve">8.3 Teams Phone: GCC Boundary and PSTN</w:t>
+        <w:t xml:space="preserve">Teams Phone: GCC Boundary and PSTN</w:t>
       </w:r>
     </w:p>
     <w:p>
@@ -4861,22 +4803,22 @@
         <w:t xml:space="preserve">Teams Phone in GCC Moderate operates within the GCC boundary for all call signaling, voicemail storage, call history, and user policy management. The PSTN interconnect (via Direct Routing SBC or Calling Plans) is a boundary crossing by definition: the PSTN is a public network. The SBC in Direct Routing handles the crossing point. Its configuration must be documented in the SSP as a boundary interface.</w:t>
       </w:r>
     </w:p>
-    <w:bookmarkEnd w:id="86"/>
-    <w:bookmarkStart w:id="90" w:name="X6519cabc81b3848456687843ce47cf45a8be6c7"/>
+    <w:bookmarkEnd w:id="90"/>
+    <w:bookmarkStart w:id="94" w:name="X6519cabc81b3848456687843ce47cf45a8be6c7"/>
     <w:p>
       <w:pPr>
         <w:pStyle w:val="Heading2"/>
       </w:pPr>
       <w:r>
-        <w:t xml:space="preserve">8.4 Amazon Connect vs. Teams Phone: Complementary, Not Competing</w:t>
+        <w:t xml:space="preserve">Amazon Connect vs. Teams Phone: Complementary, Not Competing</w:t>
       </w:r>
     </w:p>
     <w:tbl>
       <w:tblPr>
         <w:tblStyle w:val="Table"/>
         <w:tblW w:type="pct" w:w="5000"/>
-        <w:tblLayout w:type="fixed"/>
         <w:tblLook w:firstRow="1" w:lastRow="0" w:firstColumn="0" w:lastColumn="0" w:noHBand="0" w:noVBand="0" w:val="0020"/>
+        <w:jc w:val="start"/>
       </w:tblPr>
       <w:tblGrid>
         <w:gridCol w:w="1001"/>
@@ -4885,13 +4827,14 @@
       </w:tblGrid>
       <w:tr>
         <w:trPr>
-          <w:tblHeader w:val="on"/>
+          <w:tblHeader w:val="true"/>
         </w:trPr>
         <w:tc>
           <w:tcPr/>
           <w:p>
             <w:pPr>
               <w:pStyle w:val="Compact"/>
+              <w:jc w:val="left"/>
             </w:pPr>
             <w:r>
               <w:t xml:space="preserve">Dimension</w:t>
@@ -4903,6 +4846,7 @@
           <w:p>
             <w:pPr>
               <w:pStyle w:val="Compact"/>
+              <w:jc w:val="left"/>
             </w:pPr>
             <w:r>
               <w:t xml:space="preserve">Amazon Connect (N8NN Contact Center)</w:t>
@@ -4914,6 +4858,7 @@
           <w:p>
             <w:pPr>
               <w:pStyle w:val="Compact"/>
+              <w:jc w:val="left"/>
             </w:pPr>
             <w:r>
               <w:t xml:space="preserve">Microsoft Teams Phone (Internal UC)</w:t>
@@ -4927,6 +4872,7 @@
           <w:p>
             <w:pPr>
               <w:pStyle w:val="Compact"/>
+              <w:jc w:val="left"/>
             </w:pPr>
             <w:r>
               <w:t xml:space="preserve">Primary function</w:t>
@@ -4938,6 +4884,7 @@
           <w:p>
             <w:pPr>
               <w:pStyle w:val="Compact"/>
+              <w:jc w:val="left"/>
             </w:pPr>
             <w:r>
               <w:t xml:space="preserve">Citizen-facing inbound contact center</w:t>
@@ -4949,6 +4896,7 @@
           <w:p>
             <w:pPr>
               <w:pStyle w:val="Compact"/>
+              <w:jc w:val="left"/>
             </w:pPr>
             <w:r>
               <w:t xml:space="preserve">Employee-to-employee and PSTN calling</w:t>
@@ -4962,6 +4910,7 @@
           <w:p>
             <w:pPr>
               <w:pStyle w:val="Compact"/>
+              <w:jc w:val="left"/>
             </w:pPr>
             <w:r>
               <w:t xml:space="preserve">Users</w:t>
@@ -4973,6 +4922,7 @@
           <w:p>
             <w:pPr>
               <w:pStyle w:val="Compact"/>
+              <w:jc w:val="left"/>
             </w:pPr>
             <w:r>
               <w:t xml:space="preserve">Contact center agents, supervisors</w:t>
@@ -4984,6 +4934,7 @@
           <w:p>
             <w:pPr>
               <w:pStyle w:val="Compact"/>
+              <w:jc w:val="left"/>
             </w:pPr>
             <w:r>
               <w:t xml:space="preserve">All agency employees</w:t>
@@ -4997,6 +4948,7 @@
           <w:p>
             <w:pPr>
               <w:pStyle w:val="Compact"/>
+              <w:jc w:val="left"/>
             </w:pPr>
             <w:r>
               <w:t xml:space="preserve">Call volume</w:t>
@@ -5008,6 +4960,7 @@
           <w:p>
             <w:pPr>
               <w:pStyle w:val="Compact"/>
+              <w:jc w:val="left"/>
             </w:pPr>
             <w:r>
               <w:t xml:space="preserve">High-volume inbound (thousands concurrent at peak)</w:t>
@@ -5019,6 +4972,7 @@
           <w:p>
             <w:pPr>
               <w:pStyle w:val="Compact"/>
+              <w:jc w:val="left"/>
             </w:pPr>
             <w:r>
               <w:t xml:space="preserve">Standard enterprise PBX volume</w:t>
@@ -5032,6 +4986,7 @@
           <w:p>
             <w:pPr>
               <w:pStyle w:val="Compact"/>
+              <w:jc w:val="left"/>
             </w:pPr>
             <w:r>
               <w:t xml:space="preserve">IVR / routing</w:t>
@@ -5043,6 +4998,7 @@
           <w:p>
             <w:pPr>
               <w:pStyle w:val="Compact"/>
+              <w:jc w:val="left"/>
             </w:pPr>
             <w:r>
               <w:t xml:space="preserve">Sophisticated contact flows, skills-based routing, queuing</w:t>
@@ -5054,6 +5010,7 @@
           <w:p>
             <w:pPr>
               <w:pStyle w:val="Compact"/>
+              <w:jc w:val="left"/>
             </w:pPr>
             <w:r>
               <w:t xml:space="preserve">Auto attendants and call queues</w:t>
@@ -5067,6 +5024,7 @@
           <w:p>
             <w:pPr>
               <w:pStyle w:val="Compact"/>
+              <w:jc w:val="left"/>
             </w:pPr>
             <w:r>
               <w:t xml:space="preserve">AI capabilities</w:t>
@@ -5078,6 +5036,7 @@
           <w:p>
             <w:pPr>
               <w:pStyle w:val="Compact"/>
+              <w:jc w:val="left"/>
             </w:pPr>
             <w:r>
               <w:t xml:space="preserve">Contact Lens (transcription, sentiment, analytics), Amazon Q agent assist</w:t>
@@ -5089,6 +5048,7 @@
           <w:p>
             <w:pPr>
               <w:pStyle w:val="Compact"/>
+              <w:jc w:val="left"/>
             </w:pPr>
             <w:r>
               <w:t xml:space="preserve">Teams transcription, voicemail transcription (GCC availability varies)</w:t>
@@ -5102,6 +5062,7 @@
           <w:p>
             <w:pPr>
               <w:pStyle w:val="Compact"/>
+              <w:jc w:val="left"/>
             </w:pPr>
             <w:r>
               <w:t xml:space="preserve">Agent interface</w:t>
@@ -5113,6 +5074,7 @@
           <w:p>
             <w:pPr>
               <w:pStyle w:val="Compact"/>
+              <w:jc w:val="left"/>
             </w:pPr>
             <w:r>
               <w:t xml:space="preserve">Browser-based Contact Control Panel (WebRTC)</w:t>
@@ -5124,6 +5086,7 @@
           <w:p>
             <w:pPr>
               <w:pStyle w:val="Compact"/>
+              <w:jc w:val="left"/>
             </w:pPr>
             <w:r>
               <w:t xml:space="preserve">Teams desktop client or browser</w:t>
@@ -5137,6 +5100,7 @@
           <w:p>
             <w:pPr>
               <w:pStyle w:val="Compact"/>
+              <w:jc w:val="left"/>
             </w:pPr>
             <w:r>
               <w:t xml:space="preserve">Recording</w:t>
@@ -5148,6 +5112,7 @@
           <w:p>
             <w:pPr>
               <w:pStyle w:val="Compact"/>
+              <w:jc w:val="left"/>
             </w:pPr>
             <w:r>
               <w:t xml:space="preserve">S3 on AWS .com; SA-9 boundary documentation required</w:t>
@@ -5159,6 +5124,7 @@
           <w:p>
             <w:pPr>
               <w:pStyle w:val="Compact"/>
+              <w:jc w:val="left"/>
             </w:pPr>
             <w:r>
               <w:t xml:space="preserve">GCC-boundary-compliant storage</w:t>
@@ -5172,6 +5138,7 @@
           <w:p>
             <w:pPr>
               <w:pStyle w:val="Compact"/>
+              <w:jc w:val="left"/>
             </w:pPr>
             <w:r>
               <w:t xml:space="preserve">Authorization</w:t>
@@ -5183,6 +5150,7 @@
           <w:p>
             <w:pPr>
               <w:pStyle w:val="Compact"/>
+              <w:jc w:val="left"/>
             </w:pPr>
             <w:r>
               <w:t xml:space="preserve">FedRAMP Moderate (AWS .com by specific agency exception)</w:t>
@@ -5194,6 +5162,7 @@
           <w:p>
             <w:pPr>
               <w:pStyle w:val="Compact"/>
+              <w:jc w:val="left"/>
             </w:pPr>
             <w:r>
               <w:t xml:space="preserve">FedRAMP Moderate (M365 GCC Moderate; partitioned .com)</w:t>
@@ -5207,6 +5176,7 @@
           <w:p>
             <w:pPr>
               <w:pStyle w:val="Compact"/>
+              <w:jc w:val="left"/>
             </w:pPr>
             <w:r>
               <w:t xml:space="preserve">PSTN connectivity</w:t>
@@ -5218,6 +5188,7 @@
           <w:p>
             <w:pPr>
               <w:pStyle w:val="Compact"/>
+              <w:jc w:val="left"/>
             </w:pPr>
             <w:r>
               <w:t xml:space="preserve">AWS Voice Connector</w:t>
@@ -5229,6 +5200,7 @@
           <w:p>
             <w:pPr>
               <w:pStyle w:val="Compact"/>
+              <w:jc w:val="left"/>
             </w:pPr>
             <w:r>
               <w:t xml:space="preserve">Direct Routing SBC or Calling Plans</w:t>
@@ -5242,6 +5214,7 @@
           <w:p>
             <w:pPr>
               <w:pStyle w:val="Compact"/>
+              <w:jc w:val="left"/>
             </w:pPr>
             <w:r>
               <w:t xml:space="preserve">Voice protocol</w:t>
@@ -5253,6 +5226,7 @@
           <w:p>
             <w:pPr>
               <w:pStyle w:val="Compact"/>
+              <w:jc w:val="left"/>
             </w:pPr>
             <w:r>
               <w:t xml:space="preserve">WebRTC / RTP / DSCP EF</w:t>
@@ -5264,6 +5238,7 @@
           <w:p>
             <w:pPr>
               <w:pStyle w:val="Compact"/>
+              <w:jc w:val="left"/>
             </w:pPr>
             <w:r>
               <w:t xml:space="preserve">WebRTC / RTP / DSCP EF</w:t>
@@ -5277,11 +5252,12 @@
           <w:p>
             <w:pPr>
               <w:pStyle w:val="Compact"/>
+              <w:jc w:val="left"/>
             </w:pPr>
             <w:r>
               <w:rPr>
+                <w:bCs/>
                 <w:b/>
-                <w:bCs/>
               </w:rPr>
               <w:t xml:space="preserve">Network requirement</w:t>
             </w:r>
@@ -5292,11 +5268,12 @@
           <w:p>
             <w:pPr>
               <w:pStyle w:val="Compact"/>
+              <w:jc w:val="left"/>
             </w:pPr>
             <w:r>
               <w:rPr>
+                <w:bCs/>
                 <w:b/>
-                <w:bCs/>
               </w:rPr>
               <w:t xml:space="preserve">Identical: &lt;75 ms one-way, &lt;30 ms jitter, &lt;1% loss</w:t>
             </w:r>
@@ -5307,11 +5284,12 @@
           <w:p>
             <w:pPr>
               <w:pStyle w:val="Compact"/>
+              <w:jc w:val="left"/>
             </w:pPr>
             <w:r>
               <w:rPr>
+                <w:bCs/>
                 <w:b/>
-                <w:bCs/>
               </w:rPr>
               <w:t xml:space="preserve">Identical: &lt;75 ms one-way, &lt;30 ms jitter, &lt;1% loss</w:t>
             </w:r>
@@ -5324,11 +5302,12 @@
           <w:p>
             <w:pPr>
               <w:pStyle w:val="Compact"/>
+              <w:jc w:val="left"/>
             </w:pPr>
             <w:r>
               <w:rPr>
+                <w:bCs/>
                 <w:b/>
-                <w:bCs/>
               </w:rPr>
               <w:t xml:space="preserve">SD-WAN solution</w:t>
             </w:r>
@@ -5339,11 +5318,12 @@
           <w:p>
             <w:pPr>
               <w:pStyle w:val="Compact"/>
+              <w:jc w:val="left"/>
             </w:pPr>
             <w:r>
               <w:rPr>
+                <w:bCs/>
                 <w:b/>
-                <w:bCs/>
               </w:rPr>
               <w:t xml:space="preserve">Identical: local breakout, DSCP EF steering, multipath, FEC</w:t>
             </w:r>
@@ -5354,11 +5334,12 @@
           <w:p>
             <w:pPr>
               <w:pStyle w:val="Compact"/>
+              <w:jc w:val="left"/>
             </w:pPr>
             <w:r>
               <w:rPr>
+                <w:bCs/>
                 <w:b/>
-                <w:bCs/>
               </w:rPr>
               <w:t xml:space="preserve">Identical: local breakout, DSCP EF steering, multipath, FEC</w:t>
             </w:r>
@@ -5378,8 +5359,8 @@
       </w:r>
       <w:r>
         <w:rPr>
+          <w:bCs/>
           <w:b/>
-          <w:bCs/>
         </w:rPr>
         <w:t xml:space="preserve">one network modernization that enables both platforms.</w:t>
       </w:r>
@@ -5393,18 +5374,18 @@
           <wp:inline>
             <wp:extent cx="5334000" cy="2844800"/>
             <wp:effectExtent b="0" l="0" r="0" t="0"/>
-            <wp:docPr descr="Implementation Roadmap: Network First, Platforms Second" title="" id="88" name="Picture"/>
+            <wp:docPr descr="Implementation Roadmap: Network First, Platforms Second" title="" id="92" name="Picture"/>
             <a:graphic>
               <a:graphicData uri="http://schemas.openxmlformats.org/drawingml/2006/picture">
                 <pic:pic>
                   <pic:nvPicPr>
-                    <pic:cNvPr descr="figs/tc-fig-14-implementation-gantt.png" id="89" name="Picture"/>
+                    <pic:cNvPr descr="figs/tc-fig-14-implementation-gantt.png" id="93" name="Picture"/>
                     <pic:cNvPicPr>
                       <a:picLocks noChangeArrowheads="1" noChangeAspect="1"/>
                     </pic:cNvPicPr>
                   </pic:nvPicPr>
                   <pic:blipFill>
-                    <a:blip r:embed="rId87"/>
+                    <a:blip r:embed="rId91"/>
                     <a:stretch>
                       <a:fillRect/>
                     </a:stretch>
@@ -5439,15 +5420,15 @@
         <w:t xml:space="preserve">Implementation Roadmap: Network First, Platforms Second</w:t>
       </w:r>
     </w:p>
-    <w:bookmarkEnd w:id="90"/>
-    <w:bookmarkEnd w:id="91"/>
-    <w:bookmarkStart w:id="96" w:name="implementation-roadmap"/>
+    <w:bookmarkEnd w:id="94"/>
+    <w:bookmarkEnd w:id="95"/>
+    <w:bookmarkStart w:id="100" w:name="implementation-roadmap"/>
     <w:p>
       <w:pPr>
         <w:pStyle w:val="Heading1"/>
       </w:pPr>
       <w:r>
-        <w:t xml:space="preserve">9. Implementation Roadmap</w:t>
+        <w:t xml:space="preserve">Implementation Roadmap</w:t>
       </w:r>
     </w:p>
     <w:p>
@@ -5456,8 +5437,8 @@
       </w:pPr>
       <w:r>
         <w:rPr>
+          <w:bCs/>
           <w:b/>
-          <w:bCs/>
         </w:rPr>
         <w:t xml:space="preserve">Prerequisite: no telecommunications migration before network validation.</w:t>
       </w:r>
@@ -5468,22 +5449,22 @@
         <w:t xml:space="preserve">Voice quality failures discovered after contact center or PBX migration are dramatically more expensive to remediate than network infrastructure investments made before migration. No field office should go live on Amazon Connect or Teams Phone until the network foundation for that office is validated against G.114 requirements. Validation means measuring actual one-way latency, jitter, and packet loss from each agent workstation to AWS us-west-2 and to the Microsoft GCC edge, with local breakout active, and confirming all three parameters are within specification.</w:t>
       </w:r>
     </w:p>
-    <w:bookmarkStart w:id="92" w:name="phase-1-network-foundation-months-13"/>
+    <w:bookmarkStart w:id="96" w:name="phase-1-network-foundation-months-13"/>
     <w:p>
       <w:pPr>
         <w:pStyle w:val="Heading2"/>
       </w:pPr>
       <w:r>
-        <w:t xml:space="preserve">9.1 Phase 1 — Network Foundation (Months 1–3)</w:t>
-      </w:r>
-    </w:p>
-    <w:p>
-      <w:pPr>
-        <w:pStyle w:val="Compact"/>
+        <w:t xml:space="preserve">Phase 1 — Network Foundation (Months 1–3)</w:t>
+      </w:r>
+    </w:p>
+    <w:p>
+      <w:pPr>
         <w:numPr>
           <w:ilvl w:val="0"/>
           <w:numId w:val="1007"/>
         </w:numPr>
+        <w:pStyle w:val="Compact"/>
       </w:pPr>
       <w:r>
         <w:t xml:space="preserve">Deploy SD-WAN at all field offices with contact center agents or significant phone populations</w:t>
@@ -5491,11 +5472,11 @@
     </w:p>
     <w:p>
       <w:pPr>
-        <w:pStyle w:val="Compact"/>
         <w:numPr>
           <w:ilvl w:val="0"/>
           <w:numId w:val="1007"/>
         </w:numPr>
+        <w:pStyle w:val="Compact"/>
       </w:pPr>
       <w:r>
         <w:t xml:space="preserve">Configure local internet breakout for Amazon Connect (.com AWS IP ranges/FQDNs) and Microsoft 365 GCC endpoints</w:t>
@@ -5503,11 +5484,11 @@
     </w:p>
     <w:p>
       <w:pPr>
-        <w:pStyle w:val="Compact"/>
         <w:numPr>
           <w:ilvl w:val="0"/>
           <w:numId w:val="1007"/>
         </w:numPr>
+        <w:pStyle w:val="Compact"/>
       </w:pPr>
       <w:r>
         <w:t xml:space="preserve">Enable per-DSCP steering: DSCP EF → lowest-latency path; standard HTTPS → highest-throughput path</w:t>
@@ -5515,11 +5496,11 @@
     </w:p>
     <w:p>
       <w:pPr>
-        <w:pStyle w:val="Compact"/>
         <w:numPr>
           <w:ilvl w:val="0"/>
           <w:numId w:val="1007"/>
         </w:numPr>
+        <w:pStyle w:val="Compact"/>
       </w:pPr>
       <w:r>
         <w:t xml:space="preserve">Enable FEC on any path with measured loss rate ≥0.5%</w:t>
@@ -5527,11 +5508,11 @@
     </w:p>
     <w:p>
       <w:pPr>
-        <w:pStyle w:val="Compact"/>
         <w:numPr>
           <w:ilvl w:val="0"/>
           <w:numId w:val="1007"/>
         </w:numPr>
+        <w:pStyle w:val="Compact"/>
       </w:pPr>
       <w:r>
         <w:t xml:space="preserve">Verify direct outbound UDP to Amazon Connect and GCC endpoints without hairpin or deep inspection delay</w:t>
@@ -5539,49 +5520,49 @@
     </w:p>
     <w:p>
       <w:pPr>
-        <w:pStyle w:val="Compact"/>
         <w:numPr>
           <w:ilvl w:val="0"/>
           <w:numId w:val="1007"/>
         </w:numPr>
+        <w:pStyle w:val="Compact"/>
       </w:pPr>
       <w:r>
         <w:rPr>
+          <w:bCs/>
           <w:b/>
-          <w:bCs/>
         </w:rPr>
         <w:t xml:space="preserve">Measure and document G.114 compliance at each agent location before proceeding to Phase 2</w:t>
       </w:r>
     </w:p>
     <w:p>
       <w:pPr>
-        <w:pStyle w:val="Compact"/>
         <w:numPr>
           <w:ilvl w:val="0"/>
           <w:numId w:val="1007"/>
         </w:numPr>
+        <w:pStyle w:val="Compact"/>
       </w:pPr>
       <w:r>
         <w:t xml:space="preserve">Size DSCP EF capacity for peak hybrid agent load: (max concurrent hybrid agents) × 200 Kbps</w:t>
       </w:r>
     </w:p>
-    <w:bookmarkEnd w:id="92"/>
-    <w:bookmarkStart w:id="93" w:name="Xfdd51caf3fe6a11d0a4df23f20af5ae637d7021"/>
+    <w:bookmarkEnd w:id="96"/>
+    <w:bookmarkStart w:id="97" w:name="Xfdd51caf3fe6a11d0a4df23f20af5ae637d7021"/>
     <w:p>
       <w:pPr>
         <w:pStyle w:val="Heading2"/>
       </w:pPr>
       <w:r>
-        <w:t xml:space="preserve">9.2 Phase 2 — Amazon Connect Deployment (Months 2–5)</w:t>
-      </w:r>
-    </w:p>
-    <w:p>
-      <w:pPr>
-        <w:pStyle w:val="Compact"/>
+        <w:t xml:space="preserve">Phase 2 — Amazon Connect Deployment (Months 2–5)</w:t>
+      </w:r>
+    </w:p>
+    <w:p>
+      <w:pPr>
         <w:numPr>
           <w:ilvl w:val="0"/>
           <w:numId w:val="1008"/>
         </w:numPr>
+        <w:pStyle w:val="Compact"/>
       </w:pPr>
       <w:r>
         <w:t xml:space="preserve">Confirm .com exception is current in ATO; update SSP SA-9 for Amazon Connect with current architecture</w:t>
@@ -5589,11 +5570,11 @@
     </w:p>
     <w:p>
       <w:pPr>
-        <w:pStyle w:val="Compact"/>
         <w:numPr>
           <w:ilvl w:val="0"/>
           <w:numId w:val="1008"/>
         </w:numPr>
+        <w:pStyle w:val="Compact"/>
       </w:pPr>
       <w:r>
         <w:t xml:space="preserve">Design and build contact flows replicating and improving current N8NN IVR routing</w:t>
@@ -5601,11 +5582,11 @@
     </w:p>
     <w:p>
       <w:pPr>
-        <w:pStyle w:val="Compact"/>
         <w:numPr>
           <w:ilvl w:val="0"/>
           <w:numId w:val="1008"/>
         </w:numPr>
+        <w:pStyle w:val="Compact"/>
       </w:pPr>
       <w:r>
         <w:t xml:space="preserve">Configure agent authentication via IdP federation (Entra ID GCC Moderate → Amazon Connect)</w:t>
@@ -5613,11 +5594,11 @@
     </w:p>
     <w:p>
       <w:pPr>
-        <w:pStyle w:val="Compact"/>
         <w:numPr>
           <w:ilvl w:val="0"/>
           <w:numId w:val="1008"/>
         </w:numPr>
+        <w:pStyle w:val="Compact"/>
       </w:pPr>
       <w:r>
         <w:t xml:space="preserve">Pilot with single queue and agent cohort; measure MOS, jitter, and loss from pilot locations</w:t>
@@ -5625,11 +5606,11 @@
     </w:p>
     <w:p>
       <w:pPr>
-        <w:pStyle w:val="Compact"/>
         <w:numPr>
           <w:ilvl w:val="0"/>
           <w:numId w:val="1008"/>
         </w:numPr>
+        <w:pStyle w:val="Compact"/>
       </w:pPr>
       <w:r>
         <w:t xml:space="preserve">Validate call recording pipeline to S3; confirm KMS key management, access controls, and AU-9 logging</w:t>
@@ -5637,33 +5618,33 @@
     </w:p>
     <w:p>
       <w:pPr>
-        <w:pStyle w:val="Compact"/>
         <w:numPr>
           <w:ilvl w:val="0"/>
           <w:numId w:val="1008"/>
         </w:numPr>
+        <w:pStyle w:val="Compact"/>
       </w:pPr>
       <w:r>
         <w:t xml:space="preserve">Validate CRM/case management integration; document data flow in SSP</w:t>
       </w:r>
     </w:p>
-    <w:bookmarkEnd w:id="93"/>
-    <w:bookmarkStart w:id="94" w:name="phase-3-teams-phone-deployment-months-48"/>
+    <w:bookmarkEnd w:id="97"/>
+    <w:bookmarkStart w:id="98" w:name="phase-3-teams-phone-deployment-months-48"/>
     <w:p>
       <w:pPr>
         <w:pStyle w:val="Heading2"/>
       </w:pPr>
       <w:r>
-        <w:t xml:space="preserve">9.3 Phase 3 — Teams Phone Deployment (Months 4–8)</w:t>
-      </w:r>
-    </w:p>
-    <w:p>
-      <w:pPr>
-        <w:pStyle w:val="Compact"/>
+        <w:t xml:space="preserve">Phase 3 — Teams Phone Deployment (Months 4–8)</w:t>
+      </w:r>
+    </w:p>
+    <w:p>
+      <w:pPr>
         <w:numPr>
           <w:ilvl w:val="0"/>
           <w:numId w:val="1009"/>
         </w:numPr>
+        <w:pStyle w:val="Compact"/>
       </w:pPr>
       <w:r>
         <w:t xml:space="preserve">Confirm Teams Phone feature availability in GCC tenant: Calling Plans availability, voicemail transcription, mobile calling</w:t>
@@ -5671,11 +5652,11 @@
     </w:p>
     <w:p>
       <w:pPr>
-        <w:pStyle w:val="Compact"/>
         <w:numPr>
           <w:ilvl w:val="0"/>
           <w:numId w:val="1009"/>
         </w:numPr>
+        <w:pStyle w:val="Compact"/>
       </w:pPr>
       <w:r>
         <w:t xml:space="preserve">Deploy and configure SBC (on-premises or cloud-hosted); validate Microsoft certification and FedRAMP authorization</w:t>
@@ -5683,11 +5664,11 @@
     </w:p>
     <w:p>
       <w:pPr>
-        <w:pStyle w:val="Compact"/>
         <w:numPr>
           <w:ilvl w:val="0"/>
           <w:numId w:val="1009"/>
         </w:numPr>
+        <w:pStyle w:val="Compact"/>
       </w:pPr>
       <w:r>
         <w:t xml:space="preserve">Configure E911 with dispatchable location for every office location; verify PSAP connectivity; document testing</w:t>
@@ -5695,11 +5676,11 @@
     </w:p>
     <w:p>
       <w:pPr>
-        <w:pStyle w:val="Compact"/>
         <w:numPr>
           <w:ilvl w:val="0"/>
           <w:numId w:val="1009"/>
         </w:numPr>
+        <w:pStyle w:val="Compact"/>
       </w:pPr>
       <w:r>
         <w:t xml:space="preserve">Inventory legacy PBX numbers: classify each as voice, fax, emergency, or special service</w:t>
@@ -5707,11 +5688,11 @@
     </w:p>
     <w:p>
       <w:pPr>
-        <w:pStyle w:val="Compact"/>
         <w:numPr>
           <w:ilvl w:val="0"/>
           <w:numId w:val="1009"/>
         </w:numPr>
+        <w:pStyle w:val="Compact"/>
       </w:pPr>
       <w:r>
         <w:t xml:space="preserve">Build Teams Call Queues and Auto Attendants replicating legacy PBX hunt groups and menus</w:t>
@@ -5719,33 +5700,33 @@
     </w:p>
     <w:p>
       <w:pPr>
-        <w:pStyle w:val="Compact"/>
         <w:numPr>
           <w:ilvl w:val="0"/>
           <w:numId w:val="1009"/>
         </w:numPr>
+        <w:pStyle w:val="Compact"/>
       </w:pPr>
       <w:r>
         <w:t xml:space="preserve">Port numbers in geographic tranches; maintain parallel PBX operation through each tranche</w:t>
       </w:r>
     </w:p>
-    <w:bookmarkEnd w:id="94"/>
-    <w:bookmarkStart w:id="95" w:name="X9d7b7ecc3f0b58540fc3182ad13f1c94567e114"/>
+    <w:bookmarkEnd w:id="98"/>
+    <w:bookmarkStart w:id="99" w:name="X9d7b7ecc3f0b58540fc3182ad13f1c94567e114"/>
     <w:p>
       <w:pPr>
         <w:pStyle w:val="Heading2"/>
       </w:pPr>
       <w:r>
-        <w:t xml:space="preserve">9.4 Phase 4 — Continuous Monitoring and FedRAMP 20x Alignment (Months 6+)</w:t>
-      </w:r>
-    </w:p>
-    <w:p>
-      <w:pPr>
-        <w:pStyle w:val="Compact"/>
+        <w:t xml:space="preserve">Phase 4 — Continuous Monitoring and FedRAMP 20x Alignment (Months 6+)</w:t>
+      </w:r>
+    </w:p>
+    <w:p>
+      <w:pPr>
         <w:numPr>
           <w:ilvl w:val="0"/>
           <w:numId w:val="1010"/>
         </w:numPr>
+        <w:pStyle w:val="Compact"/>
       </w:pPr>
       <w:r>
         <w:t xml:space="preserve">Instrument SD-WAN dashboards to surface G.114 violations by location before they become citizen complaints</w:t>
@@ -5753,11 +5734,11 @@
     </w:p>
     <w:p>
       <w:pPr>
-        <w:pStyle w:val="Compact"/>
         <w:numPr>
           <w:ilvl w:val="0"/>
           <w:numId w:val="1010"/>
         </w:numPr>
+        <w:pStyle w:val="Compact"/>
       </w:pPr>
       <w:r>
         <w:t xml:space="preserve">Integrate Amazon Connect Call Analytics with agency SIEM for AU-12 continuous monitoring</w:t>
@@ -5765,11 +5746,11 @@
     </w:p>
     <w:p>
       <w:pPr>
-        <w:pStyle w:val="Compact"/>
         <w:numPr>
           <w:ilvl w:val="0"/>
           <w:numId w:val="1010"/>
         </w:numPr>
+        <w:pStyle w:val="Compact"/>
       </w:pPr>
       <w:r>
         <w:t xml:space="preserve">Establish MOS floor SLA (≥4.0) per agent location; alert when sustained MOS drops below threshold</w:t>
@@ -5777,11 +5758,11 @@
     </w:p>
     <w:p>
       <w:pPr>
-        <w:pStyle w:val="Compact"/>
         <w:numPr>
           <w:ilvl w:val="0"/>
           <w:numId w:val="1010"/>
         </w:numPr>
+        <w:pStyle w:val="Compact"/>
       </w:pPr>
       <w:r>
         <w:t xml:space="preserve">Review Amazon Connect .com exception at each ATO renewal; evaluate whether .us capability gaps have been resolved</w:t>
@@ -5789,16 +5770,16 @@
     </w:p>
     <w:p>
       <w:pPr>
-        <w:pStyle w:val="Compact"/>
         <w:numPr>
           <w:ilvl w:val="0"/>
           <w:numId w:val="1010"/>
         </w:numPr>
+        <w:pStyle w:val="Compact"/>
       </w:pPr>
       <w:r>
         <w:rPr>
+          <w:bCs/>
           <w:b/>
-          <w:bCs/>
         </w:rPr>
         <w:t xml:space="preserve">FedRAMP 20x alignment (mandatory January 1, 2027):</w:t>
       </w:r>
@@ -5809,23 +5790,23 @@
         <w:t xml:space="preserve">Configure SD-WAN telemetry exports in machine-readable JSON format; ensure Connect audit logs, authentication events, and boundary crossing records meet structured KSI format requirements; validate SBC event logs feed SIEM in queryable format</w:t>
       </w:r>
     </w:p>
-    <w:bookmarkEnd w:id="95"/>
-    <w:bookmarkEnd w:id="96"/>
-    <w:bookmarkStart w:id="97" w:name="federal-framework-alignment"/>
+    <w:bookmarkEnd w:id="99"/>
+    <w:bookmarkEnd w:id="100"/>
+    <w:bookmarkStart w:id="101" w:name="federal-framework-alignment"/>
     <w:p>
       <w:pPr>
         <w:pStyle w:val="Heading1"/>
       </w:pPr>
       <w:r>
-        <w:t xml:space="preserve">10. Federal Framework Alignment</w:t>
+        <w:t xml:space="preserve">Federal Framework Alignment</w:t>
       </w:r>
     </w:p>
     <w:tbl>
       <w:tblPr>
         <w:tblStyle w:val="Table"/>
         <w:tblW w:type="pct" w:w="5000"/>
-        <w:tblLayout w:type="fixed"/>
         <w:tblLook w:firstRow="1" w:lastRow="0" w:firstColumn="0" w:lastColumn="0" w:noHBand="0" w:noVBand="0" w:val="0020"/>
+        <w:jc w:val="start"/>
       </w:tblPr>
       <w:tblGrid>
         <w:gridCol w:w="2640"/>
@@ -5834,13 +5815,14 @@
       </w:tblGrid>
       <w:tr>
         <w:trPr>
-          <w:tblHeader w:val="on"/>
+          <w:tblHeader w:val="true"/>
         </w:trPr>
         <w:tc>
           <w:tcPr/>
           <w:p>
             <w:pPr>
               <w:pStyle w:val="Compact"/>
+              <w:jc w:val="left"/>
             </w:pPr>
             <w:r>
               <w:t xml:space="preserve">Concept / Requirement</w:t>
@@ -5852,6 +5834,7 @@
           <w:p>
             <w:pPr>
               <w:pStyle w:val="Compact"/>
+              <w:jc w:val="left"/>
             </w:pPr>
             <w:r>
               <w:t xml:space="preserve">Federal Mandate</w:t>
@@ -5863,6 +5846,7 @@
           <w:p>
             <w:pPr>
               <w:pStyle w:val="Compact"/>
+              <w:jc w:val="left"/>
             </w:pPr>
             <w:r>
               <w:t xml:space="preserve">Standard / Reference</w:t>
@@ -5876,6 +5860,7 @@
           <w:p>
             <w:pPr>
               <w:pStyle w:val="Compact"/>
+              <w:jc w:val="left"/>
             </w:pPr>
             <w:r>
               <w:t xml:space="preserve">Voice one-way delay ≤75 ms (network budget)</w:t>
@@ -5887,6 +5872,7 @@
           <w:p>
             <w:pPr>
               <w:pStyle w:val="Compact"/>
+              <w:jc w:val="left"/>
             </w:pPr>
             <w:r>
               <w:t xml:space="preserve">Agency SLA obligation; G.114</w:t>
@@ -5898,6 +5884,7 @@
           <w:p>
             <w:pPr>
               <w:pStyle w:val="Compact"/>
+              <w:jc w:val="left"/>
             </w:pPr>
             <w:r>
               <w:t xml:space="preserve">ITU-T G.114; ITU-T G.107 E-model</w:t>
@@ -5911,6 +5898,7 @@
           <w:p>
             <w:pPr>
               <w:pStyle w:val="Compact"/>
+              <w:jc w:val="left"/>
             </w:pPr>
             <w:r>
               <w:t xml:space="preserve">Jitter &lt;30 ms; packet loss &lt;1%</w:t>
@@ -5922,6 +5910,7 @@
           <w:p>
             <w:pPr>
               <w:pStyle w:val="Compact"/>
+              <w:jc w:val="left"/>
             </w:pPr>
             <w:r>
               <w:t xml:space="preserve">Agency SLA obligation</w:t>
@@ -5933,6 +5922,7 @@
           <w:p>
             <w:pPr>
               <w:pStyle w:val="Compact"/>
+              <w:jc w:val="left"/>
             </w:pPr>
             <w:r>
               <w:t xml:space="preserve">ITU-T G.107; RFC 3550 (RTP)</w:t>
@@ -5946,6 +5936,7 @@
           <w:p>
             <w:pPr>
               <w:pStyle w:val="Compact"/>
+              <w:jc w:val="left"/>
             </w:pPr>
             <w:r>
               <w:t xml:space="preserve">Amazon Connect on AWS .com; specific authorized exception</w:t>
@@ -5957,6 +5948,7 @@
           <w:p>
             <w:pPr>
               <w:pStyle w:val="Compact"/>
+              <w:jc w:val="left"/>
             </w:pPr>
             <w:r>
               <w:t xml:space="preserve">FedRAMP (FISMA); agency ATO</w:t>
@@ -5968,6 +5960,7 @@
           <w:p>
             <w:pPr>
               <w:pStyle w:val="Compact"/>
+              <w:jc w:val="left"/>
             </w:pPr>
             <w:r>
               <w:t xml:space="preserve">FedRAMP Moderate P-ATO; NIST SP 800-53 Rev 5 SA-9</w:t>
@@ -5981,6 +5974,7 @@
           <w:p>
             <w:pPr>
               <w:pStyle w:val="Compact"/>
+              <w:jc w:val="left"/>
             </w:pPr>
             <w:r>
               <w:t xml:space="preserve">Amazon Connect .com boundary documentation</w:t>
@@ -5992,6 +5986,7 @@
           <w:p>
             <w:pPr>
               <w:pStyle w:val="Compact"/>
+              <w:jc w:val="left"/>
             </w:pPr>
             <w:r>
               <w:t xml:space="preserve">FedRAMP; Privacy Act</w:t>
@@ -6003,6 +5998,7 @@
           <w:p>
             <w:pPr>
               <w:pStyle w:val="Compact"/>
+              <w:jc w:val="left"/>
             </w:pPr>
             <w:r>
               <w:t xml:space="preserve">NIST SP 800-53 Rev 5 SA-9, AU-9, SC-28; agency SSP</w:t>
@@ -6016,6 +6012,7 @@
           <w:p>
             <w:pPr>
               <w:pStyle w:val="Compact"/>
+              <w:jc w:val="left"/>
             </w:pPr>
             <w:r>
               <w:t xml:space="preserve">ATO exception maintenance at each renewal cycle</w:t>
@@ -6027,6 +6024,7 @@
           <w:p>
             <w:pPr>
               <w:pStyle w:val="Compact"/>
+              <w:jc w:val="left"/>
             </w:pPr>
             <w:r>
               <w:t xml:space="preserve">FedRAMP ConMon</w:t>
@@ -6038,6 +6036,7 @@
           <w:p>
             <w:pPr>
               <w:pStyle w:val="Compact"/>
+              <w:jc w:val="left"/>
             </w:pPr>
             <w:r>
               <w:t xml:space="preserve">NIST SP 800-37 Rev 2 CA-7; FedRAMP ConMon requirements</w:t>
@@ -6051,6 +6050,7 @@
           <w:p>
             <w:pPr>
               <w:pStyle w:val="Compact"/>
+              <w:jc w:val="left"/>
             </w:pPr>
             <w:r>
               <w:t xml:space="preserve">Teams Phone in GCC Moderate boundary</w:t>
@@ -6062,6 +6062,7 @@
           <w:p>
             <w:pPr>
               <w:pStyle w:val="Compact"/>
+              <w:jc w:val="left"/>
             </w:pPr>
             <w:r>
               <w:t xml:space="preserve">FedRAMP Moderate (M365 GCC)</w:t>
@@ -6073,6 +6074,7 @@
           <w:p>
             <w:pPr>
               <w:pStyle w:val="Compact"/>
+              <w:jc w:val="left"/>
             </w:pPr>
             <w:r>
               <w:t xml:space="preserve">Microsoft 365 GCC FedRAMP Moderate ATO</w:t>
@@ -6086,6 +6088,7 @@
           <w:p>
             <w:pPr>
               <w:pStyle w:val="Compact"/>
+              <w:jc w:val="left"/>
             </w:pPr>
             <w:r>
               <w:t xml:space="preserve">E911 direct dialing without prefix (Kari’s Law)</w:t>
@@ -6097,6 +6100,7 @@
           <w:p>
             <w:pPr>
               <w:pStyle w:val="Compact"/>
+              <w:jc w:val="left"/>
             </w:pPr>
             <w:r>
               <w:t xml:space="preserve">Kari’s Law (2018)</w:t>
@@ -6108,6 +6112,7 @@
           <w:p>
             <w:pPr>
               <w:pStyle w:val="Compact"/>
+              <w:jc w:val="left"/>
             </w:pPr>
             <w:r>
               <w:t xml:space="preserve">47 CFR §9.4; FCC rules</w:t>
@@ -6121,6 +6126,7 @@
           <w:p>
             <w:pPr>
               <w:pStyle w:val="Compact"/>
+              <w:jc w:val="left"/>
             </w:pPr>
             <w:r>
               <w:t xml:space="preserve">E911 dispatchable location (Ray Baum’s Act)</w:t>
@@ -6132,6 +6138,7 @@
           <w:p>
             <w:pPr>
               <w:pStyle w:val="Compact"/>
+              <w:jc w:val="left"/>
             </w:pPr>
             <w:r>
               <w:t xml:space="preserve">Ray Baum’s Act (2018)</w:t>
@@ -6143,6 +6150,7 @@
           <w:p>
             <w:pPr>
               <w:pStyle w:val="Compact"/>
+              <w:jc w:val="left"/>
             </w:pPr>
             <w:r>
               <w:t xml:space="preserve">47 CFR Part 9; FCC rules; NENA i3 standard</w:t>
@@ -6156,6 +6164,7 @@
           <w:p>
             <w:pPr>
               <w:pStyle w:val="Compact"/>
+              <w:jc w:val="left"/>
             </w:pPr>
             <w:r>
               <w:t xml:space="preserve">Local internet breakout for voice</w:t>
@@ -6167,6 +6176,7 @@
           <w:p>
             <w:pPr>
               <w:pStyle w:val="Compact"/>
+              <w:jc w:val="left"/>
             </w:pPr>
             <w:r>
               <w:t xml:space="preserve">TIC 3.0, OMB M-22-09</w:t>
@@ -6178,6 +6188,7 @@
           <w:p>
             <w:pPr>
               <w:pStyle w:val="Compact"/>
+              <w:jc w:val="left"/>
             </w:pPr>
             <w:r>
               <w:t xml:space="preserve">TIC 3.0 Use Case E; NIST SP 800-207</w:t>
@@ -6191,6 +6202,7 @@
           <w:p>
             <w:pPr>
               <w:pStyle w:val="Compact"/>
+              <w:jc w:val="left"/>
             </w:pPr>
             <w:r>
               <w:t xml:space="preserve">Per-DSCP steering for voice (DSCP EF)</w:t>
@@ -6202,6 +6214,7 @@
           <w:p>
             <w:pPr>
               <w:pStyle w:val="Compact"/>
+              <w:jc w:val="left"/>
             </w:pPr>
             <w:r>
               <w:t xml:space="preserve">OMB M-22-09 §4</w:t>
@@ -6213,6 +6226,7 @@
           <w:p>
             <w:pPr>
               <w:pStyle w:val="Compact"/>
+              <w:jc w:val="left"/>
             </w:pPr>
             <w:r>
               <w:t xml:space="preserve">RFC 3246 (DSCP EF); IETF RFC 4594</w:t>
@@ -6226,6 +6240,7 @@
           <w:p>
             <w:pPr>
               <w:pStyle w:val="Compact"/>
+              <w:jc w:val="left"/>
             </w:pPr>
             <w:r>
               <w:t xml:space="preserve">Active-active multipath; sub-second failover</w:t>
@@ -6237,6 +6252,7 @@
           <w:p>
             <w:pPr>
               <w:pStyle w:val="Compact"/>
+              <w:jc w:val="left"/>
             </w:pPr>
             <w:r>
               <w:t xml:space="preserve">TIC 3.0; OMB M-22-09</w:t>
@@ -6248,6 +6264,7 @@
           <w:p>
             <w:pPr>
               <w:pStyle w:val="Compact"/>
+              <w:jc w:val="left"/>
             </w:pPr>
             <w:r>
               <w:t xml:space="preserve">CISA ZTMM v2.0 Networks pillar</w:t>
@@ -6261,6 +6278,7 @@
           <w:p>
             <w:pPr>
               <w:pStyle w:val="Compact"/>
+              <w:jc w:val="left"/>
             </w:pPr>
             <w:r>
               <w:t xml:space="preserve">SBC as PSTN boundary interface</w:t>
@@ -6272,6 +6290,7 @@
           <w:p>
             <w:pPr>
               <w:pStyle w:val="Compact"/>
+              <w:jc w:val="left"/>
             </w:pPr>
             <w:r>
               <w:t xml:space="preserve">FedRAMP; agency SSP</w:t>
@@ -6283,6 +6302,7 @@
           <w:p>
             <w:pPr>
               <w:pStyle w:val="Compact"/>
+              <w:jc w:val="left"/>
             </w:pPr>
             <w:r>
               <w:t xml:space="preserve">NIST SP 800-53 Rev 5 SA-9; SC-7</w:t>
@@ -6296,6 +6316,7 @@
           <w:p>
             <w:pPr>
               <w:pStyle w:val="Compact"/>
+              <w:jc w:val="left"/>
             </w:pPr>
             <w:r>
               <w:t xml:space="preserve">Call recording access controls and audit logging</w:t>
@@ -6307,6 +6328,7 @@
           <w:p>
             <w:pPr>
               <w:pStyle w:val="Compact"/>
+              <w:jc w:val="left"/>
             </w:pPr>
             <w:r>
               <w:t xml:space="preserve">FedRAMP; Privacy Act</w:t>
@@ -6318,6 +6340,7 @@
           <w:p>
             <w:pPr>
               <w:pStyle w:val="Compact"/>
+              <w:jc w:val="left"/>
             </w:pPr>
             <w:r>
               <w:t xml:space="preserve">NIST SP 800-53 Rev 5 AU-9, SC-28; 5 U.S.C. §552a</w:t>
@@ -6331,6 +6354,7 @@
           <w:p>
             <w:pPr>
               <w:pStyle w:val="Compact"/>
+              <w:jc w:val="left"/>
             </w:pPr>
             <w:r>
               <w:t xml:space="preserve">Agent IdP federation across .com boundary</w:t>
@@ -6342,6 +6366,7 @@
           <w:p>
             <w:pPr>
               <w:pStyle w:val="Compact"/>
+              <w:jc w:val="left"/>
             </w:pPr>
             <w:r>
               <w:t xml:space="preserve">OMB M-22-09; FICAM</w:t>
@@ -6353,6 +6378,7 @@
           <w:p>
             <w:pPr>
               <w:pStyle w:val="Compact"/>
+              <w:jc w:val="left"/>
             </w:pPr>
             <w:r>
               <w:t xml:space="preserve">NIST SP 800-63; SAML 2.0 / OIDC federation documentation</w:t>
@@ -6366,6 +6392,7 @@
           <w:p>
             <w:pPr>
               <w:pStyle w:val="Compact"/>
+              <w:jc w:val="left"/>
             </w:pPr>
             <w:r>
               <w:t xml:space="preserve">Continuous call quality monitoring</w:t>
@@ -6377,6 +6404,7 @@
           <w:p>
             <w:pPr>
               <w:pStyle w:val="Compact"/>
+              <w:jc w:val="left"/>
             </w:pPr>
             <w:r>
               <w:t xml:space="preserve">FedRAMP ConMon; OMB A-130</w:t>
@@ -6388,6 +6416,7 @@
           <w:p>
             <w:pPr>
               <w:pStyle w:val="Compact"/>
+              <w:jc w:val="left"/>
             </w:pPr>
             <w:r>
               <w:t xml:space="preserve">NIST SP 800-37 Rev 2 CA-7; NIST SP 800-53 CA-7</w:t>
@@ -6396,12 +6425,8 @@
         </w:tc>
       </w:tr>
     </w:tbl>
-    <w:bookmarkEnd w:id="97"/>
-    <w:sectPr>
-      <w:footnotePr>
-        <w:numRestart w:val="eachSect"/>
-      </w:footnotePr>
-    </w:sectPr>
+    <w:bookmarkEnd w:id="101"/>
+    <w:sectPr/>
   </w:body>
 </w:document>
 </file>
@@ -6432,14 +6457,14 @@
 <file path=word/numbering.xml><?xml version="1.0" encoding="utf-8"?>
 <w:numbering xmlns:w="http://schemas.openxmlformats.org/wordprocessingml/2006/main">
   <w:abstractNum w:abstractNumId="990">
-    <w:nsid w:val="0000A990"/>
+    <w:nsid w:val="A990"/>
     <w:multiLevelType w:val="multilevel"/>
     <w:lvl w:ilvl="0">
       <w:numFmt w:val="bullet"/>
       <w:lvlText w:val=" "/>
       <w:lvlJc w:val="left"/>
       <w:pPr>
-        <w:ind w:left="720" w:hanging="360"/>
+        <w:ind w:left="720" w:hanging="480"/>
       </w:pPr>
     </w:lvl>
     <w:lvl w:ilvl="1">
@@ -6447,7 +6472,7 @@
       <w:lvlText w:val=" "/>
       <w:lvlJc w:val="left"/>
       <w:pPr>
-        <w:ind w:left="1440" w:hanging="360"/>
+        <w:ind w:left="1440" w:hanging="480"/>
       </w:pPr>
     </w:lvl>
     <w:lvl w:ilvl="2">
@@ -6455,7 +6480,7 @@
       <w:lvlText w:val=" "/>
       <w:lvlJc w:val="left"/>
       <w:pPr>
-        <w:ind w:left="2160" w:hanging="360"/>
+        <w:ind w:left="2160" w:hanging="480"/>
       </w:pPr>
     </w:lvl>
     <w:lvl w:ilvl="3">
@@ -6463,7 +6488,7 @@
       <w:lvlText w:val=" "/>
       <w:lvlJc w:val="left"/>
       <w:pPr>
-        <w:ind w:left="2880" w:hanging="360"/>
+        <w:ind w:left="2880" w:hanging="480"/>
       </w:pPr>
     </w:lvl>
     <w:lvl w:ilvl="4">
@@ -6471,7 +6496,7 @@
       <w:lvlText w:val=" "/>
       <w:lvlJc w:val="left"/>
       <w:pPr>
-        <w:ind w:left="3600" w:hanging="360"/>
+        <w:ind w:left="3600" w:hanging="480"/>
       </w:pPr>
     </w:lvl>
     <w:lvl w:ilvl="5">
@@ -6479,7 +6504,7 @@
       <w:lvlText w:val=" "/>
       <w:lvlJc w:val="left"/>
       <w:pPr>
-        <w:ind w:left="4320" w:hanging="360"/>
+        <w:ind w:left="4320" w:hanging="480"/>
       </w:pPr>
     </w:lvl>
     <w:lvl w:ilvl="6">
@@ -6487,7 +6512,7 @@
       <w:lvlText w:val=" "/>
       <w:lvlJc w:val="left"/>
       <w:pPr>
-        <w:ind w:left="5040" w:hanging="360"/>
+        <w:ind w:left="5040" w:hanging="480"/>
       </w:pPr>
     </w:lvl>
     <w:lvl w:ilvl="7">
@@ -6495,7 +6520,7 @@
       <w:lvlText w:val=" "/>
       <w:lvlJc w:val="left"/>
       <w:pPr>
-        <w:ind w:left="5760" w:hanging="360"/>
+        <w:ind w:left="5760" w:hanging="480"/>
       </w:pPr>
     </w:lvl>
     <w:lvl w:ilvl="8">
@@ -6503,12 +6528,12 @@
       <w:lvlText w:val=" "/>
       <w:lvlJc w:val="left"/>
       <w:pPr>
-        <w:ind w:left="6480" w:hanging="360"/>
+        <w:ind w:left="6480" w:hanging="480"/>
       </w:pPr>
     </w:lvl>
   </w:abstractNum>
   <w:abstractNum w:abstractNumId="99411">
-    <w:nsid w:val="00A99411"/>
+    <w:nsid w:val="A99411"/>
     <w:multiLevelType w:val="multilevel"/>
     <w:lvl w:ilvl="0">
       <w:start w:val="1"/>
@@ -6516,7 +6541,7 @@
       <w:lvlText w:val="%1."/>
       <w:lvlJc w:val="left"/>
       <w:pPr>
-        <w:ind w:left="720" w:hanging="360"/>
+        <w:ind w:left="720" w:hanging="480"/>
       </w:pPr>
     </w:lvl>
     <w:lvl w:ilvl="1">
@@ -6525,7 +6550,7 @@
       <w:lvlText w:val="%2."/>
       <w:lvlJc w:val="left"/>
       <w:pPr>
-        <w:ind w:left="1440" w:hanging="360"/>
+        <w:ind w:left="1440" w:hanging="480"/>
       </w:pPr>
     </w:lvl>
     <w:lvl w:ilvl="2">
@@ -6534,7 +6559,7 @@
       <w:lvlText w:val="%3."/>
       <w:lvlJc w:val="left"/>
       <w:pPr>
-        <w:ind w:left="2160" w:hanging="360"/>
+        <w:ind w:left="2160" w:hanging="480"/>
       </w:pPr>
     </w:lvl>
     <w:lvl w:ilvl="3">
@@ -6543,7 +6568,7 @@
       <w:lvlText w:val="%4."/>
       <w:lvlJc w:val="left"/>
       <w:pPr>
-        <w:ind w:left="2880" w:hanging="360"/>
+        <w:ind w:left="2880" w:hanging="480"/>
       </w:pPr>
     </w:lvl>
     <w:lvl w:ilvl="4">
@@ -6552,7 +6577,7 @@
       <w:lvlText w:val="%5."/>
       <w:lvlJc w:val="left"/>
       <w:pPr>
-        <w:ind w:left="3600" w:hanging="360"/>
+        <w:ind w:left="3600" w:hanging="480"/>
       </w:pPr>
     </w:lvl>
     <w:lvl w:ilvl="5">
@@ -6561,7 +6586,7 @@
       <w:lvlText w:val="%6."/>
       <w:lvlJc w:val="left"/>
       <w:pPr>
-        <w:ind w:left="4320" w:hanging="360"/>
+        <w:ind w:left="4320" w:hanging="480"/>
       </w:pPr>
     </w:lvl>
     <w:lvl w:ilvl="6">
@@ -6570,7 +6595,7 @@
       <w:lvlText w:val="%7."/>
       <w:lvlJc w:val="left"/>
       <w:pPr>
-        <w:ind w:left="5040" w:hanging="360"/>
+        <w:ind w:left="5040" w:hanging="480"/>
       </w:pPr>
     </w:lvl>
     <w:lvl w:ilvl="7">
@@ -6579,7 +6604,7 @@
       <w:lvlText w:val="%8."/>
       <w:lvlJc w:val="left"/>
       <w:pPr>
-        <w:ind w:left="5760" w:hanging="360"/>
+        <w:ind w:left="5760" w:hanging="480"/>
       </w:pPr>
     </w:lvl>
     <w:lvl w:ilvl="8">
@@ -6588,111 +6613,84 @@
       <w:lvlText w:val="%9."/>
       <w:lvlJc w:val="left"/>
       <w:pPr>
-        <w:ind w:left="6480" w:hanging="360"/>
+        <w:ind w:left="6480" w:hanging="480"/>
       </w:pPr>
     </w:lvl>
   </w:abstractNum>
   <w:abstractNum w:abstractNumId="991">
-    <w:nsid w:val="0000A991"/>
+    <w:nsid w:val="A991"/>
     <w:multiLevelType w:val="multilevel"/>
     <w:lvl w:ilvl="0">
       <w:numFmt w:val="bullet"/>
-      <w:lvlText w:val=""/>
+      <w:lvlText w:val="•"/>
       <w:lvlJc w:val="left"/>
       <w:pPr>
-        <w:ind w:left="720" w:hanging="360"/>
-      </w:pPr>
-      <w:rPr>
-        <w:rFonts w:ascii="Symbol" w:hAnsi="Symbol" w:cs="Symbol" w:hint="default"/>
-      </w:rPr>
+        <w:ind w:left="720" w:hanging="480"/>
+      </w:pPr>
     </w:lvl>
     <w:lvl w:ilvl="1">
       <w:numFmt w:val="bullet"/>
-      <w:lvlText w:val="o"/>
+      <w:lvlText w:val="–"/>
       <w:lvlJc w:val="left"/>
       <w:pPr>
-        <w:ind w:left="1440" w:hanging="360"/>
-      </w:pPr>
-      <w:rPr>
-        <w:rFonts w:ascii="Courier New" w:hAnsi="Courier New" w:cs="Courier New" w:hint="default"/>
-      </w:rPr>
+        <w:ind w:left="1440" w:hanging="480"/>
+      </w:pPr>
     </w:lvl>
     <w:lvl w:ilvl="2">
       <w:numFmt w:val="bullet"/>
-      <w:lvlText w:val=""/>
+      <w:lvlText w:val="•"/>
       <w:lvlJc w:val="left"/>
       <w:pPr>
-        <w:ind w:left="2160" w:hanging="360"/>
-      </w:pPr>
-      <w:rPr>
-        <w:rFonts w:ascii="Wingdings" w:hAnsi="Wingdings" w:cs="Wingdings" w:hint="default"/>
-      </w:rPr>
+        <w:ind w:left="2160" w:hanging="480"/>
+      </w:pPr>
     </w:lvl>
     <w:lvl w:ilvl="3">
       <w:numFmt w:val="bullet"/>
-      <w:lvlText w:val=""/>
+      <w:lvlText w:val="–"/>
       <w:lvlJc w:val="left"/>
       <w:pPr>
-        <w:ind w:left="2880" w:hanging="360"/>
-      </w:pPr>
-      <w:rPr>
-        <w:rFonts w:ascii="Symbol" w:hAnsi="Symbol" w:cs="Symbol" w:hint="default"/>
-      </w:rPr>
+        <w:ind w:left="2880" w:hanging="480"/>
+      </w:pPr>
     </w:lvl>
     <w:lvl w:ilvl="4">
       <w:numFmt w:val="bullet"/>
-      <w:lvlText w:val="o"/>
+      <w:lvlText w:val="•"/>
       <w:lvlJc w:val="left"/>
       <w:pPr>
-        <w:ind w:left="3600" w:hanging="360"/>
-      </w:pPr>
-      <w:rPr>
-        <w:rFonts w:ascii="Courier New" w:hAnsi="Courier New" w:cs="Courier New" w:hint="default"/>
-      </w:rPr>
+        <w:ind w:left="3600" w:hanging="480"/>
+      </w:pPr>
     </w:lvl>
     <w:lvl w:ilvl="5">
       <w:numFmt w:val="bullet"/>
-      <w:lvlText w:val=""/>
+      <w:lvlText w:val="–"/>
       <w:lvlJc w:val="left"/>
       <w:pPr>
-        <w:ind w:left="4320" w:hanging="360"/>
-      </w:pPr>
-      <w:rPr>
-        <w:rFonts w:ascii="Wingdings" w:hAnsi="Wingdings" w:cs="Wingdings" w:hint="default"/>
-      </w:rPr>
+        <w:ind w:left="4320" w:hanging="480"/>
+      </w:pPr>
     </w:lvl>
     <w:lvl w:ilvl="6">
       <w:numFmt w:val="bullet"/>
-      <w:lvlText w:val=""/>
+      <w:lvlText w:val="•"/>
       <w:lvlJc w:val="left"/>
       <w:pPr>
-        <w:ind w:left="5040" w:hanging="360"/>
-      </w:pPr>
-      <w:rPr>
-        <w:rFonts w:ascii="Symbol" w:hAnsi="Symbol" w:cs="Symbol" w:hint="default"/>
-      </w:rPr>
+        <w:ind w:left="5040" w:hanging="480"/>
+      </w:pPr>
     </w:lvl>
     <w:lvl w:ilvl="7">
       <w:numFmt w:val="bullet"/>
-      <w:lvlText w:val="o"/>
+      <w:lvlText w:val="–"/>
       <w:lvlJc w:val="left"/>
       <w:pPr>
-        <w:ind w:left="5760" w:hanging="360"/>
-      </w:pPr>
-      <w:rPr>
-        <w:rFonts w:ascii="Courier New" w:hAnsi="Courier New" w:cs="Courier New" w:hint="default"/>
-      </w:rPr>
+        <w:ind w:left="5760" w:hanging="480"/>
+      </w:pPr>
     </w:lvl>
     <w:lvl w:ilvl="8">
       <w:numFmt w:val="bullet"/>
-      <w:lvlText w:val=""/>
+      <w:lvlText w:val="•"/>
       <w:lvlJc w:val="left"/>
       <w:pPr>
-        <w:ind w:left="6480" w:hanging="360"/>
-      </w:pPr>
-      <w:rPr>
-        <w:rFonts w:ascii="Wingdings" w:hAnsi="Wingdings" w:cs="Wingdings" w:hint="default"/>
-      </w:rPr>
+        <w:ind w:left="6480" w:hanging="480"/>
+      </w:pPr>
     </w:lvl>
   </w:abstractNum>
   <w:num w:numId="1000">
@@ -6790,10 +6788,10 @@
   <w:docDefaults>
     <w:rPrDefault>
       <w:rPr>
-        <w:rFonts w:asciiTheme="minorHAnsi" w:cstheme="minorBidi" w:eastAsiaTheme="minorEastAsia" w:hAnsiTheme="minorHAnsi"/>
+        <w:rFonts w:asciiTheme="minorHAnsi" w:cstheme="minorBidi" w:eastAsiaTheme="minorHAnsi" w:hAnsiTheme="minorHAnsi"/>
         <w:sz w:val="24"/>
         <w:szCs w:val="24"/>
-        <w:lang w:bidi="ar-SA" w:eastAsia="zh-CN" w:val="en-US"/>
+        <w:lang w:bidi="ar-SA" w:eastAsia="en-US" w:val="en-US"/>
       </w:rPr>
     </w:rPrDefault>
     <w:pPrDefault>
@@ -6811,10 +6809,10 @@
     <w:name w:val="Body Text"/>
     <w:basedOn w:val="Normal"/>
     <w:link w:val="BodyTextChar"/>
-    <w:qFormat/>
     <w:pPr>
       <w:spacing w:after="180" w:before="180"/>
     </w:pPr>
+    <w:qFormat/>
   </w:style>
   <w:style w:customStyle="1" w:styleId="FirstParagraph" w:type="paragraph">
     <w:name w:val="First Paragraph"/>
@@ -6834,94 +6832,57 @@
     <w:name w:val="Title"/>
     <w:basedOn w:val="Normal"/>
     <w:next w:val="BodyText"/>
-    <w:link w:val="TitleChar"/>
-    <w:uiPriority w:val="10"/>
     <w:qFormat/>
-    <w:rsid w:val="00A10FD9"/>
     <w:pPr>
-      <w:spacing w:after="80" w:line="240" w:lineRule="auto"/>
-      <w:contextualSpacing/>
+      <w:keepNext/>
+      <w:keepLines/>
+      <w:spacing w:after="240" w:before="480"/>
       <w:jc w:val="center"/>
     </w:pPr>
     <w:rPr>
       <w:rFonts w:asciiTheme="majorHAnsi" w:cstheme="majorBidi" w:eastAsiaTheme="majorEastAsia" w:hAnsiTheme="majorHAnsi"/>
-      <w:sz w:val="56"/>
-      <w:szCs w:val="56"/>
-    </w:rPr>
-  </w:style>
-  <w:style w:customStyle="1" w:styleId="TitleChar" w:type="character">
-    <w:name w:val="Title Char"/>
-    <w:basedOn w:val="DefaultParagraphFont"/>
-    <w:link w:val="Title"/>
-    <w:uiPriority w:val="10"/>
-    <w:rsid w:val="00A10FD9"/>
-    <w:rPr>
-      <w:rFonts w:asciiTheme="majorHAnsi" w:cstheme="majorBidi" w:eastAsiaTheme="majorEastAsia" w:hAnsiTheme="majorHAnsi"/>
-      <w:sz w:val="56"/>
-      <w:szCs w:val="56"/>
+      <w:b/>
+      <w:bCs/>
+      <w:color w:themeColor="accent1" w:themeShade="B5" w:val="345A8A"/>
+      <w:sz w:val="36"/>
+      <w:szCs w:val="36"/>
     </w:rPr>
   </w:style>
   <w:style w:styleId="Subtitle" w:type="paragraph">
     <w:name w:val="Subtitle"/>
     <w:basedOn w:val="Title"/>
     <w:next w:val="BodyText"/>
-    <w:link w:val="SubtitleChar"/>
-    <w:uiPriority w:val="11"/>
     <w:qFormat/>
-    <w:rsid w:val="00A10FD9"/>
     <w:pPr>
-      <w:numPr>
-        <w:ilvl w:val="1"/>
-      </w:numPr>
+      <w:keepNext/>
+      <w:keepLines/>
+      <w:spacing w:after="240" w:before="240"/>
+      <w:jc w:val="center"/>
     </w:pPr>
     <w:rPr>
-      <w:rFonts w:cstheme="majorBidi" w:eastAsiaTheme="majorEastAsia"/>
-      <w:spacing w:val="15"/>
-      <w:sz w:val="28"/>
-      <w:szCs w:val="28"/>
-    </w:rPr>
-  </w:style>
-  <w:style w:customStyle="1" w:styleId="SubtitleChar" w:type="character">
-    <w:name w:val="Subtitle Char"/>
-    <w:basedOn w:val="DefaultParagraphFont"/>
-    <w:link w:val="Subtitle"/>
-    <w:uiPriority w:val="11"/>
-    <w:rsid w:val="00A10FD9"/>
-    <w:rPr>
-      <w:rFonts w:cstheme="majorBidi" w:eastAsiaTheme="majorEastAsia"/>
-      <w:color w:themeColor="text1" w:themeTint="A6" w:val="595959"/>
-      <w:spacing w:val="15"/>
-      <w:sz w:val="28"/>
-      <w:szCs w:val="28"/>
+      <w:sz w:val="30"/>
+      <w:szCs w:val="30"/>
     </w:rPr>
   </w:style>
   <w:style w:customStyle="1" w:styleId="Author" w:type="paragraph">
     <w:name w:val="Author"/>
-    <w:basedOn w:val="Title"/>
     <w:next w:val="BodyText"/>
     <w:qFormat/>
     <w:pPr>
       <w:keepNext/>
       <w:keepLines/>
+      <w:jc w:val="center"/>
     </w:pPr>
-    <w:rPr>
-      <w:sz w:val="24"/>
-      <w:szCs w:val="24"/>
-    </w:rPr>
   </w:style>
   <w:style w:styleId="Date" w:type="paragraph">
     <w:name w:val="Date"/>
-    <w:basedOn w:val="Title"/>
     <w:next w:val="BodyText"/>
     <w:qFormat/>
     <w:pPr>
       <w:keepNext/>
       <w:keepLines/>
+      <w:jc w:val="center"/>
     </w:pPr>
-    <w:rPr>
-      <w:sz w:val="24"/>
-      <w:szCs w:val="24"/>
-    </w:rPr>
   </w:style>
   <w:style w:customStyle="1" w:styleId="AbstractTitle" w:type="paragraph">
     <w:name w:val="Abstract Title"/>
@@ -6931,13 +6892,15 @@
     <w:pPr>
       <w:keepNext/>
       <w:keepLines/>
+      <w:jc w:val="center"/>
       <w:spacing w:after="0" w:before="300"/>
-      <w:jc w:val="center"/>
     </w:pPr>
     <w:rPr>
-      <w:b/>
       <w:sz w:val="20"/>
       <w:szCs w:val="20"/>
+      <w:b/>
+      <w:color w:val="345A8A"/>
+      &gt;
     </w:rPr>
   </w:style>
   <w:style w:customStyle="1" w:styleId="Abstract" w:type="paragraph">
@@ -6964,321 +6927,191 @@
     <w:rPr/>
   </w:style>
   <w:style w:styleId="Heading1" w:type="paragraph">
-    <w:name w:val="heading 1"/>
+    <w:name w:val="Heading 1"/>
     <w:basedOn w:val="Normal"/>
     <w:next w:val="BodyText"/>
-    <w:link w:val="Heading1Char"/>
     <w:uiPriority w:val="9"/>
     <w:qFormat/>
-    <w:rsid w:val="00A10FD9"/>
     <w:pPr>
       <w:keepNext/>
       <w:keepLines/>
-      <w:spacing w:after="80" w:before="360"/>
+      <w:spacing w:after="0" w:before="480"/>
       <w:outlineLvl w:val="0"/>
     </w:pPr>
     <w:rPr>
       <w:rFonts w:asciiTheme="majorHAnsi" w:cstheme="majorBidi" w:eastAsiaTheme="majorEastAsia" w:hAnsiTheme="majorHAnsi"/>
-      <w:color w:themeColor="accent1" w:themeShade="BF" w:val="0F4761"/>
-      <w:sz w:val="40"/>
-      <w:szCs w:val="40"/>
+      <w:b/>
+      <w:bCs/>
+      <w:color w:themeColor="accent1" w:val="4F81BD"/>
+      <w:sz w:val="32"/>
+      <w:szCs w:val="32"/>
     </w:rPr>
   </w:style>
   <w:style w:styleId="Heading2" w:type="paragraph">
-    <w:name w:val="heading 2"/>
+    <w:name w:val="Heading 2"/>
     <w:basedOn w:val="Normal"/>
     <w:next w:val="BodyText"/>
-    <w:link w:val="Heading2Char"/>
     <w:uiPriority w:val="9"/>
-    <w:semiHidden/>
     <w:unhideWhenUsed/>
     <w:qFormat/>
-    <w:rsid w:val="00A10FD9"/>
     <w:pPr>
       <w:keepNext/>
       <w:keepLines/>
-      <w:spacing w:after="80" w:before="160"/>
+      <w:spacing w:after="0" w:before="200"/>
       <w:outlineLvl w:val="1"/>
     </w:pPr>
     <w:rPr>
       <w:rFonts w:asciiTheme="majorHAnsi" w:cstheme="majorBidi" w:eastAsiaTheme="majorEastAsia" w:hAnsiTheme="majorHAnsi"/>
-      <w:color w:themeColor="accent1" w:themeShade="BF" w:val="0F4761"/>
-      <w:sz w:val="32"/>
-      <w:szCs w:val="32"/>
-    </w:rPr>
-  </w:style>
-  <w:style w:styleId="Heading3" w:type="paragraph">
-    <w:name w:val="heading 3"/>
-    <w:basedOn w:val="Normal"/>
-    <w:next w:val="BodyText"/>
-    <w:link w:val="Heading3Char"/>
-    <w:uiPriority w:val="9"/>
-    <w:semiHidden/>
-    <w:unhideWhenUsed/>
-    <w:qFormat/>
-    <w:rsid w:val="00A10FD9"/>
-    <w:pPr>
-      <w:keepNext/>
-      <w:keepLines/>
-      <w:spacing w:after="80" w:before="160"/>
-      <w:outlineLvl w:val="2"/>
-    </w:pPr>
-    <w:rPr>
-      <w:rFonts w:cstheme="majorBidi" w:eastAsiaTheme="majorEastAsia"/>
-      <w:color w:themeColor="accent1" w:themeShade="BF" w:val="0F4761"/>
+      <w:b/>
+      <w:bCs/>
+      <w:color w:themeColor="accent1" w:val="4F81BD"/>
       <w:sz w:val="28"/>
       <w:szCs w:val="28"/>
     </w:rPr>
   </w:style>
-  <w:style w:styleId="Heading4" w:type="paragraph">
-    <w:name w:val="heading 4"/>
+  <w:style w:styleId="Heading3" w:type="paragraph">
+    <w:name w:val="Heading 3"/>
     <w:basedOn w:val="Normal"/>
     <w:next w:val="BodyText"/>
-    <w:link w:val="Heading4Char"/>
     <w:uiPriority w:val="9"/>
-    <w:semiHidden/>
     <w:unhideWhenUsed/>
     <w:qFormat/>
-    <w:rsid w:val="00A10FD9"/>
     <w:pPr>
       <w:keepNext/>
       <w:keepLines/>
-      <w:spacing w:after="40" w:before="80"/>
+      <w:spacing w:after="0" w:before="200"/>
+      <w:outlineLvl w:val="2"/>
+    </w:pPr>
+    <w:rPr>
+      <w:rFonts w:asciiTheme="majorHAnsi" w:cstheme="majorBidi" w:eastAsiaTheme="majorEastAsia" w:hAnsiTheme="majorHAnsi"/>
+      <w:b/>
+      <w:bCs/>
+      <w:color w:themeColor="accent1" w:val="4F81BD"/>
+      <w:sz w:val="24"/>
+      <w:szCs w:val="24"/>
+    </w:rPr>
+  </w:style>
+  <w:style w:styleId="Heading4" w:type="paragraph">
+    <w:name w:val="Heading 4"/>
+    <w:basedOn w:val="Normal"/>
+    <w:next w:val="BodyText"/>
+    <w:uiPriority w:val="9"/>
+    <w:unhideWhenUsed/>
+    <w:qFormat/>
+    <w:pPr>
+      <w:keepNext/>
+      <w:keepLines/>
+      <w:spacing w:after="0" w:before="200"/>
       <w:outlineLvl w:val="3"/>
     </w:pPr>
     <w:rPr>
-      <w:rFonts w:cstheme="majorBidi" w:eastAsiaTheme="majorEastAsia"/>
+      <w:rFonts w:asciiTheme="majorHAnsi" w:cstheme="majorBidi" w:eastAsiaTheme="majorEastAsia" w:hAnsiTheme="majorHAnsi"/>
       <w:i/>
-      <w:iCs/>
-      <w:color w:themeColor="accent1" w:themeShade="BF" w:val="0F4761"/>
+      <w:bCs/>
+      <w:color w:themeColor="accent1" w:val="4F81BD"/>
+      <w:sz w:val="24"/>
+      <w:szCs w:val="24"/>
     </w:rPr>
   </w:style>
   <w:style w:styleId="Heading5" w:type="paragraph">
-    <w:name w:val="heading 5"/>
+    <w:name w:val="Heading 5"/>
     <w:basedOn w:val="Normal"/>
     <w:next w:val="BodyText"/>
-    <w:link w:val="Heading5Char"/>
     <w:uiPriority w:val="9"/>
-    <w:semiHidden/>
     <w:unhideWhenUsed/>
     <w:qFormat/>
-    <w:rsid w:val="00A10FD9"/>
     <w:pPr>
       <w:keepNext/>
       <w:keepLines/>
-      <w:spacing w:after="40" w:before="80"/>
+      <w:spacing w:after="0" w:before="200"/>
       <w:outlineLvl w:val="4"/>
     </w:pPr>
     <w:rPr>
-      <w:rFonts w:cstheme="majorBidi" w:eastAsiaTheme="majorEastAsia"/>
-      <w:color w:themeColor="accent1" w:themeShade="BF" w:val="0F4761"/>
+      <w:rFonts w:asciiTheme="majorHAnsi" w:cstheme="majorBidi" w:eastAsiaTheme="majorEastAsia" w:hAnsiTheme="majorHAnsi"/>
+      <w:iCs/>
+      <w:color w:themeColor="accent1" w:val="4F81BD"/>
+      <w:sz w:val="24"/>
+      <w:szCs w:val="24"/>
     </w:rPr>
   </w:style>
   <w:style w:styleId="Heading6" w:type="paragraph">
-    <w:name w:val="heading 6"/>
+    <w:name w:val="Heading 6"/>
     <w:basedOn w:val="Normal"/>
     <w:next w:val="BodyText"/>
-    <w:link w:val="Heading6Char"/>
     <w:uiPriority w:val="9"/>
-    <w:semiHidden/>
     <w:unhideWhenUsed/>
     <w:qFormat/>
-    <w:rsid w:val="00A10FD9"/>
     <w:pPr>
       <w:keepNext/>
       <w:keepLines/>
-      <w:spacing w:after="0" w:before="40"/>
+      <w:spacing w:after="0" w:before="200"/>
       <w:outlineLvl w:val="5"/>
     </w:pPr>
     <w:rPr>
-      <w:rFonts w:cstheme="majorBidi" w:eastAsiaTheme="majorEastAsia"/>
-      <w:i/>
-      <w:iCs/>
-      <w:color w:themeColor="text1" w:themeTint="A6" w:val="595959"/>
+      <w:rFonts w:asciiTheme="majorHAnsi" w:cstheme="majorBidi" w:eastAsiaTheme="majorEastAsia" w:hAnsiTheme="majorHAnsi"/>
+      <w:color w:themeColor="accent1" w:val="4F81BD"/>
+      <w:sz w:val="24"/>
+      <w:szCs w:val="24"/>
     </w:rPr>
   </w:style>
   <w:style w:styleId="Heading7" w:type="paragraph">
-    <w:name w:val="heading 7"/>
+    <w:name w:val="Heading 7"/>
     <w:basedOn w:val="Normal"/>
     <w:next w:val="BodyText"/>
-    <w:link w:val="Heading7Char"/>
     <w:uiPriority w:val="9"/>
-    <w:semiHidden/>
     <w:unhideWhenUsed/>
     <w:qFormat/>
-    <w:rsid w:val="00A10FD9"/>
     <w:pPr>
       <w:keepNext/>
       <w:keepLines/>
-      <w:spacing w:after="0" w:before="40"/>
+      <w:spacing w:after="0" w:before="200"/>
       <w:outlineLvl w:val="6"/>
     </w:pPr>
     <w:rPr>
-      <w:rFonts w:cstheme="majorBidi" w:eastAsiaTheme="majorEastAsia"/>
-      <w:color w:themeColor="text1" w:themeTint="A6" w:val="595959"/>
+      <w:rFonts w:asciiTheme="majorHAnsi" w:cstheme="majorBidi" w:eastAsiaTheme="majorEastAsia" w:hAnsiTheme="majorHAnsi"/>
+      <w:color w:themeColor="accent1" w:val="4F81BD"/>
+      <w:sz w:val="24"/>
+      <w:szCs w:val="24"/>
     </w:rPr>
   </w:style>
   <w:style w:styleId="Heading8" w:type="paragraph">
-    <w:name w:val="heading 8"/>
+    <w:name w:val="Heading 8"/>
     <w:basedOn w:val="Normal"/>
     <w:next w:val="BodyText"/>
-    <w:link w:val="Heading8Char"/>
     <w:uiPriority w:val="9"/>
-    <w:semiHidden/>
     <w:unhideWhenUsed/>
     <w:qFormat/>
-    <w:rsid w:val="00A10FD9"/>
     <w:pPr>
       <w:keepNext/>
       <w:keepLines/>
-      <w:spacing w:after="0"/>
+      <w:spacing w:after="0" w:before="200"/>
       <w:outlineLvl w:val="7"/>
     </w:pPr>
     <w:rPr>
-      <w:rFonts w:cstheme="majorBidi" w:eastAsiaTheme="majorEastAsia"/>
-      <w:i/>
-      <w:iCs/>
-      <w:color w:themeColor="text1" w:themeTint="D8" w:val="272727"/>
+      <w:rFonts w:asciiTheme="majorHAnsi" w:cstheme="majorBidi" w:eastAsiaTheme="majorEastAsia" w:hAnsiTheme="majorHAnsi"/>
+      <w:color w:themeColor="accent1" w:val="4F81BD"/>
+      <w:sz w:val="24"/>
+      <w:szCs w:val="24"/>
     </w:rPr>
   </w:style>
   <w:style w:styleId="Heading9" w:type="paragraph">
-    <w:name w:val="heading 9"/>
+    <w:name w:val="Heading 9"/>
     <w:basedOn w:val="Normal"/>
     <w:next w:val="BodyText"/>
-    <w:link w:val="Heading9Char"/>
     <w:uiPriority w:val="9"/>
-    <w:semiHidden/>
     <w:unhideWhenUsed/>
     <w:qFormat/>
-    <w:rsid w:val="00A10FD9"/>
     <w:pPr>
       <w:keepNext/>
       <w:keepLines/>
-      <w:spacing w:after="0"/>
+      <w:spacing w:after="0" w:before="200"/>
       <w:outlineLvl w:val="8"/>
     </w:pPr>
     <w:rPr>
-      <w:rFonts w:cstheme="majorBidi" w:eastAsiaTheme="majorEastAsia"/>
-      <w:color w:themeColor="text1" w:themeTint="D8" w:val="272727"/>
-    </w:rPr>
-  </w:style>
-  <w:style w:customStyle="1" w:styleId="Heading1Char" w:type="character">
-    <w:name w:val="Heading 1 Char"/>
-    <w:basedOn w:val="DefaultParagraphFont"/>
-    <w:link w:val="Heading1"/>
-    <w:uiPriority w:val="9"/>
-    <w:rsid w:val="00A10FD9"/>
-    <w:rPr>
       <w:rFonts w:asciiTheme="majorHAnsi" w:cstheme="majorBidi" w:eastAsiaTheme="majorEastAsia" w:hAnsiTheme="majorHAnsi"/>
-      <w:color w:themeColor="accent1" w:themeShade="BF" w:val="0F4761"/>
-      <w:sz w:val="40"/>
-      <w:szCs w:val="40"/>
-    </w:rPr>
-  </w:style>
-  <w:style w:customStyle="1" w:styleId="Heading2Char" w:type="character">
-    <w:name w:val="Heading 2 Char"/>
-    <w:basedOn w:val="DefaultParagraphFont"/>
-    <w:link w:val="Heading2"/>
-    <w:uiPriority w:val="9"/>
-    <w:semiHidden/>
-    <w:rsid w:val="00A10FD9"/>
-    <w:rPr>
-      <w:rFonts w:asciiTheme="majorHAnsi" w:cstheme="majorBidi" w:eastAsiaTheme="majorEastAsia" w:hAnsiTheme="majorHAnsi"/>
-      <w:color w:themeColor="accent1" w:themeShade="BF" w:val="0F4761"/>
-      <w:sz w:val="32"/>
-      <w:szCs w:val="32"/>
-    </w:rPr>
-  </w:style>
-  <w:style w:customStyle="1" w:styleId="Heading3Char" w:type="character">
-    <w:name w:val="Heading 3 Char"/>
-    <w:basedOn w:val="DefaultParagraphFont"/>
-    <w:link w:val="Heading3"/>
-    <w:uiPriority w:val="9"/>
-    <w:semiHidden/>
-    <w:rsid w:val="00A10FD9"/>
-    <w:rPr>
-      <w:rFonts w:cstheme="majorBidi" w:eastAsiaTheme="majorEastAsia"/>
-      <w:color w:themeColor="accent1" w:themeShade="BF" w:val="0F4761"/>
-      <w:sz w:val="28"/>
-      <w:szCs w:val="28"/>
-    </w:rPr>
-  </w:style>
-  <w:style w:customStyle="1" w:styleId="Heading4Char" w:type="character">
-    <w:name w:val="Heading 4 Char"/>
-    <w:basedOn w:val="DefaultParagraphFont"/>
-    <w:link w:val="Heading4"/>
-    <w:uiPriority w:val="9"/>
-    <w:semiHidden/>
-    <w:rsid w:val="00A10FD9"/>
-    <w:rPr>
-      <w:rFonts w:cstheme="majorBidi" w:eastAsiaTheme="majorEastAsia"/>
-      <w:i/>
-      <w:iCs/>
-      <w:color w:themeColor="accent1" w:themeShade="BF" w:val="0F4761"/>
-    </w:rPr>
-  </w:style>
-  <w:style w:customStyle="1" w:styleId="Heading5Char" w:type="character">
-    <w:name w:val="Heading 5 Char"/>
-    <w:basedOn w:val="DefaultParagraphFont"/>
-    <w:link w:val="Heading5"/>
-    <w:uiPriority w:val="9"/>
-    <w:semiHidden/>
-    <w:rsid w:val="00A10FD9"/>
-    <w:rPr>
-      <w:rFonts w:cstheme="majorBidi" w:eastAsiaTheme="majorEastAsia"/>
-      <w:color w:themeColor="accent1" w:themeShade="BF" w:val="0F4761"/>
-    </w:rPr>
-  </w:style>
-  <w:style w:customStyle="1" w:styleId="Heading6Char" w:type="character">
-    <w:name w:val="Heading 6 Char"/>
-    <w:basedOn w:val="DefaultParagraphFont"/>
-    <w:link w:val="Heading6"/>
-    <w:uiPriority w:val="9"/>
-    <w:semiHidden/>
-    <w:rsid w:val="00A10FD9"/>
-    <w:rPr>
-      <w:rFonts w:cstheme="majorBidi" w:eastAsiaTheme="majorEastAsia"/>
-      <w:i/>
-      <w:iCs/>
-      <w:color w:themeColor="text1" w:themeTint="A6" w:val="595959"/>
-    </w:rPr>
-  </w:style>
-  <w:style w:customStyle="1" w:styleId="Heading7Char" w:type="character">
-    <w:name w:val="Heading 7 Char"/>
-    <w:basedOn w:val="DefaultParagraphFont"/>
-    <w:link w:val="Heading7"/>
-    <w:uiPriority w:val="9"/>
-    <w:semiHidden/>
-    <w:rsid w:val="00A10FD9"/>
-    <w:rPr>
-      <w:rFonts w:cstheme="majorBidi" w:eastAsiaTheme="majorEastAsia"/>
-      <w:color w:themeColor="text1" w:themeTint="A6" w:val="595959"/>
-    </w:rPr>
-  </w:style>
-  <w:style w:customStyle="1" w:styleId="Heading8Char" w:type="character">
-    <w:name w:val="Heading 8 Char"/>
-    <w:basedOn w:val="DefaultParagraphFont"/>
-    <w:link w:val="Heading8"/>
-    <w:uiPriority w:val="9"/>
-    <w:semiHidden/>
-    <w:rsid w:val="00A10FD9"/>
-    <w:rPr>
-      <w:rFonts w:cstheme="majorBidi" w:eastAsiaTheme="majorEastAsia"/>
-      <w:i/>
-      <w:iCs/>
-      <w:color w:themeColor="text1" w:themeTint="D8" w:val="272727"/>
-    </w:rPr>
-  </w:style>
-  <w:style w:customStyle="1" w:styleId="Heading9Char" w:type="character">
-    <w:name w:val="Heading 9 Char"/>
-    <w:basedOn w:val="DefaultParagraphFont"/>
-    <w:link w:val="Heading9"/>
-    <w:uiPriority w:val="9"/>
-    <w:semiHidden/>
-    <w:rsid w:val="00A10FD9"/>
-    <w:rPr>
-      <w:rFonts w:cstheme="majorBidi" w:eastAsiaTheme="majorEastAsia"/>
-      <w:color w:themeColor="text1" w:themeTint="D8" w:val="272727"/>
+      <w:color w:themeColor="accent1" w:val="4F81BD"/>
+      <w:sz w:val="24"/>
+      <w:szCs w:val="24"/>
     </w:rPr>
   </w:style>
   <w:style w:styleId="BlockText" w:type="paragraph">
@@ -7301,18 +7134,6 @@
     <w:unhideWhenUsed/>
     <w:qFormat/>
   </w:style>
-  <w:style w:styleId="FootnoteBlockText" w:type="paragraph">
-    <w:name w:val="Footnote Block Text"/>
-    <w:basedOn w:val="FootnoteText"/>
-    <w:next w:val="FootnoteText"/>
-    <w:uiPriority w:val="9"/>
-    <w:unhideWhenUsed/>
-    <w:qFormat/>
-    <w:pPr>
-      <w:spacing w:after="100" w:before="100"/>
-      <w:ind w:firstLine="0" w:left="480" w:right="480"/>
-    </w:pPr>
-  </w:style>
   <w:style w:default="1" w:styleId="DefaultParagraphFont" w:type="character">
     <w:name w:val="Default Paragraph Font"/>
     <w:semiHidden/>
@@ -7334,11 +7155,18 @@
       </w:tblCellMar>
     </w:tblPr>
     <w:tblStylePr w:type="firstRow">
+      <w:tblPr>
+        <w:jc w:val="left"/>
+        <w:tblInd w:type="dxa" w:w="0"/>
+      </w:tblPr>
+      <w:trPr>
+        <w:jc w:val="left"/>
+      </w:trPr>
       <w:tcPr>
+        <w:vAlign w:val="bottom"/>
         <w:tcBorders>
           <w:bottom w:val="single"/>
         </w:tcBorders>
-        <w:vAlign w:val="bottom"/>
       </w:tcPr>
     </w:tblStylePr>
   </w:style>
@@ -7447,261 +7275,233 @@
     <w:link w:val="VerbatimChar"/>
     <w:pPr>
       <w:wordWrap w:val="off"/>
-      <w:shd w:val="clear" w:fill="f1f3f5"/>
     </w:pPr>
   </w:style>
   <w:style w:type="character" w:customStyle="1" w:styleId="KeywordTok">
     <w:name w:val="KeywordTok"/>
     <w:basedOn w:val="VerbatimChar"/>
     <w:rPr>
+      <w:color w:val="007020"/>
       <w:b/>
-      <w:color w:val="003b4f"/>
-      <w:shd w:val="clear" w:fill="f1f3f5"/>
     </w:rPr>
   </w:style>
   <w:style w:type="character" w:customStyle="1" w:styleId="DataTypeTok">
     <w:name w:val="DataTypeTok"/>
     <w:basedOn w:val="VerbatimChar"/>
     <w:rPr>
-      <w:color w:val="ad0000"/>
-      <w:shd w:val="clear" w:fill="f1f3f5"/>
+      <w:color w:val="902000"/>
     </w:rPr>
   </w:style>
   <w:style w:type="character" w:customStyle="1" w:styleId="DecValTok">
     <w:name w:val="DecValTok"/>
     <w:basedOn w:val="VerbatimChar"/>
     <w:rPr>
-      <w:color w:val="ad0000"/>
-      <w:shd w:val="clear" w:fill="f1f3f5"/>
+      <w:color w:val="40a070"/>
     </w:rPr>
   </w:style>
   <w:style w:type="character" w:customStyle="1" w:styleId="BaseNTok">
     <w:name w:val="BaseNTok"/>
     <w:basedOn w:val="VerbatimChar"/>
     <w:rPr>
-      <w:color w:val="ad0000"/>
-      <w:shd w:val="clear" w:fill="f1f3f5"/>
+      <w:color w:val="40a070"/>
     </w:rPr>
   </w:style>
   <w:style w:type="character" w:customStyle="1" w:styleId="FloatTok">
     <w:name w:val="FloatTok"/>
     <w:basedOn w:val="VerbatimChar"/>
     <w:rPr>
-      <w:color w:val="ad0000"/>
-      <w:shd w:val="clear" w:fill="f1f3f5"/>
+      <w:color w:val="40a070"/>
     </w:rPr>
   </w:style>
   <w:style w:type="character" w:customStyle="1" w:styleId="ConstantTok">
     <w:name w:val="ConstantTok"/>
     <w:basedOn w:val="VerbatimChar"/>
     <w:rPr>
-      <w:color w:val="8f5902"/>
-      <w:shd w:val="clear" w:fill="f1f3f5"/>
+      <w:color w:val="880000"/>
     </w:rPr>
   </w:style>
   <w:style w:type="character" w:customStyle="1" w:styleId="CharTok">
     <w:name w:val="CharTok"/>
     <w:basedOn w:val="VerbatimChar"/>
     <w:rPr>
-      <w:color w:val="20794d"/>
-      <w:shd w:val="clear" w:fill="f1f3f5"/>
+      <w:color w:val="4070a0"/>
     </w:rPr>
   </w:style>
   <w:style w:type="character" w:customStyle="1" w:styleId="SpecialCharTok">
     <w:name w:val="SpecialCharTok"/>
     <w:basedOn w:val="VerbatimChar"/>
     <w:rPr>
-      <w:color w:val="5e5e5e"/>
-      <w:shd w:val="clear" w:fill="f1f3f5"/>
+      <w:color w:val="4070a0"/>
     </w:rPr>
   </w:style>
   <w:style w:type="character" w:customStyle="1" w:styleId="StringTok">
     <w:name w:val="StringTok"/>
     <w:basedOn w:val="VerbatimChar"/>
     <w:rPr>
-      <w:color w:val="20794d"/>
-      <w:shd w:val="clear" w:fill="f1f3f5"/>
+      <w:color w:val="4070a0"/>
     </w:rPr>
   </w:style>
   <w:style w:type="character" w:customStyle="1" w:styleId="VerbatimStringTok">
     <w:name w:val="VerbatimStringTok"/>
     <w:basedOn w:val="VerbatimChar"/>
     <w:rPr>
-      <w:color w:val="20794d"/>
-      <w:shd w:val="clear" w:fill="f1f3f5"/>
+      <w:color w:val="4070a0"/>
     </w:rPr>
   </w:style>
   <w:style w:type="character" w:customStyle="1" w:styleId="SpecialStringTok">
     <w:name w:val="SpecialStringTok"/>
     <w:basedOn w:val="VerbatimChar"/>
     <w:rPr>
-      <w:color w:val="20794d"/>
-      <w:shd w:val="clear" w:fill="f1f3f5"/>
+      <w:color w:val="bb6688"/>
     </w:rPr>
   </w:style>
   <w:style w:type="character" w:customStyle="1" w:styleId="ImportTok">
     <w:name w:val="ImportTok"/>
     <w:basedOn w:val="VerbatimChar"/>
     <w:rPr>
-      <w:color w:val="00769e"/>
-      <w:shd w:val="clear" w:fill="f1f3f5"/>
+      <w:color w:val="008000"/>
+      <w:b/>
     </w:rPr>
   </w:style>
   <w:style w:type="character" w:customStyle="1" w:styleId="CommentTok">
     <w:name w:val="CommentTok"/>
     <w:basedOn w:val="VerbatimChar"/>
     <w:rPr>
-      <w:color w:val="5e5e5e"/>
-      <w:shd w:val="clear" w:fill="f1f3f5"/>
+      <w:color w:val="60a0b0"/>
+      <w:i/>
     </w:rPr>
   </w:style>
   <w:style w:type="character" w:customStyle="1" w:styleId="DocumentationTok">
     <w:name w:val="DocumentationTok"/>
     <w:basedOn w:val="VerbatimChar"/>
     <w:rPr>
+      <w:color w:val="ba2121"/>
       <w:i/>
-      <w:color w:val="5e5e5e"/>
-      <w:shd w:val="clear" w:fill="f1f3f5"/>
     </w:rPr>
   </w:style>
   <w:style w:type="character" w:customStyle="1" w:styleId="AnnotationTok">
     <w:name w:val="AnnotationTok"/>
     <w:basedOn w:val="VerbatimChar"/>
     <w:rPr>
-      <w:color w:val="5e5e5e"/>
-      <w:shd w:val="clear" w:fill="f1f3f5"/>
+      <w:color w:val="60a0b0"/>
+      <w:b/>
+      <w:i/>
     </w:rPr>
   </w:style>
   <w:style w:type="character" w:customStyle="1" w:styleId="CommentVarTok">
     <w:name w:val="CommentVarTok"/>
     <w:basedOn w:val="VerbatimChar"/>
     <w:rPr>
+      <w:color w:val="60a0b0"/>
+      <w:b/>
       <w:i/>
-      <w:color w:val="5e5e5e"/>
-      <w:shd w:val="clear" w:fill="f1f3f5"/>
     </w:rPr>
   </w:style>
   <w:style w:type="character" w:customStyle="1" w:styleId="OtherTok">
     <w:name w:val="OtherTok"/>
     <w:basedOn w:val="VerbatimChar"/>
     <w:rPr>
-      <w:color w:val="003b4f"/>
-      <w:shd w:val="clear" w:fill="f1f3f5"/>
+      <w:color w:val="007020"/>
     </w:rPr>
   </w:style>
   <w:style w:type="character" w:customStyle="1" w:styleId="FunctionTok">
     <w:name w:val="FunctionTok"/>
     <w:basedOn w:val="VerbatimChar"/>
     <w:rPr>
-      <w:color w:val="4758ab"/>
-      <w:shd w:val="clear" w:fill="f1f3f5"/>
+      <w:color w:val="06287e"/>
     </w:rPr>
   </w:style>
   <w:style w:type="character" w:customStyle="1" w:styleId="VariableTok">
     <w:name w:val="VariableTok"/>
     <w:basedOn w:val="VerbatimChar"/>
     <w:rPr>
-      <w:color w:val="111111"/>
-      <w:shd w:val="clear" w:fill="f1f3f5"/>
+      <w:color w:val="19177c"/>
     </w:rPr>
   </w:style>
   <w:style w:type="character" w:customStyle="1" w:styleId="ControlFlowTok">
     <w:name w:val="ControlFlowTok"/>
     <w:basedOn w:val="VerbatimChar"/>
     <w:rPr>
+      <w:color w:val="007020"/>
       <w:b/>
-      <w:color w:val="003b4f"/>
-      <w:shd w:val="clear" w:fill="f1f3f5"/>
     </w:rPr>
   </w:style>
   <w:style w:type="character" w:customStyle="1" w:styleId="OperatorTok">
     <w:name w:val="OperatorTok"/>
     <w:basedOn w:val="VerbatimChar"/>
     <w:rPr>
-      <w:color w:val="5e5e5e"/>
-      <w:shd w:val="clear" w:fill="f1f3f5"/>
+      <w:color w:val="666666"/>
     </w:rPr>
   </w:style>
   <w:style w:type="character" w:customStyle="1" w:styleId="BuiltInTok">
     <w:name w:val="BuiltInTok"/>
     <w:basedOn w:val="VerbatimChar"/>
     <w:rPr>
-      <w:color w:val="003b4f"/>
-      <w:shd w:val="clear" w:fill="f1f3f5"/>
+      <w:color w:val="008000"/>
     </w:rPr>
   </w:style>
   <w:style w:type="character" w:customStyle="1" w:styleId="ExtensionTok">
     <w:name w:val="ExtensionTok"/>
     <w:basedOn w:val="VerbatimChar"/>
-    <w:rPr>
-      <w:color w:val="003b4f"/>
-      <w:shd w:val="clear" w:fill="f1f3f5"/>
-    </w:rPr>
+    <w:rPr/>
   </w:style>
   <w:style w:type="character" w:customStyle="1" w:styleId="PreprocessorTok">
     <w:name w:val="PreprocessorTok"/>
     <w:basedOn w:val="VerbatimChar"/>
     <w:rPr>
-      <w:color w:val="ad0000"/>
-      <w:shd w:val="clear" w:fill="f1f3f5"/>
+      <w:color w:val="bc7a00"/>
     </w:rPr>
   </w:style>
   <w:style w:type="character" w:customStyle="1" w:styleId="AttributeTok">
     <w:name w:val="AttributeTok"/>
     <w:basedOn w:val="VerbatimChar"/>
     <w:rPr>
-      <w:color w:val="657422"/>
-      <w:shd w:val="clear" w:fill="f1f3f5"/>
+      <w:color w:val="7d9029"/>
     </w:rPr>
   </w:style>
   <w:style w:type="character" w:customStyle="1" w:styleId="RegionMarkerTok">
     <w:name w:val="RegionMarkerTok"/>
     <w:basedOn w:val="VerbatimChar"/>
-    <w:rPr>
-      <w:color w:val="003b4f"/>
-      <w:shd w:val="clear" w:fill="f1f3f5"/>
-    </w:rPr>
+    <w:rPr/>
   </w:style>
   <w:style w:type="character" w:customStyle="1" w:styleId="InformationTok">
     <w:name w:val="InformationTok"/>
     <w:basedOn w:val="VerbatimChar"/>
     <w:rPr>
-      <w:color w:val="5e5e5e"/>
-      <w:shd w:val="clear" w:fill="f1f3f5"/>
+      <w:color w:val="60a0b0"/>
+      <w:b/>
+      <w:i/>
     </w:rPr>
   </w:style>
   <w:style w:type="character" w:customStyle="1" w:styleId="WarningTok">
     <w:name w:val="WarningTok"/>
     <w:basedOn w:val="VerbatimChar"/>
     <w:rPr>
+      <w:color w:val="60a0b0"/>
+      <w:b/>
       <w:i/>
-      <w:color w:val="5e5e5e"/>
-      <w:shd w:val="clear" w:fill="f1f3f5"/>
     </w:rPr>
   </w:style>
   <w:style w:type="character" w:customStyle="1" w:styleId="AlertTok">
     <w:name w:val="AlertTok"/>
     <w:basedOn w:val="VerbatimChar"/>
     <w:rPr>
-      <w:color w:val="ad0000"/>
-      <w:shd w:val="clear" w:fill="f1f3f5"/>
+      <w:color w:val="ff0000"/>
+      <w:b/>
     </w:rPr>
   </w:style>
   <w:style w:type="character" w:customStyle="1" w:styleId="ErrorTok">
     <w:name w:val="ErrorTok"/>
     <w:basedOn w:val="VerbatimChar"/>
     <w:rPr>
-      <w:color w:val="ad0000"/>
-      <w:shd w:val="clear" w:fill="f1f3f5"/>
+      <w:color w:val="ff0000"/>
+      <w:b/>
     </w:rPr>
   </w:style>
   <w:style w:type="character" w:customStyle="1" w:styleId="NormalTok">
     <w:name w:val="NormalTok"/>
     <w:basedOn w:val="VerbatimChar"/>
-    <w:rPr>
-      <w:color w:val="003b4f"/>
-      <w:shd w:val="clear" w:fill="f1f3f5"/>
-    </w:rPr>
+    <w:rPr/>
   </w:style>
 </w:styles>
 </file>
@@ -7717,44 +7517,44 @@
         <a:sysClr val="window" lastClr="FFFFFF"/>
       </a:lt1>
       <a:dk2>
-        <a:srgbClr val="0E2841"/>
+        <a:srgbClr val="1F497D"/>
       </a:dk2>
       <a:lt2>
-        <a:srgbClr val="E8E8E8"/>
+        <a:srgbClr val="EEECE1"/>
       </a:lt2>
       <a:accent1>
-        <a:srgbClr val="156082"/>
+        <a:srgbClr val="4F81BD"/>
       </a:accent1>
       <a:accent2>
-        <a:srgbClr val="E97132"/>
+        <a:srgbClr val="C0504D"/>
       </a:accent2>
       <a:accent3>
-        <a:srgbClr val="196B24"/>
+        <a:srgbClr val="9BBB59"/>
       </a:accent3>
       <a:accent4>
-        <a:srgbClr val="0F9ED5"/>
+        <a:srgbClr val="8064A2"/>
       </a:accent4>
       <a:accent5>
-        <a:srgbClr val="A02B93"/>
+        <a:srgbClr val="4BACC6"/>
       </a:accent5>
       <a:accent6>
-        <a:srgbClr val="4EA72E"/>
+        <a:srgbClr val="F79646"/>
       </a:accent6>
       <a:hlink>
-        <a:srgbClr val="467886"/>
+        <a:srgbClr val="0000FF"/>
       </a:hlink>
       <a:folHlink>
-        <a:srgbClr val="96607D"/>
+        <a:srgbClr val="800080"/>
       </a:folHlink>
     </a:clrScheme>
     <a:fontScheme name="Office">
       <a:majorFont>
-        <a:latin typeface="Aptos Display" panose="02110004020202020204"/>
+        <a:latin typeface="Calibri"/>
         <a:ea typeface=""/>
         <a:cs typeface=""/>
-        <a:font script="Jpan" typeface="游ゴシック Light"/>
+        <a:font script="Jpan" typeface="ＭＳ ゴシック"/>
         <a:font script="Hang" typeface="맑은 고딕"/>
-        <a:font script="Hans" typeface="等线 Light"/>
+        <a:font script="Hans" typeface="宋体"/>
         <a:font script="Hant" typeface="新細明體"/>
         <a:font script="Arab" typeface="Times New Roman"/>
         <a:font script="Hebr" typeface="Times New Roman"/>
@@ -7781,32 +7581,14 @@
         <a:font script="Mong" typeface="Mongolian Baiti"/>
         <a:font script="Viet" typeface="Times New Roman"/>
         <a:font script="Uigh" typeface="Microsoft Uighur"/>
-        <a:font script="Geor" typeface="Sylfaen"/>
-        <a:font script="Armn" typeface="Arial"/>
-        <a:font script="Bugi" typeface="Leelawadee UI"/>
-        <a:font script="Bopo" typeface="Microsoft JhengHei"/>
-        <a:font script="Java" typeface="Javanese Text"/>
-        <a:font script="Lisu" typeface="Segoe UI"/>
-        <a:font script="Mymr" typeface="Myanmar Text"/>
-        <a:font script="Nkoo" typeface="Ebrima"/>
-        <a:font script="Olck" typeface="Nirmala UI"/>
-        <a:font script="Osma" typeface="Ebrima"/>
-        <a:font script="Phag" typeface="Phagspa"/>
-        <a:font script="Syrn" typeface="Estrangelo Edessa"/>
-        <a:font script="Syrj" typeface="Estrangelo Edessa"/>
-        <a:font script="Syre" typeface="Estrangelo Edessa"/>
-        <a:font script="Sora" typeface="Nirmala UI"/>
-        <a:font script="Tale" typeface="Microsoft Tai Le"/>
-        <a:font script="Talu" typeface="Microsoft New Tai Lue"/>
-        <a:font script="Tfng" typeface="Ebrima"/>
       </a:majorFont>
       <a:minorFont>
-        <a:latin typeface="Aptos" panose="02110004020202020204"/>
+        <a:latin typeface="Cambria"/>
         <a:ea typeface=""/>
         <a:cs typeface=""/>
-        <a:font script="Jpan" typeface="游明朝"/>
+        <a:font script="Jpan" typeface="ＭＳ 明朝"/>
         <a:font script="Hang" typeface="맑은 고딕"/>
-        <a:font script="Hans" typeface="等线"/>
+        <a:font script="Hans" typeface="宋体"/>
         <a:font script="Hant" typeface="新細明體"/>
         <a:font script="Arab" typeface="Arial"/>
         <a:font script="Hebr" typeface="Arial"/>
@@ -7833,24 +7615,6 @@
         <a:font script="Mong" typeface="Mongolian Baiti"/>
         <a:font script="Viet" typeface="Arial"/>
         <a:font script="Uigh" typeface="Microsoft Uighur"/>
-        <a:font script="Geor" typeface="Sylfaen"/>
-        <a:font script="Armn" typeface="Arial"/>
-        <a:font script="Bugi" typeface="Leelawadee UI"/>
-        <a:font script="Bopo" typeface="Microsoft JhengHei"/>
-        <a:font script="Java" typeface="Javanese Text"/>
-        <a:font script="Lisu" typeface="Segoe UI"/>
-        <a:font script="Mymr" typeface="Myanmar Text"/>
-        <a:font script="Nkoo" typeface="Ebrima"/>
-        <a:font script="Olck" typeface="Nirmala UI"/>
-        <a:font script="Osma" typeface="Ebrima"/>
-        <a:font script="Phag" typeface="Phagspa"/>
-        <a:font script="Syrn" typeface="Estrangelo Edessa"/>
-        <a:font script="Syrj" typeface="Estrangelo Edessa"/>
-        <a:font script="Syre" typeface="Estrangelo Edessa"/>
-        <a:font script="Sora" typeface="Nirmala UI"/>
-        <a:font script="Tale" typeface="Microsoft Tai Le"/>
-        <a:font script="Talu" typeface="Microsoft New Tai Lue"/>
-        <a:font script="Tfng" typeface="Ebrima"/>
       </a:minorFont>
     </a:fontScheme>
     <a:fmtScheme name="Office">
@@ -7862,141 +7626,200 @@
           <a:gsLst>
             <a:gs pos="0">
               <a:schemeClr val="phClr">
-                <a:lumMod val="110000"/>
-                <a:satMod val="105000"/>
-                <a:tint val="67000"/>
+                <a:tint val="50000"/>
+                <a:satMod val="300000"/>
               </a:schemeClr>
             </a:gs>
-            <a:gs pos="50000">
+            <a:gs pos="35000">
               <a:schemeClr val="phClr">
-                <a:lumMod val="105000"/>
-                <a:satMod val="103000"/>
-                <a:tint val="73000"/>
+                <a:tint val="37000"/>
+                <a:satMod val="300000"/>
               </a:schemeClr>
             </a:gs>
             <a:gs pos="100000">
               <a:schemeClr val="phClr">
-                <a:lumMod val="105000"/>
-                <a:satMod val="109000"/>
-                <a:tint val="81000"/>
+                <a:tint val="15000"/>
+                <a:satMod val="350000"/>
               </a:schemeClr>
             </a:gs>
           </a:gsLst>
-          <a:lin ang="5400000" scaled="0"/>
+          <a:lin ang="16200000" scaled="1"/>
         </a:gradFill>
         <a:gradFill rotWithShape="1">
           <a:gsLst>
             <a:gs pos="0">
               <a:schemeClr val="phClr">
-                <a:satMod val="103000"/>
-                <a:lumMod val="102000"/>
-                <a:tint val="94000"/>
-              </a:schemeClr>
-            </a:gs>
-            <a:gs pos="50000">
-              <a:schemeClr val="phClr">
-                <a:satMod val="110000"/>
-                <a:lumMod val="100000"/>
+                <a:tint val="100000"/>
                 <a:shade val="100000"/>
+                <a:satMod val="130000"/>
               </a:schemeClr>
             </a:gs>
             <a:gs pos="100000">
               <a:schemeClr val="phClr">
-                <a:lumMod val="99000"/>
-                <a:satMod val="120000"/>
-                <a:shade val="78000"/>
+                <a:tint val="50000"/>
+                <a:shade val="100000"/>
+                <a:satMod val="350000"/>
               </a:schemeClr>
             </a:gs>
           </a:gsLst>
-          <a:lin ang="5400000" scaled="0"/>
+          <a:lin ang="16200000" scaled="0"/>
         </a:gradFill>
       </a:fillStyleLst>
       <a:lnStyleLst>
-        <a:ln w="6350" cap="flat" cmpd="sng" algn="ctr">
+        <a:ln w="9525" cap="flat" cmpd="sng" algn="ctr">
+          <a:solidFill>
+            <a:schemeClr val="phClr">
+              <a:shade val="95000"/>
+              <a:satMod val="105000"/>
+            </a:schemeClr>
+          </a:solidFill>
+          <a:prstDash val="solid"/>
+        </a:ln>
+        <a:ln w="25400" cap="flat" cmpd="sng" algn="ctr">
           <a:solidFill>
             <a:schemeClr val="phClr"/>
           </a:solidFill>
           <a:prstDash val="solid"/>
-          <a:miter lim="800000"/>
         </a:ln>
-        <a:ln w="12700" cap="flat" cmpd="sng" algn="ctr">
+        <a:ln w="38100" cap="flat" cmpd="sng" algn="ctr">
           <a:solidFill>
             <a:schemeClr val="phClr"/>
           </a:solidFill>
           <a:prstDash val="solid"/>
-          <a:miter lim="800000"/>
-        </a:ln>
-        <a:ln w="19050" cap="flat" cmpd="sng" algn="ctr">
-          <a:solidFill>
-            <a:schemeClr val="phClr"/>
-          </a:solidFill>
-          <a:prstDash val="solid"/>
-          <a:miter lim="800000"/>
         </a:ln>
       </a:lnStyleLst>
       <a:effectStyleLst>
         <a:effectStyle>
-          <a:effectLst/>
-        </a:effectStyle>
-        <a:effectStyle>
-          <a:effectLst/>
+          <a:effectLst>
+            <a:outerShdw blurRad="40000" dist="20000" dir="5400000" rotWithShape="0">
+              <a:srgbClr val="000000">
+                <a:alpha val="38000"/>
+              </a:srgbClr>
+            </a:outerShdw>
+          </a:effectLst>
         </a:effectStyle>
         <a:effectStyle>
           <a:effectLst>
-            <a:outerShdw blurRad="57150" dist="19050" dir="5400000" algn="ctr" rotWithShape="0">
+            <a:outerShdw blurRad="40000" dist="23000" dir="5400000" rotWithShape="0">
               <a:srgbClr val="000000">
-                <a:alpha val="63000"/>
+                <a:alpha val="35000"/>
               </a:srgbClr>
             </a:outerShdw>
           </a:effectLst>
+        </a:effectStyle>
+        <a:effectStyle>
+          <a:effectLst>
+            <a:outerShdw blurRad="40000" dist="23000" dir="5400000" rotWithShape="0">
+              <a:srgbClr val="000000">
+                <a:alpha val="35000"/>
+              </a:srgbClr>
+            </a:outerShdw>
+          </a:effectLst>
+          <a:scene3d>
+            <a:camera prst="orthographicFront">
+              <a:rot lat="0" lon="0" rev="0"/>
+            </a:camera>
+            <a:lightRig rig="threePt" dir="t">
+              <a:rot lat="0" lon="0" rev="1200000"/>
+            </a:lightRig>
+          </a:scene3d>
+          <a:sp3d>
+            <a:bevelT w="63500" h="25400"/>
+          </a:sp3d>
         </a:effectStyle>
       </a:effectStyleLst>
       <a:bgFillStyleLst>
         <a:solidFill>
           <a:schemeClr val="phClr"/>
         </a:solidFill>
-        <a:solidFill>
-          <a:schemeClr val="phClr">
-            <a:tint val="95000"/>
-            <a:satMod val="170000"/>
-          </a:schemeClr>
-        </a:solidFill>
         <a:gradFill rotWithShape="1">
           <a:gsLst>
             <a:gs pos="0">
               <a:schemeClr val="phClr">
-                <a:tint val="93000"/>
-                <a:satMod val="150000"/>
-                <a:shade val="98000"/>
-                <a:lumMod val="102000"/>
+                <a:tint val="40000"/>
+                <a:satMod val="350000"/>
               </a:schemeClr>
             </a:gs>
-            <a:gs pos="50000">
+            <a:gs pos="40000">
               <a:schemeClr val="phClr">
-                <a:tint val="98000"/>
-                <a:satMod val="130000"/>
-                <a:shade val="90000"/>
-                <a:lumMod val="103000"/>
+                <a:tint val="45000"/>
+                <a:shade val="99000"/>
+                <a:satMod val="350000"/>
               </a:schemeClr>
             </a:gs>
             <a:gs pos="100000">
               <a:schemeClr val="phClr">
-                <a:shade val="63000"/>
-                <a:satMod val="120000"/>
+                <a:shade val="20000"/>
+                <a:satMod val="255000"/>
               </a:schemeClr>
             </a:gs>
           </a:gsLst>
-          <a:lin ang="5400000" scaled="0"/>
+          <a:path path="circle">
+            <a:fillToRect l="50000" t="-80000" r="50000" b="180000"/>
+          </a:path>
+        </a:gradFill>
+        <a:gradFill rotWithShape="1">
+          <a:gsLst>
+            <a:gs pos="0">
+              <a:schemeClr val="phClr">
+                <a:tint val="80000"/>
+                <a:satMod val="300000"/>
+              </a:schemeClr>
+            </a:gs>
+            <a:gs pos="100000">
+              <a:schemeClr val="phClr">
+                <a:shade val="30000"/>
+                <a:satMod val="200000"/>
+              </a:schemeClr>
+            </a:gs>
+          </a:gsLst>
+          <a:path path="circle">
+            <a:fillToRect l="50000" t="50000" r="50000" b="50000"/>
+          </a:path>
         </a:gradFill>
       </a:bgFillStyleLst>
     </a:fmtScheme>
   </a:themeElements>
-  <a:objectDefaults/>
+  <a:objectDefaults>
+    <a:spDef>
+      <a:spPr/>
+      <a:bodyPr/>
+      <a:lstStyle/>
+      <a:style>
+        <a:lnRef idx="1">
+          <a:schemeClr val="accent1"/>
+        </a:lnRef>
+        <a:fillRef idx="3">
+          <a:schemeClr val="accent1"/>
+        </a:fillRef>
+        <a:effectRef idx="2">
+          <a:schemeClr val="accent1"/>
+        </a:effectRef>
+        <a:fontRef idx="minor">
+          <a:schemeClr val="lt1"/>
+        </a:fontRef>
+      </a:style>
+    </a:spDef>
+    <a:lnDef>
+      <a:spPr/>
+      <a:bodyPr/>
+      <a:lstStyle/>
+      <a:style>
+        <a:lnRef idx="2">
+          <a:schemeClr val="accent1"/>
+        </a:lnRef>
+        <a:fillRef idx="0">
+          <a:schemeClr val="accent1"/>
+        </a:fillRef>
+        <a:effectRef idx="1">
+          <a:schemeClr val="accent1"/>
+        </a:effectRef>
+        <a:fontRef idx="minor">
+          <a:schemeClr val="tx1"/>
+        </a:fontRef>
+      </a:style>
+    </a:lnDef>
+  </a:objectDefaults>
   <a:extraClrSchemeLst/>
-  <a:extLst>
-    <a:ext uri="{05A4C25C-085E-4340-85A3-A5531E510DB2}">
-      <thm15:themeFamily xmlns:thm15="http://schemas.microsoft.com/office/thememl/2012/main" name="Office Theme" id="{2E142A2C-CD16-42D6-873A-C26D2A0506FA}" vid="{1BDDFF52-6CD6-40A5-AB3C-68EB2F1E4D0A}"/>
-    </a:ext>
-  </a:extLst>
 </a:theme>
 </file>
--- a/inbox/Application Aware Networking/Book_06_FedAAN_Federal_Telecommunications_Modernization.docx
+++ b/inbox/Application Aware Networking/Book_06_FedAAN_Federal_Telecommunications_Modernization.docx
@@ -7,37 +7,7 @@
         <w:pStyle w:val="Title"/>
       </w:pPr>
       <w:r>
-        <w:t xml:space="preserve">Book</w:t>
-      </w:r>
-      <w:r>
-        <w:t xml:space="preserve"> </w:t>
-      </w:r>
-      <w:r>
-        <w:t xml:space="preserve">06</w:t>
-      </w:r>
-      <w:r>
-        <w:t xml:space="preserve"> </w:t>
-      </w:r>
-      <w:r>
-        <w:t xml:space="preserve">—</w:t>
-      </w:r>
-      <w:r>
-        <w:t xml:space="preserve"> </w:t>
-      </w:r>
-      <w:r>
-        <w:t xml:space="preserve">Federal</w:t>
-      </w:r>
-      <w:r>
-        <w:t xml:space="preserve"> </w:t>
-      </w:r>
-      <w:r>
-        <w:t xml:space="preserve">Telecommunications</w:t>
-      </w:r>
-      <w:r>
-        <w:t xml:space="preserve"> </w:t>
-      </w:r>
-      <w:r>
-        <w:t xml:space="preserve">Modernization</w:t>
+        <w:t xml:space="preserve">Book 06 — Federal Telecommunications Modernization</w:t>
       </w:r>
     </w:p>
     <w:p>
@@ -45,73 +15,7 @@
         <w:pStyle w:val="Subtitle"/>
       </w:pPr>
       <w:r>
-        <w:t xml:space="preserve">Amazon</w:t>
-      </w:r>
-      <w:r>
-        <w:t xml:space="preserve"> </w:t>
-      </w:r>
-      <w:r>
-        <w:t xml:space="preserve">Connect,</w:t>
-      </w:r>
-      <w:r>
-        <w:t xml:space="preserve"> </w:t>
-      </w:r>
-      <w:r>
-        <w:t xml:space="preserve">Teams</w:t>
-      </w:r>
-      <w:r>
-        <w:t xml:space="preserve"> </w:t>
-      </w:r>
-      <w:r>
-        <w:t xml:space="preserve">Phone,</w:t>
-      </w:r>
-      <w:r>
-        <w:t xml:space="preserve"> </w:t>
-      </w:r>
-      <w:r>
-        <w:t xml:space="preserve">and</w:t>
-      </w:r>
-      <w:r>
-        <w:t xml:space="preserve"> </w:t>
-      </w:r>
-      <w:r>
-        <w:t xml:space="preserve">the</w:t>
-      </w:r>
-      <w:r>
-        <w:t xml:space="preserve"> </w:t>
-      </w:r>
-      <w:r>
-        <w:t xml:space="preserve">Network</w:t>
-      </w:r>
-      <w:r>
-        <w:t xml:space="preserve"> </w:t>
-      </w:r>
-      <w:r>
-        <w:t xml:space="preserve">Architecture</w:t>
-      </w:r>
-      <w:r>
-        <w:t xml:space="preserve"> </w:t>
-      </w:r>
-      <w:r>
-        <w:t xml:space="preserve">That</w:t>
-      </w:r>
-      <w:r>
-        <w:t xml:space="preserve"> </w:t>
-      </w:r>
-      <w:r>
-        <w:t xml:space="preserve">Must</w:t>
-      </w:r>
-      <w:r>
-        <w:t xml:space="preserve"> </w:t>
-      </w:r>
-      <w:r>
-        <w:t xml:space="preserve">Support</w:t>
-      </w:r>
-      <w:r>
-        <w:t xml:space="preserve"> </w:t>
-      </w:r>
-      <w:r>
-        <w:t xml:space="preserve">Them</w:t>
+        <w:t xml:space="preserve">Amazon Connect, Teams Phone, and the Network Architecture That Must Support Them</w:t>
       </w:r>
     </w:p>
     <w:p>
@@ -119,13 +23,7 @@
         <w:pStyle w:val="Author"/>
       </w:pPr>
       <w:r>
-        <w:t xml:space="preserve">Michael</w:t>
-      </w:r>
-      <w:r>
-        <w:t xml:space="preserve"> </w:t>
-      </w:r>
-      <w:r>
-        <w:t xml:space="preserve">Stratton</w:t>
+        <w:t xml:space="preserve">Michael Stratton</w:t>
       </w:r>
     </w:p>
     <w:p>
@@ -136,6 +34,32 @@
         <w:t xml:space="preserve">2026-06-29</w:t>
       </w:r>
     </w:p>
+    <w:sdt>
+      <w:sdtPr>
+        <w:docPartObj>
+          <w:docPartGallery w:val="Table of Contents"/>
+          <w:docPartUnique/>
+        </w:docPartObj>
+      </w:sdtPr>
+      <w:sdtContent>
+        <w:p>
+          <w:pPr>
+            <w:pStyle w:val="TOCHeading"/>
+          </w:pPr>
+          <w:r>
+            <w:t xml:space="preserve">Table of contents</w:t>
+          </w:r>
+        </w:p>
+        <w:p>
+          <w:r>
+            <w:fldChar w:fldCharType="begin" w:dirty="true"/>
+            <w:instrText xml:space="preserve">TOC \o "1-3" \h \z \u</w:instrText>
+            <w:fldChar w:fldCharType="separate"/>
+            <w:fldChar w:fldCharType="end"/>
+          </w:r>
+        </w:p>
+      </w:sdtContent>
+    </w:sdt>
     <w:p>
       <w:pPr>
         <w:pStyle w:val="FirstParagraph"/>
@@ -144,61 +68,159 @@
         <w:t xml:space="preserve">INTERNAL — NOT FOR PUBLIC DISTRIBUTION</w:t>
       </w:r>
     </w:p>
-    <w:bookmarkStart w:id="20" w:name="draft-proposal-subject-to-review"/>
-    <w:p>
-      <w:pPr>
-        <w:pStyle w:val="Heading2"/>
-      </w:pPr>
-      <w:r>
-        <w:t xml:space="preserve">Draft Proposal — Subject to Review</w:t>
-      </w:r>
-    </w:p>
-    <w:p>
-      <w:pPr>
-        <w:pStyle w:val="FirstParagraph"/>
-      </w:pPr>
-      <w:r>
-        <w:t xml:space="preserve">This document is a</w:t>
-      </w:r>
-      <w:r>
-        <w:t xml:space="preserve"> </w:t>
-      </w:r>
+    <w:tbl>
+      <w:tblPr>
+        <w:tblStyle w:val="Table"/>
+        <w:tblLook w:firstRow="0" w:lastRow="0" w:firstColumn="0" w:lastColumn="0" w:noHBand="0" w:noVBand="0" w:val="0000"/>
+        <w:tblBorders>
+          <w:top w:val="single" w:sz="4" w:space="0" w:color="EB9113"/>
+          <w:left w:val="single" w:sz="24" w:space="0" w:color="EB9113"/>
+          <w:bottom w:val="single" w:sz="4" w:space="0" w:color="EB9113"/>
+          <w:right w:val="single" w:sz="4" w:space="0" w:color="EB9113"/>
+        </w:tblBorders>
+        <w:tblCellMar>
+          <w:left w:w="144" w:type="dxa"/>
+          <w:right w:w="144" w:type="dxa"/>
+        </w:tblCellMar>
+        <w:tblLook w:firstRow="0" w:lastRow="0" w:firstColumn="0" w:lastColumn="0" w:noHBand="0" w:noVBand="0" w:val="0000"/>
+      </w:tblPr>
+      <w:tr>
+        <w:trPr>
+          <w:cantSplit/>
+        </w:trPr>
+        <w:tc>
+          <w:tcPr>
+            <w:shd w:color="auto" w:fill="fcefdc" w:val="clear"/>
+            <w:tcMar>
+              <w:top w:w="92" w:type="dxa"/>
+              <w:bottom w:w="92" w:type="dxa"/>
+            </w:tcMar>
+          </w:tcPr>
+          <w:p>
+            <w:pPr>
+              <w:pStyle w:val="BodyText"/>
+            </w:pPr>
+            <w:pPr>
+              <w:spacing w:before="0" w:after="0"/>
+              <w:textAlignment w:val="center"/>
+            </w:pPr>
+            <w:r>
+              <w:drawing>
+                <wp:inline>
+                  <wp:extent cx="152400" cy="152400"/>
+                  <wp:effectExtent b="0" l="0" r="0" t="0"/>
+                  <wp:docPr descr="" title="" id="10" name="Picture"/>
+                  <a:graphic>
+                    <a:graphicData uri="http://schemas.openxmlformats.org/drawingml/2006/picture">
+                      <pic:pic>
+                        <pic:nvPicPr>
+                          <pic:cNvPr descr="/opt/quarto/share/formats/docx/warning.png" id="11" name="Picture"/>
+                          <pic:cNvPicPr>
+                            <a:picLocks noChangeArrowheads="1" noChangeAspect="1"/>
+                          </pic:cNvPicPr>
+                        </pic:nvPicPr>
+                        <pic:blipFill>
+                          <a:blip r:embed="rId9"/>
+                          <a:stretch>
+                            <a:fillRect/>
+                          </a:stretch>
+                        </pic:blipFill>
+                        <pic:spPr bwMode="auto">
+                          <a:xfrm>
+                            <a:off x="0" y="0"/>
+                            <a:ext cx="152400" cy="152400"/>
+                          </a:xfrm>
+                          <a:prstGeom prst="rect">
+                            <a:avLst/>
+                          </a:prstGeom>
+                          <a:noFill/>
+                          <a:ln w="9525">
+                            <a:noFill/>
+                            <a:headEnd/>
+                            <a:tailEnd/>
+                          </a:ln>
+                        </pic:spPr>
+                      </pic:pic>
+                    </a:graphicData>
+                  </a:graphic>
+                </wp:inline>
+              </w:drawing>
+            </w:r>
+            <w:r>
+              <w:t xml:space="preserve"> </w:t>
+            </w:r>
+            <w:r>
+              <w:t xml:space="preserve"> </w:t>
+            </w:r>
+            <w:r>
+              <w:t xml:space="preserve">Draft Proposal — Subject to Review</w:t>
+            </w:r>
+          </w:p>
+        </w:tc>
+      </w:tr>
+      <w:tr>
+        <w:trPr>
+          <w:cantSplit/>
+        </w:trPr>
+        <w:tc>
+          <w:tcPr>
+            <w:tcMar>
+              <w:top w:w="108" w:type="dxa"/>
+              <w:bottom w:w="108" w:type="dxa"/>
+            </w:tcMar>
+          </w:tcPr>
+          <w:p>
+            <w:pPr>
+              <w:pStyle w:val="BodyText"/>
+            </w:pPr>
+            <w:pPr>
+              <w:spacing w:before="16" w:after="16"/>
+            </w:pPr>
+            <w:r>
+              <w:t xml:space="preserve">This document is a</w:t>
+            </w:r>
+            <w:r>
+              <w:t xml:space="preserve"> </w:t>
+            </w:r>
+            <w:r>
+              <w:rPr>
+                <w:b/>
+                <w:bCs/>
+              </w:rPr>
+              <w:t xml:space="preserve">draft proposal</w:t>
+            </w:r>
+            <w:r>
+              <w:t xml:space="preserve"> </w:t>
+            </w:r>
+            <w:r>
+              <w:t xml:space="preserve">developed by the</w:t>
+            </w:r>
+            <w:r>
+              <w:t xml:space="preserve"> </w:t>
+            </w:r>
+            <w:r>
+              <w:rPr>
+                <w:b/>
+                <w:bCs/>
+              </w:rPr>
+              <w:t xml:space="preserve">CSI Team (Cloud Services Infrastructure)</w:t>
+            </w:r>
+            <w:r>
+              <w:t xml:space="preserve">. It is an attempt at a comprehensive SSA-wide technical roadmap and has not been reviewed or approved by the SSA CIO Office, the Office of Information Security (OIS), or organizational leadership. All recommendations, vendor selections, control mappings, and implementation timelines are subject to revision pending formal review by the SSA CIO Office and organizational components.</w:t>
+            </w:r>
+          </w:p>
+          <w:p/>
+        </w:tc>
+      </w:tr>
+    </w:tbl>
+    <w:p>
+      <w:pPr>
+        <w:pStyle w:val="BodyText"/>
+      </w:pPr>
       <w:r>
         <w:rPr>
+          <w:b/>
           <w:bCs/>
-          <w:b/>
-        </w:rPr>
-        <w:t xml:space="preserve">draft proposal</w:t>
-      </w:r>
-      <w:r>
-        <w:t xml:space="preserve"> </w:t>
-      </w:r>
-      <w:r>
-        <w:t xml:space="preserve">developed by the</w:t>
-      </w:r>
-      <w:r>
-        <w:t xml:space="preserve"> </w:t>
-      </w:r>
-      <w:r>
-        <w:rPr>
-          <w:bCs/>
-          <w:b/>
-        </w:rPr>
-        <w:t xml:space="preserve">CSI Team (Cloud Services Infrastructure)</w:t>
-      </w:r>
-      <w:r>
-        <w:t xml:space="preserve">. It is an attempt at a comprehensive SSA-wide technical roadmap and has not been reviewed or approved by the SSA CIO Office, the Office of Information Security (OIS), or organizational leadership. All recommendations, vendor selections, control mappings, and implementation timelines are subject to revision pending formal review by the SSA CIO Office and organizational components.</w:t>
-      </w:r>
-    </w:p>
-    <w:bookmarkEnd w:id="20"/>
-    <w:p>
-      <w:pPr>
-        <w:pStyle w:val="BodyText"/>
-      </w:pPr>
-      <w:r>
-        <w:rPr>
-          <w:bCs/>
-          <w:b/>
         </w:rPr>
         <w:t xml:space="preserve">For decision makers:</w:t>
       </w:r>
@@ -215,8 +237,8 @@
       </w:pPr>
       <w:r>
         <w:rPr>
+          <w:b/>
           <w:bCs/>
-          <w:b/>
         </w:rPr>
         <w:t xml:space="preserve">Four things this document establishes:</w:t>
       </w:r>
@@ -230,8 +252,8 @@
       </w:pPr>
       <w:r>
         <w:rPr>
+          <w:b/>
           <w:bCs/>
-          <w:b/>
         </w:rPr>
         <w:t xml:space="preserve">Voice has a pass/fail threshold, not a performance preference.</w:t>
       </w:r>
@@ -251,8 +273,8 @@
       </w:pPr>
       <w:r>
         <w:rPr>
+          <w:b/>
           <w:bCs/>
-          <w:b/>
         </w:rPr>
         <w:t xml:space="preserve">Amazon Connect runs on AWS commercial (.com) by specific authorized exception.</w:t>
       </w:r>
@@ -272,8 +294,8 @@
       </w:pPr>
       <w:r>
         <w:rPr>
+          <w:b/>
           <w:bCs/>
-          <w:b/>
         </w:rPr>
         <w:t xml:space="preserve">Teams Phone in GCC Moderate is the correct path for internal telephony replacement.</w:t>
       </w:r>
@@ -293,8 +315,8 @@
       </w:pPr>
       <w:r>
         <w:rPr>
+          <w:b/>
           <w:bCs/>
-          <w:b/>
         </w:rPr>
         <w:t xml:space="preserve">One network modernization investment enables both platforms.</w:t>
       </w:r>
@@ -305,13 +327,13 @@
         <w:t xml:space="preserve">SD-WAN local breakout, per-DSCP steering, active-active multipath, and FEC apply to both platforms without modification.</w:t>
       </w:r>
     </w:p>
-    <w:bookmarkStart w:id="24" w:name="the-n8nn-the-front-door-to-the-agency"/>
+    <w:bookmarkStart w:id="15" w:name="the-n8nn-the-front-door-to-the-agency"/>
     <w:p>
       <w:pPr>
         <w:pStyle w:val="Heading1"/>
       </w:pPr>
       <w:r>
-        <w:t xml:space="preserve">The N8NN: The Front Door to the Agency</w:t>
+        <w:t xml:space="preserve">1. The N8NN: The Front Door to the Agency</w:t>
       </w:r>
     </w:p>
     <w:p>
@@ -323,18 +345,18 @@
           <wp:inline>
             <wp:extent cx="5334000" cy="2844800"/>
             <wp:effectExtent b="0" l="0" r="0" t="0"/>
-            <wp:docPr descr="The N8NN Call Journey: From Citizen to Agent" title="" id="22" name="Picture"/>
+            <wp:docPr descr="The N8NN Call Journey: From Citizen to Agent" title="" id="13" name="Picture"/>
             <a:graphic>
               <a:graphicData uri="http://schemas.openxmlformats.org/drawingml/2006/picture">
                 <pic:pic>
                   <pic:nvPicPr>
-                    <pic:cNvPr descr="figs/tc-fig-07-citizen-journey.png" id="23" name="Picture"/>
+                    <pic:cNvPr descr="figs/tc-fig-07-citizen-journey.png" id="14" name="Picture"/>
                     <pic:cNvPicPr>
                       <a:picLocks noChangeArrowheads="1" noChangeAspect="1"/>
                     </pic:cNvPicPr>
                   </pic:nvPicPr>
                   <pic:blipFill>
-                    <a:blip r:embed="rId21"/>
+                    <a:blip r:embed="rId12"/>
                     <a:stretch>
                       <a:fillRect/>
                     </a:stretch>
@@ -391,8 +413,8 @@
       </w:pPr>
       <w:r>
         <w:rPr>
+          <w:b/>
           <w:bCs/>
-          <w:b/>
         </w:rPr>
         <w:t xml:space="preserve">Why voice exposes network problems that other applications hide:</w:t>
       </w:r>
@@ -407,20 +429,20 @@
       </w:r>
       <w:r>
         <w:rPr>
+          <w:b/>
           <w:bCs/>
-          <w:b/>
         </w:rPr>
         <w:t xml:space="preserve">That is why network modernization must begin with voice: voice is the canary.</w:t>
       </w:r>
     </w:p>
-    <w:bookmarkEnd w:id="24"/>
-    <w:bookmarkStart w:id="34" w:name="Xca87ad3e66249f197630568f46fbf6f37ec629f"/>
+    <w:bookmarkEnd w:id="15"/>
+    <w:bookmarkStart w:id="25" w:name="Xca87ad3e66249f197630568f46fbf6f37ec629f"/>
     <w:p>
       <w:pPr>
         <w:pStyle w:val="Heading1"/>
       </w:pPr>
       <w:r>
-        <w:t xml:space="preserve">The Physics of Voice: Standards With a Pass/Fail Threshold</w:t>
+        <w:t xml:space="preserve">2. The Physics of Voice: Standards With a Pass/Fail Threshold</w:t>
       </w:r>
     </w:p>
     <w:p>
@@ -440,18 +462,18 @@
           <wp:inline>
             <wp:extent cx="5334000" cy="2844800"/>
             <wp:effectExtent b="0" l="0" r="0" t="0"/>
-            <wp:docPr descr="Voice Quality: MOS Scale and G.114 One-Way Delay Budget" title="" id="26" name="Picture"/>
+            <wp:docPr descr="Voice Quality: MOS Scale and G.114 One-Way Delay Budget" title="" id="17" name="Picture"/>
             <a:graphic>
               <a:graphicData uri="http://schemas.openxmlformats.org/drawingml/2006/picture">
                 <pic:pic>
                   <pic:nvPicPr>
-                    <pic:cNvPr descr="figs/tc-fig-01-voice-quality.png" id="27" name="Picture"/>
+                    <pic:cNvPr descr="figs/tc-fig-01-voice-quality.png" id="18" name="Picture"/>
                     <pic:cNvPicPr>
                       <a:picLocks noChangeArrowheads="1" noChangeAspect="1"/>
                     </pic:cNvPicPr>
                   </pic:nvPicPr>
                   <pic:blipFill>
-                    <a:blip r:embed="rId25"/>
+                    <a:blip r:embed="rId16"/>
                     <a:stretch>
                       <a:fillRect/>
                     </a:stretch>
@@ -486,13 +508,13 @@
         <w:t xml:space="preserve">Voice Quality: MOS Scale and G.114 One-Way Delay Budget</w:t>
       </w:r>
     </w:p>
-    <w:bookmarkStart w:id="28" w:name="itu-t-g.114-the-one-way-delay-limit"/>
+    <w:bookmarkStart w:id="19" w:name="itu-t-g.114-the-one-way-delay-limit"/>
     <w:p>
       <w:pPr>
         <w:pStyle w:val="Heading2"/>
       </w:pPr>
       <w:r>
-        <w:t xml:space="preserve">ITU-T G.114: The One-Way Delay Limit</w:t>
+        <w:t xml:space="preserve">2.1 ITU-T G.114: The One-Way Delay Limit</w:t>
       </w:r>
     </w:p>
     <w:p>
@@ -507,8 +529,8 @@
       </w:r>
       <w:r>
         <w:rPr>
+          <w:b/>
           <w:bCs/>
-          <w:b/>
         </w:rPr>
         <w:t xml:space="preserve">one-way mouth-to-ear delay must not exceed 150 ms for most applications.</w:t>
       </w:r>
@@ -531,8 +553,8 @@
       </w:r>
       <w:r>
         <w:rPr>
+          <w:b/>
           <w:bCs/>
-          <w:b/>
         </w:rPr>
         <w:t xml:space="preserve">50–80 ms of budget for the network itself.</w:t>
       </w:r>
@@ -543,14 +565,14 @@
         <w:t xml:space="preserve">That is the target.</w:t>
       </w:r>
     </w:p>
-    <w:bookmarkEnd w:id="28"/>
-    <w:bookmarkStart w:id="29" w:name="Xf57f72c6e8a3ffa36d8cca3ce9684e69654893e"/>
+    <w:bookmarkEnd w:id="19"/>
+    <w:bookmarkStart w:id="20" w:name="Xf57f72c6e8a3ffa36d8cca3ce9684e69654893e"/>
     <w:p>
       <w:pPr>
         <w:pStyle w:val="Heading2"/>
       </w:pPr>
       <w:r>
-        <w:t xml:space="preserve">MOS and the E-Model: Quantifying Call Quality</w:t>
+        <w:t xml:space="preserve">2.2 MOS and the E-Model: Quantifying Call Quality</w:t>
       </w:r>
     </w:p>
     <w:p>
@@ -566,7 +588,6 @@
         <w:tblStyle w:val="Table"/>
         <w:tblW w:type="auto" w:w="0"/>
         <w:tblLook w:firstRow="1" w:lastRow="0" w:firstColumn="0" w:lastColumn="0" w:noHBand="0" w:noVBand="0" w:val="0020"/>
-        <w:jc w:val="start"/>
       </w:tblPr>
       <w:tblGrid>
         <w:gridCol w:w="1980"/>
@@ -576,14 +597,13 @@
       </w:tblGrid>
       <w:tr>
         <w:trPr>
-          <w:tblHeader w:val="true"/>
+          <w:tblHeader w:val="on"/>
         </w:trPr>
         <w:tc>
           <w:tcPr/>
           <w:p>
             <w:pPr>
               <w:pStyle w:val="Compact"/>
-              <w:jc w:val="left"/>
             </w:pPr>
             <w:r>
               <w:t xml:space="preserve">R-Factor</w:t>
@@ -595,7 +615,6 @@
           <w:p>
             <w:pPr>
               <w:pStyle w:val="Compact"/>
-              <w:jc w:val="left"/>
             </w:pPr>
             <w:r>
               <w:t xml:space="preserve">MOS</w:t>
@@ -607,7 +626,6 @@
           <w:p>
             <w:pPr>
               <w:pStyle w:val="Compact"/>
-              <w:jc w:val="left"/>
             </w:pPr>
             <w:r>
               <w:t xml:space="preserve">Quality</w:t>
@@ -619,7 +637,6 @@
           <w:p>
             <w:pPr>
               <w:pStyle w:val="Compact"/>
-              <w:jc w:val="left"/>
             </w:pPr>
             <w:r>
               <w:t xml:space="preserve">User Perception</w:t>
@@ -633,7 +650,6 @@
           <w:p>
             <w:pPr>
               <w:pStyle w:val="Compact"/>
-              <w:jc w:val="left"/>
             </w:pPr>
             <w:r>
               <w:t xml:space="preserve">90–100</w:t>
@@ -645,7 +661,6 @@
           <w:p>
             <w:pPr>
               <w:pStyle w:val="Compact"/>
-              <w:jc w:val="left"/>
             </w:pPr>
             <w:r>
               <w:t xml:space="preserve">4.3–5.0</w:t>
@@ -657,7 +672,6 @@
           <w:p>
             <w:pPr>
               <w:pStyle w:val="Compact"/>
-              <w:jc w:val="left"/>
             </w:pPr>
             <w:r>
               <w:t xml:space="preserve">Excellent</w:t>
@@ -669,7 +683,6 @@
           <w:p>
             <w:pPr>
               <w:pStyle w:val="Compact"/>
-              <w:jc w:val="left"/>
             </w:pPr>
             <w:r>
               <w:t xml:space="preserve">Imperceptible impairment</w:t>
@@ -683,7 +696,6 @@
           <w:p>
             <w:pPr>
               <w:pStyle w:val="Compact"/>
-              <w:jc w:val="left"/>
             </w:pPr>
             <w:r>
               <w:t xml:space="preserve">80–90</w:t>
@@ -695,7 +707,6 @@
           <w:p>
             <w:pPr>
               <w:pStyle w:val="Compact"/>
-              <w:jc w:val="left"/>
             </w:pPr>
             <w:r>
               <w:t xml:space="preserve">4.0–4.3</w:t>
@@ -707,7 +718,6 @@
           <w:p>
             <w:pPr>
               <w:pStyle w:val="Compact"/>
-              <w:jc w:val="left"/>
             </w:pPr>
             <w:r>
               <w:t xml:space="preserve">Good</w:t>
@@ -719,7 +729,6 @@
           <w:p>
             <w:pPr>
               <w:pStyle w:val="Compact"/>
-              <w:jc w:val="left"/>
             </w:pPr>
             <w:r>
               <w:t xml:space="preserve">Perceptible but not annoying</w:t>
@@ -733,7 +742,6 @@
           <w:p>
             <w:pPr>
               <w:pStyle w:val="Compact"/>
-              <w:jc w:val="left"/>
             </w:pPr>
             <w:r>
               <w:t xml:space="preserve">70–80</w:t>
@@ -745,7 +753,6 @@
           <w:p>
             <w:pPr>
               <w:pStyle w:val="Compact"/>
-              <w:jc w:val="left"/>
             </w:pPr>
             <w:r>
               <w:t xml:space="preserve">3.6–4.0</w:t>
@@ -757,7 +764,6 @@
           <w:p>
             <w:pPr>
               <w:pStyle w:val="Compact"/>
-              <w:jc w:val="left"/>
             </w:pPr>
             <w:r>
               <w:t xml:space="preserve">Fair</w:t>
@@ -769,7 +775,6 @@
           <w:p>
             <w:pPr>
               <w:pStyle w:val="Compact"/>
-              <w:jc w:val="left"/>
             </w:pPr>
             <w:r>
               <w:t xml:space="preserve">Slightly annoying</w:t>
@@ -783,7 +788,6 @@
           <w:p>
             <w:pPr>
               <w:pStyle w:val="Compact"/>
-              <w:jc w:val="left"/>
             </w:pPr>
             <w:r>
               <w:t xml:space="preserve">60–70</w:t>
@@ -795,7 +799,6 @@
           <w:p>
             <w:pPr>
               <w:pStyle w:val="Compact"/>
-              <w:jc w:val="left"/>
             </w:pPr>
             <w:r>
               <w:t xml:space="preserve">3.1–3.6</w:t>
@@ -807,7 +810,6 @@
           <w:p>
             <w:pPr>
               <w:pStyle w:val="Compact"/>
-              <w:jc w:val="left"/>
             </w:pPr>
             <w:r>
               <w:t xml:space="preserve">Poor</w:t>
@@ -819,7 +821,6 @@
           <w:p>
             <w:pPr>
               <w:pStyle w:val="Compact"/>
-              <w:jc w:val="left"/>
             </w:pPr>
             <w:r>
               <w:t xml:space="preserve">Annoying</w:t>
@@ -833,7 +834,6 @@
           <w:p>
             <w:pPr>
               <w:pStyle w:val="Compact"/>
-              <w:jc w:val="left"/>
             </w:pPr>
             <w:r>
               <w:t xml:space="preserve">Below 60</w:t>
@@ -845,7 +845,6 @@
           <w:p>
             <w:pPr>
               <w:pStyle w:val="Compact"/>
-              <w:jc w:val="left"/>
             </w:pPr>
             <w:r>
               <w:t xml:space="preserve">Below 3.1</w:t>
@@ -857,7 +856,6 @@
           <w:p>
             <w:pPr>
               <w:pStyle w:val="Compact"/>
-              <w:jc w:val="left"/>
             </w:pPr>
             <w:r>
               <w:t xml:space="preserve">Bad</w:t>
@@ -869,7 +867,6 @@
           <w:p>
             <w:pPr>
               <w:pStyle w:val="Compact"/>
-              <w:jc w:val="left"/>
             </w:pPr>
             <w:r>
               <w:t xml:space="preserve">Very annoying; many callers abandon</w:t>
@@ -886,14 +883,14 @@
         <w:t xml:space="preserve">The N8NN contact center must sustain MOS above 4.0 consistently across all agent locations. Below 3.6 generates citizen complaints. Below 3.1, calls are abandoned and reported.</w:t>
       </w:r>
     </w:p>
-    <w:bookmarkEnd w:id="29"/>
-    <w:bookmarkStart w:id="33" w:name="jitter-and-packet-loss"/>
+    <w:bookmarkEnd w:id="20"/>
+    <w:bookmarkStart w:id="24" w:name="jitter-and-packet-loss"/>
     <w:p>
       <w:pPr>
         <w:pStyle w:val="Heading2"/>
       </w:pPr>
       <w:r>
-        <w:t xml:space="preserve">Jitter and Packet Loss</w:t>
+        <w:t xml:space="preserve">2.3 Jitter and Packet Loss</w:t>
       </w:r>
     </w:p>
     <w:p>
@@ -905,18 +902,18 @@
           <wp:inline>
             <wp:extent cx="5334000" cy="2726266"/>
             <wp:effectExtent b="0" l="0" r="0" t="0"/>
-            <wp:docPr descr="Voice Packet Arrival: What Network Conditions Sound Like" title="" id="31" name="Picture"/>
+            <wp:docPr descr="Voice Packet Arrival: What Network Conditions Sound Like" title="" id="22" name="Picture"/>
             <a:graphic>
               <a:graphicData uri="http://schemas.openxmlformats.org/drawingml/2006/picture">
                 <pic:pic>
                   <pic:nvPicPr>
-                    <pic:cNvPr descr="figs/tc-fig-08-packet-jitter.png" id="32" name="Picture"/>
+                    <pic:cNvPr descr="figs/tc-fig-08-packet-jitter.png" id="23" name="Picture"/>
                     <pic:cNvPicPr>
                       <a:picLocks noChangeArrowheads="1" noChangeAspect="1"/>
                     </pic:cNvPicPr>
                   </pic:nvPicPr>
                   <pic:blipFill>
-                    <a:blip r:embed="rId30"/>
+                    <a:blip r:embed="rId21"/>
                     <a:stretch>
                       <a:fillRect/>
                     </a:stretch>
@@ -957,8 +954,8 @@
       </w:pPr>
       <w:r>
         <w:rPr>
+          <w:b/>
           <w:bCs/>
-          <w:b/>
         </w:rPr>
         <w:t xml:space="preserve">Jitter</w:t>
       </w:r>
@@ -975,8 +972,8 @@
       </w:pPr>
       <w:r>
         <w:rPr>
+          <w:b/>
           <w:bCs/>
-          <w:b/>
         </w:rPr>
         <w:t xml:space="preserve">Packet loss</w:t>
       </w:r>
@@ -987,24 +984,24 @@
         <w:t xml:space="preserve">above 1% produces audible dropouts. Voice RTP does not retransmit lost packets — they are concealed or skipped. The Opus codec handles occasional single-packet loss gracefully; consecutive losses or rates above 3% produce gaps no concealment algorithm can hide.</w:t>
       </w:r>
     </w:p>
-    <w:bookmarkEnd w:id="33"/>
-    <w:bookmarkEnd w:id="34"/>
-    <w:bookmarkStart w:id="54" w:name="Xe69dcf64720bd173cbba48f84c4f0f805c11880"/>
+    <w:bookmarkEnd w:id="24"/>
+    <w:bookmarkEnd w:id="25"/>
+    <w:bookmarkStart w:id="45" w:name="Xe69dcf64720bd173cbba48f84c4f0f805c11880"/>
     <w:p>
       <w:pPr>
         <w:pStyle w:val="Heading1"/>
       </w:pPr>
       <w:r>
-        <w:t xml:space="preserve">Amazon Connect: Architecture, .com Exception, and Network Dependencies</w:t>
-      </w:r>
-    </w:p>
-    <w:bookmarkStart w:id="38" w:name="platform-overview"/>
+        <w:t xml:space="preserve">3. Amazon Connect: Architecture, .com Exception, and Network Dependencies</w:t>
+      </w:r>
+    </w:p>
+    <w:bookmarkStart w:id="29" w:name="platform-overview"/>
     <w:p>
       <w:pPr>
         <w:pStyle w:val="Heading2"/>
       </w:pPr>
       <w:r>
-        <w:t xml:space="preserve">Platform Overview</w:t>
+        <w:t xml:space="preserve">3.1 Platform Overview</w:t>
       </w:r>
     </w:p>
     <w:p>
@@ -1024,18 +1021,18 @@
           <wp:inline>
             <wp:extent cx="5334000" cy="2844800"/>
             <wp:effectExtent b="0" l="0" r="0" t="0"/>
-            <wp:docPr descr="Amazon Connect: AWS GovCloud .us vs. AWS Commercial .com — The Authorized Exception" title="" id="36" name="Picture"/>
+            <wp:docPr descr="Amazon Connect: AWS GovCloud .us vs. AWS Commercial .com — The Authorized Exception" title="" id="27" name="Picture"/>
             <a:graphic>
               <a:graphicData uri="http://schemas.openxmlformats.org/drawingml/2006/picture">
                 <pic:pic>
                   <pic:nvPicPr>
-                    <pic:cNvPr descr="figs/tc-fig-09-aws-exception.png" id="37" name="Picture"/>
+                    <pic:cNvPr descr="figs/tc-fig-09-aws-exception.png" id="28" name="Picture"/>
                     <pic:cNvPicPr>
                       <a:picLocks noChangeArrowheads="1" noChangeAspect="1"/>
                     </pic:cNvPicPr>
                   </pic:nvPicPr>
                   <pic:blipFill>
-                    <a:blip r:embed="rId35"/>
+                    <a:blip r:embed="rId26"/>
                     <a:stretch>
                       <a:fillRect/>
                     </a:stretch>
@@ -1070,14 +1067,14 @@
         <w:t xml:space="preserve">Amazon Connect: AWS GovCloud .us vs. AWS Commercial .com — The Authorized Exception</w:t>
       </w:r>
     </w:p>
-    <w:bookmarkEnd w:id="38"/>
-    <w:bookmarkStart w:id="39" w:name="X57dc57e6d8d433f201474365cce1ca7682cef30"/>
+    <w:bookmarkEnd w:id="29"/>
+    <w:bookmarkStart w:id="30" w:name="X57dc57e6d8d433f201474365cce1ca7682cef30"/>
     <w:p>
       <w:pPr>
         <w:pStyle w:val="Heading2"/>
       </w:pPr>
       <w:r>
-        <w:t xml:space="preserve">The .us vs. .com Decision and the Authorized Exception</w:t>
+        <w:t xml:space="preserve">3.2 The .us vs. .com Decision and the Authorized Exception</w:t>
       </w:r>
     </w:p>
     <w:p>
@@ -1092,8 +1089,8 @@
       <w:tblPr>
         <w:tblStyle w:val="Table"/>
         <w:tblW w:type="pct" w:w="5000"/>
+        <w:tblLayout w:type="fixed"/>
         <w:tblLook w:firstRow="1" w:lastRow="0" w:firstColumn="0" w:lastColumn="0" w:noHBand="0" w:noVBand="0" w:val="0020"/>
-        <w:jc w:val="start"/>
       </w:tblPr>
       <w:tblGrid>
         <w:gridCol w:w="1414"/>
@@ -1102,14 +1099,13 @@
       </w:tblGrid>
       <w:tr>
         <w:trPr>
-          <w:tblHeader w:val="true"/>
+          <w:tblHeader w:val="on"/>
         </w:trPr>
         <w:tc>
           <w:tcPr/>
           <w:p>
             <w:pPr>
               <w:pStyle w:val="Compact"/>
-              <w:jc w:val="left"/>
             </w:pPr>
             <w:r>
               <w:t xml:space="preserve">Provider</w:t>
@@ -1121,7 +1117,6 @@
           <w:p>
             <w:pPr>
               <w:pStyle w:val="Compact"/>
-              <w:jc w:val="left"/>
             </w:pPr>
             <w:r>
               <w:t xml:space="preserve">Moderate Delivery Model</w:t>
@@ -1133,7 +1128,6 @@
           <w:p>
             <w:pPr>
               <w:pStyle w:val="Compact"/>
-              <w:jc w:val="left"/>
             </w:pPr>
             <w:r>
               <w:t xml:space="preserve">High / Sovereign Model</w:t>
@@ -1147,7 +1141,6 @@
           <w:p>
             <w:pPr>
               <w:pStyle w:val="Compact"/>
-              <w:jc w:val="left"/>
             </w:pPr>
             <w:r>
               <w:t xml:space="preserve">AWS</w:t>
@@ -1159,7 +1152,6 @@
           <w:p>
             <w:pPr>
               <w:pStyle w:val="Compact"/>
-              <w:jc w:val="left"/>
             </w:pPr>
             <w:r>
               <w:t xml:space="preserve">.us infrastructure (separate government regions)</w:t>
@@ -1171,7 +1163,6 @@
           <w:p>
             <w:pPr>
               <w:pStyle w:val="Compact"/>
-              <w:jc w:val="left"/>
             </w:pPr>
             <w:r>
               <w:t xml:space="preserve">GovCloud (.gov); physically separate, screened personnel</w:t>
@@ -1185,7 +1176,6 @@
           <w:p>
             <w:pPr>
               <w:pStyle w:val="Compact"/>
-              <w:jc w:val="left"/>
             </w:pPr>
             <w:r>
               <w:t xml:space="preserve">Microsoft</w:t>
@@ -1197,7 +1187,6 @@
           <w:p>
             <w:pPr>
               <w:pStyle w:val="Compact"/>
-              <w:jc w:val="left"/>
             </w:pPr>
             <w:r>
               <w:t xml:space="preserve">Partitioned .com (GCC Moderate on Azure Commercial)</w:t>
@@ -1209,7 +1198,6 @@
           <w:p>
             <w:pPr>
               <w:pStyle w:val="Compact"/>
-              <w:jc w:val="left"/>
             </w:pPr>
             <w:r>
               <w:t xml:space="preserve">GCC High / DoD on physically separate infrastructure</w:t>
@@ -1223,7 +1211,6 @@
           <w:p>
             <w:pPr>
               <w:pStyle w:val="Compact"/>
-              <w:jc w:val="left"/>
             </w:pPr>
             <w:r>
               <w:t xml:space="preserve">Oracle</w:t>
@@ -1235,7 +1222,6 @@
           <w:p>
             <w:pPr>
               <w:pStyle w:val="Compact"/>
-              <w:jc w:val="left"/>
             </w:pPr>
             <w:r>
               <w:t xml:space="preserve">Partitioned .com (OCI Moderate)</w:t>
@@ -1247,7 +1233,6 @@
           <w:p>
             <w:pPr>
               <w:pStyle w:val="Compact"/>
-              <w:jc w:val="left"/>
             </w:pPr>
             <w:r>
               <w:t xml:space="preserve">OCI Government Cloud (separate)</w:t>
@@ -1266,16 +1251,16 @@
     </w:p>
     <w:p>
       <w:pPr>
+        <w:pStyle w:val="Compact"/>
         <w:numPr>
           <w:ilvl w:val="0"/>
           <w:numId w:val="1002"/>
         </w:numPr>
-        <w:pStyle w:val="Compact"/>
       </w:pPr>
       <w:r>
         <w:rPr>
+          <w:b/>
           <w:bCs/>
-          <w:b/>
         </w:rPr>
         <w:t xml:space="preserve">AI-assisted contact center capabilities:</w:t>
       </w:r>
@@ -1288,16 +1273,16 @@
     </w:p>
     <w:p>
       <w:pPr>
+        <w:pStyle w:val="Compact"/>
         <w:numPr>
           <w:ilvl w:val="0"/>
           <w:numId w:val="1002"/>
         </w:numPr>
-        <w:pStyle w:val="Compact"/>
       </w:pPr>
       <w:r>
         <w:rPr>
+          <w:b/>
           <w:bCs/>
-          <w:b/>
         </w:rPr>
         <w:t xml:space="preserve">Third-party integration ecosystem:</w:t>
       </w:r>
@@ -1310,16 +1295,16 @@
     </w:p>
     <w:p>
       <w:pPr>
+        <w:pStyle w:val="Compact"/>
         <w:numPr>
           <w:ilvl w:val="0"/>
           <w:numId w:val="1002"/>
         </w:numPr>
-        <w:pStyle w:val="Compact"/>
       </w:pPr>
       <w:r>
         <w:rPr>
+          <w:b/>
           <w:bCs/>
-          <w:b/>
         </w:rPr>
         <w:t xml:space="preserve">Operational tooling and support maturity:</w:t>
       </w:r>
@@ -1336,8 +1321,8 @@
       </w:pPr>
       <w:r>
         <w:rPr>
+          <w:b/>
           <w:bCs/>
-          <w:b/>
         </w:rPr>
         <w:t xml:space="preserve">Current evaluation required before any new agency deployment.</w:t>
       </w:r>
@@ -1352,8 +1337,8 @@
       </w:r>
       <w:r>
         <w:rPr>
+          <w:b/>
           <w:bCs/>
-          <w:b/>
         </w:rPr>
         <w:t xml:space="preserve">must conduct a current-state evaluation of .us Connect against its specific requirements</w:t>
       </w:r>
@@ -1364,14 +1349,14 @@
         <w:t xml:space="preserve">before concluding that a .com exception is necessary.</w:t>
       </w:r>
     </w:p>
-    <w:bookmarkEnd w:id="39"/>
-    <w:bookmarkStart w:id="40" w:name="Xde52b6885aeff57b147d7451abbc6886e45847a"/>
+    <w:bookmarkEnd w:id="30"/>
+    <w:bookmarkStart w:id="31" w:name="Xde52b6885aeff57b147d7451abbc6886e45847a"/>
     <w:p>
       <w:pPr>
         <w:pStyle w:val="Heading2"/>
       </w:pPr>
       <w:r>
-        <w:t xml:space="preserve">What the .com Exception Means Structurally</w:t>
+        <w:t xml:space="preserve">3.3 What the .com Exception Means Structurally</w:t>
       </w:r>
     </w:p>
     <w:p>
@@ -1390,71 +1375,71 @@
         <w:t xml:space="preserve">This does not make the deployment less secure — FedRAMP Moderate controls are extensive. It means the authorization boundary is explicitly a commercial environment with federal controls applied, and that boundary must be accurately reflected in the SSP, understood by the AO, and re-evaluated at each authorization renewal.</w:t>
       </w:r>
     </w:p>
-    <w:bookmarkEnd w:id="40"/>
-    <w:bookmarkStart w:id="41" w:name="the-call-path-from-citizen-to-agent"/>
+    <w:bookmarkEnd w:id="31"/>
+    <w:bookmarkStart w:id="32" w:name="the-call-path-from-citizen-to-agent"/>
     <w:p>
       <w:pPr>
         <w:pStyle w:val="Heading2"/>
       </w:pPr>
       <w:r>
-        <w:t xml:space="preserve">The Call Path: From Citizen to Agent</w:t>
-      </w:r>
-    </w:p>
-    <w:p>
-      <w:pPr>
+        <w:t xml:space="preserve">3.4 The Call Path: From Citizen to Agent</w:t>
+      </w:r>
+    </w:p>
+    <w:p>
+      <w:pPr>
+        <w:pStyle w:val="Compact"/>
         <w:numPr>
           <w:ilvl w:val="0"/>
           <w:numId w:val="1003"/>
         </w:numPr>
+      </w:pPr>
+      <w:r>
+        <w:t xml:space="preserve">Citizen dials the N8NN from any PSTN telephone</w:t>
+      </w:r>
+    </w:p>
+    <w:p>
+      <w:pPr>
         <w:pStyle w:val="Compact"/>
-      </w:pPr>
-      <w:r>
-        <w:t xml:space="preserve">Citizen dials the N8NN from any PSTN telephone</w:t>
-      </w:r>
-    </w:p>
-    <w:p>
-      <w:pPr>
         <w:numPr>
           <w:ilvl w:val="0"/>
           <w:numId w:val="1003"/>
         </w:numPr>
+      </w:pPr>
+      <w:r>
+        <w:t xml:space="preserve">Call terminates at an AWS voice connector into Amazon Connect on AWS commercial</w:t>
+      </w:r>
+    </w:p>
+    <w:p>
+      <w:pPr>
         <w:pStyle w:val="Compact"/>
-      </w:pPr>
-      <w:r>
-        <w:t xml:space="preserve">Call terminates at an AWS voice connector into Amazon Connect on AWS commercial</w:t>
-      </w:r>
-    </w:p>
-    <w:p>
-      <w:pPr>
         <w:numPr>
           <w:ilvl w:val="0"/>
           <w:numId w:val="1003"/>
         </w:numPr>
+      </w:pPr>
+      <w:r>
+        <w:t xml:space="preserve">Contact flow answers, runs IVR, and routes to a queue</w:t>
+      </w:r>
+    </w:p>
+    <w:p>
+      <w:pPr>
         <w:pStyle w:val="Compact"/>
-      </w:pPr>
-      <w:r>
-        <w:t xml:space="preserve">Contact flow answers, runs IVR, and routes to a queue</w:t>
-      </w:r>
-    </w:p>
-    <w:p>
-      <w:pPr>
         <w:numPr>
           <w:ilvl w:val="0"/>
           <w:numId w:val="1003"/>
         </w:numPr>
+      </w:pPr>
+      <w:r>
+        <w:t xml:space="preserve">Agent selected; Connect establishes WebRTC session to the agent’s browser</w:t>
+      </w:r>
+    </w:p>
+    <w:p>
+      <w:pPr>
         <w:pStyle w:val="Compact"/>
-      </w:pPr>
-      <w:r>
-        <w:t xml:space="preserve">Agent selected; Connect establishes WebRTC session to the agent’s browser</w:t>
-      </w:r>
-    </w:p>
-    <w:p>
-      <w:pPr>
         <w:numPr>
           <w:ilvl w:val="0"/>
           <w:numId w:val="1003"/>
         </w:numPr>
-        <w:pStyle w:val="Compact"/>
       </w:pPr>
       <w:r>
         <w:t xml:space="preserve">Voice travels: agent desktop → agency network → internet → AWS .com → Amazon Connect → citizen</w:t>
@@ -1468,14 +1453,14 @@
         <w:t xml:space="preserve">Steps 1–3 happen inside AWS commercial and are unaffected by the agency’s network. Step 5 — the agent-to-cloud path — is determined entirely by the agency’s network architecture and is where G.114 compliance is won or lost.</w:t>
       </w:r>
     </w:p>
-    <w:bookmarkEnd w:id="41"/>
-    <w:bookmarkStart w:id="48" w:name="the-mpls-hairpin-applied-to-the-n8nn"/>
+    <w:bookmarkEnd w:id="32"/>
+    <w:bookmarkStart w:id="39" w:name="the-mpls-hairpin-applied-to-the-n8nn"/>
     <w:p>
       <w:pPr>
         <w:pStyle w:val="Heading2"/>
       </w:pPr>
       <w:r>
-        <w:t xml:space="preserve">The MPLS Hairpin Applied to the N8NN</w:t>
+        <w:t xml:space="preserve">3.5 The MPLS Hairpin Applied to the N8NN</w:t>
       </w:r>
     </w:p>
     <w:p>
@@ -1487,18 +1472,18 @@
           <wp:inline>
             <wp:extent cx="5334000" cy="2933700"/>
             <wp:effectExtent b="0" l="0" r="0" t="0"/>
-            <wp:docPr descr="MPLS Hairpin vs. Local Breakout: Before and After" title="" id="43" name="Picture"/>
+            <wp:docPr descr="MPLS Hairpin vs. Local Breakout: Before and After" title="" id="34" name="Picture"/>
             <a:graphic>
               <a:graphicData uri="http://schemas.openxmlformats.org/drawingml/2006/picture">
                 <pic:pic>
                   <pic:nvPicPr>
-                    <pic:cNvPr descr="figs/tc-fig-02-mpls-vs-breakout.png" id="44" name="Picture"/>
+                    <pic:cNvPr descr="figs/tc-fig-02-mpls-vs-breakout.png" id="35" name="Picture"/>
                     <pic:cNvPicPr>
                       <a:picLocks noChangeArrowheads="1" noChangeAspect="1"/>
                     </pic:cNvPicPr>
                   </pic:nvPicPr>
                   <pic:blipFill>
-                    <a:blip r:embed="rId42"/>
+                    <a:blip r:embed="rId33"/>
                     <a:stretch>
                       <a:fillRect/>
                     </a:stretch>
@@ -1547,8 +1532,8 @@
       </w:pPr>
       <w:r>
         <w:rPr>
+          <w:b/>
           <w:bCs/>
-          <w:b/>
         </w:rPr>
         <w:t xml:space="preserve">Portland → MPLS → Washington → internet → AWS us-west-2 (.com) → Amazon Connect</w:t>
       </w:r>
@@ -1565,8 +1550,8 @@
       </w:r>
       <w:r>
         <w:rPr>
+          <w:b/>
           <w:bCs/>
-          <w:b/>
         </w:rPr>
         <w:t xml:space="preserve">Over spec.</w:t>
       </w:r>
@@ -1591,8 +1576,8 @@
       </w:pPr>
       <w:r>
         <w:rPr>
+          <w:b/>
           <w:bCs/>
-          <w:b/>
         </w:rPr>
         <w:t xml:space="preserve">Portland → local DIA → AWS us-west-2 (.com) → Amazon Connect</w:t>
       </w:r>
@@ -1614,18 +1599,18 @@
           <wp:inline>
             <wp:extent cx="5334000" cy="2726266"/>
             <wp:effectExtent b="0" l="0" r="0" t="0"/>
-            <wp:docPr descr="WebRTC Voice Path: DSCP EF from Agent Desktop to Amazon Connect" title="" id="46" name="Picture"/>
+            <wp:docPr descr="WebRTC Voice Path: DSCP EF from Agent Desktop to Amazon Connect" title="" id="37" name="Picture"/>
             <a:graphic>
               <a:graphicData uri="http://schemas.openxmlformats.org/drawingml/2006/picture">
                 <pic:pic>
                   <pic:nvPicPr>
-                    <pic:cNvPr descr="figs/tc-fig-10-webrtc-path.png" id="47" name="Picture"/>
+                    <pic:cNvPr descr="figs/tc-fig-10-webrtc-path.png" id="38" name="Picture"/>
                     <pic:cNvPicPr>
                       <a:picLocks noChangeArrowheads="1" noChangeAspect="1"/>
                     </pic:cNvPicPr>
                   </pic:nvPicPr>
                   <pic:blipFill>
-                    <a:blip r:embed="rId45"/>
+                    <a:blip r:embed="rId36"/>
                     <a:stretch>
                       <a:fillRect/>
                     </a:stretch>
@@ -1660,22 +1645,22 @@
         <w:t xml:space="preserve">WebRTC Voice Path: DSCP EF from Agent Desktop to Amazon Connect</w:t>
       </w:r>
     </w:p>
-    <w:bookmarkEnd w:id="48"/>
-    <w:bookmarkStart w:id="49" w:name="webrtc-network-requirements"/>
+    <w:bookmarkEnd w:id="39"/>
+    <w:bookmarkStart w:id="40" w:name="webrtc-network-requirements"/>
     <w:p>
       <w:pPr>
         <w:pStyle w:val="Heading2"/>
       </w:pPr>
       <w:r>
-        <w:t xml:space="preserve">WebRTC Network Requirements</w:t>
+        <w:t xml:space="preserve">3.6 WebRTC Network Requirements</w:t>
       </w:r>
     </w:p>
     <w:tbl>
       <w:tblPr>
         <w:tblStyle w:val="Table"/>
         <w:tblW w:type="pct" w:w="5000"/>
+        <w:tblLayout w:type="fixed"/>
         <w:tblLook w:firstRow="1" w:lastRow="0" w:firstColumn="0" w:lastColumn="0" w:noHBand="0" w:noVBand="0" w:val="0020"/>
-        <w:jc w:val="start"/>
       </w:tblPr>
       <w:tblGrid>
         <w:gridCol w:w="2810"/>
@@ -1684,14 +1669,13 @@
       </w:tblGrid>
       <w:tr>
         <w:trPr>
-          <w:tblHeader w:val="true"/>
+          <w:tblHeader w:val="on"/>
         </w:trPr>
         <w:tc>
           <w:tcPr/>
           <w:p>
             <w:pPr>
               <w:pStyle w:val="Compact"/>
-              <w:jc w:val="left"/>
             </w:pPr>
             <w:r>
               <w:t xml:space="preserve">Parameter</w:t>
@@ -1703,7 +1687,6 @@
           <w:p>
             <w:pPr>
               <w:pStyle w:val="Compact"/>
-              <w:jc w:val="left"/>
             </w:pPr>
             <w:r>
               <w:t xml:space="preserve">Requirement</w:t>
@@ -1715,7 +1698,6 @@
           <w:p>
             <w:pPr>
               <w:pStyle w:val="Compact"/>
-              <w:jc w:val="left"/>
             </w:pPr>
             <w:r>
               <w:t xml:space="preserve">Notes</w:t>
@@ -1729,7 +1711,6 @@
           <w:p>
             <w:pPr>
               <w:pStyle w:val="Compact"/>
-              <w:jc w:val="left"/>
             </w:pPr>
             <w:r>
               <w:t xml:space="preserve">One-way delay</w:t>
@@ -1741,7 +1722,6 @@
           <w:p>
             <w:pPr>
               <w:pStyle w:val="Compact"/>
-              <w:jc w:val="left"/>
             </w:pPr>
             <w:r>
               <w:t xml:space="preserve">≤75 ms network budget</w:t>
@@ -1753,7 +1733,6 @@
           <w:p>
             <w:pPr>
               <w:pStyle w:val="Compact"/>
-              <w:jc w:val="left"/>
             </w:pPr>
             <w:r>
               <w:t xml:space="preserve">G.114 limit minus codec and jitter buffer overhead</w:t>
@@ -1767,7 +1746,6 @@
           <w:p>
             <w:pPr>
               <w:pStyle w:val="Compact"/>
-              <w:jc w:val="left"/>
             </w:pPr>
             <w:r>
               <w:t xml:space="preserve">Jitter</w:t>
@@ -1779,7 +1757,6 @@
           <w:p>
             <w:pPr>
               <w:pStyle w:val="Compact"/>
-              <w:jc w:val="left"/>
             </w:pPr>
             <w:r>
               <w:t xml:space="preserve">&lt;30 ms</w:t>
@@ -1791,7 +1768,6 @@
           <w:p>
             <w:pPr>
               <w:pStyle w:val="Compact"/>
-              <w:jc w:val="left"/>
             </w:pPr>
             <w:r>
               <w:t xml:space="preserve">Above this, buffer compensation breaches delay budget</w:t>
@@ -1805,7 +1781,6 @@
           <w:p>
             <w:pPr>
               <w:pStyle w:val="Compact"/>
-              <w:jc w:val="left"/>
             </w:pPr>
             <w:r>
               <w:t xml:space="preserve">Packet loss</w:t>
@@ -1817,7 +1792,6 @@
           <w:p>
             <w:pPr>
               <w:pStyle w:val="Compact"/>
-              <w:jc w:val="left"/>
             </w:pPr>
             <w:r>
               <w:t xml:space="preserve">&lt;1%</w:t>
@@ -1829,7 +1803,6 @@
           <w:p>
             <w:pPr>
               <w:pStyle w:val="Compact"/>
-              <w:jc w:val="left"/>
             </w:pPr>
             <w:r>
               <w:t xml:space="preserve">Above 1% audible; above 3% unintelligible</w:t>
@@ -1843,7 +1816,6 @@
           <w:p>
             <w:pPr>
               <w:pStyle w:val="Compact"/>
-              <w:jc w:val="left"/>
             </w:pPr>
             <w:r>
               <w:t xml:space="preserve">Bandwidth per agent</w:t>
@@ -1855,7 +1827,6 @@
           <w:p>
             <w:pPr>
               <w:pStyle w:val="Compact"/>
-              <w:jc w:val="left"/>
             </w:pPr>
             <w:r>
               <w:t xml:space="preserve">~100 Kbps</w:t>
@@ -1867,7 +1838,6 @@
           <w:p>
             <w:pPr>
               <w:pStyle w:val="Compact"/>
-              <w:jc w:val="left"/>
             </w:pPr>
             <w:r>
               <w:t xml:space="preserve">Opus codec including RTP overhead</w:t>
@@ -1881,7 +1851,6 @@
           <w:p>
             <w:pPr>
               <w:pStyle w:val="Compact"/>
-              <w:jc w:val="left"/>
             </w:pPr>
             <w:r>
               <w:t xml:space="preserve">Protocol</w:t>
@@ -1893,7 +1862,6 @@
           <w:p>
             <w:pPr>
               <w:pStyle w:val="Compact"/>
-              <w:jc w:val="left"/>
             </w:pPr>
             <w:r>
               <w:t xml:space="preserve">RTP/SRTP over UDP</w:t>
@@ -1905,7 +1873,6 @@
           <w:p>
             <w:pPr>
               <w:pStyle w:val="Compact"/>
-              <w:jc w:val="left"/>
             </w:pPr>
             <w:r>
               <w:t xml:space="preserve">TCP fallback degrades quality; avoid</w:t>
@@ -1919,7 +1886,6 @@
           <w:p>
             <w:pPr>
               <w:pStyle w:val="Compact"/>
-              <w:jc w:val="left"/>
             </w:pPr>
             <w:r>
               <w:t xml:space="preserve">DSCP marking</w:t>
@@ -1931,7 +1897,6 @@
           <w:p>
             <w:pPr>
               <w:pStyle w:val="Compact"/>
-              <w:jc w:val="left"/>
             </w:pPr>
             <w:r>
               <w:t xml:space="preserve">EF (46)</w:t>
@@ -1943,7 +1908,6 @@
           <w:p>
             <w:pPr>
               <w:pStyle w:val="Compact"/>
-              <w:jc w:val="left"/>
             </w:pPr>
             <w:r>
               <w:t xml:space="preserve">SD-WAN must honor, not remark</w:t>
@@ -1957,7 +1921,6 @@
           <w:p>
             <w:pPr>
               <w:pStyle w:val="Compact"/>
-              <w:jc w:val="left"/>
             </w:pPr>
             <w:r>
               <w:t xml:space="preserve">NAT traversal</w:t>
@@ -1969,7 +1932,6 @@
           <w:p>
             <w:pPr>
               <w:pStyle w:val="Compact"/>
-              <w:jc w:val="left"/>
             </w:pPr>
             <w:r>
               <w:t xml:space="preserve">STUN/TURN</w:t>
@@ -1981,7 +1943,6 @@
           <w:p>
             <w:pPr>
               <w:pStyle w:val="Compact"/>
-              <w:jc w:val="left"/>
             </w:pPr>
             <w:r>
               <w:t xml:space="preserve">Direct UDP path preferred; TURN relay adds latency</w:t>
@@ -1995,7 +1956,6 @@
           <w:p>
             <w:pPr>
               <w:pStyle w:val="Compact"/>
-              <w:jc w:val="left"/>
             </w:pPr>
             <w:r>
               <w:t xml:space="preserve">Firewall</w:t>
@@ -2007,7 +1967,6 @@
           <w:p>
             <w:pPr>
               <w:pStyle w:val="Compact"/>
-              <w:jc w:val="left"/>
             </w:pPr>
             <w:r>
               <w:t xml:space="preserve">UDP 3478, 443 outbound</w:t>
@@ -2019,7 +1978,6 @@
           <w:p>
             <w:pPr>
               <w:pStyle w:val="Compact"/>
-              <w:jc w:val="left"/>
             </w:pPr>
             <w:r>
               <w:t xml:space="preserve">Must reach AWS .com endpoints without hairpin inspection delay</w:t>
@@ -2028,14 +1986,14 @@
         </w:tc>
       </w:tr>
     </w:tbl>
-    <w:bookmarkEnd w:id="49"/>
-    <w:bookmarkStart w:id="53" w:name="Xbed96861338ac2e20a810f098fa52474470f4ce"/>
+    <w:bookmarkEnd w:id="40"/>
+    <w:bookmarkStart w:id="44" w:name="Xbed96861338ac2e20a810f098fa52474470f4ce"/>
     <w:p>
       <w:pPr>
         <w:pStyle w:val="Heading2"/>
       </w:pPr>
       <w:r>
-        <w:t xml:space="preserve">Asymmetric Routing: The Session Killer Latency Does Not Explain</w:t>
+        <w:t xml:space="preserve">3.7 Asymmetric Routing: The Session Killer Latency Does Not Explain</w:t>
       </w:r>
     </w:p>
     <w:p>
@@ -2047,18 +2005,18 @@
           <wp:inline>
             <wp:extent cx="5334000" cy="2844800"/>
             <wp:effectExtent b="0" l="0" r="0" t="0"/>
-            <wp:docPr descr="Asymmetric Routing: The Session Killer That Looks Like Configuration Error" title="" id="51" name="Picture"/>
+            <wp:docPr descr="Asymmetric Routing: The Session Killer That Looks Like Configuration Error" title="" id="42" name="Picture"/>
             <a:graphic>
               <a:graphicData uri="http://schemas.openxmlformats.org/drawingml/2006/picture">
                 <pic:pic>
                   <pic:nvPicPr>
-                    <pic:cNvPr descr="figs/tc-fig-11-asymmetric-routing.png" id="52" name="Picture"/>
+                    <pic:cNvPr descr="figs/tc-fig-11-asymmetric-routing.png" id="43" name="Picture"/>
                     <pic:cNvPicPr>
                       <a:picLocks noChangeArrowheads="1" noChangeAspect="1"/>
                     </pic:cNvPicPr>
                   </pic:nvPicPr>
                   <pic:blipFill>
-                    <a:blip r:embed="rId50"/>
+                    <a:blip r:embed="rId41"/>
                     <a:stretch>
                       <a:fillRect/>
                     </a:stretch>
@@ -2107,8 +2065,8 @@
       </w:pPr>
       <w:r>
         <w:rPr>
+          <w:b/>
           <w:bCs/>
-          <w:b/>
         </w:rPr>
         <w:t xml:space="preserve">For Amazon Connect WebRTC, asymmetric routing means the TLS handshake that establishes the agent’s voice session may fail completely.</w:t>
       </w:r>
@@ -2125,8 +2083,8 @@
       </w:pPr>
       <w:r>
         <w:rPr>
+          <w:b/>
           <w:bCs/>
-          <w:b/>
         </w:rPr>
         <w:t xml:space="preserve">Asymmetric routing produces call failures that look like configuration errors.</w:t>
       </w:r>
@@ -2140,13 +2098,7 @@
         <w:t xml:space="preserve"> </w:t>
       </w:r>
       <w:r>
-        <w:t xml:space="preserve">“</w:t>
-      </w:r>
-      <w:r>
-        <w:t xml:space="preserve">the phone system is broken.</w:t>
-      </w:r>
-      <w:r>
-        <w:t xml:space="preserve">”</w:t>
+        <w:t xml:space="preserve">“the phone system is broken.”</w:t>
       </w:r>
       <w:r>
         <w:t xml:space="preserve"> </w:t>
@@ -2158,13 +2110,7 @@
         <w:t xml:space="preserve"> </w:t>
       </w:r>
       <w:r>
-        <w:t xml:space="preserve">“</w:t>
-      </w:r>
-      <w:r>
-        <w:t xml:space="preserve">SBC misconfiguration.</w:t>
-      </w:r>
-      <w:r>
-        <w:t xml:space="preserve">”</w:t>
+        <w:t xml:space="preserve">“SBC misconfiguration.”</w:t>
       </w:r>
       <w:r>
         <w:t xml:space="preserve"> </w:t>
@@ -2179,8 +2125,8 @@
       </w:pPr>
       <w:r>
         <w:rPr>
+          <w:b/>
           <w:bCs/>
-          <w:b/>
         </w:rPr>
         <w:t xml:space="preserve">SD-WAN overlay eliminates asymmetric routing as a failure mode.</w:t>
       </w:r>
@@ -2191,24 +2137,24 @@
         <w:t xml:space="preserve">The SD-WAN tunnel is established between two edge devices as a single logical connection. Stateful inspection happens at the tunnel endpoint, which sees both directions. Asymmetric physical routing below the tunnel is structurally invisible to the application.</w:t>
       </w:r>
     </w:p>
-    <w:bookmarkEnd w:id="53"/>
-    <w:bookmarkEnd w:id="54"/>
-    <w:bookmarkStart w:id="65" w:name="X839c1c655003bd3897e8b5851a50b9508e76f4d"/>
+    <w:bookmarkEnd w:id="44"/>
+    <w:bookmarkEnd w:id="45"/>
+    <w:bookmarkStart w:id="56" w:name="X839c1c655003bd3897e8b5851a50b9508e76f4d"/>
     <w:p>
       <w:pPr>
         <w:pStyle w:val="Heading1"/>
       </w:pPr>
       <w:r>
-        <w:t xml:space="preserve">Microsoft Teams Phone: Replacing the Legacy PBX in GCC Moderate</w:t>
-      </w:r>
-    </w:p>
-    <w:bookmarkStart w:id="55" w:name="what-teams-phone-is"/>
+        <w:t xml:space="preserve">4. Microsoft Teams Phone: Replacing the Legacy PBX in GCC Moderate</w:t>
+      </w:r>
+    </w:p>
+    <w:bookmarkStart w:id="46" w:name="what-teams-phone-is"/>
     <w:p>
       <w:pPr>
         <w:pStyle w:val="Heading2"/>
       </w:pPr>
       <w:r>
-        <w:t xml:space="preserve">What Teams Phone Is</w:t>
+        <w:t xml:space="preserve">4.1 What Teams Phone Is</w:t>
       </w:r>
     </w:p>
     <w:p>
@@ -2231,20 +2177,20 @@
       </w:r>
       <w:r>
         <w:rPr>
+          <w:b/>
           <w:bCs/>
-          <w:b/>
         </w:rPr>
         <w:t xml:space="preserve">Fixing the network for Teams meetings fixes it for Teams Phone simultaneously.</w:t>
       </w:r>
     </w:p>
-    <w:bookmarkEnd w:id="55"/>
-    <w:bookmarkStart w:id="56" w:name="X6ece0fcf0855462989a3ddd91807ca0d93f5e19"/>
+    <w:bookmarkEnd w:id="46"/>
+    <w:bookmarkStart w:id="47" w:name="X6ece0fcf0855462989a3ddd91807ca0d93f5e19"/>
     <w:p>
       <w:pPr>
         <w:pStyle w:val="Heading2"/>
       </w:pPr>
       <w:r>
-        <w:t xml:space="preserve">PSTN Connectivity: Direct Routing and the SBC</w:t>
+        <w:t xml:space="preserve">4.2 PSTN Connectivity: Direct Routing and the SBC</w:t>
       </w:r>
     </w:p>
     <w:p>
@@ -2261,8 +2207,8 @@
       </w:pPr>
       <w:r>
         <w:rPr>
+          <w:b/>
           <w:bCs/>
-          <w:b/>
         </w:rPr>
         <w:t xml:space="preserve">Microsoft Calling Plans</w:t>
       </w:r>
@@ -2279,8 +2225,8 @@
       </w:pPr>
       <w:r>
         <w:rPr>
+          <w:b/>
           <w:bCs/>
-          <w:b/>
         </w:rPr>
         <w:t xml:space="preserve">Direct Routing</w:t>
       </w:r>
@@ -2297,8 +2243,8 @@
       </w:pPr>
       <w:r>
         <w:rPr>
+          <w:b/>
           <w:bCs/>
-          <w:b/>
         </w:rPr>
         <w:t xml:space="preserve">SBC deployment guidance:</w:t>
       </w:r>
@@ -2313,8 +2259,8 @@
       </w:r>
       <w:r>
         <w:rPr>
+          <w:b/>
           <w:bCs/>
-          <w:b/>
         </w:rPr>
         <w:t xml:space="preserve">On-premises SBC:</w:t>
       </w:r>
@@ -2329,8 +2275,8 @@
       </w:r>
       <w:r>
         <w:rPr>
+          <w:b/>
           <w:bCs/>
-          <w:b/>
         </w:rPr>
         <w:t xml:space="preserve">Cloud SBC (hosted by SBC vendor):</w:t>
       </w:r>
@@ -2345,8 +2291,8 @@
       </w:r>
       <w:r>
         <w:rPr>
+          <w:b/>
           <w:bCs/>
-          <w:b/>
         </w:rPr>
         <w:t xml:space="preserve">The cloud SBC used with a FedRAMP Moderate system must itself hold a FedRAMP Moderate or High authorization</w:t>
       </w:r>
@@ -2357,14 +2303,14 @@
         <w:t xml:space="preserve">— confirm before procurement.</w:t>
       </w:r>
     </w:p>
-    <w:bookmarkEnd w:id="56"/>
-    <w:bookmarkStart w:id="63" w:name="e911-federal-legal-requirements"/>
+    <w:bookmarkEnd w:id="47"/>
+    <w:bookmarkStart w:id="54" w:name="e911-federal-legal-requirements"/>
     <w:p>
       <w:pPr>
         <w:pStyle w:val="Heading2"/>
       </w:pPr>
       <w:r>
-        <w:t xml:space="preserve">E911: Federal Legal Requirements</w:t>
+        <w:t xml:space="preserve">4.3 E911: Federal Legal Requirements</w:t>
       </w:r>
     </w:p>
     <w:p>
@@ -2376,18 +2322,18 @@
           <wp:inline>
             <wp:extent cx="5334000" cy="2755900"/>
             <wp:effectExtent b="0" l="0" r="0" t="0"/>
-            <wp:docPr descr="E911 Compliance and Teams Phone GCC Boundary" title="" id="58" name="Picture"/>
+            <wp:docPr descr="E911 Compliance and Teams Phone GCC Boundary" title="" id="49" name="Picture"/>
             <a:graphic>
               <a:graphicData uri="http://schemas.openxmlformats.org/drawingml/2006/picture">
                 <pic:pic>
                   <pic:nvPicPr>
-                    <pic:cNvPr descr="figs/tc-fig-06-e911-boundary.png" id="59" name="Picture"/>
+                    <pic:cNvPr descr="figs/tc-fig-06-e911-boundary.png" id="50" name="Picture"/>
                     <pic:cNvPicPr>
                       <a:picLocks noChangeArrowheads="1" noChangeAspect="1"/>
                     </pic:cNvPicPr>
                   </pic:nvPicPr>
                   <pic:blipFill>
-                    <a:blip r:embed="rId57"/>
+                    <a:blip r:embed="rId48"/>
                     <a:stretch>
                       <a:fillRect/>
                     </a:stretch>
@@ -2436,8 +2382,8 @@
       </w:pPr>
       <w:r>
         <w:rPr>
+          <w:b/>
           <w:bCs/>
-          <w:b/>
         </w:rPr>
         <w:t xml:space="preserve">Kari’s Law (2018):</w:t>
       </w:r>
@@ -2454,8 +2400,8 @@
       </w:pPr>
       <w:r>
         <w:rPr>
+          <w:b/>
           <w:bCs/>
-          <w:b/>
         </w:rPr>
         <w:t xml:space="preserve">Ray Baum’s Act (2018):</w:t>
       </w:r>
@@ -2469,13 +2415,7 @@
         <w:t xml:space="preserve"> </w:t>
       </w:r>
       <w:r>
-        <w:t xml:space="preserve">“</w:t>
-      </w:r>
-      <w:r>
-        <w:t xml:space="preserve">dispatchable location</w:t>
-      </w:r>
-      <w:r>
-        <w:t xml:space="preserve">”</w:t>
+        <w:t xml:space="preserve">“dispatchable location”</w:t>
       </w:r>
       <w:r>
         <w:t xml:space="preserve"> </w:t>
@@ -2490,8 +2430,8 @@
       </w:pPr>
       <w:r>
         <w:rPr>
+          <w:b/>
           <w:bCs/>
-          <w:b/>
         </w:rPr>
         <w:t xml:space="preserve">E911 is not optional and must be validated before go-live.</w:t>
       </w:r>
@@ -2511,18 +2451,18 @@
           <wp:inline>
             <wp:extent cx="5334000" cy="2726266"/>
             <wp:effectExtent b="0" l="0" r="0" t="0"/>
-            <wp:docPr descr="Legacy PBX to Teams Phone GCC: Platform Modernization" title="" id="61" name="Picture"/>
+            <wp:docPr descr="Legacy PBX to Teams Phone GCC: Platform Modernization" title="" id="52" name="Picture"/>
             <a:graphic>
               <a:graphicData uri="http://schemas.openxmlformats.org/drawingml/2006/picture">
                 <pic:pic>
                   <pic:nvPicPr>
-                    <pic:cNvPr descr="figs/tc-fig-12-pbx-migration.png" id="62" name="Picture"/>
+                    <pic:cNvPr descr="figs/tc-fig-12-pbx-migration.png" id="53" name="Picture"/>
                     <pic:cNvPicPr>
                       <a:picLocks noChangeArrowheads="1" noChangeAspect="1"/>
                     </pic:cNvPicPr>
                   </pic:nvPicPr>
                   <pic:blipFill>
-                    <a:blip r:embed="rId60"/>
+                    <a:blip r:embed="rId51"/>
                     <a:stretch>
                       <a:fillRect/>
                     </a:stretch>
@@ -2557,14 +2497,14 @@
         <w:t xml:space="preserve">Legacy PBX to Teams Phone GCC: Platform Modernization</w:t>
       </w:r>
     </w:p>
-    <w:bookmarkEnd w:id="63"/>
-    <w:bookmarkStart w:id="64" w:name="Xc6d6f0f9ab976088fca5f667c98e6f2686f49b2"/>
+    <w:bookmarkEnd w:id="54"/>
+    <w:bookmarkStart w:id="55" w:name="Xc6d6f0f9ab976088fca5f667c98e6f2686f49b2"/>
     <w:p>
       <w:pPr>
         <w:pStyle w:val="Heading2"/>
       </w:pPr>
       <w:r>
-        <w:t xml:space="preserve">Legacy PBX Migration: Number Porting and Transition</w:t>
+        <w:t xml:space="preserve">4.4 Legacy PBX Migration: Number Porting and Transition</w:t>
       </w:r>
     </w:p>
     <w:p>
@@ -2573,8 +2513,8 @@
       </w:pPr>
       <w:r>
         <w:rPr>
+          <w:b/>
           <w:bCs/>
-          <w:b/>
         </w:rPr>
         <w:t xml:space="preserve">Porting in tranches.</w:t>
       </w:r>
@@ -2591,8 +2531,8 @@
       </w:pPr>
       <w:r>
         <w:rPr>
+          <w:b/>
           <w:bCs/>
-          <w:b/>
         </w:rPr>
         <w:t xml:space="preserve">Parallel operation.</w:t>
       </w:r>
@@ -2609,8 +2549,8 @@
       </w:pPr>
       <w:r>
         <w:rPr>
+          <w:b/>
           <w:bCs/>
-          <w:b/>
         </w:rPr>
         <w:t xml:space="preserve">Hunt groups and call queues.</w:t>
       </w:r>
@@ -2627,8 +2567,8 @@
       </w:pPr>
       <w:r>
         <w:rPr>
+          <w:b/>
           <w:bCs/>
-          <w:b/>
         </w:rPr>
         <w:t xml:space="preserve">Fax lines.</w:t>
       </w:r>
@@ -2639,24 +2579,24 @@
         <w:t xml:space="preserve">Legacy analog fax lines cannot be replaced with Teams Phone without a fax-over-IP (FoIP) solution or a cloud fax service. Fax lines should be inventoried and handled separately from voice number porting.</w:t>
       </w:r>
     </w:p>
-    <w:bookmarkEnd w:id="64"/>
-    <w:bookmarkEnd w:id="65"/>
-    <w:bookmarkStart w:id="78" w:name="one-investment-two-platforms"/>
+    <w:bookmarkEnd w:id="55"/>
+    <w:bookmarkEnd w:id="56"/>
+    <w:bookmarkStart w:id="71" w:name="one-investment-two-platforms"/>
     <w:p>
       <w:pPr>
         <w:pStyle w:val="Heading1"/>
       </w:pPr>
       <w:r>
-        <w:t xml:space="preserve">One Investment: Two Platforms</w:t>
-      </w:r>
-    </w:p>
-    <w:bookmarkStart w:id="69" w:name="the-architecture-both-platforms-require"/>
+        <w:t xml:space="preserve">5. One Investment: Two Platforms</w:t>
+      </w:r>
+    </w:p>
+    <w:bookmarkStart w:id="60" w:name="the-architecture-both-platforms-require"/>
     <w:p>
       <w:pPr>
         <w:pStyle w:val="Heading2"/>
       </w:pPr>
       <w:r>
-        <w:t xml:space="preserve">The Architecture Both Platforms Require</w:t>
+        <w:t xml:space="preserve">5.1 The Architecture Both Platforms Require</w:t>
       </w:r>
     </w:p>
     <w:p>
@@ -2668,18 +2608,18 @@
           <wp:inline>
             <wp:extent cx="5334000" cy="3022600"/>
             <wp:effectExtent b="0" l="0" r="0" t="0"/>
-            <wp:docPr descr="One SD-WAN Investment: Two Voice Platforms" title="" id="67" name="Picture"/>
+            <wp:docPr descr="One SD-WAN Investment: Two Voice Platforms" title="" id="58" name="Picture"/>
             <a:graphic>
               <a:graphicData uri="http://schemas.openxmlformats.org/drawingml/2006/picture">
                 <pic:pic>
                   <pic:nvPicPr>
-                    <pic:cNvPr descr="figs/tc-fig-03-dual-platform-hub.png" id="68" name="Picture"/>
+                    <pic:cNvPr descr="figs/tc-fig-03-dual-platform-hub.png" id="59" name="Picture"/>
                     <pic:cNvPicPr>
                       <a:picLocks noChangeArrowheads="1" noChangeAspect="1"/>
                     </pic:cNvPicPr>
                   </pic:nvPicPr>
                   <pic:blipFill>
-                    <a:blip r:embed="rId66"/>
+                    <a:blip r:embed="rId57"/>
                     <a:stretch>
                       <a:fillRect/>
                     </a:stretch>
@@ -2725,13 +2665,7 @@
         <w:t xml:space="preserve"> </w:t>
       </w:r>
       <w:r>
-        <w:t xml:space="preserve">“</w:t>
-      </w:r>
-      <w:r>
-        <w:t xml:space="preserve">add a DIA circuit.</w:t>
-      </w:r>
-      <w:r>
-        <w:t xml:space="preserve">”</w:t>
+        <w:t xml:space="preserve">“add a DIA circuit.”</w:t>
       </w:r>
       <w:r>
         <w:t xml:space="preserve"> </w:t>
@@ -2740,14 +2674,14 @@
         <w:t xml:space="preserve">It is Application-Aware Networking — a network architecture in which policy decisions, path selection, security enforcement, and traffic treatment are determined by the full context of a transaction: application identity, user identity, device posture, and behavioral characteristics. Not by source IP and port alone.</w:t>
       </w:r>
     </w:p>
-    <w:bookmarkEnd w:id="69"/>
-    <w:bookmarkStart w:id="74" w:name="X119a6ef9ab3643d048ae2abef2403893680628b"/>
+    <w:bookmarkEnd w:id="60"/>
+    <w:bookmarkStart w:id="65" w:name="X119a6ef9ab3643d048ae2abef2403893680628b"/>
     <w:p>
       <w:pPr>
         <w:pStyle w:val="Heading2"/>
       </w:pPr>
       <w:r>
-        <w:t xml:space="preserve">The Hybrid Agent: Two Simultaneous DSCP EF Streams</w:t>
+        <w:t xml:space="preserve">5.2 The Hybrid Agent: Two Simultaneous DSCP EF Streams</w:t>
       </w:r>
     </w:p>
     <w:p>
@@ -2759,18 +2693,18 @@
           <wp:inline>
             <wp:extent cx="5334000" cy="2755900"/>
             <wp:effectExtent b="0" l="0" r="0" t="0"/>
-            <wp:docPr descr="Hybrid Agent: Dual Concurrent Voice Streams" title="" id="71" name="Picture"/>
+            <wp:docPr descr="Hybrid Agent: Dual Concurrent Voice Streams" title="" id="62" name="Picture"/>
             <a:graphic>
               <a:graphicData uri="http://schemas.openxmlformats.org/drawingml/2006/picture">
                 <pic:pic>
                   <pic:nvPicPr>
-                    <pic:cNvPr descr="figs/tc-fig-04-hybrid-agent.png" id="72" name="Picture"/>
+                    <pic:cNvPr descr="figs/tc-fig-04-hybrid-agent.png" id="63" name="Picture"/>
                     <pic:cNvPicPr>
                       <a:picLocks noChangeArrowheads="1" noChangeAspect="1"/>
                     </pic:cNvPicPr>
                   </pic:nvPicPr>
                   <pic:blipFill>
-                    <a:blip r:embed="rId70"/>
+                    <a:blip r:embed="rId61"/>
                     <a:stretch>
                       <a:fillRect/>
                     </a:stretch>
@@ -2819,8 +2753,8 @@
       </w:pPr>
       <w:r>
         <w:rPr>
+          <w:b/>
           <w:bCs/>
-          <w:b/>
         </w:rPr>
         <w:t xml:space="preserve">Capacity planning formula: (maximum concurrent hybrid agents) × 200 Kbps = reserved DSCP EF capacity on lowest-latency path.</w:t>
       </w:r>
@@ -2833,13 +2767,13 @@
         <w:t xml:space="preserve">At a field office with 20 concurrent hybrid agents, this is 4 Mbps of DSCP EF traffic that must be accommodated on the lowest-latency path at peak.</w:t>
       </w:r>
     </w:p>
-    <w:bookmarkStart w:id="73" w:name="headset-and-browser-configuration"/>
+    <w:bookmarkStart w:id="64" w:name="headset-and-browser-configuration"/>
     <w:p>
       <w:pPr>
         <w:pStyle w:val="Heading3"/>
       </w:pPr>
       <w:r>
-        <w:t xml:space="preserve">Headset and Browser Configuration</w:t>
+        <w:t xml:space="preserve">5.2.1 Headset and Browser Configuration</w:t>
       </w:r>
     </w:p>
     <w:p>
@@ -2848,8 +2782,8 @@
       </w:pPr>
       <w:r>
         <w:rPr>
+          <w:b/>
           <w:bCs/>
-          <w:b/>
         </w:rPr>
         <w:t xml:space="preserve">Browser selection matters:</w:t>
       </w:r>
@@ -2866,8 +2800,8 @@
       </w:pPr>
       <w:r>
         <w:rPr>
+          <w:b/>
           <w:bCs/>
-          <w:b/>
         </w:rPr>
         <w:t xml:space="preserve">Headset standardization:</w:t>
       </w:r>
@@ -2878,15 +2812,15 @@
         <w:t xml:space="preserve">Headset configuration must be standardized across the agent population before go-live on both platforms. Ad hoc headset choices create support complexity and inconsistent audio quality that confounds troubleshooting.</w:t>
       </w:r>
     </w:p>
-    <w:bookmarkEnd w:id="73"/>
-    <w:bookmarkEnd w:id="74"/>
-    <w:bookmarkStart w:id="75" w:name="Xd43b70dd148dff0e4376593b87afb1af30bd473"/>
+    <w:bookmarkEnd w:id="64"/>
+    <w:bookmarkEnd w:id="65"/>
+    <w:bookmarkStart w:id="66" w:name="Xd43b70dd148dff0e4376593b87afb1af30bd473"/>
     <w:p>
       <w:pPr>
         <w:pStyle w:val="Heading2"/>
       </w:pPr>
       <w:r>
-        <w:t xml:space="preserve">Per-DSCP Steering for the Hybrid Agent Workstation</w:t>
+        <w:t xml:space="preserve">5.3 Per-DSCP Steering for the Hybrid Agent Workstation</w:t>
       </w:r>
     </w:p>
     <w:p>
@@ -2899,16 +2833,16 @@
     </w:p>
     <w:p>
       <w:pPr>
+        <w:pStyle w:val="Compact"/>
         <w:numPr>
           <w:ilvl w:val="0"/>
           <w:numId w:val="1004"/>
         </w:numPr>
-        <w:pStyle w:val="Compact"/>
       </w:pPr>
       <w:r>
         <w:rPr>
+          <w:b/>
           <w:bCs/>
-          <w:b/>
         </w:rPr>
         <w:t xml:space="preserve">Amazon Connect voice (DSCP EF):</w:t>
       </w:r>
@@ -2921,16 +2855,16 @@
     </w:p>
     <w:p>
       <w:pPr>
+        <w:pStyle w:val="Compact"/>
         <w:numPr>
           <w:ilvl w:val="0"/>
           <w:numId w:val="1004"/>
         </w:numPr>
-        <w:pStyle w:val="Compact"/>
       </w:pPr>
       <w:r>
         <w:rPr>
+          <w:b/>
           <w:bCs/>
-          <w:b/>
         </w:rPr>
         <w:t xml:space="preserve">Teams Phone voice (DSCP EF):</w:t>
       </w:r>
@@ -2943,16 +2877,16 @@
     </w:p>
     <w:p>
       <w:pPr>
+        <w:pStyle w:val="Compact"/>
         <w:numPr>
           <w:ilvl w:val="0"/>
           <w:numId w:val="1004"/>
         </w:numPr>
-        <w:pStyle w:val="Compact"/>
       </w:pPr>
       <w:r>
         <w:rPr>
+          <w:b/>
           <w:bCs/>
-          <w:b/>
         </w:rPr>
         <w:t xml:space="preserve">Contact Control Panel web app and Teams UI (HTTPS):</w:t>
       </w:r>
@@ -2963,14 +2897,14 @@
         <w:t xml:space="preserve">the browser interface for Amazon Connect and the Teams application interface. Highest-throughput path. These tolerate 200–500 ms of latency without affecting call quality and should not compete with voice for the latency-sensitive path.</w:t>
       </w:r>
     </w:p>
-    <w:bookmarkEnd w:id="75"/>
-    <w:bookmarkStart w:id="76" w:name="sd-wan-and-sase-stack-architecture"/>
+    <w:bookmarkEnd w:id="66"/>
+    <w:bookmarkStart w:id="70" w:name="sd-wan-and-sase-stack-architecture"/>
     <w:p>
       <w:pPr>
         <w:pStyle w:val="Heading2"/>
       </w:pPr>
       <w:r>
-        <w:t xml:space="preserve">SD-WAN and SASE Stack Architecture</w:t>
+        <w:t xml:space="preserve">5.4 SD-WAN and SASE Stack Architecture</w:t>
       </w:r>
     </w:p>
     <w:p>
@@ -2993,25 +2927,19 @@
       </w:r>
       <w:r>
         <w:rPr>
+          <w:i/>
           <w:iCs/>
-          <w:i/>
         </w:rPr>
         <w:t xml:space="preserve">(agency selection pending for all three)</w:t>
-      </w:r>
-      <w:r>
-        <w:t xml:space="preserve"> </w:t>
-      </w:r>
-      <w:r>
-        <w:t xml:space="preserve">{.striped .hover}</w:t>
       </w:r>
     </w:p>
     <w:tbl>
       <w:tblPr>
         <w:tblStyle w:val="Table"/>
         <w:tblW w:type="pct" w:w="5000"/>
+        <w:tblLayout w:type="fixed"/>
         <w:tblLook w:firstRow="1" w:lastRow="0" w:firstColumn="0" w:lastColumn="0" w:noHBand="0" w:noVBand="0" w:val="0020"/>
-        <w:jc w:val="start"/>
-        <w:tblCaption w:val="SD-WAN and SASE Stack Components (agency selection pending for all three) {.striped .hover}"/>
+        <w:tblCaption w:val="SD-WAN and SASE Stack Components (agency selection pending for all three)"/>
       </w:tblPr>
       <w:tblGrid>
         <w:gridCol w:w="1675"/>
@@ -3021,14 +2949,13 @@
       </w:tblGrid>
       <w:tr>
         <w:trPr>
-          <w:tblHeader w:val="true"/>
+          <w:tblHeader w:val="on"/>
         </w:trPr>
         <w:tc>
           <w:tcPr/>
           <w:p>
             <w:pPr>
               <w:pStyle w:val="Compact"/>
-              <w:jc w:val="left"/>
             </w:pPr>
             <w:r>
               <w:t xml:space="preserve">Component</w:t>
@@ -3040,7 +2967,6 @@
           <w:p>
             <w:pPr>
               <w:pStyle w:val="Compact"/>
-              <w:jc w:val="left"/>
             </w:pPr>
             <w:r>
               <w:t xml:space="preserve">Layer</w:t>
@@ -3052,7 +2978,6 @@
           <w:p>
             <w:pPr>
               <w:pStyle w:val="Compact"/>
-              <w:jc w:val="left"/>
             </w:pPr>
             <w:r>
               <w:t xml:space="preserve">Function</w:t>
@@ -3064,7 +2989,6 @@
           <w:p>
             <w:pPr>
               <w:pStyle w:val="Compact"/>
-              <w:jc w:val="left"/>
             </w:pPr>
             <w:r>
               <w:t xml:space="preserve">Representative vendors</w:t>
@@ -3078,12 +3002,11 @@
           <w:p>
             <w:pPr>
               <w:pStyle w:val="Compact"/>
-              <w:jc w:val="left"/>
             </w:pPr>
             <w:r>
               <w:rPr>
+                <w:b/>
                 <w:bCs/>
-                <w:b/>
               </w:rPr>
               <w:t xml:space="preserve">SD-WAN overlay</w:t>
             </w:r>
@@ -3094,7 +3017,6 @@
           <w:p>
             <w:pPr>
               <w:pStyle w:val="Compact"/>
-              <w:jc w:val="left"/>
             </w:pPr>
             <w:r>
               <w:t xml:space="preserve">Layer 3 — Network</w:t>
@@ -3106,7 +3028,6 @@
           <w:p>
             <w:pPr>
               <w:pStyle w:val="Compact"/>
-              <w:jc w:val="left"/>
             </w:pPr>
             <w:r>
               <w:t xml:space="preserve">IPsec encrypted transport; intelligent path selection; QoS traffic classification; DIA local breakout</w:t>
@@ -3118,7 +3039,6 @@
           <w:p>
             <w:pPr>
               <w:pStyle w:val="Compact"/>
-              <w:jc w:val="left"/>
             </w:pPr>
             <w:r>
               <w:t xml:space="preserve">Cisco Catalyst SD-WAN / VMware VeloCloud (Broadcom) / Palo Alto SD-WAN</w:t>
@@ -3132,12 +3052,11 @@
           <w:p>
             <w:pPr>
               <w:pStyle w:val="Compact"/>
-              <w:jc w:val="left"/>
             </w:pPr>
             <w:r>
               <w:rPr>
+                <w:b/>
                 <w:bCs/>
-                <w:b/>
               </w:rPr>
               <w:t xml:space="preserve">SASE SSE</w:t>
             </w:r>
@@ -3154,7 +3073,6 @@
           <w:p>
             <w:pPr>
               <w:pStyle w:val="Compact"/>
-              <w:jc w:val="left"/>
             </w:pPr>
             <w:r>
               <w:t xml:space="preserve">Layer 7 — Application</w:t>
@@ -3166,7 +3084,6 @@
           <w:p>
             <w:pPr>
               <w:pStyle w:val="Compact"/>
-              <w:jc w:val="left"/>
             </w:pPr>
             <w:r>
               <w:t xml:space="preserve">SWG, CASB, FWaaS, SSL/TLS inspection; TIC 3.0 security capabilities catalog</w:t>
@@ -3178,7 +3095,6 @@
           <w:p>
             <w:pPr>
               <w:pStyle w:val="Compact"/>
-              <w:jc w:val="left"/>
             </w:pPr>
             <w:r>
               <w:t xml:space="preserve">Zscaler Internet Access (ZIA) / Netskope SSE / Palo Alto Prisma Access</w:t>
@@ -3192,12 +3108,11 @@
           <w:p>
             <w:pPr>
               <w:pStyle w:val="Compact"/>
-              <w:jc w:val="left"/>
             </w:pPr>
             <w:r>
               <w:rPr>
+                <w:b/>
                 <w:bCs/>
-                <w:b/>
               </w:rPr>
               <w:t xml:space="preserve">ZTNA</w:t>
             </w:r>
@@ -3214,7 +3129,6 @@
           <w:p>
             <w:pPr>
               <w:pStyle w:val="Compact"/>
-              <w:jc w:val="left"/>
             </w:pPr>
             <w:r>
               <w:t xml:space="preserve">Layer 7 — Application</w:t>
@@ -3226,7 +3140,6 @@
           <w:p>
             <w:pPr>
               <w:pStyle w:val="Compact"/>
-              <w:jc w:val="left"/>
             </w:pPr>
             <w:r>
               <w:t xml:space="preserve">Per-application micro-tunnels; device posture enforcement; least-privilege session access</w:t>
@@ -3238,7 +3151,6 @@
           <w:p>
             <w:pPr>
               <w:pStyle w:val="Compact"/>
-              <w:jc w:val="left"/>
             </w:pPr>
             <w:r>
               <w:t xml:space="preserve">Zscaler Private Access (ZPA) / Netskope Private Access / Palo Alto Prisma Access ZTNA</w:t>
@@ -3255,33 +3167,131 @@
         <w:t xml:space="preserve">SD-WAN and SASE SSE are distinct products procured separately (though some vendors bundle them). The SD-WAN overlay closes SC-8 (network-layer encryption on DIA circuits) and SI-4 (application-layer telemetry on transport). The SASE SSE stack closes AC-4 (information flow enforcement), SC-7 (boundary protection), SI-3 (malware protection via SSL inspection), AU-2/AU-12 (per-session audit records), and CA-7 (continuous monitoring). Neither substitutes for the other; both are required to satisfy TIC 3.0 and the controls cited in this book.</w:t>
       </w:r>
     </w:p>
-    <w:bookmarkEnd w:id="76"/>
-    <w:bookmarkStart w:id="77" w:name="vendor-selection-pending"/>
-    <w:p>
-      <w:pPr>
-        <w:pStyle w:val="Heading2"/>
-      </w:pPr>
-      <w:r>
-        <w:t xml:space="preserve">Vendor Selection Pending</w:t>
-      </w:r>
-    </w:p>
-    <w:p>
-      <w:pPr>
-        <w:pStyle w:val="FirstParagraph"/>
-      </w:pPr>
-      <w:r>
-        <w:t xml:space="preserve">The shortlists above reflect FedRAMP authorization status and federal use-case alignment at time of writing. Agency procurement authority, current FedRAMP Marketplace listings, and environment-specific testing must inform final selection. OIS should participate in vendor evaluation for all three components.</w:t>
-      </w:r>
-    </w:p>
-    <w:bookmarkEnd w:id="77"/>
-    <w:bookmarkEnd w:id="78"/>
-    <w:bookmarkStart w:id="82" w:name="X50c43ddecf199ebf91917431a313350dc266772"/>
+    <w:tbl>
+      <w:tblPr>
+        <w:tblStyle w:val="Table"/>
+        <w:tblLook w:firstRow="0" w:lastRow="0" w:firstColumn="0" w:lastColumn="0" w:noHBand="0" w:noVBand="0" w:val="0000"/>
+        <w:tblBorders>
+          <w:top w:val="single" w:sz="4" w:space="0" w:color="0758E5"/>
+          <w:left w:val="single" w:sz="24" w:space="0" w:color="0758E5"/>
+          <w:bottom w:val="single" w:sz="4" w:space="0" w:color="0758E5"/>
+          <w:right w:val="single" w:sz="4" w:space="0" w:color="0758E5"/>
+        </w:tblBorders>
+        <w:tblCellMar>
+          <w:left w:w="144" w:type="dxa"/>
+          <w:right w:w="144" w:type="dxa"/>
+        </w:tblCellMar>
+        <w:tblLook w:firstRow="0" w:lastRow="0" w:firstColumn="0" w:lastColumn="0" w:noHBand="0" w:noVBand="0" w:val="0000"/>
+      </w:tblPr>
+      <w:tr>
+        <w:trPr>
+          <w:cantSplit/>
+        </w:trPr>
+        <w:tc>
+          <w:tcPr>
+            <w:shd w:color="auto" w:fill="dae6fb" w:val="clear"/>
+            <w:tcMar>
+              <w:top w:w="92" w:type="dxa"/>
+              <w:bottom w:w="92" w:type="dxa"/>
+            </w:tcMar>
+          </w:tcPr>
+          <w:p>
+            <w:pPr>
+              <w:pStyle w:val="BodyText"/>
+            </w:pPr>
+            <w:pPr>
+              <w:spacing w:before="0" w:after="0"/>
+              <w:textAlignment w:val="center"/>
+            </w:pPr>
+            <w:r>
+              <w:drawing>
+                <wp:inline>
+                  <wp:extent cx="152400" cy="152400"/>
+                  <wp:effectExtent b="0" l="0" r="0" t="0"/>
+                  <wp:docPr descr="" title="" id="68" name="Picture"/>
+                  <a:graphic>
+                    <a:graphicData uri="http://schemas.openxmlformats.org/drawingml/2006/picture">
+                      <pic:pic>
+                        <pic:nvPicPr>
+                          <pic:cNvPr descr="/opt/quarto/share/formats/docx/note.png" id="69" name="Picture"/>
+                          <pic:cNvPicPr>
+                            <a:picLocks noChangeArrowheads="1" noChangeAspect="1"/>
+                          </pic:cNvPicPr>
+                        </pic:nvPicPr>
+                        <pic:blipFill>
+                          <a:blip r:embed="rId67"/>
+                          <a:stretch>
+                            <a:fillRect/>
+                          </a:stretch>
+                        </pic:blipFill>
+                        <pic:spPr bwMode="auto">
+                          <a:xfrm>
+                            <a:off x="0" y="0"/>
+                            <a:ext cx="152400" cy="152400"/>
+                          </a:xfrm>
+                          <a:prstGeom prst="rect">
+                            <a:avLst/>
+                          </a:prstGeom>
+                          <a:noFill/>
+                          <a:ln w="9525">
+                            <a:noFill/>
+                            <a:headEnd/>
+                            <a:tailEnd/>
+                          </a:ln>
+                        </pic:spPr>
+                      </pic:pic>
+                    </a:graphicData>
+                  </a:graphic>
+                </wp:inline>
+              </w:drawing>
+            </w:r>
+            <w:r>
+              <w:t xml:space="preserve"> </w:t>
+            </w:r>
+            <w:r>
+              <w:t xml:space="preserve"> </w:t>
+            </w:r>
+            <w:r>
+              <w:t xml:space="preserve">Vendor Selection Pending</w:t>
+            </w:r>
+          </w:p>
+        </w:tc>
+      </w:tr>
+      <w:tr>
+        <w:trPr>
+          <w:cantSplit/>
+        </w:trPr>
+        <w:tc>
+          <w:tcPr>
+            <w:tcMar>
+              <w:top w:w="108" w:type="dxa"/>
+              <w:bottom w:w="108" w:type="dxa"/>
+            </w:tcMar>
+          </w:tcPr>
+          <w:p>
+            <w:pPr>
+              <w:pStyle w:val="BodyText"/>
+            </w:pPr>
+            <w:pPr>
+              <w:spacing w:before="16" w:after="16"/>
+            </w:pPr>
+            <w:r>
+              <w:t xml:space="preserve">The shortlists above reflect FedRAMP authorization status and federal use-case alignment at time of writing. Agency procurement authority, current FedRAMP Marketplace listings, and environment-specific testing must inform final selection. OIS should participate in vendor evaluation for all three components.</w:t>
+            </w:r>
+          </w:p>
+          <w:p/>
+        </w:tc>
+      </w:tr>
+    </w:tbl>
+    <w:bookmarkEnd w:id="70"/>
+    <w:bookmarkEnd w:id="71"/>
+    <w:bookmarkStart w:id="75" w:name="X50c43ddecf199ebf91917431a313350dc266772"/>
     <w:p>
       <w:pPr>
         <w:pStyle w:val="Heading1"/>
       </w:pPr>
       <w:r>
-        <w:t xml:space="preserve">Why Direct Internet Access Alone Does Not Satisfy NIST Controls</w:t>
+        <w:t xml:space="preserve">6. Why Direct Internet Access Alone Does Not Satisfy NIST Controls</w:t>
       </w:r>
     </w:p>
     <w:p>
@@ -3293,18 +3303,18 @@
           <wp:inline>
             <wp:extent cx="5334000" cy="2933700"/>
             <wp:effectExtent b="0" l="0" r="0" t="0"/>
-            <wp:docPr descr="DIA Enables — SASE Achieves: NIST Control Stack" title="" id="80" name="Picture"/>
+            <wp:docPr descr="DIA Enables — SASE Achieves: NIST Control Stack" title="" id="73" name="Picture"/>
             <a:graphic>
               <a:graphicData uri="http://schemas.openxmlformats.org/drawingml/2006/picture">
                 <pic:pic>
                   <pic:nvPicPr>
-                    <pic:cNvPr descr="figs/tc-fig-05-sase-stack.png" id="81" name="Picture"/>
+                    <pic:cNvPr descr="figs/tc-fig-05-sase-stack.png" id="74" name="Picture"/>
                     <pic:cNvPicPr>
                       <a:picLocks noChangeArrowheads="1" noChangeAspect="1"/>
                     </pic:cNvPicPr>
                   </pic:nvPicPr>
                   <pic:blipFill>
-                    <a:blip r:embed="rId79"/>
+                    <a:blip r:embed="rId72"/>
                     <a:stretch>
                       <a:fillRect/>
                     </a:stretch>
@@ -3350,13 +3360,7 @@
         <w:t xml:space="preserve"> </w:t>
       </w:r>
       <w:r>
-        <w:t xml:space="preserve">“</w:t>
-      </w:r>
-      <w:r>
-        <w:t xml:space="preserve">we will add DIA at field offices,</w:t>
-      </w:r>
-      <w:r>
-        <w:t xml:space="preserve">”</w:t>
+        <w:t xml:space="preserve">“we will add DIA at field offices,”</w:t>
       </w:r>
       <w:r>
         <w:t xml:space="preserve"> </w:t>
@@ -3369,8 +3373,8 @@
       <w:tblPr>
         <w:tblStyle w:val="Table"/>
         <w:tblW w:type="pct" w:w="5000"/>
+        <w:tblLayout w:type="fixed"/>
         <w:tblLook w:firstRow="1" w:lastRow="0" w:firstColumn="0" w:lastColumn="0" w:noHBand="0" w:noVBand="0" w:val="0020"/>
-        <w:jc w:val="start"/>
       </w:tblPr>
       <w:tblGrid>
         <w:gridCol w:w="2640"/>
@@ -3379,14 +3383,13 @@
       </w:tblGrid>
       <w:tr>
         <w:trPr>
-          <w:tblHeader w:val="true"/>
+          <w:tblHeader w:val="on"/>
         </w:trPr>
         <w:tc>
           <w:tcPr/>
           <w:p>
             <w:pPr>
               <w:pStyle w:val="Compact"/>
-              <w:jc w:val="left"/>
             </w:pPr>
             <w:r>
               <w:t xml:space="preserve">NIST Control</w:t>
@@ -3398,7 +3401,6 @@
           <w:p>
             <w:pPr>
               <w:pStyle w:val="Compact"/>
-              <w:jc w:val="left"/>
             </w:pPr>
             <w:r>
               <w:t xml:space="preserve">Requirement</w:t>
@@ -3410,7 +3412,6 @@
           <w:p>
             <w:pPr>
               <w:pStyle w:val="Compact"/>
-              <w:jc w:val="left"/>
             </w:pPr>
             <w:r>
               <w:t xml:space="preserve">What Provides It</w:t>
@@ -3424,7 +3425,6 @@
           <w:p>
             <w:pPr>
               <w:pStyle w:val="Compact"/>
-              <w:jc w:val="left"/>
             </w:pPr>
             <w:r>
               <w:t xml:space="preserve">AC-4</w:t>
@@ -3436,7 +3436,6 @@
           <w:p>
             <w:pPr>
               <w:pStyle w:val="Compact"/>
-              <w:jc w:val="left"/>
             </w:pPr>
             <w:r>
               <w:t xml:space="preserve">Information Flow Enforcement</w:t>
@@ -3448,7 +3447,6 @@
           <w:p>
             <w:pPr>
               <w:pStyle w:val="Compact"/>
-              <w:jc w:val="left"/>
             </w:pPr>
             <w:r>
               <w:t xml:space="preserve">CASB — application-layer identification</w:t>
@@ -3462,7 +3460,6 @@
           <w:p>
             <w:pPr>
               <w:pStyle w:val="Compact"/>
-              <w:jc w:val="left"/>
             </w:pPr>
             <w:r>
               <w:t xml:space="preserve">SC-7</w:t>
@@ -3474,7 +3471,6 @@
           <w:p>
             <w:pPr>
               <w:pStyle w:val="Compact"/>
-              <w:jc w:val="left"/>
             </w:pPr>
             <w:r>
               <w:t xml:space="preserve">Boundary Protection</w:t>
@@ -3486,7 +3482,6 @@
           <w:p>
             <w:pPr>
               <w:pStyle w:val="Compact"/>
-              <w:jc w:val="left"/>
             </w:pPr>
             <w:r>
               <w:t xml:space="preserve">SWG — application-layer inspection and malware scanning</w:t>
@@ -3500,7 +3495,6 @@
           <w:p>
             <w:pPr>
               <w:pStyle w:val="Compact"/>
-              <w:jc w:val="left"/>
             </w:pPr>
             <w:r>
               <w:t xml:space="preserve">SC-8</w:t>
@@ -3512,7 +3506,6 @@
           <w:p>
             <w:pPr>
               <w:pStyle w:val="Compact"/>
-              <w:jc w:val="left"/>
             </w:pPr>
             <w:r>
               <w:t xml:space="preserve">Transmission Confidentiality and Integrity</w:t>
@@ -3524,7 +3517,6 @@
           <w:p>
             <w:pPr>
               <w:pStyle w:val="Compact"/>
-              <w:jc w:val="left"/>
             </w:pPr>
             <w:r>
               <w:t xml:space="preserve">SD-WAN IPsec tunnel — network-layer encryption</w:t>
@@ -3538,7 +3530,6 @@
           <w:p>
             <w:pPr>
               <w:pStyle w:val="Compact"/>
-              <w:jc w:val="left"/>
             </w:pPr>
             <w:r>
               <w:t xml:space="preserve">SI-3</w:t>
@@ -3550,7 +3541,6 @@
           <w:p>
             <w:pPr>
               <w:pStyle w:val="Compact"/>
-              <w:jc w:val="left"/>
             </w:pPr>
             <w:r>
               <w:t xml:space="preserve">Malware Protection</w:t>
@@ -3562,7 +3552,6 @@
           <w:p>
             <w:pPr>
               <w:pStyle w:val="Compact"/>
-              <w:jc w:val="left"/>
             </w:pPr>
             <w:r>
               <w:t xml:space="preserve">SWG — SSL inspection and malware scanning</w:t>
@@ -3576,7 +3565,6 @@
           <w:p>
             <w:pPr>
               <w:pStyle w:val="Compact"/>
-              <w:jc w:val="left"/>
             </w:pPr>
             <w:r>
               <w:t xml:space="preserve">SI-4</w:t>
@@ -3588,7 +3576,6 @@
           <w:p>
             <w:pPr>
               <w:pStyle w:val="Compact"/>
-              <w:jc w:val="left"/>
             </w:pPr>
             <w:r>
               <w:t xml:space="preserve">System Monitoring</w:t>
@@ -3600,7 +3587,6 @@
           <w:p>
             <w:pPr>
               <w:pStyle w:val="Compact"/>
-              <w:jc w:val="left"/>
             </w:pPr>
             <w:r>
               <w:t xml:space="preserve">AAN — application-layer telemetry, behavioral analysis</w:t>
@@ -3614,7 +3600,6 @@
           <w:p>
             <w:pPr>
               <w:pStyle w:val="Compact"/>
-              <w:jc w:val="left"/>
             </w:pPr>
             <w:r>
               <w:t xml:space="preserve">AU-12</w:t>
@@ -3626,7 +3611,6 @@
           <w:p>
             <w:pPr>
               <w:pStyle w:val="Compact"/>
-              <w:jc w:val="left"/>
             </w:pPr>
             <w:r>
               <w:t xml:space="preserve">Audit Record Generation</w:t>
@@ -3638,7 +3622,6 @@
           <w:p>
             <w:pPr>
               <w:pStyle w:val="Compact"/>
-              <w:jc w:val="left"/>
             </w:pPr>
             <w:r>
               <w:t xml:space="preserve">AAN logging — user, device, app, action, data type, timestamp</w:t>
@@ -3652,7 +3635,6 @@
           <w:p>
             <w:pPr>
               <w:pStyle w:val="Compact"/>
-              <w:jc w:val="left"/>
             </w:pPr>
             <w:r>
               <w:t xml:space="preserve">CA-7</w:t>
@@ -3664,7 +3646,6 @@
           <w:p>
             <w:pPr>
               <w:pStyle w:val="Compact"/>
-              <w:jc w:val="left"/>
             </w:pPr>
             <w:r>
               <w:t xml:space="preserve">Continuous Monitoring</w:t>
@@ -3676,7 +3657,6 @@
           <w:p>
             <w:pPr>
               <w:pStyle w:val="Compact"/>
-              <w:jc w:val="left"/>
             </w:pPr>
             <w:r>
               <w:t xml:space="preserve">SASE stack — per-session identity, posture, access records</w:t>
@@ -3691,8 +3671,8 @@
       </w:pPr>
       <w:r>
         <w:rPr>
+          <w:b/>
           <w:bCs/>
-          <w:b/>
         </w:rPr>
         <w:t xml:space="preserve">Closure Necessity — SC-8 on the voice path.</w:t>
       </w:r>
@@ -3707,8 +3687,8 @@
       </w:r>
       <w:r>
         <w:rPr>
+          <w:i/>
           <w:iCs/>
-          <w:i/>
         </w:rPr>
         <w:t xml:space="preserve">all</w:t>
       </w:r>
@@ -3725,8 +3705,8 @@
       </w:pPr>
       <w:r>
         <w:rPr>
+          <w:b/>
           <w:bCs/>
-          <w:b/>
         </w:rPr>
         <w:t xml:space="preserve">DIA enables; SASE and AAN achieve.</w:t>
       </w:r>
@@ -3737,14 +3717,14 @@
         <w:t xml:space="preserve">For Amazon Connect and Teams Phone, DIA solves the G.114 latency problem by eliminating the geographic hairpin. That is its entire contribution to the compliance picture. A field office deployment that adds DIA without the SASE control stack has better latency and the same compliance gaps. The NIST controls are not satisfied by the pipe. They are satisfied by what governs the pipe.</w:t>
       </w:r>
     </w:p>
-    <w:bookmarkEnd w:id="82"/>
-    <w:bookmarkStart w:id="84" w:name="Xc2560083c76569be9743a47f334c5a0f3d3f7e2"/>
+    <w:bookmarkEnd w:id="75"/>
+    <w:bookmarkStart w:id="77" w:name="Xc2560083c76569be9743a47f334c5a0f3d3f7e2"/>
     <w:p>
       <w:pPr>
         <w:pStyle w:val="Heading1"/>
       </w:pPr>
       <w:r>
-        <w:t xml:space="preserve">TIC 3.0: The Policy That Makes Local Breakout Lawful</w:t>
+        <w:t xml:space="preserve">7. TIC 3.0: The Policy That Makes Local Breakout Lawful</w:t>
       </w:r>
     </w:p>
     <w:p>
@@ -3759,8 +3739,8 @@
       </w:r>
       <w:r>
         <w:rPr>
+          <w:i/>
           <w:iCs/>
-          <w:i/>
         </w:rPr>
         <w:t xml:space="preserve">needs</w:t>
       </w:r>
@@ -3775,8 +3755,8 @@
       </w:r>
       <w:r>
         <w:rPr>
+          <w:i/>
           <w:iCs/>
-          <w:i/>
         </w:rPr>
         <w:t xml:space="preserve">may have</w:t>
       </w:r>
@@ -3799,8 +3779,8 @@
       </w:r>
       <w:r>
         <w:rPr>
+          <w:b/>
           <w:bCs/>
-          <w:b/>
         </w:rPr>
         <w:t xml:space="preserve">TIC 3.0 Security Capabilities Catalog</w:t>
       </w:r>
@@ -3812,8 +3792,8 @@
       </w:r>
       <w:r>
         <w:rPr>
+          <w:b/>
           <w:bCs/>
-          <w:b/>
         </w:rPr>
         <w:t xml:space="preserve">policy enforcement point (PEP)</w:t>
       </w:r>
@@ -3824,13 +3804,13 @@
         <w:t xml:space="preserve">governing each traffic path.</w:t>
       </w:r>
     </w:p>
-    <w:bookmarkStart w:id="83" w:name="Xf792461b15ccbbb54b15b5402bbf9475c6529ad"/>
+    <w:bookmarkStart w:id="76" w:name="Xf792461b15ccbbb54b15b5402bbf9475c6529ad"/>
     <w:p>
       <w:pPr>
         <w:pStyle w:val="Heading2"/>
       </w:pPr>
       <w:r>
-        <w:t xml:space="preserve">The Two Use Cases That Govern Agency Voice</w:t>
+        <w:t xml:space="preserve">7.1 The Two Use Cases That Govern Agency Voice</w:t>
       </w:r>
     </w:p>
     <w:p>
@@ -3845,8 +3825,8 @@
       <w:tblPr>
         <w:tblStyle w:val="Table"/>
         <w:tblW w:type="pct" w:w="5000"/>
+        <w:tblLayout w:type="fixed"/>
         <w:tblLook w:firstRow="1" w:lastRow="0" w:firstColumn="0" w:lastColumn="0" w:noHBand="0" w:noVBand="0" w:val="0020"/>
-        <w:jc w:val="start"/>
       </w:tblPr>
       <w:tblGrid>
         <w:gridCol w:w="1980"/>
@@ -3856,14 +3836,13 @@
       </w:tblGrid>
       <w:tr>
         <w:trPr>
-          <w:tblHeader w:val="true"/>
+          <w:tblHeader w:val="on"/>
         </w:trPr>
         <w:tc>
           <w:tcPr/>
           <w:p>
             <w:pPr>
               <w:pStyle w:val="Compact"/>
-              <w:jc w:val="left"/>
             </w:pPr>
             <w:r>
               <w:t xml:space="preserve">TIC 3.0 Use Case</w:t>
@@ -3875,7 +3854,6 @@
           <w:p>
             <w:pPr>
               <w:pStyle w:val="Compact"/>
-              <w:jc w:val="left"/>
             </w:pPr>
             <w:r>
               <w:t xml:space="preserve">Agency Population</w:t>
@@ -3887,7 +3865,6 @@
           <w:p>
             <w:pPr>
               <w:pStyle w:val="Compact"/>
-              <w:jc w:val="left"/>
             </w:pPr>
             <w:r>
               <w:t xml:space="preserve">Traffic Path It Governs</w:t>
@@ -3899,7 +3876,6 @@
           <w:p>
             <w:pPr>
               <w:pStyle w:val="Compact"/>
-              <w:jc w:val="left"/>
             </w:pPr>
             <w:r>
               <w:t xml:space="preserve">Where the PEP Must Be</w:t>
@@ -3913,12 +3889,11 @@
           <w:p>
             <w:pPr>
               <w:pStyle w:val="Compact"/>
-              <w:jc w:val="left"/>
             </w:pPr>
             <w:r>
               <w:rPr>
+                <w:b/>
                 <w:bCs/>
-                <w:b/>
               </w:rPr>
               <w:t xml:space="preserve">Branch Office</w:t>
             </w:r>
@@ -3929,7 +3904,6 @@
           <w:p>
             <w:pPr>
               <w:pStyle w:val="Compact"/>
-              <w:jc w:val="left"/>
             </w:pPr>
             <w:r>
               <w:t xml:space="preserve">Field office agents on Amazon Connect and Teams Phone</w:t>
@@ -3941,7 +3915,6 @@
           <w:p>
             <w:pPr>
               <w:pStyle w:val="Compact"/>
-              <w:jc w:val="left"/>
             </w:pPr>
             <w:r>
               <w:t xml:space="preserve">Field office → local DIA → AWS .com / M365 GCC</w:t>
@@ -3953,7 +3926,6 @@
           <w:p>
             <w:pPr>
               <w:pStyle w:val="Compact"/>
-              <w:jc w:val="left"/>
             </w:pPr>
             <w:r>
               <w:t xml:space="preserve">At or near the branch egress: SD-WAN edge + SASE security services</w:t>
@@ -3967,12 +3939,11 @@
           <w:p>
             <w:pPr>
               <w:pStyle w:val="Compact"/>
-              <w:jc w:val="left"/>
             </w:pPr>
             <w:r>
               <w:rPr>
+                <w:b/>
                 <w:bCs/>
-                <w:b/>
               </w:rPr>
               <w:t xml:space="preserve">Remote User</w:t>
             </w:r>
@@ -3983,7 +3954,6 @@
           <w:p>
             <w:pPr>
               <w:pStyle w:val="Compact"/>
-              <w:jc w:val="left"/>
             </w:pPr>
             <w:r>
               <w:t xml:space="preserve">Teleworking agents and staff on agency or managed devices</w:t>
@@ -3995,7 +3965,6 @@
           <w:p>
             <w:pPr>
               <w:pStyle w:val="Compact"/>
-              <w:jc w:val="left"/>
             </w:pPr>
             <w:r>
               <w:t xml:space="preserve">Home network → internet → cloud voice platforms</w:t>
@@ -4007,7 +3976,6 @@
           <w:p>
             <w:pPr>
               <w:pStyle w:val="Compact"/>
-              <w:jc w:val="left"/>
             </w:pPr>
             <w:r>
               <w:t xml:space="preserve">Cloud-delivered SASE PoP the user’s traffic traverses; ZTNA replacing VPN</w:t>
@@ -4028,8 +3996,8 @@
       </w:r>
       <w:r>
         <w:rPr>
+          <w:i/>
           <w:iCs/>
-          <w:i/>
         </w:rPr>
         <w:t xml:space="preserve">permit</w:t>
       </w:r>
@@ -4044,8 +4012,8 @@
       </w:r>
       <w:r>
         <w:rPr>
+          <w:i/>
           <w:iCs/>
-          <w:i/>
         </w:rPr>
         <w:t xml:space="preserve">ungoverned</w:t>
       </w:r>
@@ -4059,8 +4027,8 @@
       </w:pPr>
       <w:r>
         <w:rPr>
+          <w:b/>
           <w:bCs/>
-          <w:b/>
         </w:rPr>
         <w:t xml:space="preserve">This is the formal statement of the permissibility rule: under TIC 3.0, DIA is permissible only when the security-capabilities catalog is satisfied at the distributed PEP — and the SASE stack is that PEP.</w:t>
       </w:r>
@@ -4077,8 +4045,8 @@
       </w:pPr>
       <w:r>
         <w:rPr>
+          <w:b/>
           <w:bCs/>
-          <w:b/>
         </w:rPr>
         <w:t xml:space="preserve">Closure Necessity — SC-7 / SC-7(7) on distributed egress.</w:t>
       </w:r>
@@ -4093,8 +4061,8 @@
       </w:r>
       <w:r>
         <w:rPr>
+          <w:i/>
           <w:iCs/>
-          <w:i/>
         </w:rPr>
         <w:t xml:space="preserve">unless the split tunneling capability is provisioned securely</w:t>
       </w:r>
@@ -4111,8 +4079,8 @@
       </w:pPr>
       <w:r>
         <w:rPr>
+          <w:b/>
           <w:bCs/>
-          <w:b/>
         </w:rPr>
         <w:t xml:space="preserve">An ungoverned DIA circuit is not modernization; it is a finding.</w:t>
       </w:r>
@@ -4131,15 +4099,15 @@
         <w:t xml:space="preserve">The operational conclusion joins the two halves. The physics half — G.114’s budget — remains the driver: it is why the network must be modernized before either voice platform goes live, and it is measured in milliseconds at every agent location. The policy half — TIC 3.0’s catalog-at-the-PEP condition — is what makes the resulting architecture authorizable. The same SD-WAN + SASE investment satisfies both at once, which is why this document treats them as one program: local breakout to meet the delay budget, and the distributed PEP to make that breakout lawful.</w:t>
       </w:r>
     </w:p>
-    <w:bookmarkEnd w:id="83"/>
-    <w:bookmarkEnd w:id="84"/>
-    <w:bookmarkStart w:id="95" w:name="Xdff915852ecfb7099a0dce077831b9d7635e7fa"/>
+    <w:bookmarkEnd w:id="76"/>
+    <w:bookmarkEnd w:id="77"/>
+    <w:bookmarkStart w:id="91" w:name="Xdff915852ecfb7099a0dce077831b9d7635e7fa"/>
     <w:p>
       <w:pPr>
         <w:pStyle w:val="Heading1"/>
       </w:pPr>
       <w:r>
-        <w:t xml:space="preserve">FedRAMP Boundary Considerations for Telecommunications</w:t>
+        <w:t xml:space="preserve">8. FedRAMP Boundary Considerations for Telecommunications</w:t>
       </w:r>
     </w:p>
     <w:p>
@@ -4151,18 +4119,18 @@
           <wp:inline>
             <wp:extent cx="5334000" cy="2726266"/>
             <wp:effectExtent b="0" l="0" r="0" t="0"/>
-            <wp:docPr descr="FedRAMP 20x Consolidated Rules: Telecommunications Implications" title="" id="86" name="Picture"/>
+            <wp:docPr descr="FedRAMP 20x Consolidated Rules: Telecommunications Implications" title="" id="79" name="Picture"/>
             <a:graphic>
               <a:graphicData uri="http://schemas.openxmlformats.org/drawingml/2006/picture">
                 <pic:pic>
                   <pic:nvPicPr>
-                    <pic:cNvPr descr="figs/tc-fig-13-fedramp-20x-telecom.png" id="87" name="Picture"/>
+                    <pic:cNvPr descr="figs/tc-fig-13-fedramp-20x-telecom.png" id="80" name="Picture"/>
                     <pic:cNvPicPr>
                       <a:picLocks noChangeArrowheads="1" noChangeAspect="1"/>
                     </pic:cNvPicPr>
                   </pic:nvPicPr>
                   <pic:blipFill>
-                    <a:blip r:embed="rId85"/>
+                    <a:blip r:embed="rId78"/>
                     <a:stretch>
                       <a:fillRect/>
                     </a:stretch>
@@ -4197,13 +4165,13 @@
         <w:t xml:space="preserve">FedRAMP 20x Consolidated Rules: Telecommunications Implications</w:t>
       </w:r>
     </w:p>
-    <w:bookmarkStart w:id="88" w:name="sec-fedramp-20x-telecom"/>
+    <w:bookmarkStart w:id="84" w:name="sec-fedramp-20x-telecom"/>
     <w:p>
       <w:pPr>
         <w:pStyle w:val="Heading2"/>
       </w:pPr>
       <w:r>
-        <w:t xml:space="preserve">FedRAMP 20x Consolidated Rules — June 2026 Update</w:t>
+        <w:t xml:space="preserve">8.1 FedRAMP 20x Consolidated Rules — June 2026 Update</w:t>
       </w:r>
     </w:p>
     <w:p>
@@ -4218,8 +4186,8 @@
       </w:r>
       <w:r>
         <w:rPr>
+          <w:b/>
           <w:bCs/>
-          <w:b/>
         </w:rPr>
         <w:t xml:space="preserve">Consolidated Rules for 2026</w:t>
       </w:r>
@@ -4236,8 +4204,8 @@
       </w:pPr>
       <w:r>
         <w:rPr>
+          <w:b/>
           <w:bCs/>
-          <w:b/>
         </w:rPr>
         <w:t xml:space="preserve">Timeline agencies must track:</w:t>
       </w:r>
@@ -4246,8 +4214,8 @@
       <w:tblPr>
         <w:tblStyle w:val="Table"/>
         <w:tblW w:type="pct" w:w="5000"/>
+        <w:tblLayout w:type="fixed"/>
         <w:tblLook w:firstRow="1" w:lastRow="0" w:firstColumn="0" w:lastColumn="0" w:noHBand="0" w:noVBand="0" w:val="0020"/>
-        <w:jc w:val="start"/>
       </w:tblPr>
       <w:tblGrid>
         <w:gridCol w:w="1080"/>
@@ -4256,14 +4224,13 @@
       </w:tblGrid>
       <w:tr>
         <w:trPr>
-          <w:tblHeader w:val="true"/>
+          <w:tblHeader w:val="on"/>
         </w:trPr>
         <w:tc>
           <w:tcPr/>
           <w:p>
             <w:pPr>
               <w:pStyle w:val="Compact"/>
-              <w:jc w:val="left"/>
             </w:pPr>
             <w:r>
               <w:t xml:space="preserve">Date</w:t>
@@ -4275,7 +4242,6 @@
           <w:p>
             <w:pPr>
               <w:pStyle w:val="Compact"/>
-              <w:jc w:val="left"/>
             </w:pPr>
             <w:r>
               <w:t xml:space="preserve">Event</w:t>
@@ -4287,7 +4253,6 @@
           <w:p>
             <w:pPr>
               <w:pStyle w:val="Compact"/>
-              <w:jc w:val="left"/>
             </w:pPr>
             <w:r>
               <w:t xml:space="preserve">Telecommunications Implication</w:t>
@@ -4301,7 +4266,6 @@
           <w:p>
             <w:pPr>
               <w:pStyle w:val="Compact"/>
-              <w:jc w:val="left"/>
             </w:pPr>
             <w:r>
               <w:t xml:space="preserve">July 28, 2026</w:t>
@@ -4313,7 +4277,6 @@
           <w:p>
             <w:pPr>
               <w:pStyle w:val="Compact"/>
-              <w:jc w:val="left"/>
             </w:pPr>
             <w:r>
               <w:t xml:space="preserve">FedRAMP Ready submissions cease</w:t>
@@ -4325,7 +4288,6 @@
           <w:p>
             <w:pPr>
               <w:pStyle w:val="Compact"/>
-              <w:jc w:val="left"/>
             </w:pPr>
             <w:r>
               <w:t xml:space="preserve">No new Ready pathway for Connect or SBC vendors</w:t>
@@ -4339,7 +4301,6 @@
           <w:p>
             <w:pPr>
               <w:pStyle w:val="Compact"/>
-              <w:jc w:val="left"/>
             </w:pPr>
             <w:r>
               <w:t xml:space="preserve">August 3, 2026</w:t>
@@ -4351,7 +4312,6 @@
           <w:p>
             <w:pPr>
               <w:pStyle w:val="Compact"/>
-              <w:jc w:val="left"/>
             </w:pPr>
             <w:r>
               <w:t xml:space="preserve">Class A pipeline opens</w:t>
@@ -4363,7 +4323,6 @@
           <w:p>
             <w:pPr>
               <w:pStyle w:val="Compact"/>
-              <w:jc w:val="left"/>
             </w:pPr>
             <w:r>
               <w:t xml:space="preserve">Evaluate whether Connect .com falls under Class A</w:t>
@@ -4377,7 +4336,6 @@
           <w:p>
             <w:pPr>
               <w:pStyle w:val="Compact"/>
-              <w:jc w:val="left"/>
             </w:pPr>
             <w:r>
               <w:t xml:space="preserve">August 31, 2026</w:t>
@@ -4389,7 +4347,6 @@
           <w:p>
             <w:pPr>
               <w:pStyle w:val="Compact"/>
-              <w:jc w:val="left"/>
             </w:pPr>
             <w:r>
               <w:t xml:space="preserve">Class B and C open</w:t>
@@ -4401,7 +4358,6 @@
           <w:p>
             <w:pPr>
               <w:pStyle w:val="Compact"/>
-              <w:jc w:val="left"/>
             </w:pPr>
             <w:r>
               <w:t xml:space="preserve">Multi-platform unified comms likely Class B or C</w:t>
@@ -4415,7 +4371,6 @@
           <w:p>
             <w:pPr>
               <w:pStyle w:val="Compact"/>
-              <w:jc w:val="left"/>
             </w:pPr>
             <w:r>
               <w:t xml:space="preserve">January 1, 2027</w:t>
@@ -4427,7 +4382,6 @@
           <w:p>
             <w:pPr>
               <w:pStyle w:val="Compact"/>
-              <w:jc w:val="left"/>
             </w:pPr>
             <w:r>
               <w:t xml:space="preserve">Consolidated Rules mandatory</w:t>
@@ -4439,7 +4393,6 @@
           <w:p>
             <w:pPr>
               <w:pStyle w:val="Compact"/>
-              <w:jc w:val="left"/>
             </w:pPr>
             <w:r>
               <w:t xml:space="preserve">All ConMon evidence must align to 20x KSI format</w:t>
@@ -4453,7 +4406,6 @@
           <w:p>
             <w:pPr>
               <w:pStyle w:val="Compact"/>
-              <w:jc w:val="left"/>
             </w:pPr>
             <w:r>
               <w:t xml:space="preserve">June 11, 2027</w:t>
@@ -4465,7 +4417,6 @@
           <w:p>
             <w:pPr>
               <w:pStyle w:val="Compact"/>
-              <w:jc w:val="left"/>
             </w:pPr>
             <w:r>
               <w:t xml:space="preserve">No new Rev5 certifications</w:t>
@@ -4477,7 +4428,6 @@
           <w:p>
             <w:pPr>
               <w:pStyle w:val="Compact"/>
-              <w:jc w:val="left"/>
             </w:pPr>
             <w:r>
               <w:t xml:space="preserve">Plan for 20x pathway on next ATO cycle</w:t>
@@ -4492,8 +4442,8 @@
       </w:pPr>
       <w:r>
         <w:rPr>
+          <w:b/>
           <w:bCs/>
-          <w:b/>
         </w:rPr>
         <w:t xml:space="preserve">What 20x means for Amazon Connect continuous monitoring:</w:t>
       </w:r>
@@ -4506,16 +4456,16 @@
     </w:p>
     <w:p>
       <w:pPr>
+        <w:pStyle w:val="Compact"/>
         <w:numPr>
           <w:ilvl w:val="0"/>
           <w:numId w:val="1005"/>
         </w:numPr>
-        <w:pStyle w:val="Compact"/>
       </w:pPr>
       <w:r>
         <w:rPr>
+          <w:b/>
           <w:bCs/>
-          <w:b/>
         </w:rPr>
         <w:t xml:space="preserve">Call audit logs</w:t>
       </w:r>
@@ -4528,16 +4478,16 @@
     </w:p>
     <w:p>
       <w:pPr>
+        <w:pStyle w:val="Compact"/>
         <w:numPr>
           <w:ilvl w:val="0"/>
           <w:numId w:val="1005"/>
         </w:numPr>
-        <w:pStyle w:val="Compact"/>
       </w:pPr>
       <w:r>
         <w:rPr>
+          <w:b/>
           <w:bCs/>
-          <w:b/>
         </w:rPr>
         <w:t xml:space="preserve">Federated authentication events</w:t>
       </w:r>
@@ -4550,16 +4500,16 @@
     </w:p>
     <w:p>
       <w:pPr>
+        <w:pStyle w:val="Compact"/>
         <w:numPr>
           <w:ilvl w:val="0"/>
           <w:numId w:val="1005"/>
         </w:numPr>
-        <w:pStyle w:val="Compact"/>
       </w:pPr>
       <w:r>
         <w:rPr>
+          <w:b/>
           <w:bCs/>
-          <w:b/>
         </w:rPr>
         <w:t xml:space="preserve">Boundary traffic logs</w:t>
       </w:r>
@@ -4572,16 +4522,16 @@
     </w:p>
     <w:p>
       <w:pPr>
+        <w:pStyle w:val="Compact"/>
         <w:numPr>
           <w:ilvl w:val="0"/>
           <w:numId w:val="1005"/>
         </w:numPr>
-        <w:pStyle w:val="Compact"/>
       </w:pPr>
       <w:r>
         <w:rPr>
+          <w:b/>
           <w:bCs/>
-          <w:b/>
         </w:rPr>
         <w:t xml:space="preserve">ATO exception documentation</w:t>
       </w:r>
@@ -4595,8 +4545,8 @@
       </w:pPr>
       <w:r>
         <w:rPr>
+          <w:b/>
           <w:bCs/>
-          <w:b/>
         </w:rPr>
         <w:t xml:space="preserve">What 20x means for Teams Phone GCC Moderate:</w:t>
       </w:r>
@@ -4611,8 +4561,8 @@
       </w:r>
       <w:r>
         <w:rPr>
+          <w:i/>
           <w:iCs/>
-          <w:i/>
         </w:rPr>
         <w:t xml:space="preserve">agency’s</w:t>
       </w:r>
@@ -4623,48 +4573,156 @@
         <w:t xml:space="preserve">continuous monitoring evidence — voice quality monitoring, E911 testing records, SBC boundary documentation — align to machine-readable KSI format.</w:t>
       </w:r>
     </w:p>
-    <w:p>
-      <w:pPr>
-        <w:pStyle w:val="BodyText"/>
-      </w:pPr>
-      <w:r>
-        <w:rPr>
-          <w:bCs/>
-          <w:b/>
-        </w:rPr>
-        <w:t xml:space="preserve">SD-WAN as 20x Evidence Generator:</w:t>
-      </w:r>
-      <w:r>
-        <w:t xml:space="preserve"> </w:t>
-      </w:r>
-      <w:r>
-        <w:t xml:space="preserve">The SD-WAN overlay that solves the G.114 latency problem also generates the machine-readable evidence 20x requires. Every path decision, every jitter measurement, every FEC activation is a logged, queryable event.</w:t>
-      </w:r>
-      <w:r>
-        <w:t xml:space="preserve"> </w:t>
-      </w:r>
-      <w:r>
-        <w:rPr>
-          <w:bCs/>
-          <w:b/>
-        </w:rPr>
-        <w:t xml:space="preserve">The network investment that enables Amazon Connect to meet G.114 is simultaneously the compliance evidence generator for FedRAMP 20x continuous monitoring.</w:t>
-      </w:r>
-      <w:r>
-        <w:t xml:space="preserve"> </w:t>
-      </w:r>
-      <w:r>
-        <w:t xml:space="preserve">These are not separate investments.</w:t>
-      </w:r>
-    </w:p>
-    <w:bookmarkEnd w:id="88"/>
-    <w:bookmarkStart w:id="89" w:name="X7409e10531376a3c99a5e9f5e98c45fb0a0a3d0"/>
+    <w:tbl>
+      <w:tblPr>
+        <w:tblStyle w:val="Table"/>
+        <w:tblLook w:firstRow="0" w:lastRow="0" w:firstColumn="0" w:lastColumn="0" w:noHBand="0" w:noVBand="0" w:val="0000"/>
+        <w:tblBorders>
+          <w:top w:val="single" w:sz="4" w:space="0" w:color="00A047"/>
+          <w:left w:val="single" w:sz="24" w:space="0" w:color="00A047"/>
+          <w:bottom w:val="single" w:sz="4" w:space="0" w:color="00A047"/>
+          <w:right w:val="single" w:sz="4" w:space="0" w:color="00A047"/>
+        </w:tblBorders>
+        <w:tblCellMar>
+          <w:left w:w="144" w:type="dxa"/>
+          <w:right w:w="144" w:type="dxa"/>
+        </w:tblCellMar>
+        <w:tblLook w:firstRow="0" w:lastRow="0" w:firstColumn="0" w:lastColumn="0" w:noHBand="0" w:noVBand="0" w:val="0000"/>
+      </w:tblPr>
+      <w:tr>
+        <w:trPr>
+          <w:cantSplit/>
+        </w:trPr>
+        <w:tc>
+          <w:tcPr>
+            <w:shd w:color="auto" w:fill="ccf1e3" w:val="clear"/>
+            <w:tcMar>
+              <w:top w:w="92" w:type="dxa"/>
+              <w:bottom w:w="92" w:type="dxa"/>
+            </w:tcMar>
+          </w:tcPr>
+          <w:p>
+            <w:pPr>
+              <w:pStyle w:val="BodyText"/>
+            </w:pPr>
+            <w:pPr>
+              <w:spacing w:before="0" w:after="0"/>
+              <w:textAlignment w:val="center"/>
+            </w:pPr>
+            <w:r>
+              <w:drawing>
+                <wp:inline>
+                  <wp:extent cx="152400" cy="152400"/>
+                  <wp:effectExtent b="0" l="0" r="0" t="0"/>
+                  <wp:docPr descr="" title="" id="82" name="Picture"/>
+                  <a:graphic>
+                    <a:graphicData uri="http://schemas.openxmlformats.org/drawingml/2006/picture">
+                      <pic:pic>
+                        <pic:nvPicPr>
+                          <pic:cNvPr descr="/opt/quarto/share/formats/docx/tip.png" id="83" name="Picture"/>
+                          <pic:cNvPicPr>
+                            <a:picLocks noChangeArrowheads="1" noChangeAspect="1"/>
+                          </pic:cNvPicPr>
+                        </pic:nvPicPr>
+                        <pic:blipFill>
+                          <a:blip r:embed="rId81"/>
+                          <a:stretch>
+                            <a:fillRect/>
+                          </a:stretch>
+                        </pic:blipFill>
+                        <pic:spPr bwMode="auto">
+                          <a:xfrm>
+                            <a:off x="0" y="0"/>
+                            <a:ext cx="152400" cy="152400"/>
+                          </a:xfrm>
+                          <a:prstGeom prst="rect">
+                            <a:avLst/>
+                          </a:prstGeom>
+                          <a:noFill/>
+                          <a:ln w="9525">
+                            <a:noFill/>
+                            <a:headEnd/>
+                            <a:tailEnd/>
+                          </a:ln>
+                        </pic:spPr>
+                      </pic:pic>
+                    </a:graphicData>
+                  </a:graphic>
+                </wp:inline>
+              </w:drawing>
+            </w:r>
+            <w:r>
+              <w:t xml:space="preserve"> </w:t>
+            </w:r>
+            <w:r>
+              <w:t xml:space="preserve"> </w:t>
+            </w:r>
+            <w:r>
+              <w:t xml:space="preserve">Tip</w:t>
+            </w:r>
+          </w:p>
+        </w:tc>
+      </w:tr>
+      <w:tr>
+        <w:trPr>
+          <w:cantSplit/>
+        </w:trPr>
+        <w:tc>
+          <w:tcPr>
+            <w:tcMar>
+              <w:top w:w="108" w:type="dxa"/>
+              <w:bottom w:w="108" w:type="dxa"/>
+            </w:tcMar>
+          </w:tcPr>
+          <w:p>
+            <w:pPr>
+              <w:pStyle w:val="BodyText"/>
+            </w:pPr>
+            <w:pPr>
+              <w:spacing w:before="16" w:after="16"/>
+            </w:pPr>
+            <w:r>
+              <w:rPr>
+                <w:b/>
+                <w:bCs/>
+              </w:rPr>
+              <w:t xml:space="preserve">SD-WAN as 20x Evidence Generator:</w:t>
+            </w:r>
+            <w:r>
+              <w:t xml:space="preserve"> </w:t>
+            </w:r>
+            <w:r>
+              <w:t xml:space="preserve">The SD-WAN overlay that solves the G.114 latency problem also generates the machine-readable evidence 20x requires. Every path decision, every jitter measurement, every FEC activation is a logged, queryable event.</w:t>
+            </w:r>
+            <w:r>
+              <w:t xml:space="preserve"> </w:t>
+            </w:r>
+            <w:r>
+              <w:rPr>
+                <w:b/>
+                <w:bCs/>
+              </w:rPr>
+              <w:t xml:space="preserve">The network investment that enables Amazon Connect to meet G.114 is simultaneously the compliance evidence generator for FedRAMP 20x continuous monitoring.</w:t>
+            </w:r>
+            <w:r>
+              <w:t xml:space="preserve"> </w:t>
+            </w:r>
+            <w:r>
+              <w:t xml:space="preserve">These are not separate investments.</w:t>
+            </w:r>
+          </w:p>
+          <w:p/>
+        </w:tc>
+      </w:tr>
+    </w:tbl>
+    <w:bookmarkEnd w:id="84"/>
+    <w:bookmarkStart w:id="85" w:name="X7409e10531376a3c99a5e9f5e98c45fb0a0a3d0"/>
     <w:p>
       <w:pPr>
         <w:pStyle w:val="Heading2"/>
       </w:pPr>
       <w:r>
-        <w:t xml:space="preserve">Amazon Connect: .com Boundary Documentation Requirements</w:t>
+        <w:t xml:space="preserve">8.2 Amazon Connect: .com Boundary Documentation Requirements</w:t>
       </w:r>
     </w:p>
     <w:p>
@@ -4677,16 +4735,16 @@
     </w:p>
     <w:p>
       <w:pPr>
+        <w:pStyle w:val="Compact"/>
         <w:numPr>
           <w:ilvl w:val="0"/>
           <w:numId w:val="1006"/>
         </w:numPr>
-        <w:pStyle w:val="Compact"/>
       </w:pPr>
       <w:r>
         <w:rPr>
+          <w:b/>
           <w:bCs/>
-          <w:b/>
         </w:rPr>
         <w:t xml:space="preserve">SSP SA-9 documentation:</w:t>
       </w:r>
@@ -4699,16 +4757,16 @@
     </w:p>
     <w:p>
       <w:pPr>
+        <w:pStyle w:val="Compact"/>
         <w:numPr>
           <w:ilvl w:val="0"/>
           <w:numId w:val="1006"/>
         </w:numPr>
-        <w:pStyle w:val="Compact"/>
       </w:pPr>
       <w:r>
         <w:rPr>
+          <w:b/>
           <w:bCs/>
-          <w:b/>
         </w:rPr>
         <w:t xml:space="preserve">Call recordings:</w:t>
       </w:r>
@@ -4721,16 +4779,16 @@
     </w:p>
     <w:p>
       <w:pPr>
+        <w:pStyle w:val="Compact"/>
         <w:numPr>
           <w:ilvl w:val="0"/>
           <w:numId w:val="1006"/>
         </w:numPr>
-        <w:pStyle w:val="Compact"/>
       </w:pPr>
       <w:r>
         <w:rPr>
+          <w:b/>
           <w:bCs/>
-          <w:b/>
         </w:rPr>
         <w:t xml:space="preserve">CRM and case management integration:</w:t>
       </w:r>
@@ -4743,16 +4801,16 @@
     </w:p>
     <w:p>
       <w:pPr>
+        <w:pStyle w:val="Compact"/>
         <w:numPr>
           <w:ilvl w:val="0"/>
           <w:numId w:val="1006"/>
         </w:numPr>
-        <w:pStyle w:val="Compact"/>
       </w:pPr>
       <w:r>
         <w:rPr>
+          <w:b/>
           <w:bCs/>
-          <w:b/>
         </w:rPr>
         <w:t xml:space="preserve">Agent authentication federation:</w:t>
       </w:r>
@@ -4765,16 +4823,16 @@
     </w:p>
     <w:p>
       <w:pPr>
+        <w:pStyle w:val="Compact"/>
         <w:numPr>
           <w:ilvl w:val="0"/>
           <w:numId w:val="1006"/>
         </w:numPr>
-        <w:pStyle w:val="Compact"/>
       </w:pPr>
       <w:r>
         <w:rPr>
+          <w:b/>
           <w:bCs/>
-          <w:b/>
         </w:rPr>
         <w:t xml:space="preserve">ATO exception maintenance:</w:t>
       </w:r>
@@ -4785,14 +4843,14 @@
         <w:t xml:space="preserve">The specific authorization permitting .com Connect must be reviewed at each ATO renewal. The exception is not a permanent waiver; it is a time-bounded, condition-bounded authorization that requires active maintenance.</w:t>
       </w:r>
     </w:p>
-    <w:bookmarkEnd w:id="89"/>
-    <w:bookmarkStart w:id="90" w:name="teams-phone-gcc-boundary-and-pstn"/>
+    <w:bookmarkEnd w:id="85"/>
+    <w:bookmarkStart w:id="86" w:name="teams-phone-gcc-boundary-and-pstn"/>
     <w:p>
       <w:pPr>
         <w:pStyle w:val="Heading2"/>
       </w:pPr>
       <w:r>
-        <w:t xml:space="preserve">Teams Phone: GCC Boundary and PSTN</w:t>
+        <w:t xml:space="preserve">8.3 Teams Phone: GCC Boundary and PSTN</w:t>
       </w:r>
     </w:p>
     <w:p>
@@ -4803,22 +4861,22 @@
         <w:t xml:space="preserve">Teams Phone in GCC Moderate operates within the GCC boundary for all call signaling, voicemail storage, call history, and user policy management. The PSTN interconnect (via Direct Routing SBC or Calling Plans) is a boundary crossing by definition: the PSTN is a public network. The SBC in Direct Routing handles the crossing point. Its configuration must be documented in the SSP as a boundary interface.</w:t>
       </w:r>
     </w:p>
-    <w:bookmarkEnd w:id="90"/>
-    <w:bookmarkStart w:id="94" w:name="X6519cabc81b3848456687843ce47cf45a8be6c7"/>
+    <w:bookmarkEnd w:id="86"/>
+    <w:bookmarkStart w:id="90" w:name="X6519cabc81b3848456687843ce47cf45a8be6c7"/>
     <w:p>
       <w:pPr>
         <w:pStyle w:val="Heading2"/>
       </w:pPr>
       <w:r>
-        <w:t xml:space="preserve">Amazon Connect vs. Teams Phone: Complementary, Not Competing</w:t>
+        <w:t xml:space="preserve">8.4 Amazon Connect vs. Teams Phone: Complementary, Not Competing</w:t>
       </w:r>
     </w:p>
     <w:tbl>
       <w:tblPr>
         <w:tblStyle w:val="Table"/>
         <w:tblW w:type="pct" w:w="5000"/>
+        <w:tblLayout w:type="fixed"/>
         <w:tblLook w:firstRow="1" w:lastRow="0" w:firstColumn="0" w:lastColumn="0" w:noHBand="0" w:noVBand="0" w:val="0020"/>
-        <w:jc w:val="start"/>
       </w:tblPr>
       <w:tblGrid>
         <w:gridCol w:w="1001"/>
@@ -4827,14 +4885,13 @@
       </w:tblGrid>
       <w:tr>
         <w:trPr>
-          <w:tblHeader w:val="true"/>
+          <w:tblHeader w:val="on"/>
         </w:trPr>
         <w:tc>
           <w:tcPr/>
           <w:p>
             <w:pPr>
               <w:pStyle w:val="Compact"/>
-              <w:jc w:val="left"/>
             </w:pPr>
             <w:r>
               <w:t xml:space="preserve">Dimension</w:t>
@@ -4846,7 +4903,6 @@
           <w:p>
             <w:pPr>
               <w:pStyle w:val="Compact"/>
-              <w:jc w:val="left"/>
             </w:pPr>
             <w:r>
               <w:t xml:space="preserve">Amazon Connect (N8NN Contact Center)</w:t>
@@ -4858,7 +4914,6 @@
           <w:p>
             <w:pPr>
               <w:pStyle w:val="Compact"/>
-              <w:jc w:val="left"/>
             </w:pPr>
             <w:r>
               <w:t xml:space="preserve">Microsoft Teams Phone (Internal UC)</w:t>
@@ -4872,7 +4927,6 @@
           <w:p>
             <w:pPr>
               <w:pStyle w:val="Compact"/>
-              <w:jc w:val="left"/>
             </w:pPr>
             <w:r>
               <w:t xml:space="preserve">Primary function</w:t>
@@ -4884,7 +4938,6 @@
           <w:p>
             <w:pPr>
               <w:pStyle w:val="Compact"/>
-              <w:jc w:val="left"/>
             </w:pPr>
             <w:r>
               <w:t xml:space="preserve">Citizen-facing inbound contact center</w:t>
@@ -4896,7 +4949,6 @@
           <w:p>
             <w:pPr>
               <w:pStyle w:val="Compact"/>
-              <w:jc w:val="left"/>
             </w:pPr>
             <w:r>
               <w:t xml:space="preserve">Employee-to-employee and PSTN calling</w:t>
@@ -4910,7 +4962,6 @@
           <w:p>
             <w:pPr>
               <w:pStyle w:val="Compact"/>
-              <w:jc w:val="left"/>
             </w:pPr>
             <w:r>
               <w:t xml:space="preserve">Users</w:t>
@@ -4922,7 +4973,6 @@
           <w:p>
             <w:pPr>
               <w:pStyle w:val="Compact"/>
-              <w:jc w:val="left"/>
             </w:pPr>
             <w:r>
               <w:t xml:space="preserve">Contact center agents, supervisors</w:t>
@@ -4934,7 +4984,6 @@
           <w:p>
             <w:pPr>
               <w:pStyle w:val="Compact"/>
-              <w:jc w:val="left"/>
             </w:pPr>
             <w:r>
               <w:t xml:space="preserve">All agency employees</w:t>
@@ -4948,7 +4997,6 @@
           <w:p>
             <w:pPr>
               <w:pStyle w:val="Compact"/>
-              <w:jc w:val="left"/>
             </w:pPr>
             <w:r>
               <w:t xml:space="preserve">Call volume</w:t>
@@ -4960,7 +5008,6 @@
           <w:p>
             <w:pPr>
               <w:pStyle w:val="Compact"/>
-              <w:jc w:val="left"/>
             </w:pPr>
             <w:r>
               <w:t xml:space="preserve">High-volume inbound (thousands concurrent at peak)</w:t>
@@ -4972,7 +5019,6 @@
           <w:p>
             <w:pPr>
               <w:pStyle w:val="Compact"/>
-              <w:jc w:val="left"/>
             </w:pPr>
             <w:r>
               <w:t xml:space="preserve">Standard enterprise PBX volume</w:t>
@@ -4986,7 +5032,6 @@
           <w:p>
             <w:pPr>
               <w:pStyle w:val="Compact"/>
-              <w:jc w:val="left"/>
             </w:pPr>
             <w:r>
               <w:t xml:space="preserve">IVR / routing</w:t>
@@ -4998,7 +5043,6 @@
           <w:p>
             <w:pPr>
               <w:pStyle w:val="Compact"/>
-              <w:jc w:val="left"/>
             </w:pPr>
             <w:r>
               <w:t xml:space="preserve">Sophisticated contact flows, skills-based routing, queuing</w:t>
@@ -5010,7 +5054,6 @@
           <w:p>
             <w:pPr>
               <w:pStyle w:val="Compact"/>
-              <w:jc w:val="left"/>
             </w:pPr>
             <w:r>
               <w:t xml:space="preserve">Auto attendants and call queues</w:t>
@@ -5024,7 +5067,6 @@
           <w:p>
             <w:pPr>
               <w:pStyle w:val="Compact"/>
-              <w:jc w:val="left"/>
             </w:pPr>
             <w:r>
               <w:t xml:space="preserve">AI capabilities</w:t>
@@ -5036,7 +5078,6 @@
           <w:p>
             <w:pPr>
               <w:pStyle w:val="Compact"/>
-              <w:jc w:val="left"/>
             </w:pPr>
             <w:r>
               <w:t xml:space="preserve">Contact Lens (transcription, sentiment, analytics), Amazon Q agent assist</w:t>
@@ -5048,7 +5089,6 @@
           <w:p>
             <w:pPr>
               <w:pStyle w:val="Compact"/>
-              <w:jc w:val="left"/>
             </w:pPr>
             <w:r>
               <w:t xml:space="preserve">Teams transcription, voicemail transcription (GCC availability varies)</w:t>
@@ -5062,7 +5102,6 @@
           <w:p>
             <w:pPr>
               <w:pStyle w:val="Compact"/>
-              <w:jc w:val="left"/>
             </w:pPr>
             <w:r>
               <w:t xml:space="preserve">Agent interface</w:t>
@@ -5074,7 +5113,6 @@
           <w:p>
             <w:pPr>
               <w:pStyle w:val="Compact"/>
-              <w:jc w:val="left"/>
             </w:pPr>
             <w:r>
               <w:t xml:space="preserve">Browser-based Contact Control Panel (WebRTC)</w:t>
@@ -5086,7 +5124,6 @@
           <w:p>
             <w:pPr>
               <w:pStyle w:val="Compact"/>
-              <w:jc w:val="left"/>
             </w:pPr>
             <w:r>
               <w:t xml:space="preserve">Teams desktop client or browser</w:t>
@@ -5100,7 +5137,6 @@
           <w:p>
             <w:pPr>
               <w:pStyle w:val="Compact"/>
-              <w:jc w:val="left"/>
             </w:pPr>
             <w:r>
               <w:t xml:space="preserve">Recording</w:t>
@@ -5112,7 +5148,6 @@
           <w:p>
             <w:pPr>
               <w:pStyle w:val="Compact"/>
-              <w:jc w:val="left"/>
             </w:pPr>
             <w:r>
               <w:t xml:space="preserve">S3 on AWS .com; SA-9 boundary documentation required</w:t>
@@ -5124,7 +5159,6 @@
           <w:p>
             <w:pPr>
               <w:pStyle w:val="Compact"/>
-              <w:jc w:val="left"/>
             </w:pPr>
             <w:r>
               <w:t xml:space="preserve">GCC-boundary-compliant storage</w:t>
@@ -5138,7 +5172,6 @@
           <w:p>
             <w:pPr>
               <w:pStyle w:val="Compact"/>
-              <w:jc w:val="left"/>
             </w:pPr>
             <w:r>
               <w:t xml:space="preserve">Authorization</w:t>
@@ -5150,7 +5183,6 @@
           <w:p>
             <w:pPr>
               <w:pStyle w:val="Compact"/>
-              <w:jc w:val="left"/>
             </w:pPr>
             <w:r>
               <w:t xml:space="preserve">FedRAMP Moderate (AWS .com by specific agency exception)</w:t>
@@ -5162,7 +5194,6 @@
           <w:p>
             <w:pPr>
               <w:pStyle w:val="Compact"/>
-              <w:jc w:val="left"/>
             </w:pPr>
             <w:r>
               <w:t xml:space="preserve">FedRAMP Moderate (M365 GCC Moderate; partitioned .com)</w:t>
@@ -5176,7 +5207,6 @@
           <w:p>
             <w:pPr>
               <w:pStyle w:val="Compact"/>
-              <w:jc w:val="left"/>
             </w:pPr>
             <w:r>
               <w:t xml:space="preserve">PSTN connectivity</w:t>
@@ -5188,7 +5218,6 @@
           <w:p>
             <w:pPr>
               <w:pStyle w:val="Compact"/>
-              <w:jc w:val="left"/>
             </w:pPr>
             <w:r>
               <w:t xml:space="preserve">AWS Voice Connector</w:t>
@@ -5200,7 +5229,6 @@
           <w:p>
             <w:pPr>
               <w:pStyle w:val="Compact"/>
-              <w:jc w:val="left"/>
             </w:pPr>
             <w:r>
               <w:t xml:space="preserve">Direct Routing SBC or Calling Plans</w:t>
@@ -5214,7 +5242,6 @@
           <w:p>
             <w:pPr>
               <w:pStyle w:val="Compact"/>
-              <w:jc w:val="left"/>
             </w:pPr>
             <w:r>
               <w:t xml:space="preserve">Voice protocol</w:t>
@@ -5226,7 +5253,6 @@
           <w:p>
             <w:pPr>
               <w:pStyle w:val="Compact"/>
-              <w:jc w:val="left"/>
             </w:pPr>
             <w:r>
               <w:t xml:space="preserve">WebRTC / RTP / DSCP EF</w:t>
@@ -5238,7 +5264,6 @@
           <w:p>
             <w:pPr>
               <w:pStyle w:val="Compact"/>
-              <w:jc w:val="left"/>
             </w:pPr>
             <w:r>
               <w:t xml:space="preserve">WebRTC / RTP / DSCP EF</w:t>
@@ -5252,12 +5277,11 @@
           <w:p>
             <w:pPr>
               <w:pStyle w:val="Compact"/>
-              <w:jc w:val="left"/>
             </w:pPr>
             <w:r>
               <w:rPr>
+                <w:b/>
                 <w:bCs/>
-                <w:b/>
               </w:rPr>
               <w:t xml:space="preserve">Network requirement</w:t>
             </w:r>
@@ -5268,12 +5292,11 @@
           <w:p>
             <w:pPr>
               <w:pStyle w:val="Compact"/>
-              <w:jc w:val="left"/>
             </w:pPr>
             <w:r>
               <w:rPr>
+                <w:b/>
                 <w:bCs/>
-                <w:b/>
               </w:rPr>
               <w:t xml:space="preserve">Identical: &lt;75 ms one-way, &lt;30 ms jitter, &lt;1% loss</w:t>
             </w:r>
@@ -5284,12 +5307,11 @@
           <w:p>
             <w:pPr>
               <w:pStyle w:val="Compact"/>
-              <w:jc w:val="left"/>
             </w:pPr>
             <w:r>
               <w:rPr>
+                <w:b/>
                 <w:bCs/>
-                <w:b/>
               </w:rPr>
               <w:t xml:space="preserve">Identical: &lt;75 ms one-way, &lt;30 ms jitter, &lt;1% loss</w:t>
             </w:r>
@@ -5302,12 +5324,11 @@
           <w:p>
             <w:pPr>
               <w:pStyle w:val="Compact"/>
-              <w:jc w:val="left"/>
             </w:pPr>
             <w:r>
               <w:rPr>
+                <w:b/>
                 <w:bCs/>
-                <w:b/>
               </w:rPr>
               <w:t xml:space="preserve">SD-WAN solution</w:t>
             </w:r>
@@ -5318,12 +5339,11 @@
           <w:p>
             <w:pPr>
               <w:pStyle w:val="Compact"/>
-              <w:jc w:val="left"/>
             </w:pPr>
             <w:r>
               <w:rPr>
+                <w:b/>
                 <w:bCs/>
-                <w:b/>
               </w:rPr>
               <w:t xml:space="preserve">Identical: local breakout, DSCP EF steering, multipath, FEC</w:t>
             </w:r>
@@ -5334,12 +5354,11 @@
           <w:p>
             <w:pPr>
               <w:pStyle w:val="Compact"/>
-              <w:jc w:val="left"/>
             </w:pPr>
             <w:r>
               <w:rPr>
+                <w:b/>
                 <w:bCs/>
-                <w:b/>
               </w:rPr>
               <w:t xml:space="preserve">Identical: local breakout, DSCP EF steering, multipath, FEC</w:t>
             </w:r>
@@ -5359,8 +5378,8 @@
       </w:r>
       <w:r>
         <w:rPr>
+          <w:b/>
           <w:bCs/>
-          <w:b/>
         </w:rPr>
         <w:t xml:space="preserve">one network modernization that enables both platforms.</w:t>
       </w:r>
@@ -5374,18 +5393,18 @@
           <wp:inline>
             <wp:extent cx="5334000" cy="2844800"/>
             <wp:effectExtent b="0" l="0" r="0" t="0"/>
-            <wp:docPr descr="Implementation Roadmap: Network First, Platforms Second" title="" id="92" name="Picture"/>
+            <wp:docPr descr="Implementation Roadmap: Network First, Platforms Second" title="" id="88" name="Picture"/>
             <a:graphic>
               <a:graphicData uri="http://schemas.openxmlformats.org/drawingml/2006/picture">
                 <pic:pic>
                   <pic:nvPicPr>
-                    <pic:cNvPr descr="figs/tc-fig-14-implementation-gantt.png" id="93" name="Picture"/>
+                    <pic:cNvPr descr="figs/tc-fig-14-implementation-gantt.png" id="89" name="Picture"/>
                     <pic:cNvPicPr>
                       <a:picLocks noChangeArrowheads="1" noChangeAspect="1"/>
                     </pic:cNvPicPr>
                   </pic:nvPicPr>
                   <pic:blipFill>
-                    <a:blip r:embed="rId91"/>
+                    <a:blip r:embed="rId87"/>
                     <a:stretch>
                       <a:fillRect/>
                     </a:stretch>
@@ -5420,15 +5439,15 @@
         <w:t xml:space="preserve">Implementation Roadmap: Network First, Platforms Second</w:t>
       </w:r>
     </w:p>
-    <w:bookmarkEnd w:id="94"/>
-    <w:bookmarkEnd w:id="95"/>
-    <w:bookmarkStart w:id="100" w:name="implementation-roadmap"/>
+    <w:bookmarkEnd w:id="90"/>
+    <w:bookmarkEnd w:id="91"/>
+    <w:bookmarkStart w:id="96" w:name="implementation-roadmap"/>
     <w:p>
       <w:pPr>
         <w:pStyle w:val="Heading1"/>
       </w:pPr>
       <w:r>
-        <w:t xml:space="preserve">Implementation Roadmap</w:t>
+        <w:t xml:space="preserve">9. Implementation Roadmap</w:t>
       </w:r>
     </w:p>
     <w:p>
@@ -5437,8 +5456,8 @@
       </w:pPr>
       <w:r>
         <w:rPr>
+          <w:b/>
           <w:bCs/>
-          <w:b/>
         </w:rPr>
         <w:t xml:space="preserve">Prerequisite: no telecommunications migration before network validation.</w:t>
       </w:r>
@@ -5449,337 +5468,337 @@
         <w:t xml:space="preserve">Voice quality failures discovered after contact center or PBX migration are dramatically more expensive to remediate than network infrastructure investments made before migration. No field office should go live on Amazon Connect or Teams Phone until the network foundation for that office is validated against G.114 requirements. Validation means measuring actual one-way latency, jitter, and packet loss from each agent workstation to AWS us-west-2 and to the Microsoft GCC edge, with local breakout active, and confirming all three parameters are within specification.</w:t>
       </w:r>
     </w:p>
-    <w:bookmarkStart w:id="96" w:name="phase-1-network-foundation-months-13"/>
+    <w:bookmarkStart w:id="92" w:name="phase-1-network-foundation-months-13"/>
     <w:p>
       <w:pPr>
         <w:pStyle w:val="Heading2"/>
       </w:pPr>
       <w:r>
-        <w:t xml:space="preserve">Phase 1 — Network Foundation (Months 1–3)</w:t>
-      </w:r>
-    </w:p>
-    <w:p>
-      <w:pPr>
+        <w:t xml:space="preserve">9.1 Phase 1 — Network Foundation (Months 1–3)</w:t>
+      </w:r>
+    </w:p>
+    <w:p>
+      <w:pPr>
+        <w:pStyle w:val="Compact"/>
         <w:numPr>
           <w:ilvl w:val="0"/>
           <w:numId w:val="1007"/>
         </w:numPr>
+      </w:pPr>
+      <w:r>
+        <w:t xml:space="preserve">Deploy SD-WAN at all field offices with contact center agents or significant phone populations</w:t>
+      </w:r>
+    </w:p>
+    <w:p>
+      <w:pPr>
         <w:pStyle w:val="Compact"/>
-      </w:pPr>
-      <w:r>
-        <w:t xml:space="preserve">Deploy SD-WAN at all field offices with contact center agents or significant phone populations</w:t>
-      </w:r>
-    </w:p>
-    <w:p>
-      <w:pPr>
         <w:numPr>
           <w:ilvl w:val="0"/>
           <w:numId w:val="1007"/>
         </w:numPr>
+      </w:pPr>
+      <w:r>
+        <w:t xml:space="preserve">Configure local internet breakout for Amazon Connect (.com AWS IP ranges/FQDNs) and Microsoft 365 GCC endpoints</w:t>
+      </w:r>
+    </w:p>
+    <w:p>
+      <w:pPr>
         <w:pStyle w:val="Compact"/>
-      </w:pPr>
-      <w:r>
-        <w:t xml:space="preserve">Configure local internet breakout for Amazon Connect (.com AWS IP ranges/FQDNs) and Microsoft 365 GCC endpoints</w:t>
-      </w:r>
-    </w:p>
-    <w:p>
-      <w:pPr>
         <w:numPr>
           <w:ilvl w:val="0"/>
           <w:numId w:val="1007"/>
         </w:numPr>
+      </w:pPr>
+      <w:r>
+        <w:t xml:space="preserve">Enable per-DSCP steering: DSCP EF → lowest-latency path; standard HTTPS → highest-throughput path</w:t>
+      </w:r>
+    </w:p>
+    <w:p>
+      <w:pPr>
         <w:pStyle w:val="Compact"/>
-      </w:pPr>
-      <w:r>
-        <w:t xml:space="preserve">Enable per-DSCP steering: DSCP EF → lowest-latency path; standard HTTPS → highest-throughput path</w:t>
-      </w:r>
-    </w:p>
-    <w:p>
-      <w:pPr>
         <w:numPr>
           <w:ilvl w:val="0"/>
           <w:numId w:val="1007"/>
         </w:numPr>
+      </w:pPr>
+      <w:r>
+        <w:t xml:space="preserve">Enable FEC on any path with measured loss rate ≥0.5%</w:t>
+      </w:r>
+    </w:p>
+    <w:p>
+      <w:pPr>
         <w:pStyle w:val="Compact"/>
-      </w:pPr>
-      <w:r>
-        <w:t xml:space="preserve">Enable FEC on any path with measured loss rate ≥0.5%</w:t>
-      </w:r>
-    </w:p>
-    <w:p>
-      <w:pPr>
         <w:numPr>
           <w:ilvl w:val="0"/>
           <w:numId w:val="1007"/>
         </w:numPr>
+      </w:pPr>
+      <w:r>
+        <w:t xml:space="preserve">Verify direct outbound UDP to Amazon Connect and GCC endpoints without hairpin or deep inspection delay</w:t>
+      </w:r>
+    </w:p>
+    <w:p>
+      <w:pPr>
         <w:pStyle w:val="Compact"/>
-      </w:pPr>
-      <w:r>
-        <w:t xml:space="preserve">Verify direct outbound UDP to Amazon Connect and GCC endpoints without hairpin or deep inspection delay</w:t>
-      </w:r>
-    </w:p>
-    <w:p>
-      <w:pPr>
         <w:numPr>
           <w:ilvl w:val="0"/>
           <w:numId w:val="1007"/>
         </w:numPr>
-        <w:pStyle w:val="Compact"/>
       </w:pPr>
       <w:r>
         <w:rPr>
+          <w:b/>
           <w:bCs/>
-          <w:b/>
         </w:rPr>
         <w:t xml:space="preserve">Measure and document G.114 compliance at each agent location before proceeding to Phase 2</w:t>
       </w:r>
     </w:p>
     <w:p>
       <w:pPr>
+        <w:pStyle w:val="Compact"/>
         <w:numPr>
           <w:ilvl w:val="0"/>
           <w:numId w:val="1007"/>
         </w:numPr>
+      </w:pPr>
+      <w:r>
+        <w:t xml:space="preserve">Size DSCP EF capacity for peak hybrid agent load: (max concurrent hybrid agents) × 200 Kbps</w:t>
+      </w:r>
+    </w:p>
+    <w:bookmarkEnd w:id="92"/>
+    <w:bookmarkStart w:id="93" w:name="Xfdd51caf3fe6a11d0a4df23f20af5ae637d7021"/>
+    <w:p>
+      <w:pPr>
+        <w:pStyle w:val="Heading2"/>
+      </w:pPr>
+      <w:r>
+        <w:t xml:space="preserve">9.2 Phase 2 — Amazon Connect Deployment (Months 2–5)</w:t>
+      </w:r>
+    </w:p>
+    <w:p>
+      <w:pPr>
         <w:pStyle w:val="Compact"/>
-      </w:pPr>
-      <w:r>
-        <w:t xml:space="preserve">Size DSCP EF capacity for peak hybrid agent load: (max concurrent hybrid agents) × 200 Kbps</w:t>
-      </w:r>
-    </w:p>
-    <w:bookmarkEnd w:id="96"/>
-    <w:bookmarkStart w:id="97" w:name="Xfdd51caf3fe6a11d0a4df23f20af5ae637d7021"/>
-    <w:p>
-      <w:pPr>
-        <w:pStyle w:val="Heading2"/>
-      </w:pPr>
-      <w:r>
-        <w:t xml:space="preserve">Phase 2 — Amazon Connect Deployment (Months 2–5)</w:t>
-      </w:r>
-    </w:p>
-    <w:p>
-      <w:pPr>
         <w:numPr>
           <w:ilvl w:val="0"/>
           <w:numId w:val="1008"/>
         </w:numPr>
+      </w:pPr>
+      <w:r>
+        <w:t xml:space="preserve">Confirm .com exception is current in ATO; update SSP SA-9 for Amazon Connect with current architecture</w:t>
+      </w:r>
+    </w:p>
+    <w:p>
+      <w:pPr>
         <w:pStyle w:val="Compact"/>
-      </w:pPr>
-      <w:r>
-        <w:t xml:space="preserve">Confirm .com exception is current in ATO; update SSP SA-9 for Amazon Connect with current architecture</w:t>
-      </w:r>
-    </w:p>
-    <w:p>
-      <w:pPr>
         <w:numPr>
           <w:ilvl w:val="0"/>
           <w:numId w:val="1008"/>
         </w:numPr>
+      </w:pPr>
+      <w:r>
+        <w:t xml:space="preserve">Design and build contact flows replicating and improving current N8NN IVR routing</w:t>
+      </w:r>
+    </w:p>
+    <w:p>
+      <w:pPr>
         <w:pStyle w:val="Compact"/>
-      </w:pPr>
-      <w:r>
-        <w:t xml:space="preserve">Design and build contact flows replicating and improving current N8NN IVR routing</w:t>
-      </w:r>
-    </w:p>
-    <w:p>
-      <w:pPr>
         <w:numPr>
           <w:ilvl w:val="0"/>
           <w:numId w:val="1008"/>
         </w:numPr>
+      </w:pPr>
+      <w:r>
+        <w:t xml:space="preserve">Configure agent authentication via IdP federation (Entra ID GCC Moderate → Amazon Connect)</w:t>
+      </w:r>
+    </w:p>
+    <w:p>
+      <w:pPr>
         <w:pStyle w:val="Compact"/>
-      </w:pPr>
-      <w:r>
-        <w:t xml:space="preserve">Configure agent authentication via IdP federation (Entra ID GCC Moderate → Amazon Connect)</w:t>
-      </w:r>
-    </w:p>
-    <w:p>
-      <w:pPr>
         <w:numPr>
           <w:ilvl w:val="0"/>
           <w:numId w:val="1008"/>
         </w:numPr>
+      </w:pPr>
+      <w:r>
+        <w:t xml:space="preserve">Pilot with single queue and agent cohort; measure MOS, jitter, and loss from pilot locations</w:t>
+      </w:r>
+    </w:p>
+    <w:p>
+      <w:pPr>
         <w:pStyle w:val="Compact"/>
-      </w:pPr>
-      <w:r>
-        <w:t xml:space="preserve">Pilot with single queue and agent cohort; measure MOS, jitter, and loss from pilot locations</w:t>
-      </w:r>
-    </w:p>
-    <w:p>
-      <w:pPr>
         <w:numPr>
           <w:ilvl w:val="0"/>
           <w:numId w:val="1008"/>
         </w:numPr>
+      </w:pPr>
+      <w:r>
+        <w:t xml:space="preserve">Validate call recording pipeline to S3; confirm KMS key management, access controls, and AU-9 logging</w:t>
+      </w:r>
+    </w:p>
+    <w:p>
+      <w:pPr>
         <w:pStyle w:val="Compact"/>
-      </w:pPr>
-      <w:r>
-        <w:t xml:space="preserve">Validate call recording pipeline to S3; confirm KMS key management, access controls, and AU-9 logging</w:t>
-      </w:r>
-    </w:p>
-    <w:p>
-      <w:pPr>
         <w:numPr>
           <w:ilvl w:val="0"/>
           <w:numId w:val="1008"/>
         </w:numPr>
+      </w:pPr>
+      <w:r>
+        <w:t xml:space="preserve">Validate CRM/case management integration; document data flow in SSP</w:t>
+      </w:r>
+    </w:p>
+    <w:bookmarkEnd w:id="93"/>
+    <w:bookmarkStart w:id="94" w:name="phase-3-teams-phone-deployment-months-48"/>
+    <w:p>
+      <w:pPr>
+        <w:pStyle w:val="Heading2"/>
+      </w:pPr>
+      <w:r>
+        <w:t xml:space="preserve">9.3 Phase 3 — Teams Phone Deployment (Months 4–8)</w:t>
+      </w:r>
+    </w:p>
+    <w:p>
+      <w:pPr>
         <w:pStyle w:val="Compact"/>
-      </w:pPr>
-      <w:r>
-        <w:t xml:space="preserve">Validate CRM/case management integration; document data flow in SSP</w:t>
-      </w:r>
-    </w:p>
-    <w:bookmarkEnd w:id="97"/>
-    <w:bookmarkStart w:id="98" w:name="phase-3-teams-phone-deployment-months-48"/>
-    <w:p>
-      <w:pPr>
-        <w:pStyle w:val="Heading2"/>
-      </w:pPr>
-      <w:r>
-        <w:t xml:space="preserve">Phase 3 — Teams Phone Deployment (Months 4–8)</w:t>
-      </w:r>
-    </w:p>
-    <w:p>
-      <w:pPr>
         <w:numPr>
           <w:ilvl w:val="0"/>
           <w:numId w:val="1009"/>
         </w:numPr>
+      </w:pPr>
+      <w:r>
+        <w:t xml:space="preserve">Confirm Teams Phone feature availability in GCC tenant: Calling Plans availability, voicemail transcription, mobile calling</w:t>
+      </w:r>
+    </w:p>
+    <w:p>
+      <w:pPr>
         <w:pStyle w:val="Compact"/>
-      </w:pPr>
-      <w:r>
-        <w:t xml:space="preserve">Confirm Teams Phone feature availability in GCC tenant: Calling Plans availability, voicemail transcription, mobile calling</w:t>
-      </w:r>
-    </w:p>
-    <w:p>
-      <w:pPr>
         <w:numPr>
           <w:ilvl w:val="0"/>
           <w:numId w:val="1009"/>
         </w:numPr>
+      </w:pPr>
+      <w:r>
+        <w:t xml:space="preserve">Deploy and configure SBC (on-premises or cloud-hosted); validate Microsoft certification and FedRAMP authorization</w:t>
+      </w:r>
+    </w:p>
+    <w:p>
+      <w:pPr>
         <w:pStyle w:val="Compact"/>
-      </w:pPr>
-      <w:r>
-        <w:t xml:space="preserve">Deploy and configure SBC (on-premises or cloud-hosted); validate Microsoft certification and FedRAMP authorization</w:t>
-      </w:r>
-    </w:p>
-    <w:p>
-      <w:pPr>
         <w:numPr>
           <w:ilvl w:val="0"/>
           <w:numId w:val="1009"/>
         </w:numPr>
+      </w:pPr>
+      <w:r>
+        <w:t xml:space="preserve">Configure E911 with dispatchable location for every office location; verify PSAP connectivity; document testing</w:t>
+      </w:r>
+    </w:p>
+    <w:p>
+      <w:pPr>
         <w:pStyle w:val="Compact"/>
-      </w:pPr>
-      <w:r>
-        <w:t xml:space="preserve">Configure E911 with dispatchable location for every office location; verify PSAP connectivity; document testing</w:t>
-      </w:r>
-    </w:p>
-    <w:p>
-      <w:pPr>
         <w:numPr>
           <w:ilvl w:val="0"/>
           <w:numId w:val="1009"/>
         </w:numPr>
+      </w:pPr>
+      <w:r>
+        <w:t xml:space="preserve">Inventory legacy PBX numbers: classify each as voice, fax, emergency, or special service</w:t>
+      </w:r>
+    </w:p>
+    <w:p>
+      <w:pPr>
         <w:pStyle w:val="Compact"/>
-      </w:pPr>
-      <w:r>
-        <w:t xml:space="preserve">Inventory legacy PBX numbers: classify each as voice, fax, emergency, or special service</w:t>
-      </w:r>
-    </w:p>
-    <w:p>
-      <w:pPr>
         <w:numPr>
           <w:ilvl w:val="0"/>
           <w:numId w:val="1009"/>
         </w:numPr>
+      </w:pPr>
+      <w:r>
+        <w:t xml:space="preserve">Build Teams Call Queues and Auto Attendants replicating legacy PBX hunt groups and menus</w:t>
+      </w:r>
+    </w:p>
+    <w:p>
+      <w:pPr>
         <w:pStyle w:val="Compact"/>
-      </w:pPr>
-      <w:r>
-        <w:t xml:space="preserve">Build Teams Call Queues and Auto Attendants replicating legacy PBX hunt groups and menus</w:t>
-      </w:r>
-    </w:p>
-    <w:p>
-      <w:pPr>
         <w:numPr>
           <w:ilvl w:val="0"/>
           <w:numId w:val="1009"/>
         </w:numPr>
+      </w:pPr>
+      <w:r>
+        <w:t xml:space="preserve">Port numbers in geographic tranches; maintain parallel PBX operation through each tranche</w:t>
+      </w:r>
+    </w:p>
+    <w:bookmarkEnd w:id="94"/>
+    <w:bookmarkStart w:id="95" w:name="X9d7b7ecc3f0b58540fc3182ad13f1c94567e114"/>
+    <w:p>
+      <w:pPr>
+        <w:pStyle w:val="Heading2"/>
+      </w:pPr>
+      <w:r>
+        <w:t xml:space="preserve">9.4 Phase 4 — Continuous Monitoring and FedRAMP 20x Alignment (Months 6+)</w:t>
+      </w:r>
+    </w:p>
+    <w:p>
+      <w:pPr>
         <w:pStyle w:val="Compact"/>
-      </w:pPr>
-      <w:r>
-        <w:t xml:space="preserve">Port numbers in geographic tranches; maintain parallel PBX operation through each tranche</w:t>
-      </w:r>
-    </w:p>
-    <w:bookmarkEnd w:id="98"/>
-    <w:bookmarkStart w:id="99" w:name="X9d7b7ecc3f0b58540fc3182ad13f1c94567e114"/>
-    <w:p>
-      <w:pPr>
-        <w:pStyle w:val="Heading2"/>
-      </w:pPr>
-      <w:r>
-        <w:t xml:space="preserve">Phase 4 — Continuous Monitoring and FedRAMP 20x Alignment (Months 6+)</w:t>
-      </w:r>
-    </w:p>
-    <w:p>
-      <w:pPr>
         <w:numPr>
           <w:ilvl w:val="0"/>
           <w:numId w:val="1010"/>
         </w:numPr>
+      </w:pPr>
+      <w:r>
+        <w:t xml:space="preserve">Instrument SD-WAN dashboards to surface G.114 violations by location before they become citizen complaints</w:t>
+      </w:r>
+    </w:p>
+    <w:p>
+      <w:pPr>
         <w:pStyle w:val="Compact"/>
-      </w:pPr>
-      <w:r>
-        <w:t xml:space="preserve">Instrument SD-WAN dashboards to surface G.114 violations by location before they become citizen complaints</w:t>
-      </w:r>
-    </w:p>
-    <w:p>
-      <w:pPr>
         <w:numPr>
           <w:ilvl w:val="0"/>
           <w:numId w:val="1010"/>
         </w:numPr>
+      </w:pPr>
+      <w:r>
+        <w:t xml:space="preserve">Integrate Amazon Connect Call Analytics with agency SIEM for AU-12 continuous monitoring</w:t>
+      </w:r>
+    </w:p>
+    <w:p>
+      <w:pPr>
         <w:pStyle w:val="Compact"/>
-      </w:pPr>
-      <w:r>
-        <w:t xml:space="preserve">Integrate Amazon Connect Call Analytics with agency SIEM for AU-12 continuous monitoring</w:t>
-      </w:r>
-    </w:p>
-    <w:p>
-      <w:pPr>
         <w:numPr>
           <w:ilvl w:val="0"/>
           <w:numId w:val="1010"/>
         </w:numPr>
+      </w:pPr>
+      <w:r>
+        <w:t xml:space="preserve">Establish MOS floor SLA (≥4.0) per agent location; alert when sustained MOS drops below threshold</w:t>
+      </w:r>
+    </w:p>
+    <w:p>
+      <w:pPr>
         <w:pStyle w:val="Compact"/>
-      </w:pPr>
-      <w:r>
-        <w:t xml:space="preserve">Establish MOS floor SLA (≥4.0) per agent location; alert when sustained MOS drops below threshold</w:t>
-      </w:r>
-    </w:p>
-    <w:p>
-      <w:pPr>
         <w:numPr>
           <w:ilvl w:val="0"/>
           <w:numId w:val="1010"/>
         </w:numPr>
+      </w:pPr>
+      <w:r>
+        <w:t xml:space="preserve">Review Amazon Connect .com exception at each ATO renewal; evaluate whether .us capability gaps have been resolved</w:t>
+      </w:r>
+    </w:p>
+    <w:p>
+      <w:pPr>
         <w:pStyle w:val="Compact"/>
-      </w:pPr>
-      <w:r>
-        <w:t xml:space="preserve">Review Amazon Connect .com exception at each ATO renewal; evaluate whether .us capability gaps have been resolved</w:t>
-      </w:r>
-    </w:p>
-    <w:p>
-      <w:pPr>
         <w:numPr>
           <w:ilvl w:val="0"/>
           <w:numId w:val="1010"/>
         </w:numPr>
-        <w:pStyle w:val="Compact"/>
       </w:pPr>
       <w:r>
         <w:rPr>
+          <w:b/>
           <w:bCs/>
-          <w:b/>
         </w:rPr>
         <w:t xml:space="preserve">FedRAMP 20x alignment (mandatory January 1, 2027):</w:t>
       </w:r>
@@ -5790,23 +5809,23 @@
         <w:t xml:space="preserve">Configure SD-WAN telemetry exports in machine-readable JSON format; ensure Connect audit logs, authentication events, and boundary crossing records meet structured KSI format requirements; validate SBC event logs feed SIEM in queryable format</w:t>
       </w:r>
     </w:p>
-    <w:bookmarkEnd w:id="99"/>
-    <w:bookmarkEnd w:id="100"/>
-    <w:bookmarkStart w:id="101" w:name="federal-framework-alignment"/>
+    <w:bookmarkEnd w:id="95"/>
+    <w:bookmarkEnd w:id="96"/>
+    <w:bookmarkStart w:id="97" w:name="federal-framework-alignment"/>
     <w:p>
       <w:pPr>
         <w:pStyle w:val="Heading1"/>
       </w:pPr>
       <w:r>
-        <w:t xml:space="preserve">Federal Framework Alignment</w:t>
+        <w:t xml:space="preserve">10. Federal Framework Alignment</w:t>
       </w:r>
     </w:p>
     <w:tbl>
       <w:tblPr>
         <w:tblStyle w:val="Table"/>
         <w:tblW w:type="pct" w:w="5000"/>
+        <w:tblLayout w:type="fixed"/>
         <w:tblLook w:firstRow="1" w:lastRow="0" w:firstColumn="0" w:lastColumn="0" w:noHBand="0" w:noVBand="0" w:val="0020"/>
-        <w:jc w:val="start"/>
       </w:tblPr>
       <w:tblGrid>
         <w:gridCol w:w="2640"/>
@@ -5815,14 +5834,13 @@
       </w:tblGrid>
       <w:tr>
         <w:trPr>
-          <w:tblHeader w:val="true"/>
+          <w:tblHeader w:val="on"/>
         </w:trPr>
         <w:tc>
           <w:tcPr/>
           <w:p>
             <w:pPr>
               <w:pStyle w:val="Compact"/>
-              <w:jc w:val="left"/>
             </w:pPr>
             <w:r>
               <w:t xml:space="preserve">Concept / Requirement</w:t>
@@ -5834,7 +5852,6 @@
           <w:p>
             <w:pPr>
               <w:pStyle w:val="Compact"/>
-              <w:jc w:val="left"/>
             </w:pPr>
             <w:r>
               <w:t xml:space="preserve">Federal Mandate</w:t>
@@ -5846,7 +5863,6 @@
           <w:p>
             <w:pPr>
               <w:pStyle w:val="Compact"/>
-              <w:jc w:val="left"/>
             </w:pPr>
             <w:r>
               <w:t xml:space="preserve">Standard / Reference</w:t>
@@ -5860,7 +5876,6 @@
           <w:p>
             <w:pPr>
               <w:pStyle w:val="Compact"/>
-              <w:jc w:val="left"/>
             </w:pPr>
             <w:r>
               <w:t xml:space="preserve">Voice one-way delay ≤75 ms (network budget)</w:t>
@@ -5872,7 +5887,6 @@
           <w:p>
             <w:pPr>
               <w:pStyle w:val="Compact"/>
-              <w:jc w:val="left"/>
             </w:pPr>
             <w:r>
               <w:t xml:space="preserve">Agency SLA obligation; G.114</w:t>
@@ -5884,7 +5898,6 @@
           <w:p>
             <w:pPr>
               <w:pStyle w:val="Compact"/>
-              <w:jc w:val="left"/>
             </w:pPr>
             <w:r>
               <w:t xml:space="preserve">ITU-T G.114; ITU-T G.107 E-model</w:t>
@@ -5898,7 +5911,6 @@
           <w:p>
             <w:pPr>
               <w:pStyle w:val="Compact"/>
-              <w:jc w:val="left"/>
             </w:pPr>
             <w:r>
               <w:t xml:space="preserve">Jitter &lt;30 ms; packet loss &lt;1%</w:t>
@@ -5910,7 +5922,6 @@
           <w:p>
             <w:pPr>
               <w:pStyle w:val="Compact"/>
-              <w:jc w:val="left"/>
             </w:pPr>
             <w:r>
               <w:t xml:space="preserve">Agency SLA obligation</w:t>
@@ -5922,7 +5933,6 @@
           <w:p>
             <w:pPr>
               <w:pStyle w:val="Compact"/>
-              <w:jc w:val="left"/>
             </w:pPr>
             <w:r>
               <w:t xml:space="preserve">ITU-T G.107; RFC 3550 (RTP)</w:t>
@@ -5936,7 +5946,6 @@
           <w:p>
             <w:pPr>
               <w:pStyle w:val="Compact"/>
-              <w:jc w:val="left"/>
             </w:pPr>
             <w:r>
               <w:t xml:space="preserve">Amazon Connect on AWS .com; specific authorized exception</w:t>
@@ -5948,7 +5957,6 @@
           <w:p>
             <w:pPr>
               <w:pStyle w:val="Compact"/>
-              <w:jc w:val="left"/>
             </w:pPr>
             <w:r>
               <w:t xml:space="preserve">FedRAMP (FISMA); agency ATO</w:t>
@@ -5960,7 +5968,6 @@
           <w:p>
             <w:pPr>
               <w:pStyle w:val="Compact"/>
-              <w:jc w:val="left"/>
             </w:pPr>
             <w:r>
               <w:t xml:space="preserve">FedRAMP Moderate P-ATO; NIST SP 800-53 Rev 5 SA-9</w:t>
@@ -5974,7 +5981,6 @@
           <w:p>
             <w:pPr>
               <w:pStyle w:val="Compact"/>
-              <w:jc w:val="left"/>
             </w:pPr>
             <w:r>
               <w:t xml:space="preserve">Amazon Connect .com boundary documentation</w:t>
@@ -5986,7 +5992,6 @@
           <w:p>
             <w:pPr>
               <w:pStyle w:val="Compact"/>
-              <w:jc w:val="left"/>
             </w:pPr>
             <w:r>
               <w:t xml:space="preserve">FedRAMP; Privacy Act</w:t>
@@ -5998,7 +6003,6 @@
           <w:p>
             <w:pPr>
               <w:pStyle w:val="Compact"/>
-              <w:jc w:val="left"/>
             </w:pPr>
             <w:r>
               <w:t xml:space="preserve">NIST SP 800-53 Rev 5 SA-9, AU-9, SC-28; agency SSP</w:t>
@@ -6012,7 +6016,6 @@
           <w:p>
             <w:pPr>
               <w:pStyle w:val="Compact"/>
-              <w:jc w:val="left"/>
             </w:pPr>
             <w:r>
               <w:t xml:space="preserve">ATO exception maintenance at each renewal cycle</w:t>
@@ -6024,7 +6027,6 @@
           <w:p>
             <w:pPr>
               <w:pStyle w:val="Compact"/>
-              <w:jc w:val="left"/>
             </w:pPr>
             <w:r>
               <w:t xml:space="preserve">FedRAMP ConMon</w:t>
@@ -6036,7 +6038,6 @@
           <w:p>
             <w:pPr>
               <w:pStyle w:val="Compact"/>
-              <w:jc w:val="left"/>
             </w:pPr>
             <w:r>
               <w:t xml:space="preserve">NIST SP 800-37 Rev 2 CA-7; FedRAMP ConMon requirements</w:t>
@@ -6050,7 +6051,6 @@
           <w:p>
             <w:pPr>
               <w:pStyle w:val="Compact"/>
-              <w:jc w:val="left"/>
             </w:pPr>
             <w:r>
               <w:t xml:space="preserve">Teams Phone in GCC Moderate boundary</w:t>
@@ -6062,7 +6062,6 @@
           <w:p>
             <w:pPr>
               <w:pStyle w:val="Compact"/>
-              <w:jc w:val="left"/>
             </w:pPr>
             <w:r>
               <w:t xml:space="preserve">FedRAMP Moderate (M365 GCC)</w:t>
@@ -6074,7 +6073,6 @@
           <w:p>
             <w:pPr>
               <w:pStyle w:val="Compact"/>
-              <w:jc w:val="left"/>
             </w:pPr>
             <w:r>
               <w:t xml:space="preserve">Microsoft 365 GCC FedRAMP Moderate ATO</w:t>
@@ -6088,7 +6086,6 @@
           <w:p>
             <w:pPr>
               <w:pStyle w:val="Compact"/>
-              <w:jc w:val="left"/>
             </w:pPr>
             <w:r>
               <w:t xml:space="preserve">E911 direct dialing without prefix (Kari’s Law)</w:t>
@@ -6100,7 +6097,6 @@
           <w:p>
             <w:pPr>
               <w:pStyle w:val="Compact"/>
-              <w:jc w:val="left"/>
             </w:pPr>
             <w:r>
               <w:t xml:space="preserve">Kari’s Law (2018)</w:t>
@@ -6112,7 +6108,6 @@
           <w:p>
             <w:pPr>
               <w:pStyle w:val="Compact"/>
-              <w:jc w:val="left"/>
             </w:pPr>
             <w:r>
               <w:t xml:space="preserve">47 CFR §9.4; FCC rules</w:t>
@@ -6126,7 +6121,6 @@
           <w:p>
             <w:pPr>
               <w:pStyle w:val="Compact"/>
-              <w:jc w:val="left"/>
             </w:pPr>
             <w:r>
               <w:t xml:space="preserve">E911 dispatchable location (Ray Baum’s Act)</w:t>
@@ -6138,7 +6132,6 @@
           <w:p>
             <w:pPr>
               <w:pStyle w:val="Compact"/>
-              <w:jc w:val="left"/>
             </w:pPr>
             <w:r>
               <w:t xml:space="preserve">Ray Baum’s Act (2018)</w:t>
@@ -6150,7 +6143,6 @@
           <w:p>
             <w:pPr>
               <w:pStyle w:val="Compact"/>
-              <w:jc w:val="left"/>
             </w:pPr>
             <w:r>
               <w:t xml:space="preserve">47 CFR Part 9; FCC rules; NENA i3 standard</w:t>
@@ -6164,7 +6156,6 @@
           <w:p>
             <w:pPr>
               <w:pStyle w:val="Compact"/>
-              <w:jc w:val="left"/>
             </w:pPr>
             <w:r>
               <w:t xml:space="preserve">Local internet breakout for voice</w:t>
@@ -6176,7 +6167,6 @@
           <w:p>
             <w:pPr>
               <w:pStyle w:val="Compact"/>
-              <w:jc w:val="left"/>
             </w:pPr>
             <w:r>
               <w:t xml:space="preserve">TIC 3.0, OMB M-22-09</w:t>
@@ -6188,7 +6178,6 @@
           <w:p>
             <w:pPr>
               <w:pStyle w:val="Compact"/>
-              <w:jc w:val="left"/>
             </w:pPr>
             <w:r>
               <w:t xml:space="preserve">TIC 3.0 Use Case E; NIST SP 800-207</w:t>
@@ -6202,7 +6191,6 @@
           <w:p>
             <w:pPr>
               <w:pStyle w:val="Compact"/>
-              <w:jc w:val="left"/>
             </w:pPr>
             <w:r>
               <w:t xml:space="preserve">Per-DSCP steering for voice (DSCP EF)</w:t>
@@ -6214,7 +6202,6 @@
           <w:p>
             <w:pPr>
               <w:pStyle w:val="Compact"/>
-              <w:jc w:val="left"/>
             </w:pPr>
             <w:r>
               <w:t xml:space="preserve">OMB M-22-09 §4</w:t>
@@ -6226,7 +6213,6 @@
           <w:p>
             <w:pPr>
               <w:pStyle w:val="Compact"/>
-              <w:jc w:val="left"/>
             </w:pPr>
             <w:r>
               <w:t xml:space="preserve">RFC 3246 (DSCP EF); IETF RFC 4594</w:t>
@@ -6240,7 +6226,6 @@
           <w:p>
             <w:pPr>
               <w:pStyle w:val="Compact"/>
-              <w:jc w:val="left"/>
             </w:pPr>
             <w:r>
               <w:t xml:space="preserve">Active-active multipath; sub-second failover</w:t>
@@ -6252,7 +6237,6 @@
           <w:p>
             <w:pPr>
               <w:pStyle w:val="Compact"/>
-              <w:jc w:val="left"/>
             </w:pPr>
             <w:r>
               <w:t xml:space="preserve">TIC 3.0; OMB M-22-09</w:t>
@@ -6264,7 +6248,6 @@
           <w:p>
             <w:pPr>
               <w:pStyle w:val="Compact"/>
-              <w:jc w:val="left"/>
             </w:pPr>
             <w:r>
               <w:t xml:space="preserve">CISA ZTMM v2.0 Networks pillar</w:t>
@@ -6278,7 +6261,6 @@
           <w:p>
             <w:pPr>
               <w:pStyle w:val="Compact"/>
-              <w:jc w:val="left"/>
             </w:pPr>
             <w:r>
               <w:t xml:space="preserve">SBC as PSTN boundary interface</w:t>
@@ -6290,7 +6272,6 @@
           <w:p>
             <w:pPr>
               <w:pStyle w:val="Compact"/>
-              <w:jc w:val="left"/>
             </w:pPr>
             <w:r>
               <w:t xml:space="preserve">FedRAMP; agency SSP</w:t>
@@ -6302,7 +6283,6 @@
           <w:p>
             <w:pPr>
               <w:pStyle w:val="Compact"/>
-              <w:jc w:val="left"/>
             </w:pPr>
             <w:r>
               <w:t xml:space="preserve">NIST SP 800-53 Rev 5 SA-9; SC-7</w:t>
@@ -6316,7 +6296,6 @@
           <w:p>
             <w:pPr>
               <w:pStyle w:val="Compact"/>
-              <w:jc w:val="left"/>
             </w:pPr>
             <w:r>
               <w:t xml:space="preserve">Call recording access controls and audit logging</w:t>
@@ -6328,7 +6307,6 @@
           <w:p>
             <w:pPr>
               <w:pStyle w:val="Compact"/>
-              <w:jc w:val="left"/>
             </w:pPr>
             <w:r>
               <w:t xml:space="preserve">FedRAMP; Privacy Act</w:t>
@@ -6340,7 +6318,6 @@
           <w:p>
             <w:pPr>
               <w:pStyle w:val="Compact"/>
-              <w:jc w:val="left"/>
             </w:pPr>
             <w:r>
               <w:t xml:space="preserve">NIST SP 800-53 Rev 5 AU-9, SC-28; 5 U.S.C. §552a</w:t>
@@ -6354,7 +6331,6 @@
           <w:p>
             <w:pPr>
               <w:pStyle w:val="Compact"/>
-              <w:jc w:val="left"/>
             </w:pPr>
             <w:r>
               <w:t xml:space="preserve">Agent IdP federation across .com boundary</w:t>
@@ -6366,7 +6342,6 @@
           <w:p>
             <w:pPr>
               <w:pStyle w:val="Compact"/>
-              <w:jc w:val="left"/>
             </w:pPr>
             <w:r>
               <w:t xml:space="preserve">OMB M-22-09; FICAM</w:t>
@@ -6378,7 +6353,6 @@
           <w:p>
             <w:pPr>
               <w:pStyle w:val="Compact"/>
-              <w:jc w:val="left"/>
             </w:pPr>
             <w:r>
               <w:t xml:space="preserve">NIST SP 800-63; SAML 2.0 / OIDC federation documentation</w:t>
@@ -6392,7 +6366,6 @@
           <w:p>
             <w:pPr>
               <w:pStyle w:val="Compact"/>
-              <w:jc w:val="left"/>
             </w:pPr>
             <w:r>
               <w:t xml:space="preserve">Continuous call quality monitoring</w:t>
@@ -6404,7 +6377,6 @@
           <w:p>
             <w:pPr>
               <w:pStyle w:val="Compact"/>
-              <w:jc w:val="left"/>
             </w:pPr>
             <w:r>
               <w:t xml:space="preserve">FedRAMP ConMon; OMB A-130</w:t>
@@ -6416,7 +6388,6 @@
           <w:p>
             <w:pPr>
               <w:pStyle w:val="Compact"/>
-              <w:jc w:val="left"/>
             </w:pPr>
             <w:r>
               <w:t xml:space="preserve">NIST SP 800-37 Rev 2 CA-7; NIST SP 800-53 CA-7</w:t>
@@ -6425,8 +6396,12 @@
         </w:tc>
       </w:tr>
     </w:tbl>
-    <w:bookmarkEnd w:id="101"/>
-    <w:sectPr/>
+    <w:bookmarkEnd w:id="97"/>
+    <w:sectPr>
+      <w:footnotePr>
+        <w:numRestart w:val="eachSect"/>
+      </w:footnotePr>
+    </w:sectPr>
   </w:body>
 </w:document>
 </file>
@@ -6457,14 +6432,14 @@
 <file path=word/numbering.xml><?xml version="1.0" encoding="utf-8"?>
 <w:numbering xmlns:w="http://schemas.openxmlformats.org/wordprocessingml/2006/main">
   <w:abstractNum w:abstractNumId="990">
-    <w:nsid w:val="A990"/>
+    <w:nsid w:val="0000A990"/>
     <w:multiLevelType w:val="multilevel"/>
     <w:lvl w:ilvl="0">
       <w:numFmt w:val="bullet"/>
       <w:lvlText w:val=" "/>
       <w:lvlJc w:val="left"/>
       <w:pPr>
-        <w:ind w:left="720" w:hanging="480"/>
+        <w:ind w:left="720" w:hanging="360"/>
       </w:pPr>
     </w:lvl>
     <w:lvl w:ilvl="1">
@@ -6472,7 +6447,7 @@
       <w:lvlText w:val=" "/>
       <w:lvlJc w:val="left"/>
       <w:pPr>
-        <w:ind w:left="1440" w:hanging="480"/>
+        <w:ind w:left="1440" w:hanging="360"/>
       </w:pPr>
     </w:lvl>
     <w:lvl w:ilvl="2">
@@ -6480,7 +6455,7 @@
       <w:lvlText w:val=" "/>
       <w:lvlJc w:val="left"/>
       <w:pPr>
-        <w:ind w:left="2160" w:hanging="480"/>
+        <w:ind w:left="2160" w:hanging="360"/>
       </w:pPr>
     </w:lvl>
     <w:lvl w:ilvl="3">
@@ -6488,7 +6463,7 @@
       <w:lvlText w:val=" "/>
       <w:lvlJc w:val="left"/>
       <w:pPr>
-        <w:ind w:left="2880" w:hanging="480"/>
+        <w:ind w:left="2880" w:hanging="360"/>
       </w:pPr>
     </w:lvl>
     <w:lvl w:ilvl="4">
@@ -6496,7 +6471,7 @@
       <w:lvlText w:val=" "/>
       <w:lvlJc w:val="left"/>
       <w:pPr>
-        <w:ind w:left="3600" w:hanging="480"/>
+        <w:ind w:left="3600" w:hanging="360"/>
       </w:pPr>
     </w:lvl>
     <w:lvl w:ilvl="5">
@@ -6504,7 +6479,7 @@
       <w:lvlText w:val=" "/>
       <w:lvlJc w:val="left"/>
       <w:pPr>
-        <w:ind w:left="4320" w:hanging="480"/>
+        <w:ind w:left="4320" w:hanging="360"/>
       </w:pPr>
     </w:lvl>
     <w:lvl w:ilvl="6">
@@ -6512,7 +6487,7 @@
       <w:lvlText w:val=" "/>
       <w:lvlJc w:val="left"/>
       <w:pPr>
-        <w:ind w:left="5040" w:hanging="480"/>
+        <w:ind w:left="5040" w:hanging="360"/>
       </w:pPr>
     </w:lvl>
     <w:lvl w:ilvl="7">
@@ -6520,7 +6495,7 @@
       <w:lvlText w:val=" "/>
       <w:lvlJc w:val="left"/>
       <w:pPr>
-        <w:ind w:left="5760" w:hanging="480"/>
+        <w:ind w:left="5760" w:hanging="360"/>
       </w:pPr>
     </w:lvl>
     <w:lvl w:ilvl="8">
@@ -6528,12 +6503,12 @@
       <w:lvlText w:val=" "/>
       <w:lvlJc w:val="left"/>
       <w:pPr>
-        <w:ind w:left="6480" w:hanging="480"/>
+        <w:ind w:left="6480" w:hanging="360"/>
       </w:pPr>
     </w:lvl>
   </w:abstractNum>
   <w:abstractNum w:abstractNumId="99411">
-    <w:nsid w:val="A99411"/>
+    <w:nsid w:val="00A99411"/>
     <w:multiLevelType w:val="multilevel"/>
     <w:lvl w:ilvl="0">
       <w:start w:val="1"/>
@@ -6541,7 +6516,7 @@
       <w:lvlText w:val="%1."/>
       <w:lvlJc w:val="left"/>
       <w:pPr>
-        <w:ind w:left="720" w:hanging="480"/>
+        <w:ind w:left="720" w:hanging="360"/>
       </w:pPr>
     </w:lvl>
     <w:lvl w:ilvl="1">
@@ -6550,7 +6525,7 @@
       <w:lvlText w:val="%2."/>
       <w:lvlJc w:val="left"/>
       <w:pPr>
-        <w:ind w:left="1440" w:hanging="480"/>
+        <w:ind w:left="1440" w:hanging="360"/>
       </w:pPr>
     </w:lvl>
     <w:lvl w:ilvl="2">
@@ -6559,7 +6534,7 @@
       <w:lvlText w:val="%3."/>
       <w:lvlJc w:val="left"/>
       <w:pPr>
-        <w:ind w:left="2160" w:hanging="480"/>
+        <w:ind w:left="2160" w:hanging="360"/>
       </w:pPr>
     </w:lvl>
     <w:lvl w:ilvl="3">
@@ -6568,7 +6543,7 @@
       <w:lvlText w:val="%4."/>
       <w:lvlJc w:val="left"/>
       <w:pPr>
-        <w:ind w:left="2880" w:hanging="480"/>
+        <w:ind w:left="2880" w:hanging="360"/>
       </w:pPr>
     </w:lvl>
     <w:lvl w:ilvl="4">
@@ -6577,7 +6552,7 @@
       <w:lvlText w:val="%5."/>
       <w:lvlJc w:val="left"/>
       <w:pPr>
-        <w:ind w:left="3600" w:hanging="480"/>
+        <w:ind w:left="3600" w:hanging="360"/>
       </w:pPr>
     </w:lvl>
     <w:lvl w:ilvl="5">
@@ -6586,7 +6561,7 @@
       <w:lvlText w:val="%6."/>
       <w:lvlJc w:val="left"/>
       <w:pPr>
-        <w:ind w:left="4320" w:hanging="480"/>
+        <w:ind w:left="4320" w:hanging="360"/>
       </w:pPr>
     </w:lvl>
     <w:lvl w:ilvl="6">
@@ -6595,7 +6570,7 @@
       <w:lvlText w:val="%7."/>
       <w:lvlJc w:val="left"/>
       <w:pPr>
-        <w:ind w:left="5040" w:hanging="480"/>
+        <w:ind w:left="5040" w:hanging="360"/>
       </w:pPr>
     </w:lvl>
     <w:lvl w:ilvl="7">
@@ -6604,7 +6579,7 @@
       <w:lvlText w:val="%8."/>
       <w:lvlJc w:val="left"/>
       <w:pPr>
-        <w:ind w:left="5760" w:hanging="480"/>
+        <w:ind w:left="5760" w:hanging="360"/>
       </w:pPr>
     </w:lvl>
     <w:lvl w:ilvl="8">
@@ -6613,84 +6588,111 @@
       <w:lvlText w:val="%9."/>
       <w:lvlJc w:val="left"/>
       <w:pPr>
-        <w:ind w:left="6480" w:hanging="480"/>
+        <w:ind w:left="6480" w:hanging="360"/>
       </w:pPr>
     </w:lvl>
   </w:abstractNum>
   <w:abstractNum w:abstractNumId="991">
-    <w:nsid w:val="A991"/>
+    <w:nsid w:val="0000A991"/>
     <w:multiLevelType w:val="multilevel"/>
     <w:lvl w:ilvl="0">
       <w:numFmt w:val="bullet"/>
-      <w:lvlText w:val="•"/>
+      <w:lvlText w:val=""/>
       <w:lvlJc w:val="left"/>
       <w:pPr>
-        <w:ind w:left="720" w:hanging="480"/>
-      </w:pPr>
+        <w:ind w:left="720" w:hanging="360"/>
+      </w:pPr>
+      <w:rPr>
+        <w:rFonts w:ascii="Symbol" w:hAnsi="Symbol" w:cs="Symbol" w:hint="default"/>
+      </w:rPr>
     </w:lvl>
     <w:lvl w:ilvl="1">
       <w:numFmt w:val="bullet"/>
-      <w:lvlText w:val="–"/>
+      <w:lvlText w:val="o"/>
       <w:lvlJc w:val="left"/>
       <w:pPr>
-        <w:ind w:left="1440" w:hanging="480"/>
-      </w:pPr>
+        <w:ind w:left="1440" w:hanging="360"/>
+      </w:pPr>
+      <w:rPr>
+        <w:rFonts w:ascii="Courier New" w:hAnsi="Courier New" w:cs="Courier New" w:hint="default"/>
+      </w:rPr>
     </w:lvl>
     <w:lvl w:ilvl="2">
       <w:numFmt w:val="bullet"/>
-      <w:lvlText w:val="•"/>
+      <w:lvlText w:val=""/>
       <w:lvlJc w:val="left"/>
       <w:pPr>
-        <w:ind w:left="2160" w:hanging="480"/>
-      </w:pPr>
+        <w:ind w:left="2160" w:hanging="360"/>
+      </w:pPr>
+      <w:rPr>
+        <w:rFonts w:ascii="Wingdings" w:hAnsi="Wingdings" w:cs="Wingdings" w:hint="default"/>
+      </w:rPr>
     </w:lvl>
     <w:lvl w:ilvl="3">
       <w:numFmt w:val="bullet"/>
-      <w:lvlText w:val="–"/>
+      <w:lvlText w:val=""/>
       <w:lvlJc w:val="left"/>
       <w:pPr>
-        <w:ind w:left="2880" w:hanging="480"/>
-      </w:pPr>
+        <w:ind w:left="2880" w:hanging="360"/>
+      </w:pPr>
+      <w:rPr>
+        <w:rFonts w:ascii="Symbol" w:hAnsi="Symbol" w:cs="Symbol" w:hint="default"/>
+      </w:rPr>
     </w:lvl>
     <w:lvl w:ilvl="4">
       <w:numFmt w:val="bullet"/>
-      <w:lvlText w:val="•"/>
+      <w:lvlText w:val="o"/>
       <w:lvlJc w:val="left"/>
       <w:pPr>
-        <w:ind w:left="3600" w:hanging="480"/>
-      </w:pPr>
+        <w:ind w:left="3600" w:hanging="360"/>
+      </w:pPr>
+      <w:rPr>
+        <w:rFonts w:ascii="Courier New" w:hAnsi="Courier New" w:cs="Courier New" w:hint="default"/>
+      </w:rPr>
     </w:lvl>
     <w:lvl w:ilvl="5">
       <w:numFmt w:val="bullet"/>
-      <w:lvlText w:val="–"/>
+      <w:lvlText w:val=""/>
       <w:lvlJc w:val="left"/>
       <w:pPr>
-        <w:ind w:left="4320" w:hanging="480"/>
-      </w:pPr>
+        <w:ind w:left="4320" w:hanging="360"/>
+      </w:pPr>
+      <w:rPr>
+        <w:rFonts w:ascii="Wingdings" w:hAnsi="Wingdings" w:cs="Wingdings" w:hint="default"/>
+      </w:rPr>
     </w:lvl>
     <w:lvl w:ilvl="6">
       <w:numFmt w:val="bullet"/>
-      <w:lvlText w:val="•"/>
+      <w:lvlText w:val=""/>
       <w:lvlJc w:val="left"/>
       <w:pPr>
-        <w:ind w:left="5040" w:hanging="480"/>
-      </w:pPr>
+        <w:ind w:left="5040" w:hanging="360"/>
+      </w:pPr>
+      <w:rPr>
+        <w:rFonts w:ascii="Symbol" w:hAnsi="Symbol" w:cs="Symbol" w:hint="default"/>
+      </w:rPr>
     </w:lvl>
     <w:lvl w:ilvl="7">
       <w:numFmt w:val="bullet"/>
-      <w:lvlText w:val="–"/>
+      <w:lvlText w:val="o"/>
       <w:lvlJc w:val="left"/>
       <w:pPr>
-        <w:ind w:left="5760" w:hanging="480"/>
-      </w:pPr>
+        <w:ind w:left="5760" w:hanging="360"/>
+      </w:pPr>
+      <w:rPr>
+        <w:rFonts w:ascii="Courier New" w:hAnsi="Courier New" w:cs="Courier New" w:hint="default"/>
+      </w:rPr>
     </w:lvl>
     <w:lvl w:ilvl="8">
       <w:numFmt w:val="bullet"/>
-      <w:lvlText w:val="•"/>
+      <w:lvlText w:val=""/>
       <w:lvlJc w:val="left"/>
       <w:pPr>
-        <w:ind w:left="6480" w:hanging="480"/>
-      </w:pPr>
+        <w:ind w:left="6480" w:hanging="360"/>
+      </w:pPr>
+      <w:rPr>
+        <w:rFonts w:ascii="Wingdings" w:hAnsi="Wingdings" w:cs="Wingdings" w:hint="default"/>
+      </w:rPr>
     </w:lvl>
   </w:abstractNum>
   <w:num w:numId="1000">
@@ -6788,10 +6790,10 @@
   <w:docDefaults>
     <w:rPrDefault>
       <w:rPr>
-        <w:rFonts w:asciiTheme="minorHAnsi" w:cstheme="minorBidi" w:eastAsiaTheme="minorHAnsi" w:hAnsiTheme="minorHAnsi"/>
+        <w:rFonts w:asciiTheme="minorHAnsi" w:cstheme="minorBidi" w:eastAsiaTheme="minorEastAsia" w:hAnsiTheme="minorHAnsi"/>
         <w:sz w:val="24"/>
         <w:szCs w:val="24"/>
-        <w:lang w:bidi="ar-SA" w:eastAsia="en-US" w:val="en-US"/>
+        <w:lang w:bidi="ar-SA" w:eastAsia="zh-CN" w:val="en-US"/>
       </w:rPr>
     </w:rPrDefault>
     <w:pPrDefault>
@@ -6809,10 +6811,10 @@
     <w:name w:val="Body Text"/>
     <w:basedOn w:val="Normal"/>
     <w:link w:val="BodyTextChar"/>
+    <w:qFormat/>
     <w:pPr>
       <w:spacing w:after="180" w:before="180"/>
     </w:pPr>
-    <w:qFormat/>
   </w:style>
   <w:style w:customStyle="1" w:styleId="FirstParagraph" w:type="paragraph">
     <w:name w:val="First Paragraph"/>
@@ -6832,57 +6834,94 @@
     <w:name w:val="Title"/>
     <w:basedOn w:val="Normal"/>
     <w:next w:val="BodyText"/>
+    <w:link w:val="TitleChar"/>
+    <w:uiPriority w:val="10"/>
     <w:qFormat/>
+    <w:rsid w:val="00A10FD9"/>
     <w:pPr>
-      <w:keepNext/>
-      <w:keepLines/>
-      <w:spacing w:after="240" w:before="480"/>
+      <w:spacing w:after="80" w:line="240" w:lineRule="auto"/>
+      <w:contextualSpacing/>
       <w:jc w:val="center"/>
     </w:pPr>
     <w:rPr>
       <w:rFonts w:asciiTheme="majorHAnsi" w:cstheme="majorBidi" w:eastAsiaTheme="majorEastAsia" w:hAnsiTheme="majorHAnsi"/>
-      <w:b/>
-      <w:bCs/>
-      <w:color w:themeColor="accent1" w:themeShade="B5" w:val="345A8A"/>
-      <w:sz w:val="36"/>
-      <w:szCs w:val="36"/>
+      <w:sz w:val="56"/>
+      <w:szCs w:val="56"/>
+    </w:rPr>
+  </w:style>
+  <w:style w:customStyle="1" w:styleId="TitleChar" w:type="character">
+    <w:name w:val="Title Char"/>
+    <w:basedOn w:val="DefaultParagraphFont"/>
+    <w:link w:val="Title"/>
+    <w:uiPriority w:val="10"/>
+    <w:rsid w:val="00A10FD9"/>
+    <w:rPr>
+      <w:rFonts w:asciiTheme="majorHAnsi" w:cstheme="majorBidi" w:eastAsiaTheme="majorEastAsia" w:hAnsiTheme="majorHAnsi"/>
+      <w:sz w:val="56"/>
+      <w:szCs w:val="56"/>
     </w:rPr>
   </w:style>
   <w:style w:styleId="Subtitle" w:type="paragraph">
     <w:name w:val="Subtitle"/>
     <w:basedOn w:val="Title"/>
     <w:next w:val="BodyText"/>
+    <w:link w:val="SubtitleChar"/>
+    <w:uiPriority w:val="11"/>
     <w:qFormat/>
+    <w:rsid w:val="00A10FD9"/>
     <w:pPr>
-      <w:keepNext/>
-      <w:keepLines/>
-      <w:spacing w:after="240" w:before="240"/>
-      <w:jc w:val="center"/>
+      <w:numPr>
+        <w:ilvl w:val="1"/>
+      </w:numPr>
     </w:pPr>
     <w:rPr>
-      <w:sz w:val="30"/>
-      <w:szCs w:val="30"/>
+      <w:rFonts w:cstheme="majorBidi" w:eastAsiaTheme="majorEastAsia"/>
+      <w:spacing w:val="15"/>
+      <w:sz w:val="28"/>
+      <w:szCs w:val="28"/>
+    </w:rPr>
+  </w:style>
+  <w:style w:customStyle="1" w:styleId="SubtitleChar" w:type="character">
+    <w:name w:val="Subtitle Char"/>
+    <w:basedOn w:val="DefaultParagraphFont"/>
+    <w:link w:val="Subtitle"/>
+    <w:uiPriority w:val="11"/>
+    <w:rsid w:val="00A10FD9"/>
+    <w:rPr>
+      <w:rFonts w:cstheme="majorBidi" w:eastAsiaTheme="majorEastAsia"/>
+      <w:color w:themeColor="text1" w:themeTint="A6" w:val="595959"/>
+      <w:spacing w:val="15"/>
+      <w:sz w:val="28"/>
+      <w:szCs w:val="28"/>
     </w:rPr>
   </w:style>
   <w:style w:customStyle="1" w:styleId="Author" w:type="paragraph">
     <w:name w:val="Author"/>
+    <w:basedOn w:val="Title"/>
     <w:next w:val="BodyText"/>
     <w:qFormat/>
     <w:pPr>
       <w:keepNext/>
       <w:keepLines/>
-      <w:jc w:val="center"/>
     </w:pPr>
+    <w:rPr>
+      <w:sz w:val="24"/>
+      <w:szCs w:val="24"/>
+    </w:rPr>
   </w:style>
   <w:style w:styleId="Date" w:type="paragraph">
     <w:name w:val="Date"/>
+    <w:basedOn w:val="Title"/>
     <w:next w:val="BodyText"/>
     <w:qFormat/>
     <w:pPr>
       <w:keepNext/>
       <w:keepLines/>
-      <w:jc w:val="center"/>
     </w:pPr>
+    <w:rPr>
+      <w:sz w:val="24"/>
+      <w:szCs w:val="24"/>
+    </w:rPr>
   </w:style>
   <w:style w:customStyle="1" w:styleId="AbstractTitle" w:type="paragraph">
     <w:name w:val="Abstract Title"/>
@@ -6892,15 +6931,13 @@
     <w:pPr>
       <w:keepNext/>
       <w:keepLines/>
+      <w:spacing w:after="0" w:before="300"/>
       <w:jc w:val="center"/>
-      <w:spacing w:after="0" w:before="300"/>
     </w:pPr>
     <w:rPr>
+      <w:b/>
       <w:sz w:val="20"/>
       <w:szCs w:val="20"/>
-      <w:b/>
-      <w:color w:val="345A8A"/>
-      &gt;
     </w:rPr>
   </w:style>
   <w:style w:customStyle="1" w:styleId="Abstract" w:type="paragraph">
@@ -6927,191 +6964,321 @@
     <w:rPr/>
   </w:style>
   <w:style w:styleId="Heading1" w:type="paragraph">
-    <w:name w:val="Heading 1"/>
+    <w:name w:val="heading 1"/>
     <w:basedOn w:val="Normal"/>
     <w:next w:val="BodyText"/>
+    <w:link w:val="Heading1Char"/>
     <w:uiPriority w:val="9"/>
     <w:qFormat/>
+    <w:rsid w:val="00A10FD9"/>
     <w:pPr>
       <w:keepNext/>
       <w:keepLines/>
-      <w:spacing w:after="0" w:before="480"/>
+      <w:spacing w:after="80" w:before="360"/>
       <w:outlineLvl w:val="0"/>
     </w:pPr>
     <w:rPr>
       <w:rFonts w:asciiTheme="majorHAnsi" w:cstheme="majorBidi" w:eastAsiaTheme="majorEastAsia" w:hAnsiTheme="majorHAnsi"/>
-      <w:b/>
-      <w:bCs/>
-      <w:color w:themeColor="accent1" w:val="4F81BD"/>
+      <w:color w:themeColor="accent1" w:themeShade="BF" w:val="0F4761"/>
+      <w:sz w:val="40"/>
+      <w:szCs w:val="40"/>
+    </w:rPr>
+  </w:style>
+  <w:style w:styleId="Heading2" w:type="paragraph">
+    <w:name w:val="heading 2"/>
+    <w:basedOn w:val="Normal"/>
+    <w:next w:val="BodyText"/>
+    <w:link w:val="Heading2Char"/>
+    <w:uiPriority w:val="9"/>
+    <w:semiHidden/>
+    <w:unhideWhenUsed/>
+    <w:qFormat/>
+    <w:rsid w:val="00A10FD9"/>
+    <w:pPr>
+      <w:keepNext/>
+      <w:keepLines/>
+      <w:spacing w:after="80" w:before="160"/>
+      <w:outlineLvl w:val="1"/>
+    </w:pPr>
+    <w:rPr>
+      <w:rFonts w:asciiTheme="majorHAnsi" w:cstheme="majorBidi" w:eastAsiaTheme="majorEastAsia" w:hAnsiTheme="majorHAnsi"/>
+      <w:color w:themeColor="accent1" w:themeShade="BF" w:val="0F4761"/>
       <w:sz w:val="32"/>
       <w:szCs w:val="32"/>
     </w:rPr>
   </w:style>
-  <w:style w:styleId="Heading2" w:type="paragraph">
-    <w:name w:val="Heading 2"/>
+  <w:style w:styleId="Heading3" w:type="paragraph">
+    <w:name w:val="heading 3"/>
     <w:basedOn w:val="Normal"/>
     <w:next w:val="BodyText"/>
+    <w:link w:val="Heading3Char"/>
     <w:uiPriority w:val="9"/>
+    <w:semiHidden/>
     <w:unhideWhenUsed/>
     <w:qFormat/>
+    <w:rsid w:val="00A10FD9"/>
     <w:pPr>
       <w:keepNext/>
       <w:keepLines/>
-      <w:spacing w:after="0" w:before="200"/>
-      <w:outlineLvl w:val="1"/>
+      <w:spacing w:after="80" w:before="160"/>
+      <w:outlineLvl w:val="2"/>
     </w:pPr>
     <w:rPr>
-      <w:rFonts w:asciiTheme="majorHAnsi" w:cstheme="majorBidi" w:eastAsiaTheme="majorEastAsia" w:hAnsiTheme="majorHAnsi"/>
-      <w:b/>
-      <w:bCs/>
-      <w:color w:themeColor="accent1" w:val="4F81BD"/>
+      <w:rFonts w:cstheme="majorBidi" w:eastAsiaTheme="majorEastAsia"/>
+      <w:color w:themeColor="accent1" w:themeShade="BF" w:val="0F4761"/>
       <w:sz w:val="28"/>
       <w:szCs w:val="28"/>
     </w:rPr>
   </w:style>
-  <w:style w:styleId="Heading3" w:type="paragraph">
-    <w:name w:val="Heading 3"/>
+  <w:style w:styleId="Heading4" w:type="paragraph">
+    <w:name w:val="heading 4"/>
     <w:basedOn w:val="Normal"/>
     <w:next w:val="BodyText"/>
+    <w:link w:val="Heading4Char"/>
     <w:uiPriority w:val="9"/>
+    <w:semiHidden/>
     <w:unhideWhenUsed/>
     <w:qFormat/>
+    <w:rsid w:val="00A10FD9"/>
     <w:pPr>
       <w:keepNext/>
       <w:keepLines/>
-      <w:spacing w:after="0" w:before="200"/>
-      <w:outlineLvl w:val="2"/>
+      <w:spacing w:after="40" w:before="80"/>
+      <w:outlineLvl w:val="3"/>
     </w:pPr>
     <w:rPr>
-      <w:rFonts w:asciiTheme="majorHAnsi" w:cstheme="majorBidi" w:eastAsiaTheme="majorEastAsia" w:hAnsiTheme="majorHAnsi"/>
-      <w:b/>
-      <w:bCs/>
-      <w:color w:themeColor="accent1" w:val="4F81BD"/>
-      <w:sz w:val="24"/>
-      <w:szCs w:val="24"/>
+      <w:rFonts w:cstheme="majorBidi" w:eastAsiaTheme="majorEastAsia"/>
+      <w:i/>
+      <w:iCs/>
+      <w:color w:themeColor="accent1" w:themeShade="BF" w:val="0F4761"/>
     </w:rPr>
   </w:style>
-  <w:style w:styleId="Heading4" w:type="paragraph">
-    <w:name w:val="Heading 4"/>
+  <w:style w:styleId="Heading5" w:type="paragraph">
+    <w:name w:val="heading 5"/>
     <w:basedOn w:val="Normal"/>
     <w:next w:val="BodyText"/>
+    <w:link w:val="Heading5Char"/>
     <w:uiPriority w:val="9"/>
+    <w:semiHidden/>
     <w:unhideWhenUsed/>
     <w:qFormat/>
+    <w:rsid w:val="00A10FD9"/>
     <w:pPr>
       <w:keepNext/>
       <w:keepLines/>
-      <w:spacing w:after="0" w:before="200"/>
-      <w:outlineLvl w:val="3"/>
+      <w:spacing w:after="40" w:before="80"/>
+      <w:outlineLvl w:val="4"/>
     </w:pPr>
     <w:rPr>
-      <w:rFonts w:asciiTheme="majorHAnsi" w:cstheme="majorBidi" w:eastAsiaTheme="majorEastAsia" w:hAnsiTheme="majorHAnsi"/>
-      <w:i/>
-      <w:bCs/>
-      <w:color w:themeColor="accent1" w:val="4F81BD"/>
-      <w:sz w:val="24"/>
-      <w:szCs w:val="24"/>
+      <w:rFonts w:cstheme="majorBidi" w:eastAsiaTheme="majorEastAsia"/>
+      <w:color w:themeColor="accent1" w:themeShade="BF" w:val="0F4761"/>
     </w:rPr>
   </w:style>
-  <w:style w:styleId="Heading5" w:type="paragraph">
-    <w:name w:val="Heading 5"/>
+  <w:style w:styleId="Heading6" w:type="paragraph">
+    <w:name w:val="heading 6"/>
     <w:basedOn w:val="Normal"/>
     <w:next w:val="BodyText"/>
+    <w:link w:val="Heading6Char"/>
     <w:uiPriority w:val="9"/>
+    <w:semiHidden/>
     <w:unhideWhenUsed/>
     <w:qFormat/>
+    <w:rsid w:val="00A10FD9"/>
     <w:pPr>
       <w:keepNext/>
       <w:keepLines/>
-      <w:spacing w:after="0" w:before="200"/>
-      <w:outlineLvl w:val="4"/>
+      <w:spacing w:after="0" w:before="40"/>
+      <w:outlineLvl w:val="5"/>
     </w:pPr>
     <w:rPr>
-      <w:rFonts w:asciiTheme="majorHAnsi" w:cstheme="majorBidi" w:eastAsiaTheme="majorEastAsia" w:hAnsiTheme="majorHAnsi"/>
+      <w:rFonts w:cstheme="majorBidi" w:eastAsiaTheme="majorEastAsia"/>
+      <w:i/>
       <w:iCs/>
-      <w:color w:themeColor="accent1" w:val="4F81BD"/>
-      <w:sz w:val="24"/>
-      <w:szCs w:val="24"/>
+      <w:color w:themeColor="text1" w:themeTint="A6" w:val="595959"/>
     </w:rPr>
   </w:style>
-  <w:style w:styleId="Heading6" w:type="paragraph">
-    <w:name w:val="Heading 6"/>
+  <w:style w:styleId="Heading7" w:type="paragraph">
+    <w:name w:val="heading 7"/>
     <w:basedOn w:val="Normal"/>
     <w:next w:val="BodyText"/>
+    <w:link w:val="Heading7Char"/>
     <w:uiPriority w:val="9"/>
+    <w:semiHidden/>
     <w:unhideWhenUsed/>
     <w:qFormat/>
+    <w:rsid w:val="00A10FD9"/>
     <w:pPr>
       <w:keepNext/>
       <w:keepLines/>
-      <w:spacing w:after="0" w:before="200"/>
-      <w:outlineLvl w:val="5"/>
+      <w:spacing w:after="0" w:before="40"/>
+      <w:outlineLvl w:val="6"/>
     </w:pPr>
     <w:rPr>
-      <w:rFonts w:asciiTheme="majorHAnsi" w:cstheme="majorBidi" w:eastAsiaTheme="majorEastAsia" w:hAnsiTheme="majorHAnsi"/>
-      <w:color w:themeColor="accent1" w:val="4F81BD"/>
-      <w:sz w:val="24"/>
-      <w:szCs w:val="24"/>
+      <w:rFonts w:cstheme="majorBidi" w:eastAsiaTheme="majorEastAsia"/>
+      <w:color w:themeColor="text1" w:themeTint="A6" w:val="595959"/>
     </w:rPr>
   </w:style>
-  <w:style w:styleId="Heading7" w:type="paragraph">
-    <w:name w:val="Heading 7"/>
+  <w:style w:styleId="Heading8" w:type="paragraph">
+    <w:name w:val="heading 8"/>
     <w:basedOn w:val="Normal"/>
     <w:next w:val="BodyText"/>
+    <w:link w:val="Heading8Char"/>
     <w:uiPriority w:val="9"/>
+    <w:semiHidden/>
     <w:unhideWhenUsed/>
     <w:qFormat/>
+    <w:rsid w:val="00A10FD9"/>
     <w:pPr>
       <w:keepNext/>
       <w:keepLines/>
-      <w:spacing w:after="0" w:before="200"/>
-      <w:outlineLvl w:val="6"/>
+      <w:spacing w:after="0"/>
+      <w:outlineLvl w:val="7"/>
     </w:pPr>
     <w:rPr>
-      <w:rFonts w:asciiTheme="majorHAnsi" w:cstheme="majorBidi" w:eastAsiaTheme="majorEastAsia" w:hAnsiTheme="majorHAnsi"/>
-      <w:color w:themeColor="accent1" w:val="4F81BD"/>
-      <w:sz w:val="24"/>
-      <w:szCs w:val="24"/>
+      <w:rFonts w:cstheme="majorBidi" w:eastAsiaTheme="majorEastAsia"/>
+      <w:i/>
+      <w:iCs/>
+      <w:color w:themeColor="text1" w:themeTint="D8" w:val="272727"/>
     </w:rPr>
   </w:style>
-  <w:style w:styleId="Heading8" w:type="paragraph">
-    <w:name w:val="Heading 8"/>
+  <w:style w:styleId="Heading9" w:type="paragraph">
+    <w:name w:val="heading 9"/>
     <w:basedOn w:val="Normal"/>
     <w:next w:val="BodyText"/>
+    <w:link w:val="Heading9Char"/>
     <w:uiPriority w:val="9"/>
+    <w:semiHidden/>
     <w:unhideWhenUsed/>
     <w:qFormat/>
+    <w:rsid w:val="00A10FD9"/>
     <w:pPr>
       <w:keepNext/>
       <w:keepLines/>
-      <w:spacing w:after="0" w:before="200"/>
-      <w:outlineLvl w:val="7"/>
-    </w:pPr>
-    <w:rPr>
-      <w:rFonts w:asciiTheme="majorHAnsi" w:cstheme="majorBidi" w:eastAsiaTheme="majorEastAsia" w:hAnsiTheme="majorHAnsi"/>
-      <w:color w:themeColor="accent1" w:val="4F81BD"/>
-      <w:sz w:val="24"/>
-      <w:szCs w:val="24"/>
-    </w:rPr>
-  </w:style>
-  <w:style w:styleId="Heading9" w:type="paragraph">
-    <w:name w:val="Heading 9"/>
-    <w:basedOn w:val="Normal"/>
-    <w:next w:val="BodyText"/>
-    <w:uiPriority w:val="9"/>
-    <w:unhideWhenUsed/>
-    <w:qFormat/>
-    <w:pPr>
-      <w:keepNext/>
-      <w:keepLines/>
-      <w:spacing w:after="0" w:before="200"/>
+      <w:spacing w:after="0"/>
       <w:outlineLvl w:val="8"/>
     </w:pPr>
     <w:rPr>
+      <w:rFonts w:cstheme="majorBidi" w:eastAsiaTheme="majorEastAsia"/>
+      <w:color w:themeColor="text1" w:themeTint="D8" w:val="272727"/>
+    </w:rPr>
+  </w:style>
+  <w:style w:customStyle="1" w:styleId="Heading1Char" w:type="character">
+    <w:name w:val="Heading 1 Char"/>
+    <w:basedOn w:val="DefaultParagraphFont"/>
+    <w:link w:val="Heading1"/>
+    <w:uiPriority w:val="9"/>
+    <w:rsid w:val="00A10FD9"/>
+    <w:rPr>
       <w:rFonts w:asciiTheme="majorHAnsi" w:cstheme="majorBidi" w:eastAsiaTheme="majorEastAsia" w:hAnsiTheme="majorHAnsi"/>
-      <w:color w:themeColor="accent1" w:val="4F81BD"/>
-      <w:sz w:val="24"/>
-      <w:szCs w:val="24"/>
+      <w:color w:themeColor="accent1" w:themeShade="BF" w:val="0F4761"/>
+      <w:sz w:val="40"/>
+      <w:szCs w:val="40"/>
+    </w:rPr>
+  </w:style>
+  <w:style w:customStyle="1" w:styleId="Heading2Char" w:type="character">
+    <w:name w:val="Heading 2 Char"/>
+    <w:basedOn w:val="DefaultParagraphFont"/>
+    <w:link w:val="Heading2"/>
+    <w:uiPriority w:val="9"/>
+    <w:semiHidden/>
+    <w:rsid w:val="00A10FD9"/>
+    <w:rPr>
+      <w:rFonts w:asciiTheme="majorHAnsi" w:cstheme="majorBidi" w:eastAsiaTheme="majorEastAsia" w:hAnsiTheme="majorHAnsi"/>
+      <w:color w:themeColor="accent1" w:themeShade="BF" w:val="0F4761"/>
+      <w:sz w:val="32"/>
+      <w:szCs w:val="32"/>
+    </w:rPr>
+  </w:style>
+  <w:style w:customStyle="1" w:styleId="Heading3Char" w:type="character">
+    <w:name w:val="Heading 3 Char"/>
+    <w:basedOn w:val="DefaultParagraphFont"/>
+    <w:link w:val="Heading3"/>
+    <w:uiPriority w:val="9"/>
+    <w:semiHidden/>
+    <w:rsid w:val="00A10FD9"/>
+    <w:rPr>
+      <w:rFonts w:cstheme="majorBidi" w:eastAsiaTheme="majorEastAsia"/>
+      <w:color w:themeColor="accent1" w:themeShade="BF" w:val="0F4761"/>
+      <w:sz w:val="28"/>
+      <w:szCs w:val="28"/>
+    </w:rPr>
+  </w:style>
+  <w:style w:customStyle="1" w:styleId="Heading4Char" w:type="character">
+    <w:name w:val="Heading 4 Char"/>
+    <w:basedOn w:val="DefaultParagraphFont"/>
+    <w:link w:val="Heading4"/>
+    <w:uiPriority w:val="9"/>
+    <w:semiHidden/>
+    <w:rsid w:val="00A10FD9"/>
+    <w:rPr>
+      <w:rFonts w:cstheme="majorBidi" w:eastAsiaTheme="majorEastAsia"/>
+      <w:i/>
+      <w:iCs/>
+      <w:color w:themeColor="accent1" w:themeShade="BF" w:val="0F4761"/>
+    </w:rPr>
+  </w:style>
+  <w:style w:customStyle="1" w:styleId="Heading5Char" w:type="character">
+    <w:name w:val="Heading 5 Char"/>
+    <w:basedOn w:val="DefaultParagraphFont"/>
+    <w:link w:val="Heading5"/>
+    <w:uiPriority w:val="9"/>
+    <w:semiHidden/>
+    <w:rsid w:val="00A10FD9"/>
+    <w:rPr>
+      <w:rFonts w:cstheme="majorBidi" w:eastAsiaTheme="majorEastAsia"/>
+      <w:color w:themeColor="accent1" w:themeShade="BF" w:val="0F4761"/>
+    </w:rPr>
+  </w:style>
+  <w:style w:customStyle="1" w:styleId="Heading6Char" w:type="character">
+    <w:name w:val="Heading 6 Char"/>
+    <w:basedOn w:val="DefaultParagraphFont"/>
+    <w:link w:val="Heading6"/>
+    <w:uiPriority w:val="9"/>
+    <w:semiHidden/>
+    <w:rsid w:val="00A10FD9"/>
+    <w:rPr>
+      <w:rFonts w:cstheme="majorBidi" w:eastAsiaTheme="majorEastAsia"/>
+      <w:i/>
+      <w:iCs/>
+      <w:color w:themeColor="text1" w:themeTint="A6" w:val="595959"/>
+    </w:rPr>
+  </w:style>
+  <w:style w:customStyle="1" w:styleId="Heading7Char" w:type="character">
+    <w:name w:val="Heading 7 Char"/>
+    <w:basedOn w:val="DefaultParagraphFont"/>
+    <w:link w:val="Heading7"/>
+    <w:uiPriority w:val="9"/>
+    <w:semiHidden/>
+    <w:rsid w:val="00A10FD9"/>
+    <w:rPr>
+      <w:rFonts w:cstheme="majorBidi" w:eastAsiaTheme="majorEastAsia"/>
+      <w:color w:themeColor="text1" w:themeTint="A6" w:val="595959"/>
+    </w:rPr>
+  </w:style>
+  <w:style w:customStyle="1" w:styleId="Heading8Char" w:type="character">
+    <w:name w:val="Heading 8 Char"/>
+    <w:basedOn w:val="DefaultParagraphFont"/>
+    <w:link w:val="Heading8"/>
+    <w:uiPriority w:val="9"/>
+    <w:semiHidden/>
+    <w:rsid w:val="00A10FD9"/>
+    <w:rPr>
+      <w:rFonts w:cstheme="majorBidi" w:eastAsiaTheme="majorEastAsia"/>
+      <w:i/>
+      <w:iCs/>
+      <w:color w:themeColor="text1" w:themeTint="D8" w:val="272727"/>
+    </w:rPr>
+  </w:style>
+  <w:style w:customStyle="1" w:styleId="Heading9Char" w:type="character">
+    <w:name w:val="Heading 9 Char"/>
+    <w:basedOn w:val="DefaultParagraphFont"/>
+    <w:link w:val="Heading9"/>
+    <w:uiPriority w:val="9"/>
+    <w:semiHidden/>
+    <w:rsid w:val="00A10FD9"/>
+    <w:rPr>
+      <w:rFonts w:cstheme="majorBidi" w:eastAsiaTheme="majorEastAsia"/>
+      <w:color w:themeColor="text1" w:themeTint="D8" w:val="272727"/>
     </w:rPr>
   </w:style>
   <w:style w:styleId="BlockText" w:type="paragraph">
@@ -7134,6 +7301,18 @@
     <w:unhideWhenUsed/>
     <w:qFormat/>
   </w:style>
+  <w:style w:styleId="FootnoteBlockText" w:type="paragraph">
+    <w:name w:val="Footnote Block Text"/>
+    <w:basedOn w:val="FootnoteText"/>
+    <w:next w:val="FootnoteText"/>
+    <w:uiPriority w:val="9"/>
+    <w:unhideWhenUsed/>
+    <w:qFormat/>
+    <w:pPr>
+      <w:spacing w:after="100" w:before="100"/>
+      <w:ind w:firstLine="0" w:left="480" w:right="480"/>
+    </w:pPr>
+  </w:style>
   <w:style w:default="1" w:styleId="DefaultParagraphFont" w:type="character">
     <w:name w:val="Default Paragraph Font"/>
     <w:semiHidden/>
@@ -7142,31 +7321,34 @@
   <w:style w:default="1" w:styleId="Table" w:type="table">
     <w:name w:val="Table"/>
     <w:basedOn w:val="TableNormal"/>
-    <w:semiHidden/>
-    <w:unhideWhenUsed/>
+    <w:uiPriority w:val="59"/>
     <w:qFormat/>
     <w:tblPr>
       <w:tblInd w:type="dxa" w:w="0"/>
+      <w:tblBorders>
+        <w:top w:color="0078D4" w:space="0" w:sz="12" w:val="single"/>
+        <w:bottom w:color="0078D4" w:space="0" w:sz="12" w:val="single"/>
+        <w:left w:val="nil"/>
+        <w:right w:val="nil"/>
+        <w:insideH w:color="D1D5DA" w:space="0" w:sz="4" w:val="single"/>
+        <w:insideV w:val="nil"/>
+      </w:tblBorders>
       <w:tblCellMar>
-        <w:top w:type="dxa" w:w="0"/>
+        <w:top w:type="dxa" w:w="80"/>
         <w:left w:type="dxa" w:w="108"/>
-        <w:bottom w:type="dxa" w:w="0"/>
+        <w:bottom w:type="dxa" w:w="80"/>
         <w:right w:type="dxa" w:w="108"/>
       </w:tblCellMar>
     </w:tblPr>
     <w:tblStylePr w:type="firstRow">
-      <w:tblPr>
-        <w:jc w:val="left"/>
-        <w:tblInd w:type="dxa" w:w="0"/>
-      </w:tblPr>
-      <w:trPr>
-        <w:jc w:val="left"/>
-      </w:trPr>
+      <w:rPr>
+        <w:b/>
+      </w:rPr>
       <w:tcPr>
+        <w:tcBorders>
+          <w:bottom w:color="0078D4" w:space="0" w:sz="8" w:val="single"/>
+        </w:tcBorders>
         <w:vAlign w:val="bottom"/>
-        <w:tcBorders>
-          <w:bottom w:val="single"/>
-        </w:tcBorders>
       </w:tcPr>
     </w:tblStylePr>
   </w:style>
@@ -7225,6 +7407,29 @@
     <w:basedOn w:val="DefaultParagraphFont"/>
     <w:link w:val="BodyText"/>
   </w:style>
+  <w:style w:customStyle="1" w:styleId="SourceCode" w:type="paragraph">
+    <w:name w:val="Source Code"/>
+    <w:basedOn w:val="Normal"/>
+    <w:link w:val="VerbatimChar"/>
+    <w:pPr>
+      <w:pBdr>
+        <w:top w:color="D1D5DA" w:space="6" w:sz="6" w:val="single"/>
+        <w:left w:color="D1D5DA" w:space="6" w:sz="6" w:val="single"/>
+        <w:bottom w:color="D1D5DA" w:space="6" w:sz="6" w:val="single"/>
+        <w:right w:color="D1D5DA" w:space="6" w:sz="6" w:val="single"/>
+      </w:pBdr>
+      <w:shd w:fill="F6F8FA" w:val="clear"/>
+      <w:wordWrap w:val="off"/>
+      <w:spacing w:after="0" w:before="0" w:line="240" w:lineRule="auto"/>
+      <w:ind w:left="144" w:right="144"/>
+      <w:contextualSpacing/>
+    </w:pPr>
+    <w:rPr>
+      <w:rFonts w:ascii="Consolas" w:hAnsi="Consolas"/>
+      <w:color w:val="24292E"/>
+      <w:sz w:val="18"/>
+    </w:rPr>
+  </w:style>
   <w:style w:customStyle="1" w:styleId="VerbatimChar" w:type="character">
     <w:name w:val="Verbatim Char"/>
     <w:basedOn w:val="BodyTextChar"/>
@@ -7269,239 +7474,258 @@
       <w:color w:themeColor="accent1" w:themeShade="BF" w:val="365F91"/>
     </w:rPr>
   </w:style>
-  <w:style w:type="paragraph" w:customStyle="1" w:styleId="SourceCode">
-    <w:name w:val="Source Code"/>
-    <w:basedOn w:val="Normal"/>
-    <w:link w:val="VerbatimChar"/>
-    <w:pPr>
-      <w:wordWrap w:val="off"/>
-    </w:pPr>
-  </w:style>
   <w:style w:type="character" w:customStyle="1" w:styleId="KeywordTok">
     <w:name w:val="KeywordTok"/>
     <w:basedOn w:val="VerbatimChar"/>
     <w:rPr>
-      <w:color w:val="007020"/>
       <w:b/>
+      <w:color w:val="003b4f"/>
+      <w:shd w:val="clear" w:fill="f1f3f5"/>
     </w:rPr>
   </w:style>
   <w:style w:type="character" w:customStyle="1" w:styleId="DataTypeTok">
     <w:name w:val="DataTypeTok"/>
     <w:basedOn w:val="VerbatimChar"/>
     <w:rPr>
-      <w:color w:val="902000"/>
+      <w:color w:val="ad0000"/>
+      <w:shd w:val="clear" w:fill="f1f3f5"/>
     </w:rPr>
   </w:style>
   <w:style w:type="character" w:customStyle="1" w:styleId="DecValTok">
     <w:name w:val="DecValTok"/>
     <w:basedOn w:val="VerbatimChar"/>
     <w:rPr>
-      <w:color w:val="40a070"/>
+      <w:color w:val="ad0000"/>
+      <w:shd w:val="clear" w:fill="f1f3f5"/>
     </w:rPr>
   </w:style>
   <w:style w:type="character" w:customStyle="1" w:styleId="BaseNTok">
     <w:name w:val="BaseNTok"/>
     <w:basedOn w:val="VerbatimChar"/>
     <w:rPr>
-      <w:color w:val="40a070"/>
+      <w:color w:val="ad0000"/>
+      <w:shd w:val="clear" w:fill="f1f3f5"/>
     </w:rPr>
   </w:style>
   <w:style w:type="character" w:customStyle="1" w:styleId="FloatTok">
     <w:name w:val="FloatTok"/>
     <w:basedOn w:val="VerbatimChar"/>
     <w:rPr>
-      <w:color w:val="40a070"/>
+      <w:color w:val="ad0000"/>
+      <w:shd w:val="clear" w:fill="f1f3f5"/>
     </w:rPr>
   </w:style>
   <w:style w:type="character" w:customStyle="1" w:styleId="ConstantTok">
     <w:name w:val="ConstantTok"/>
     <w:basedOn w:val="VerbatimChar"/>
     <w:rPr>
-      <w:color w:val="880000"/>
+      <w:color w:val="8f5902"/>
+      <w:shd w:val="clear" w:fill="f1f3f5"/>
     </w:rPr>
   </w:style>
   <w:style w:type="character" w:customStyle="1" w:styleId="CharTok">
     <w:name w:val="CharTok"/>
     <w:basedOn w:val="VerbatimChar"/>
     <w:rPr>
-      <w:color w:val="4070a0"/>
+      <w:color w:val="20794d"/>
+      <w:shd w:val="clear" w:fill="f1f3f5"/>
     </w:rPr>
   </w:style>
   <w:style w:type="character" w:customStyle="1" w:styleId="SpecialCharTok">
     <w:name w:val="SpecialCharTok"/>
     <w:basedOn w:val="VerbatimChar"/>
     <w:rPr>
-      <w:color w:val="4070a0"/>
+      <w:color w:val="5e5e5e"/>
+      <w:shd w:val="clear" w:fill="f1f3f5"/>
     </w:rPr>
   </w:style>
   <w:style w:type="character" w:customStyle="1" w:styleId="StringTok">
     <w:name w:val="StringTok"/>
     <w:basedOn w:val="VerbatimChar"/>
     <w:rPr>
-      <w:color w:val="4070a0"/>
+      <w:color w:val="20794d"/>
+      <w:shd w:val="clear" w:fill="f1f3f5"/>
     </w:rPr>
   </w:style>
   <w:style w:type="character" w:customStyle="1" w:styleId="VerbatimStringTok">
     <w:name w:val="VerbatimStringTok"/>
     <w:basedOn w:val="VerbatimChar"/>
     <w:rPr>
-      <w:color w:val="4070a0"/>
+      <w:color w:val="20794d"/>
+      <w:shd w:val="clear" w:fill="f1f3f5"/>
     </w:rPr>
   </w:style>
   <w:style w:type="character" w:customStyle="1" w:styleId="SpecialStringTok">
     <w:name w:val="SpecialStringTok"/>
     <w:basedOn w:val="VerbatimChar"/>
     <w:rPr>
-      <w:color w:val="bb6688"/>
+      <w:color w:val="20794d"/>
+      <w:shd w:val="clear" w:fill="f1f3f5"/>
     </w:rPr>
   </w:style>
   <w:style w:type="character" w:customStyle="1" w:styleId="ImportTok">
     <w:name w:val="ImportTok"/>
     <w:basedOn w:val="VerbatimChar"/>
     <w:rPr>
-      <w:color w:val="008000"/>
-      <w:b/>
+      <w:color w:val="00769e"/>
+      <w:shd w:val="clear" w:fill="f1f3f5"/>
     </w:rPr>
   </w:style>
   <w:style w:type="character" w:customStyle="1" w:styleId="CommentTok">
     <w:name w:val="CommentTok"/>
     <w:basedOn w:val="VerbatimChar"/>
     <w:rPr>
-      <w:color w:val="60a0b0"/>
-      <w:i/>
+      <w:color w:val="5e5e5e"/>
+      <w:shd w:val="clear" w:fill="f1f3f5"/>
     </w:rPr>
   </w:style>
   <w:style w:type="character" w:customStyle="1" w:styleId="DocumentationTok">
     <w:name w:val="DocumentationTok"/>
     <w:basedOn w:val="VerbatimChar"/>
     <w:rPr>
-      <w:color w:val="ba2121"/>
       <w:i/>
+      <w:color w:val="5e5e5e"/>
+      <w:shd w:val="clear" w:fill="f1f3f5"/>
     </w:rPr>
   </w:style>
   <w:style w:type="character" w:customStyle="1" w:styleId="AnnotationTok">
     <w:name w:val="AnnotationTok"/>
     <w:basedOn w:val="VerbatimChar"/>
     <w:rPr>
-      <w:color w:val="60a0b0"/>
-      <w:b/>
-      <w:i/>
+      <w:color w:val="5e5e5e"/>
+      <w:shd w:val="clear" w:fill="f1f3f5"/>
     </w:rPr>
   </w:style>
   <w:style w:type="character" w:customStyle="1" w:styleId="CommentVarTok">
     <w:name w:val="CommentVarTok"/>
     <w:basedOn w:val="VerbatimChar"/>
     <w:rPr>
-      <w:color w:val="60a0b0"/>
-      <w:b/>
       <w:i/>
+      <w:color w:val="5e5e5e"/>
+      <w:shd w:val="clear" w:fill="f1f3f5"/>
     </w:rPr>
   </w:style>
   <w:style w:type="character" w:customStyle="1" w:styleId="OtherTok">
     <w:name w:val="OtherTok"/>
     <w:basedOn w:val="VerbatimChar"/>
     <w:rPr>
-      <w:color w:val="007020"/>
+      <w:color w:val="003b4f"/>
+      <w:shd w:val="clear" w:fill="f1f3f5"/>
     </w:rPr>
   </w:style>
   <w:style w:type="character" w:customStyle="1" w:styleId="FunctionTok">
     <w:name w:val="FunctionTok"/>
     <w:basedOn w:val="VerbatimChar"/>
     <w:rPr>
-      <w:color w:val="06287e"/>
+      <w:color w:val="4758ab"/>
+      <w:shd w:val="clear" w:fill="f1f3f5"/>
     </w:rPr>
   </w:style>
   <w:style w:type="character" w:customStyle="1" w:styleId="VariableTok">
     <w:name w:val="VariableTok"/>
     <w:basedOn w:val="VerbatimChar"/>
     <w:rPr>
-      <w:color w:val="19177c"/>
+      <w:color w:val="111111"/>
+      <w:shd w:val="clear" w:fill="f1f3f5"/>
     </w:rPr>
   </w:style>
   <w:style w:type="character" w:customStyle="1" w:styleId="ControlFlowTok">
     <w:name w:val="ControlFlowTok"/>
     <w:basedOn w:val="VerbatimChar"/>
     <w:rPr>
-      <w:color w:val="007020"/>
       <w:b/>
+      <w:color w:val="003b4f"/>
+      <w:shd w:val="clear" w:fill="f1f3f5"/>
     </w:rPr>
   </w:style>
   <w:style w:type="character" w:customStyle="1" w:styleId="OperatorTok">
     <w:name w:val="OperatorTok"/>
     <w:basedOn w:val="VerbatimChar"/>
     <w:rPr>
-      <w:color w:val="666666"/>
+      <w:color w:val="5e5e5e"/>
+      <w:shd w:val="clear" w:fill="f1f3f5"/>
     </w:rPr>
   </w:style>
   <w:style w:type="character" w:customStyle="1" w:styleId="BuiltInTok">
     <w:name w:val="BuiltInTok"/>
     <w:basedOn w:val="VerbatimChar"/>
     <w:rPr>
-      <w:color w:val="008000"/>
+      <w:color w:val="003b4f"/>
+      <w:shd w:val="clear" w:fill="f1f3f5"/>
     </w:rPr>
   </w:style>
   <w:style w:type="character" w:customStyle="1" w:styleId="ExtensionTok">
     <w:name w:val="ExtensionTok"/>
     <w:basedOn w:val="VerbatimChar"/>
-    <w:rPr/>
+    <w:rPr>
+      <w:color w:val="003b4f"/>
+      <w:shd w:val="clear" w:fill="f1f3f5"/>
+    </w:rPr>
   </w:style>
   <w:style w:type="character" w:customStyle="1" w:styleId="PreprocessorTok">
     <w:name w:val="PreprocessorTok"/>
     <w:basedOn w:val="VerbatimChar"/>
     <w:rPr>
-      <w:color w:val="bc7a00"/>
+      <w:color w:val="ad0000"/>
+      <w:shd w:val="clear" w:fill="f1f3f5"/>
     </w:rPr>
   </w:style>
   <w:style w:type="character" w:customStyle="1" w:styleId="AttributeTok">
     <w:name w:val="AttributeTok"/>
     <w:basedOn w:val="VerbatimChar"/>
     <w:rPr>
-      <w:color w:val="7d9029"/>
+      <w:color w:val="657422"/>
+      <w:shd w:val="clear" w:fill="f1f3f5"/>
     </w:rPr>
   </w:style>
   <w:style w:type="character" w:customStyle="1" w:styleId="RegionMarkerTok">
     <w:name w:val="RegionMarkerTok"/>
     <w:basedOn w:val="VerbatimChar"/>
-    <w:rPr/>
+    <w:rPr>
+      <w:color w:val="003b4f"/>
+      <w:shd w:val="clear" w:fill="f1f3f5"/>
+    </w:rPr>
   </w:style>
   <w:style w:type="character" w:customStyle="1" w:styleId="InformationTok">
     <w:name w:val="InformationTok"/>
     <w:basedOn w:val="VerbatimChar"/>
     <w:rPr>
-      <w:color w:val="60a0b0"/>
-      <w:b/>
-      <w:i/>
+      <w:color w:val="5e5e5e"/>
+      <w:shd w:val="clear" w:fill="f1f3f5"/>
     </w:rPr>
   </w:style>
   <w:style w:type="character" w:customStyle="1" w:styleId="WarningTok">
     <w:name w:val="WarningTok"/>
     <w:basedOn w:val="VerbatimChar"/>
     <w:rPr>
-      <w:color w:val="60a0b0"/>
-      <w:b/>
       <w:i/>
+      <w:color w:val="5e5e5e"/>
+      <w:shd w:val="clear" w:fill="f1f3f5"/>
     </w:rPr>
   </w:style>
   <w:style w:type="character" w:customStyle="1" w:styleId="AlertTok">
     <w:name w:val="AlertTok"/>
     <w:basedOn w:val="VerbatimChar"/>
     <w:rPr>
-      <w:color w:val="ff0000"/>
-      <w:b/>
+      <w:color w:val="ad0000"/>
+      <w:shd w:val="clear" w:fill="f1f3f5"/>
     </w:rPr>
   </w:style>
   <w:style w:type="character" w:customStyle="1" w:styleId="ErrorTok">
     <w:name w:val="ErrorTok"/>
     <w:basedOn w:val="VerbatimChar"/>
     <w:rPr>
-      <w:color w:val="ff0000"/>
-      <w:b/>
+      <w:color w:val="ad0000"/>
+      <w:shd w:val="clear" w:fill="f1f3f5"/>
     </w:rPr>
   </w:style>
   <w:style w:type="character" w:customStyle="1" w:styleId="NormalTok">
     <w:name w:val="NormalTok"/>
     <w:basedOn w:val="VerbatimChar"/>
-    <w:rPr/>
+    <w:rPr>
+      <w:color w:val="003b4f"/>
+      <w:shd w:val="clear" w:fill="f1f3f5"/>
+    </w:rPr>
   </w:style>
 </w:styles>
 </file>
@@ -7517,44 +7741,44 @@
         <a:sysClr val="window" lastClr="FFFFFF"/>
       </a:lt1>
       <a:dk2>
-        <a:srgbClr val="1F497D"/>
+        <a:srgbClr val="0E2841"/>
       </a:dk2>
       <a:lt2>
-        <a:srgbClr val="EEECE1"/>
+        <a:srgbClr val="E8E8E8"/>
       </a:lt2>
       <a:accent1>
-        <a:srgbClr val="4F81BD"/>
+        <a:srgbClr val="156082"/>
       </a:accent1>
       <a:accent2>
-        <a:srgbClr val="C0504D"/>
+        <a:srgbClr val="E97132"/>
       </a:accent2>
       <a:accent3>
-        <a:srgbClr val="9BBB59"/>
+        <a:srgbClr val="196B24"/>
       </a:accent3>
       <a:accent4>
-        <a:srgbClr val="8064A2"/>
+        <a:srgbClr val="0F9ED5"/>
       </a:accent4>
       <a:accent5>
-        <a:srgbClr val="4BACC6"/>
+        <a:srgbClr val="A02B93"/>
       </a:accent5>
       <a:accent6>
-        <a:srgbClr val="F79646"/>
+        <a:srgbClr val="4EA72E"/>
       </a:accent6>
       <a:hlink>
-        <a:srgbClr val="0000FF"/>
+        <a:srgbClr val="467886"/>
       </a:hlink>
       <a:folHlink>
-        <a:srgbClr val="800080"/>
+        <a:srgbClr val="96607D"/>
       </a:folHlink>
     </a:clrScheme>
     <a:fontScheme name="Office">
       <a:majorFont>
-        <a:latin typeface="Calibri"/>
+        <a:latin typeface="Aptos Display" panose="02110004020202020204"/>
         <a:ea typeface=""/>
         <a:cs typeface=""/>
-        <a:font script="Jpan" typeface="ＭＳ ゴシック"/>
+        <a:font script="Jpan" typeface="游ゴシック Light"/>
         <a:font script="Hang" typeface="맑은 고딕"/>
-        <a:font script="Hans" typeface="宋体"/>
+        <a:font script="Hans" typeface="等线 Light"/>
         <a:font script="Hant" typeface="新細明體"/>
         <a:font script="Arab" typeface="Times New Roman"/>
         <a:font script="Hebr" typeface="Times New Roman"/>
@@ -7581,14 +7805,32 @@
         <a:font script="Mong" typeface="Mongolian Baiti"/>
         <a:font script="Viet" typeface="Times New Roman"/>
         <a:font script="Uigh" typeface="Microsoft Uighur"/>
+        <a:font script="Geor" typeface="Sylfaen"/>
+        <a:font script="Armn" typeface="Arial"/>
+        <a:font script="Bugi" typeface="Leelawadee UI"/>
+        <a:font script="Bopo" typeface="Microsoft JhengHei"/>
+        <a:font script="Java" typeface="Javanese Text"/>
+        <a:font script="Lisu" typeface="Segoe UI"/>
+        <a:font script="Mymr" typeface="Myanmar Text"/>
+        <a:font script="Nkoo" typeface="Ebrima"/>
+        <a:font script="Olck" typeface="Nirmala UI"/>
+        <a:font script="Osma" typeface="Ebrima"/>
+        <a:font script="Phag" typeface="Phagspa"/>
+        <a:font script="Syrn" typeface="Estrangelo Edessa"/>
+        <a:font script="Syrj" typeface="Estrangelo Edessa"/>
+        <a:font script="Syre" typeface="Estrangelo Edessa"/>
+        <a:font script="Sora" typeface="Nirmala UI"/>
+        <a:font script="Tale" typeface="Microsoft Tai Le"/>
+        <a:font script="Talu" typeface="Microsoft New Tai Lue"/>
+        <a:font script="Tfng" typeface="Ebrima"/>
       </a:majorFont>
       <a:minorFont>
-        <a:latin typeface="Cambria"/>
+        <a:latin typeface="Aptos" panose="02110004020202020204"/>
         <a:ea typeface=""/>
         <a:cs typeface=""/>
-        <a:font script="Jpan" typeface="ＭＳ 明朝"/>
+        <a:font script="Jpan" typeface="游明朝"/>
         <a:font script="Hang" typeface="맑은 고딕"/>
-        <a:font script="Hans" typeface="宋体"/>
+        <a:font script="Hans" typeface="等线"/>
         <a:font script="Hant" typeface="新細明體"/>
         <a:font script="Arab" typeface="Arial"/>
         <a:font script="Hebr" typeface="Arial"/>
@@ -7615,6 +7857,24 @@
         <a:font script="Mong" typeface="Mongolian Baiti"/>
         <a:font script="Viet" typeface="Arial"/>
         <a:font script="Uigh" typeface="Microsoft Uighur"/>
+        <a:font script="Geor" typeface="Sylfaen"/>
+        <a:font script="Armn" typeface="Arial"/>
+        <a:font script="Bugi" typeface="Leelawadee UI"/>
+        <a:font script="Bopo" typeface="Microsoft JhengHei"/>
+        <a:font script="Java" typeface="Javanese Text"/>
+        <a:font script="Lisu" typeface="Segoe UI"/>
+        <a:font script="Mymr" typeface="Myanmar Text"/>
+        <a:font script="Nkoo" typeface="Ebrima"/>
+        <a:font script="Olck" typeface="Nirmala UI"/>
+        <a:font script="Osma" typeface="Ebrima"/>
+        <a:font script="Phag" typeface="Phagspa"/>
+        <a:font script="Syrn" typeface="Estrangelo Edessa"/>
+        <a:font script="Syrj" typeface="Estrangelo Edessa"/>
+        <a:font script="Syre" typeface="Estrangelo Edessa"/>
+        <a:font script="Sora" typeface="Nirmala UI"/>
+        <a:font script="Tale" typeface="Microsoft Tai Le"/>
+        <a:font script="Talu" typeface="Microsoft New Tai Lue"/>
+        <a:font script="Tfng" typeface="Ebrima"/>
       </a:minorFont>
     </a:fontScheme>
     <a:fmtScheme name="Office">
@@ -7626,200 +7886,141 @@
           <a:gsLst>
             <a:gs pos="0">
               <a:schemeClr val="phClr">
-                <a:tint val="50000"/>
-                <a:satMod val="300000"/>
+                <a:lumMod val="110000"/>
+                <a:satMod val="105000"/>
+                <a:tint val="67000"/>
               </a:schemeClr>
             </a:gs>
-            <a:gs pos="35000">
+            <a:gs pos="50000">
               <a:schemeClr val="phClr">
-                <a:tint val="37000"/>
-                <a:satMod val="300000"/>
+                <a:lumMod val="105000"/>
+                <a:satMod val="103000"/>
+                <a:tint val="73000"/>
               </a:schemeClr>
             </a:gs>
             <a:gs pos="100000">
               <a:schemeClr val="phClr">
-                <a:tint val="15000"/>
-                <a:satMod val="350000"/>
+                <a:lumMod val="105000"/>
+                <a:satMod val="109000"/>
+                <a:tint val="81000"/>
               </a:schemeClr>
             </a:gs>
           </a:gsLst>
-          <a:lin ang="16200000" scaled="1"/>
+          <a:lin ang="5400000" scaled="0"/>
         </a:gradFill>
         <a:gradFill rotWithShape="1">
           <a:gsLst>
             <a:gs pos="0">
               <a:schemeClr val="phClr">
-                <a:tint val="100000"/>
+                <a:satMod val="103000"/>
+                <a:lumMod val="102000"/>
+                <a:tint val="94000"/>
+              </a:schemeClr>
+            </a:gs>
+            <a:gs pos="50000">
+              <a:schemeClr val="phClr">
+                <a:satMod val="110000"/>
+                <a:lumMod val="100000"/>
                 <a:shade val="100000"/>
-                <a:satMod val="130000"/>
               </a:schemeClr>
             </a:gs>
             <a:gs pos="100000">
               <a:schemeClr val="phClr">
-                <a:tint val="50000"/>
-                <a:shade val="100000"/>
-                <a:satMod val="350000"/>
+                <a:lumMod val="99000"/>
+                <a:satMod val="120000"/>
+                <a:shade val="78000"/>
               </a:schemeClr>
             </a:gs>
           </a:gsLst>
-          <a:lin ang="16200000" scaled="0"/>
+          <a:lin ang="5400000" scaled="0"/>
         </a:gradFill>
       </a:fillStyleLst>
       <a:lnStyleLst>
-        <a:ln w="9525" cap="flat" cmpd="sng" algn="ctr">
-          <a:solidFill>
-            <a:schemeClr val="phClr">
-              <a:shade val="95000"/>
-              <a:satMod val="105000"/>
-            </a:schemeClr>
-          </a:solidFill>
-          <a:prstDash val="solid"/>
-        </a:ln>
-        <a:ln w="25400" cap="flat" cmpd="sng" algn="ctr">
+        <a:ln w="6350" cap="flat" cmpd="sng" algn="ctr">
           <a:solidFill>
             <a:schemeClr val="phClr"/>
           </a:solidFill>
           <a:prstDash val="solid"/>
+          <a:miter lim="800000"/>
         </a:ln>
-        <a:ln w="38100" cap="flat" cmpd="sng" algn="ctr">
+        <a:ln w="12700" cap="flat" cmpd="sng" algn="ctr">
           <a:solidFill>
             <a:schemeClr val="phClr"/>
           </a:solidFill>
           <a:prstDash val="solid"/>
+          <a:miter lim="800000"/>
+        </a:ln>
+        <a:ln w="19050" cap="flat" cmpd="sng" algn="ctr">
+          <a:solidFill>
+            <a:schemeClr val="phClr"/>
+          </a:solidFill>
+          <a:prstDash val="solid"/>
+          <a:miter lim="800000"/>
         </a:ln>
       </a:lnStyleLst>
       <a:effectStyleLst>
         <a:effectStyle>
+          <a:effectLst/>
+        </a:effectStyle>
+        <a:effectStyle>
+          <a:effectLst/>
+        </a:effectStyle>
+        <a:effectStyle>
           <a:effectLst>
-            <a:outerShdw blurRad="40000" dist="20000" dir="5400000" rotWithShape="0">
+            <a:outerShdw blurRad="57150" dist="19050" dir="5400000" algn="ctr" rotWithShape="0">
               <a:srgbClr val="000000">
-                <a:alpha val="38000"/>
+                <a:alpha val="63000"/>
               </a:srgbClr>
             </a:outerShdw>
           </a:effectLst>
-        </a:effectStyle>
-        <a:effectStyle>
-          <a:effectLst>
-            <a:outerShdw blurRad="40000" dist="23000" dir="5400000" rotWithShape="0">
-              <a:srgbClr val="000000">
-                <a:alpha val="35000"/>
-              </a:srgbClr>
-            </a:outerShdw>
-          </a:effectLst>
-        </a:effectStyle>
-        <a:effectStyle>
-          <a:effectLst>
-            <a:outerShdw blurRad="40000" dist="23000" dir="5400000" rotWithShape="0">
-              <a:srgbClr val="000000">
-                <a:alpha val="35000"/>
-              </a:srgbClr>
-            </a:outerShdw>
-          </a:effectLst>
-          <a:scene3d>
-            <a:camera prst="orthographicFront">
-              <a:rot lat="0" lon="0" rev="0"/>
-            </a:camera>
-            <a:lightRig rig="threePt" dir="t">
-              <a:rot lat="0" lon="0" rev="1200000"/>
-            </a:lightRig>
-          </a:scene3d>
-          <a:sp3d>
-            <a:bevelT w="63500" h="25400"/>
-          </a:sp3d>
         </a:effectStyle>
       </a:effectStyleLst>
       <a:bgFillStyleLst>
         <a:solidFill>
           <a:schemeClr val="phClr"/>
         </a:solidFill>
+        <a:solidFill>
+          <a:schemeClr val="phClr">
+            <a:tint val="95000"/>
+            <a:satMod val="170000"/>
+          </a:schemeClr>
+        </a:solidFill>
         <a:gradFill rotWithShape="1">
           <a:gsLst>
             <a:gs pos="0">
               <a:schemeClr val="phClr">
-                <a:tint val="40000"/>
-                <a:satMod val="350000"/>
+                <a:tint val="93000"/>
+                <a:satMod val="150000"/>
+                <a:shade val="98000"/>
+                <a:lumMod val="102000"/>
               </a:schemeClr>
             </a:gs>
-            <a:gs pos="40000">
+            <a:gs pos="50000">
               <a:schemeClr val="phClr">
-                <a:tint val="45000"/>
-                <a:shade val="99000"/>
-                <a:satMod val="350000"/>
+                <a:tint val="98000"/>
+                <a:satMod val="130000"/>
+                <a:shade val="90000"/>
+                <a:lumMod val="103000"/>
               </a:schemeClr>
             </a:gs>
             <a:gs pos="100000">
               <a:schemeClr val="phClr">
-                <a:shade val="20000"/>
-                <a:satMod val="255000"/>
+                <a:shade val="63000"/>
+                <a:satMod val="120000"/>
               </a:schemeClr>
             </a:gs>
           </a:gsLst>
-          <a:path path="circle">
-            <a:fillToRect l="50000" t="-80000" r="50000" b="180000"/>
-          </a:path>
-        </a:gradFill>
-        <a:gradFill rotWithShape="1">
-          <a:gsLst>
-            <a:gs pos="0">
-              <a:schemeClr val="phClr">
-                <a:tint val="80000"/>
-                <a:satMod val="300000"/>
-              </a:schemeClr>
-            </a:gs>
-            <a:gs pos="100000">
-              <a:schemeClr val="phClr">
-                <a:shade val="30000"/>
-                <a:satMod val="200000"/>
-              </a:schemeClr>
-            </a:gs>
-          </a:gsLst>
-          <a:path path="circle">
-            <a:fillToRect l="50000" t="50000" r="50000" b="50000"/>
-          </a:path>
+          <a:lin ang="5400000" scaled="0"/>
         </a:gradFill>
       </a:bgFillStyleLst>
     </a:fmtScheme>
   </a:themeElements>
-  <a:objectDefaults>
-    <a:spDef>
-      <a:spPr/>
-      <a:bodyPr/>
-      <a:lstStyle/>
-      <a:style>
-        <a:lnRef idx="1">
-          <a:schemeClr val="accent1"/>
-        </a:lnRef>
-        <a:fillRef idx="3">
-          <a:schemeClr val="accent1"/>
-        </a:fillRef>
-        <a:effectRef idx="2">
-          <a:schemeClr val="accent1"/>
-        </a:effectRef>
-        <a:fontRef idx="minor">
-          <a:schemeClr val="lt1"/>
-        </a:fontRef>
-      </a:style>
-    </a:spDef>
-    <a:lnDef>
-      <a:spPr/>
-      <a:bodyPr/>
-      <a:lstStyle/>
-      <a:style>
-        <a:lnRef idx="2">
-          <a:schemeClr val="accent1"/>
-        </a:lnRef>
-        <a:fillRef idx="0">
-          <a:schemeClr val="accent1"/>
-        </a:fillRef>
-        <a:effectRef idx="1">
-          <a:schemeClr val="accent1"/>
-        </a:effectRef>
-        <a:fontRef idx="minor">
-          <a:schemeClr val="tx1"/>
-        </a:fontRef>
-      </a:style>
-    </a:lnDef>
-  </a:objectDefaults>
+  <a:objectDefaults/>
   <a:extraClrSchemeLst/>
+  <a:extLst>
+    <a:ext uri="{05A4C25C-085E-4340-85A3-A5531E510DB2}">
+      <thm15:themeFamily xmlns:thm15="http://schemas.microsoft.com/office/thememl/2012/main" name="Office Theme" id="{2E142A2C-CD16-42D6-873A-C26D2A0506FA}" vid="{1BDDFF52-6CD6-40A5-AB3C-68EB2F1E4D0A}"/>
+    </a:ext>
+  </a:extLst>
 </a:theme>
 </file>
--- a/inbox/Application Aware Networking/Book_06_FedAAN_Federal_Telecommunications_Modernization.docx
+++ b/inbox/Application Aware Networking/Book_06_FedAAN_Federal_Telecommunications_Modernization.docx
@@ -7321,22 +7321,32 @@
   <w:style w:default="1" w:styleId="Table" w:type="table">
     <w:name w:val="Table"/>
     <w:basedOn w:val="TableNormal"/>
-    <w:semiHidden/>
-    <w:unhideWhenUsed/>
+    <w:uiPriority w:val="59"/>
     <w:qFormat/>
     <w:tblPr>
       <w:tblInd w:type="dxa" w:w="0"/>
+      <w:tblBorders>
+        <w:top w:color="0078D4" w:space="0" w:sz="12" w:val="single"/>
+        <w:bottom w:color="0078D4" w:space="0" w:sz="12" w:val="single"/>
+        <w:left w:val="nil"/>
+        <w:right w:val="nil"/>
+        <w:insideH w:color="D1D5DA" w:space="0" w:sz="4" w:val="single"/>
+        <w:insideV w:val="nil"/>
+      </w:tblBorders>
       <w:tblCellMar>
-        <w:top w:type="dxa" w:w="0"/>
+        <w:top w:type="dxa" w:w="80"/>
         <w:left w:type="dxa" w:w="108"/>
-        <w:bottom w:type="dxa" w:w="0"/>
+        <w:bottom w:type="dxa" w:w="80"/>
         <w:right w:type="dxa" w:w="108"/>
       </w:tblCellMar>
     </w:tblPr>
     <w:tblStylePr w:type="firstRow">
+      <w:rPr>
+        <w:b/>
+      </w:rPr>
       <w:tcPr>
         <w:tcBorders>
-          <w:bottom w:val="single"/>
+          <w:bottom w:color="0078D4" w:space="0" w:sz="8" w:val="single"/>
         </w:tcBorders>
         <w:vAlign w:val="bottom"/>
       </w:tcPr>
@@ -7397,6 +7407,29 @@
     <w:basedOn w:val="DefaultParagraphFont"/>
     <w:link w:val="BodyText"/>
   </w:style>
+  <w:style w:customStyle="1" w:styleId="SourceCode" w:type="paragraph">
+    <w:name w:val="Source Code"/>
+    <w:basedOn w:val="Normal"/>
+    <w:link w:val="VerbatimChar"/>
+    <w:pPr>
+      <w:pBdr>
+        <w:top w:color="D1D5DA" w:space="6" w:sz="6" w:val="single"/>
+        <w:left w:color="D1D5DA" w:space="6" w:sz="6" w:val="single"/>
+        <w:bottom w:color="D1D5DA" w:space="6" w:sz="6" w:val="single"/>
+        <w:right w:color="D1D5DA" w:space="6" w:sz="6" w:val="single"/>
+      </w:pBdr>
+      <w:shd w:fill="F6F8FA" w:val="clear"/>
+      <w:wordWrap w:val="off"/>
+      <w:spacing w:after="0" w:before="0" w:line="240" w:lineRule="auto"/>
+      <w:ind w:left="144" w:right="144"/>
+      <w:contextualSpacing/>
+    </w:pPr>
+    <w:rPr>
+      <w:rFonts w:ascii="Consolas" w:hAnsi="Consolas"/>
+      <w:color w:val="24292E"/>
+      <w:sz w:val="18"/>
+    </w:rPr>
+  </w:style>
   <w:style w:customStyle="1" w:styleId="VerbatimChar" w:type="character">
     <w:name w:val="Verbatim Char"/>
     <w:basedOn w:val="BodyTextChar"/>
@@ -7440,15 +7473,6 @@
       <w:bCs w:val="0"/>
       <w:color w:themeColor="accent1" w:themeShade="BF" w:val="365F91"/>
     </w:rPr>
-  </w:style>
-  <w:style w:type="paragraph" w:customStyle="1" w:styleId="SourceCode">
-    <w:name w:val="Source Code"/>
-    <w:basedOn w:val="Normal"/>
-    <w:link w:val="VerbatimChar"/>
-    <w:pPr>
-      <w:wordWrap w:val="off"/>
-      <w:shd w:val="clear" w:fill="f1f3f5"/>
-    </w:pPr>
   </w:style>
   <w:style w:type="character" w:customStyle="1" w:styleId="KeywordTok">
     <w:name w:val="KeywordTok"/>

--- a/inbox/Application Aware Networking/Book_06_FedAAN_Federal_Telecommunications_Modernization.docx
+++ b/inbox/Application Aware Networking/Book_06_FedAAN_Federal_Telecommunications_Modernization.docx
@@ -31,7 +31,7 @@
         <w:pStyle w:val="Date"/>
       </w:pPr>
       <w:r>
-        <w:t xml:space="preserve">2026-06-29</w:t>
+        <w:t xml:space="preserve">Invalid Date</w:t>
       </w:r>
     </w:p>
     <w:sdt>
@@ -114,7 +114,7 @@
                     <a:graphicData uri="http://schemas.openxmlformats.org/drawingml/2006/picture">
                       <pic:pic>
                         <pic:nvPicPr>
-                          <pic:cNvPr descr="/opt/quarto/share/formats/docx/warning.png" id="11" name="Picture"/>
+                          <pic:cNvPr descr="C:\Program Files\Quarto\share\formats\docx\warning.png" id="11" name="Picture"/>
                           <pic:cNvPicPr>
                             <a:picLocks noChangeArrowheads="1" noChangeAspect="1"/>
                           </pic:cNvPicPr>
@@ -174,7 +174,7 @@
               <w:pStyle w:val="BodyText"/>
             </w:pPr>
             <w:pPr>
-              <w:spacing w:before="16" w:after="16"/>
+              <w:spacing w:before="16"/>
             </w:pPr>
             <w:r>
               <w:t xml:space="preserve">This document is a</w:t>
@@ -207,6 +207,27 @@
             </w:r>
             <w:r>
               <w:t xml:space="preserve">. It is an attempt at a comprehensive SSA-wide technical roadmap and has not been reviewed or approved by the SSA CIO Office, the Office of Information Security (OIS), or organizational leadership. All recommendations, vendor selections, control mappings, and implementation timelines are subject to revision pending formal review by the SSA CIO Office and organizational components.</w:t>
+            </w:r>
+          </w:p>
+          <w:p>
+            <w:pPr>
+              <w:pStyle w:val="BodyText"/>
+            </w:pPr>
+            <w:pPr>
+              <w:spacing w:after="16"/>
+            </w:pPr>
+            <w:r>
+              <w:rPr>
+                <w:b/>
+                <w:bCs/>
+              </w:rPr>
+              <w:t xml:space="preserve">Date Code:</w:t>
+            </w:r>
+            <w:r>
+              <w:t xml:space="preserve"> </w:t>
+            </w:r>
+            <w:r>
+              <w:t xml:space="preserve">2026-07-07 16:04 ET</w:t>
             </w:r>
           </w:p>
           <w:p/>
@@ -2139,7 +2160,7 @@
     </w:p>
     <w:bookmarkEnd w:id="44"/>
     <w:bookmarkEnd w:id="45"/>
-    <w:bookmarkStart w:id="56" w:name="X839c1c655003bd3897e8b5851a50b9508e76f4d"/>
+    <w:bookmarkStart w:id="62" w:name="X839c1c655003bd3897e8b5851a50b9508e76f4d"/>
     <w:p>
       <w:pPr>
         <w:pStyle w:val="Heading1"/>
@@ -2148,7 +2169,7 @@
         <w:t xml:space="preserve">4. Microsoft Teams Phone: Replacing the Legacy PBX in GCC Moderate</w:t>
       </w:r>
     </w:p>
-    <w:bookmarkStart w:id="46" w:name="what-teams-phone-is"/>
+    <w:bookmarkStart w:id="49" w:name="what-teams-phone-is"/>
     <w:p>
       <w:pPr>
         <w:pStyle w:val="Heading2"/>
@@ -2183,8 +2204,63 @@
         <w:t xml:space="preserve">Fixing the network for Teams meetings fixes it for Teams Phone simultaneously.</w:t>
       </w:r>
     </w:p>
-    <w:bookmarkEnd w:id="46"/>
-    <w:bookmarkStart w:id="47" w:name="X6ece0fcf0855462989a3ddd91807ca0d93f5e19"/>
+    <w:p>
+      <w:pPr>
+        <w:pStyle w:val="CaptionedFigure"/>
+      </w:pPr>
+      <w:r>
+        <w:drawing>
+          <wp:inline>
+            <wp:extent cx="5334000" cy="3000375"/>
+            <wp:effectExtent b="0" l="0" r="0" t="0"/>
+            <wp:docPr descr="Teams Phone: the cloud PBX inside GCC Moderate" title="" id="47" name="Picture"/>
+            <a:graphic>
+              <a:graphicData uri="http://schemas.openxmlformats.org/drawingml/2006/picture">
+                <pic:pic>
+                  <pic:nvPicPr>
+                    <pic:cNvPr descr="figs/tc-fig-15-teams-phone-gcc.png" id="48" name="Picture"/>
+                    <pic:cNvPicPr>
+                      <a:picLocks noChangeArrowheads="1" noChangeAspect="1"/>
+                    </pic:cNvPicPr>
+                  </pic:nvPicPr>
+                  <pic:blipFill>
+                    <a:blip r:embed="rId46"/>
+                    <a:stretch>
+                      <a:fillRect/>
+                    </a:stretch>
+                  </pic:blipFill>
+                  <pic:spPr bwMode="auto">
+                    <a:xfrm>
+                      <a:off x="0" y="0"/>
+                      <a:ext cx="5334000" cy="3000375"/>
+                    </a:xfrm>
+                    <a:prstGeom prst="rect">
+                      <a:avLst/>
+                    </a:prstGeom>
+                    <a:noFill/>
+                    <a:ln w="9525">
+                      <a:noFill/>
+                      <a:headEnd/>
+                      <a:tailEnd/>
+                    </a:ln>
+                  </pic:spPr>
+                </pic:pic>
+              </a:graphicData>
+            </a:graphic>
+          </wp:inline>
+        </w:drawing>
+      </w:r>
+    </w:p>
+    <w:p>
+      <w:pPr>
+        <w:pStyle w:val="ImageCaption"/>
+      </w:pPr>
+      <w:r>
+        <w:t xml:space="preserve">Teams Phone: the cloud PBX inside GCC Moderate</w:t>
+      </w:r>
+    </w:p>
+    <w:bookmarkEnd w:id="49"/>
+    <w:bookmarkStart w:id="53" w:name="X6ece0fcf0855462989a3ddd91807ca0d93f5e19"/>
     <w:p>
       <w:pPr>
         <w:pStyle w:val="Heading2"/>
@@ -2195,7 +2271,62 @@
     </w:p>
     <w:p>
       <w:pPr>
-        <w:pStyle w:val="FirstParagraph"/>
+        <w:pStyle w:val="CaptionedFigure"/>
+      </w:pPr>
+      <w:r>
+        <w:drawing>
+          <wp:inline>
+            <wp:extent cx="5334000" cy="3000375"/>
+            <wp:effectExtent b="0" l="0" r="0" t="0"/>
+            <wp:docPr descr="PSTN connectivity: Calling Plans, Direct Routing, and the SBC decision" title="" id="51" name="Picture"/>
+            <a:graphic>
+              <a:graphicData uri="http://schemas.openxmlformats.org/drawingml/2006/picture">
+                <pic:pic>
+                  <pic:nvPicPr>
+                    <pic:cNvPr descr="figs/tc-fig-16-pstn-sbc-options.png" id="52" name="Picture"/>
+                    <pic:cNvPicPr>
+                      <a:picLocks noChangeArrowheads="1" noChangeAspect="1"/>
+                    </pic:cNvPicPr>
+                  </pic:nvPicPr>
+                  <pic:blipFill>
+                    <a:blip r:embed="rId50"/>
+                    <a:stretch>
+                      <a:fillRect/>
+                    </a:stretch>
+                  </pic:blipFill>
+                  <pic:spPr bwMode="auto">
+                    <a:xfrm>
+                      <a:off x="0" y="0"/>
+                      <a:ext cx="5334000" cy="3000375"/>
+                    </a:xfrm>
+                    <a:prstGeom prst="rect">
+                      <a:avLst/>
+                    </a:prstGeom>
+                    <a:noFill/>
+                    <a:ln w="9525">
+                      <a:noFill/>
+                      <a:headEnd/>
+                      <a:tailEnd/>
+                    </a:ln>
+                  </pic:spPr>
+                </pic:pic>
+              </a:graphicData>
+            </a:graphic>
+          </wp:inline>
+        </w:drawing>
+      </w:r>
+    </w:p>
+    <w:p>
+      <w:pPr>
+        <w:pStyle w:val="ImageCaption"/>
+      </w:pPr>
+      <w:r>
+        <w:t xml:space="preserve">PSTN connectivity: Calling Plans, Direct Routing, and the SBC decision</w:t>
+      </w:r>
+    </w:p>
+    <w:p>
+      <w:pPr>
+        <w:pStyle w:val="BodyText"/>
       </w:pPr>
       <w:r>
         <w:t xml:space="preserve">Connecting Teams Phone to the PSTN requires one of two approaches:</w:t>
@@ -2303,8 +2434,8 @@
         <w:t xml:space="preserve">— confirm before procurement.</w:t>
       </w:r>
     </w:p>
-    <w:bookmarkEnd w:id="47"/>
-    <w:bookmarkStart w:id="54" w:name="e911-federal-legal-requirements"/>
+    <w:bookmarkEnd w:id="53"/>
+    <w:bookmarkStart w:id="60" w:name="e911-federal-legal-requirements"/>
     <w:p>
       <w:pPr>
         <w:pStyle w:val="Heading2"/>
@@ -2322,18 +2453,18 @@
           <wp:inline>
             <wp:extent cx="5334000" cy="2755900"/>
             <wp:effectExtent b="0" l="0" r="0" t="0"/>
-            <wp:docPr descr="E911 Compliance and Teams Phone GCC Boundary" title="" id="49" name="Picture"/>
+            <wp:docPr descr="E911 Compliance and Teams Phone GCC Boundary" title="" id="55" name="Picture"/>
             <a:graphic>
               <a:graphicData uri="http://schemas.openxmlformats.org/drawingml/2006/picture">
                 <pic:pic>
                   <pic:nvPicPr>
-                    <pic:cNvPr descr="figs/tc-fig-06-e911-boundary.png" id="50" name="Picture"/>
+                    <pic:cNvPr descr="figs/tc-fig-06-e911-boundary.png" id="56" name="Picture"/>
                     <pic:cNvPicPr>
                       <a:picLocks noChangeArrowheads="1" noChangeAspect="1"/>
                     </pic:cNvPicPr>
                   </pic:nvPicPr>
                   <pic:blipFill>
-                    <a:blip r:embed="rId48"/>
+                    <a:blip r:embed="rId54"/>
                     <a:stretch>
                       <a:fillRect/>
                     </a:stretch>
@@ -2451,18 +2582,18 @@
           <wp:inline>
             <wp:extent cx="5334000" cy="2726266"/>
             <wp:effectExtent b="0" l="0" r="0" t="0"/>
-            <wp:docPr descr="Legacy PBX to Teams Phone GCC: Platform Modernization" title="" id="52" name="Picture"/>
+            <wp:docPr descr="Legacy PBX to Teams Phone GCC: Platform Modernization" title="" id="58" name="Picture"/>
             <a:graphic>
               <a:graphicData uri="http://schemas.openxmlformats.org/drawingml/2006/picture">
                 <pic:pic>
                   <pic:nvPicPr>
-                    <pic:cNvPr descr="figs/tc-fig-12-pbx-migration.png" id="53" name="Picture"/>
+                    <pic:cNvPr descr="figs/tc-fig-12-pbx-migration.png" id="59" name="Picture"/>
                     <pic:cNvPicPr>
                       <a:picLocks noChangeArrowheads="1" noChangeAspect="1"/>
                     </pic:cNvPicPr>
                   </pic:nvPicPr>
                   <pic:blipFill>
-                    <a:blip r:embed="rId51"/>
+                    <a:blip r:embed="rId57"/>
                     <a:stretch>
                       <a:fillRect/>
                     </a:stretch>
@@ -2497,8 +2628,8 @@
         <w:t xml:space="preserve">Legacy PBX to Teams Phone GCC: Platform Modernization</w:t>
       </w:r>
     </w:p>
-    <w:bookmarkEnd w:id="54"/>
-    <w:bookmarkStart w:id="55" w:name="Xc6d6f0f9ab976088fca5f667c98e6f2686f49b2"/>
+    <w:bookmarkEnd w:id="60"/>
+    <w:bookmarkStart w:id="61" w:name="Xc6d6f0f9ab976088fca5f667c98e6f2686f49b2"/>
     <w:p>
       <w:pPr>
         <w:pStyle w:val="Heading2"/>
@@ -2579,9 +2710,9 @@
         <w:t xml:space="preserve">Legacy analog fax lines cannot be replaced with Teams Phone without a fax-over-IP (FoIP) solution or a cloud fax service. Fax lines should be inventoried and handled separately from voice number porting.</w:t>
       </w:r>
     </w:p>
-    <w:bookmarkEnd w:id="55"/>
-    <w:bookmarkEnd w:id="56"/>
-    <w:bookmarkStart w:id="71" w:name="one-investment-two-platforms"/>
+    <w:bookmarkEnd w:id="61"/>
+    <w:bookmarkEnd w:id="62"/>
+    <w:bookmarkStart w:id="77" w:name="one-investment-two-platforms"/>
     <w:p>
       <w:pPr>
         <w:pStyle w:val="Heading1"/>
@@ -2590,7 +2721,7 @@
         <w:t xml:space="preserve">5. One Investment: Two Platforms</w:t>
       </w:r>
     </w:p>
-    <w:bookmarkStart w:id="60" w:name="the-architecture-both-platforms-require"/>
+    <w:bookmarkStart w:id="66" w:name="the-architecture-both-platforms-require"/>
     <w:p>
       <w:pPr>
         <w:pStyle w:val="Heading2"/>
@@ -2608,18 +2739,18 @@
           <wp:inline>
             <wp:extent cx="5334000" cy="3022600"/>
             <wp:effectExtent b="0" l="0" r="0" t="0"/>
-            <wp:docPr descr="One SD-WAN Investment: Two Voice Platforms" title="" id="58" name="Picture"/>
+            <wp:docPr descr="One SD-WAN Investment: Two Voice Platforms" title="" id="64" name="Picture"/>
             <a:graphic>
               <a:graphicData uri="http://schemas.openxmlformats.org/drawingml/2006/picture">
                 <pic:pic>
                   <pic:nvPicPr>
-                    <pic:cNvPr descr="figs/tc-fig-03-dual-platform-hub.png" id="59" name="Picture"/>
+                    <pic:cNvPr descr="figs/tc-fig-03-dual-platform-hub.png" id="65" name="Picture"/>
                     <pic:cNvPicPr>
                       <a:picLocks noChangeArrowheads="1" noChangeAspect="1"/>
                     </pic:cNvPicPr>
                   </pic:nvPicPr>
                   <pic:blipFill>
-                    <a:blip r:embed="rId57"/>
+                    <a:blip r:embed="rId63"/>
                     <a:stretch>
                       <a:fillRect/>
                     </a:stretch>
@@ -2674,8 +2805,8 @@
         <w:t xml:space="preserve">It is Application-Aware Networking — a network architecture in which policy decisions, path selection, security enforcement, and traffic treatment are determined by the full context of a transaction: application identity, user identity, device posture, and behavioral characteristics. Not by source IP and port alone.</w:t>
       </w:r>
     </w:p>
-    <w:bookmarkEnd w:id="60"/>
-    <w:bookmarkStart w:id="65" w:name="X119a6ef9ab3643d048ae2abef2403893680628b"/>
+    <w:bookmarkEnd w:id="66"/>
+    <w:bookmarkStart w:id="71" w:name="X119a6ef9ab3643d048ae2abef2403893680628b"/>
     <w:p>
       <w:pPr>
         <w:pStyle w:val="Heading2"/>
@@ -2693,18 +2824,18 @@
           <wp:inline>
             <wp:extent cx="5334000" cy="2755900"/>
             <wp:effectExtent b="0" l="0" r="0" t="0"/>
-            <wp:docPr descr="Hybrid Agent: Dual Concurrent Voice Streams" title="" id="62" name="Picture"/>
+            <wp:docPr descr="Hybrid Agent: Dual Concurrent Voice Streams" title="" id="68" name="Picture"/>
             <a:graphic>
               <a:graphicData uri="http://schemas.openxmlformats.org/drawingml/2006/picture">
                 <pic:pic>
                   <pic:nvPicPr>
-                    <pic:cNvPr descr="figs/tc-fig-04-hybrid-agent.png" id="63" name="Picture"/>
+                    <pic:cNvPr descr="figs/tc-fig-04-hybrid-agent.png" id="69" name="Picture"/>
                     <pic:cNvPicPr>
                       <a:picLocks noChangeArrowheads="1" noChangeAspect="1"/>
                     </pic:cNvPicPr>
                   </pic:nvPicPr>
                   <pic:blipFill>
-                    <a:blip r:embed="rId61"/>
+                    <a:blip r:embed="rId67"/>
                     <a:stretch>
                       <a:fillRect/>
                     </a:stretch>
@@ -2767,7 +2898,7 @@
         <w:t xml:space="preserve">At a field office with 20 concurrent hybrid agents, this is 4 Mbps of DSCP EF traffic that must be accommodated on the lowest-latency path at peak.</w:t>
       </w:r>
     </w:p>
-    <w:bookmarkStart w:id="64" w:name="headset-and-browser-configuration"/>
+    <w:bookmarkStart w:id="70" w:name="headset-and-browser-configuration"/>
     <w:p>
       <w:pPr>
         <w:pStyle w:val="Heading3"/>
@@ -2812,9 +2943,9 @@
         <w:t xml:space="preserve">Headset configuration must be standardized across the agent population before go-live on both platforms. Ad hoc headset choices create support complexity and inconsistent audio quality that confounds troubleshooting.</w:t>
       </w:r>
     </w:p>
-    <w:bookmarkEnd w:id="64"/>
-    <w:bookmarkEnd w:id="65"/>
-    <w:bookmarkStart w:id="66" w:name="Xd43b70dd148dff0e4376593b87afb1af30bd473"/>
+    <w:bookmarkEnd w:id="70"/>
+    <w:bookmarkEnd w:id="71"/>
+    <w:bookmarkStart w:id="72" w:name="Xd43b70dd148dff0e4376593b87afb1af30bd473"/>
     <w:p>
       <w:pPr>
         <w:pStyle w:val="Heading2"/>
@@ -2897,8 +3028,8 @@
         <w:t xml:space="preserve">the browser interface for Amazon Connect and the Teams application interface. Highest-throughput path. These tolerate 200–500 ms of latency without affecting call quality and should not compete with voice for the latency-sensitive path.</w:t>
       </w:r>
     </w:p>
-    <w:bookmarkEnd w:id="66"/>
-    <w:bookmarkStart w:id="70" w:name="sd-wan-and-sase-stack-architecture"/>
+    <w:bookmarkEnd w:id="72"/>
+    <w:bookmarkStart w:id="76" w:name="sd-wan-and-sase-stack-architecture"/>
     <w:p>
       <w:pPr>
         <w:pStyle w:val="Heading2"/>
@@ -3208,18 +3339,18 @@
                 <wp:inline>
                   <wp:extent cx="152400" cy="152400"/>
                   <wp:effectExtent b="0" l="0" r="0" t="0"/>
-                  <wp:docPr descr="" title="" id="68" name="Picture"/>
+                  <wp:docPr descr="" title="" id="74" name="Picture"/>
                   <a:graphic>
                     <a:graphicData uri="http://schemas.openxmlformats.org/drawingml/2006/picture">
                       <pic:pic>
                         <pic:nvPicPr>
-                          <pic:cNvPr descr="/opt/quarto/share/formats/docx/note.png" id="69" name="Picture"/>
+                          <pic:cNvPr descr="C:\Program Files\Quarto\share\formats\docx\note.png" id="75" name="Picture"/>
                           <pic:cNvPicPr>
                             <a:picLocks noChangeArrowheads="1" noChangeAspect="1"/>
                           </pic:cNvPicPr>
                         </pic:nvPicPr>
                         <pic:blipFill>
-                          <a:blip r:embed="rId67"/>
+                          <a:blip r:embed="rId73"/>
                           <a:stretch>
                             <a:fillRect/>
                           </a:stretch>
@@ -3283,9 +3414,9 @@
         </w:tc>
       </w:tr>
     </w:tbl>
-    <w:bookmarkEnd w:id="70"/>
-    <w:bookmarkEnd w:id="71"/>
-    <w:bookmarkStart w:id="75" w:name="X50c43ddecf199ebf91917431a313350dc266772"/>
+    <w:bookmarkEnd w:id="76"/>
+    <w:bookmarkEnd w:id="77"/>
+    <w:bookmarkStart w:id="81" w:name="X50c43ddecf199ebf91917431a313350dc266772"/>
     <w:p>
       <w:pPr>
         <w:pStyle w:val="Heading1"/>
@@ -3303,18 +3434,18 @@
           <wp:inline>
             <wp:extent cx="5334000" cy="2933700"/>
             <wp:effectExtent b="0" l="0" r="0" t="0"/>
-            <wp:docPr descr="DIA Enables — SASE Achieves: NIST Control Stack" title="" id="73" name="Picture"/>
+            <wp:docPr descr="DIA Enables — SASE Achieves: NIST Control Stack" title="" id="79" name="Picture"/>
             <a:graphic>
               <a:graphicData uri="http://schemas.openxmlformats.org/drawingml/2006/picture">
                 <pic:pic>
                   <pic:nvPicPr>
-                    <pic:cNvPr descr="figs/tc-fig-05-sase-stack.png" id="74" name="Picture"/>
+                    <pic:cNvPr descr="figs/tc-fig-05-sase-stack.png" id="80" name="Picture"/>
                     <pic:cNvPicPr>
                       <a:picLocks noChangeArrowheads="1" noChangeAspect="1"/>
                     </pic:cNvPicPr>
                   </pic:nvPicPr>
                   <pic:blipFill>
-                    <a:blip r:embed="rId72"/>
+                    <a:blip r:embed="rId78"/>
                     <a:stretch>
                       <a:fillRect/>
                     </a:stretch>
@@ -3717,8 +3848,8 @@
         <w:t xml:space="preserve">For Amazon Connect and Teams Phone, DIA solves the G.114 latency problem by eliminating the geographic hairpin. That is its entire contribution to the compliance picture. A field office deployment that adds DIA without the SASE control stack has better latency and the same compliance gaps. The NIST controls are not satisfied by the pipe. They are satisfied by what governs the pipe.</w:t>
       </w:r>
     </w:p>
-    <w:bookmarkEnd w:id="75"/>
-    <w:bookmarkStart w:id="77" w:name="Xc2560083c76569be9743a47f334c5a0f3d3f7e2"/>
+    <w:bookmarkEnd w:id="81"/>
+    <w:bookmarkStart w:id="86" w:name="Xc2560083c76569be9743a47f334c5a0f3d3f7e2"/>
     <w:p>
       <w:pPr>
         <w:pStyle w:val="Heading1"/>
@@ -3769,6 +3900,61 @@
     </w:p>
     <w:p>
       <w:pPr>
+        <w:pStyle w:val="CaptionedFigure"/>
+      </w:pPr>
+      <w:r>
+        <w:drawing>
+          <wp:inline>
+            <wp:extent cx="5334000" cy="3000375"/>
+            <wp:effectExtent b="0" l="0" r="0" t="0"/>
+            <wp:docPr descr="TIC 3.0: the two use cases governing agency voice and the permissibility rule" title="" id="83" name="Picture"/>
+            <a:graphic>
+              <a:graphicData uri="http://schemas.openxmlformats.org/drawingml/2006/picture">
+                <pic:pic>
+                  <pic:nvPicPr>
+                    <pic:cNvPr descr="figs/tc-fig-17-tic3-pep.png" id="84" name="Picture"/>
+                    <pic:cNvPicPr>
+                      <a:picLocks noChangeArrowheads="1" noChangeAspect="1"/>
+                    </pic:cNvPicPr>
+                  </pic:nvPicPr>
+                  <pic:blipFill>
+                    <a:blip r:embed="rId82"/>
+                    <a:stretch>
+                      <a:fillRect/>
+                    </a:stretch>
+                  </pic:blipFill>
+                  <pic:spPr bwMode="auto">
+                    <a:xfrm>
+                      <a:off x="0" y="0"/>
+                      <a:ext cx="5334000" cy="3000375"/>
+                    </a:xfrm>
+                    <a:prstGeom prst="rect">
+                      <a:avLst/>
+                    </a:prstGeom>
+                    <a:noFill/>
+                    <a:ln w="9525">
+                      <a:noFill/>
+                      <a:headEnd/>
+                      <a:tailEnd/>
+                    </a:ln>
+                  </pic:spPr>
+                </pic:pic>
+              </a:graphicData>
+            </a:graphic>
+          </wp:inline>
+        </w:drawing>
+      </w:r>
+    </w:p>
+    <w:p>
+      <w:pPr>
+        <w:pStyle w:val="ImageCaption"/>
+      </w:pPr>
+      <w:r>
+        <w:t xml:space="preserve">TIC 3.0: the two use cases governing agency voice and the permissibility rule</w:t>
+      </w:r>
+    </w:p>
+    <w:p>
+      <w:pPr>
         <w:pStyle w:val="BodyText"/>
       </w:pPr>
       <w:r>
@@ -3804,7 +3990,7 @@
         <w:t xml:space="preserve">governing each traffic path.</w:t>
       </w:r>
     </w:p>
-    <w:bookmarkStart w:id="76" w:name="Xf792461b15ccbbb54b15b5402bbf9475c6529ad"/>
+    <w:bookmarkStart w:id="85" w:name="Xf792461b15ccbbb54b15b5402bbf9475c6529ad"/>
     <w:p>
       <w:pPr>
         <w:pStyle w:val="Heading2"/>
@@ -4099,9 +4285,9 @@
         <w:t xml:space="preserve">The operational conclusion joins the two halves. The physics half — G.114’s budget — remains the driver: it is why the network must be modernized before either voice platform goes live, and it is measured in milliseconds at every agent location. The policy half — TIC 3.0’s catalog-at-the-PEP condition — is what makes the resulting architecture authorizable. The same SD-WAN + SASE investment satisfies both at once, which is why this document treats them as one program: local breakout to meet the delay budget, and the distributed PEP to make that breakout lawful.</w:t>
       </w:r>
     </w:p>
-    <w:bookmarkEnd w:id="76"/>
-    <w:bookmarkEnd w:id="77"/>
-    <w:bookmarkStart w:id="91" w:name="Xdff915852ecfb7099a0dce077831b9d7635e7fa"/>
+    <w:bookmarkEnd w:id="85"/>
+    <w:bookmarkEnd w:id="86"/>
+    <w:bookmarkStart w:id="100" w:name="Xdff915852ecfb7099a0dce077831b9d7635e7fa"/>
     <w:p>
       <w:pPr>
         <w:pStyle w:val="Heading1"/>
@@ -4119,18 +4305,18 @@
           <wp:inline>
             <wp:extent cx="5334000" cy="2726266"/>
             <wp:effectExtent b="0" l="0" r="0" t="0"/>
-            <wp:docPr descr="FedRAMP 20x Consolidated Rules: Telecommunications Implications" title="" id="79" name="Picture"/>
+            <wp:docPr descr="FedRAMP 20x Consolidated Rules: Telecommunications Implications" title="" id="88" name="Picture"/>
             <a:graphic>
               <a:graphicData uri="http://schemas.openxmlformats.org/drawingml/2006/picture">
                 <pic:pic>
                   <pic:nvPicPr>
-                    <pic:cNvPr descr="figs/tc-fig-13-fedramp-20x-telecom.png" id="80" name="Picture"/>
+                    <pic:cNvPr descr="figs/tc-fig-13-fedramp-20x-telecom.png" id="89" name="Picture"/>
                     <pic:cNvPicPr>
                       <a:picLocks noChangeArrowheads="1" noChangeAspect="1"/>
                     </pic:cNvPicPr>
                   </pic:nvPicPr>
                   <pic:blipFill>
-                    <a:blip r:embed="rId78"/>
+                    <a:blip r:embed="rId87"/>
                     <a:stretch>
                       <a:fillRect/>
                     </a:stretch>
@@ -4165,7 +4351,7 @@
         <w:t xml:space="preserve">FedRAMP 20x Consolidated Rules: Telecommunications Implications</w:t>
       </w:r>
     </w:p>
-    <w:bookmarkStart w:id="84" w:name="sec-fedramp-20x-telecom"/>
+    <w:bookmarkStart w:id="93" w:name="sec-fedramp-20x-telecom"/>
     <w:p>
       <w:pPr>
         <w:pStyle w:val="Heading2"/>
@@ -4614,18 +4800,18 @@
                 <wp:inline>
                   <wp:extent cx="152400" cy="152400"/>
                   <wp:effectExtent b="0" l="0" r="0" t="0"/>
-                  <wp:docPr descr="" title="" id="82" name="Picture"/>
+                  <wp:docPr descr="" title="" id="91" name="Picture"/>
                   <a:graphic>
                     <a:graphicData uri="http://schemas.openxmlformats.org/drawingml/2006/picture">
                       <pic:pic>
                         <pic:nvPicPr>
-                          <pic:cNvPr descr="/opt/quarto/share/formats/docx/tip.png" id="83" name="Picture"/>
+                          <pic:cNvPr descr="C:\Program Files\Quarto\share\formats\docx\tip.png" id="92" name="Picture"/>
                           <pic:cNvPicPr>
                             <a:picLocks noChangeArrowheads="1" noChangeAspect="1"/>
                           </pic:cNvPicPr>
                         </pic:nvPicPr>
                         <pic:blipFill>
-                          <a:blip r:embed="rId81"/>
+                          <a:blip r:embed="rId90"/>
                           <a:stretch>
                             <a:fillRect/>
                           </a:stretch>
@@ -4715,8 +4901,8 @@
         </w:tc>
       </w:tr>
     </w:tbl>
-    <w:bookmarkEnd w:id="84"/>
-    <w:bookmarkStart w:id="85" w:name="X7409e10531376a3c99a5e9f5e98c45fb0a0a3d0"/>
+    <w:bookmarkEnd w:id="93"/>
+    <w:bookmarkStart w:id="94" w:name="X7409e10531376a3c99a5e9f5e98c45fb0a0a3d0"/>
     <w:p>
       <w:pPr>
         <w:pStyle w:val="Heading2"/>
@@ -4843,8 +5029,8 @@
         <w:t xml:space="preserve">The specific authorization permitting .com Connect must be reviewed at each ATO renewal. The exception is not a permanent waiver; it is a time-bounded, condition-bounded authorization that requires active maintenance.</w:t>
       </w:r>
     </w:p>
-    <w:bookmarkEnd w:id="85"/>
-    <w:bookmarkStart w:id="86" w:name="teams-phone-gcc-boundary-and-pstn"/>
+    <w:bookmarkEnd w:id="94"/>
+    <w:bookmarkStart w:id="95" w:name="teams-phone-gcc-boundary-and-pstn"/>
     <w:p>
       <w:pPr>
         <w:pStyle w:val="Heading2"/>
@@ -4861,8 +5047,8 @@
         <w:t xml:space="preserve">Teams Phone in GCC Moderate operates within the GCC boundary for all call signaling, voicemail storage, call history, and user policy management. The PSTN interconnect (via Direct Routing SBC or Calling Plans) is a boundary crossing by definition: the PSTN is a public network. The SBC in Direct Routing handles the crossing point. Its configuration must be documented in the SSP as a boundary interface.</w:t>
       </w:r>
     </w:p>
-    <w:bookmarkEnd w:id="86"/>
-    <w:bookmarkStart w:id="90" w:name="X6519cabc81b3848456687843ce47cf45a8be6c7"/>
+    <w:bookmarkEnd w:id="95"/>
+    <w:bookmarkStart w:id="99" w:name="X6519cabc81b3848456687843ce47cf45a8be6c7"/>
     <w:p>
       <w:pPr>
         <w:pStyle w:val="Heading2"/>
@@ -5393,18 +5579,18 @@
           <wp:inline>
             <wp:extent cx="5334000" cy="2844800"/>
             <wp:effectExtent b="0" l="0" r="0" t="0"/>
-            <wp:docPr descr="Implementation Roadmap: Network First, Platforms Second" title="" id="88" name="Picture"/>
+            <wp:docPr descr="Implementation Roadmap: Network First, Platforms Second" title="" id="97" name="Picture"/>
             <a:graphic>
               <a:graphicData uri="http://schemas.openxmlformats.org/drawingml/2006/picture">
                 <pic:pic>
                   <pic:nvPicPr>
-                    <pic:cNvPr descr="figs/tc-fig-14-implementation-gantt.png" id="89" name="Picture"/>
+                    <pic:cNvPr descr="figs/tc-fig-14-implementation-gantt.png" id="98" name="Picture"/>
                     <pic:cNvPicPr>
                       <a:picLocks noChangeArrowheads="1" noChangeAspect="1"/>
                     </pic:cNvPicPr>
                   </pic:nvPicPr>
                   <pic:blipFill>
-                    <a:blip r:embed="rId87"/>
+                    <a:blip r:embed="rId96"/>
                     <a:stretch>
                       <a:fillRect/>
                     </a:stretch>
@@ -5439,9 +5625,9 @@
         <w:t xml:space="preserve">Implementation Roadmap: Network First, Platforms Second</w:t>
       </w:r>
     </w:p>
-    <w:bookmarkEnd w:id="90"/>
-    <w:bookmarkEnd w:id="91"/>
-    <w:bookmarkStart w:id="96" w:name="implementation-roadmap"/>
+    <w:bookmarkEnd w:id="99"/>
+    <w:bookmarkEnd w:id="100"/>
+    <w:bookmarkStart w:id="105" w:name="implementation-roadmap"/>
     <w:p>
       <w:pPr>
         <w:pStyle w:val="Heading1"/>
@@ -5468,7 +5654,7 @@
         <w:t xml:space="preserve">Voice quality failures discovered after contact center or PBX migration are dramatically more expensive to remediate than network infrastructure investments made before migration. No field office should go live on Amazon Connect or Teams Phone until the network foundation for that office is validated against G.114 requirements. Validation means measuring actual one-way latency, jitter, and packet loss from each agent workstation to AWS us-west-2 and to the Microsoft GCC edge, with local breakout active, and confirming all three parameters are within specification.</w:t>
       </w:r>
     </w:p>
-    <w:bookmarkStart w:id="92" w:name="phase-1-network-foundation-months-13"/>
+    <w:bookmarkStart w:id="101" w:name="phase-1-network-foundation-months-13"/>
     <w:p>
       <w:pPr>
         <w:pStyle w:val="Heading2"/>
@@ -5565,8 +5751,8 @@
         <w:t xml:space="preserve">Size DSCP EF capacity for peak hybrid agent load: (max concurrent hybrid agents) × 200 Kbps</w:t>
       </w:r>
     </w:p>
-    <w:bookmarkEnd w:id="92"/>
-    <w:bookmarkStart w:id="93" w:name="Xfdd51caf3fe6a11d0a4df23f20af5ae637d7021"/>
+    <w:bookmarkEnd w:id="101"/>
+    <w:bookmarkStart w:id="102" w:name="Xfdd51caf3fe6a11d0a4df23f20af5ae637d7021"/>
     <w:p>
       <w:pPr>
         <w:pStyle w:val="Heading2"/>
@@ -5647,8 +5833,8 @@
         <w:t xml:space="preserve">Validate CRM/case management integration; document data flow in SSP</w:t>
       </w:r>
     </w:p>
-    <w:bookmarkEnd w:id="93"/>
-    <w:bookmarkStart w:id="94" w:name="phase-3-teams-phone-deployment-months-48"/>
+    <w:bookmarkEnd w:id="102"/>
+    <w:bookmarkStart w:id="103" w:name="phase-3-teams-phone-deployment-months-48"/>
     <w:p>
       <w:pPr>
         <w:pStyle w:val="Heading2"/>
@@ -5729,8 +5915,8 @@
         <w:t xml:space="preserve">Port numbers in geographic tranches; maintain parallel PBX operation through each tranche</w:t>
       </w:r>
     </w:p>
-    <w:bookmarkEnd w:id="94"/>
-    <w:bookmarkStart w:id="95" w:name="X9d7b7ecc3f0b58540fc3182ad13f1c94567e114"/>
+    <w:bookmarkEnd w:id="103"/>
+    <w:bookmarkStart w:id="104" w:name="X9d7b7ecc3f0b58540fc3182ad13f1c94567e114"/>
     <w:p>
       <w:pPr>
         <w:pStyle w:val="Heading2"/>
@@ -5809,9 +5995,9 @@
         <w:t xml:space="preserve">Configure SD-WAN telemetry exports in machine-readable JSON format; ensure Connect audit logs, authentication events, and boundary crossing records meet structured KSI format requirements; validate SBC event logs feed SIEM in queryable format</w:t>
       </w:r>
     </w:p>
-    <w:bookmarkEnd w:id="95"/>
-    <w:bookmarkEnd w:id="96"/>
-    <w:bookmarkStart w:id="97" w:name="federal-framework-alignment"/>
+    <w:bookmarkEnd w:id="104"/>
+    <w:bookmarkEnd w:id="105"/>
+    <w:bookmarkStart w:id="106" w:name="federal-framework-alignment"/>
     <w:p>
       <w:pPr>
         <w:pStyle w:val="Heading1"/>
@@ -6396,7 +6582,7 @@
         </w:tc>
       </w:tr>
     </w:tbl>
-    <w:bookmarkEnd w:id="97"/>
+    <w:bookmarkEnd w:id="106"/>
     <w:sectPr>
       <w:footnotePr>
         <w:numRestart w:val="eachSect"/>

--- a/inbox/Application Aware Networking/Book_06_FedAAN_Federal_Telecommunications_Modernization.docx
+++ b/inbox/Application Aware Networking/Book_06_FedAAN_Federal_Telecommunications_Modernization.docx
@@ -114,7 +114,7 @@
                     <a:graphicData uri="http://schemas.openxmlformats.org/drawingml/2006/picture">
                       <pic:pic>
                         <pic:nvPicPr>
-                          <pic:cNvPr descr="C:\Program Files\Quarto\share\formats\docx\warning.png" id="11" name="Picture"/>
+                          <pic:cNvPr descr="/opt/quarto/share/formats/docx/warning.png" id="11" name="Picture"/>
                           <pic:cNvPicPr>
                             <a:picLocks noChangeArrowheads="1" noChangeAspect="1"/>
                           </pic:cNvPicPr>
@@ -3344,7 +3344,7 @@
                     <a:graphicData uri="http://schemas.openxmlformats.org/drawingml/2006/picture">
                       <pic:pic>
                         <pic:nvPicPr>
-                          <pic:cNvPr descr="C:\Program Files\Quarto\share\formats\docx\note.png" id="75" name="Picture"/>
+                          <pic:cNvPr descr="/opt/quarto/share/formats/docx/note.png" id="75" name="Picture"/>
                           <pic:cNvPicPr>
                             <a:picLocks noChangeArrowheads="1" noChangeAspect="1"/>
                           </pic:cNvPicPr>
@@ -4805,7 +4805,7 @@
                     <a:graphicData uri="http://schemas.openxmlformats.org/drawingml/2006/picture">
                       <pic:pic>
                         <pic:nvPicPr>
-                          <pic:cNvPr descr="C:\Program Files\Quarto\share\formats\docx\tip.png" id="92" name="Picture"/>
+                          <pic:cNvPr descr="/opt/quarto/share/formats/docx/tip.png" id="92" name="Picture"/>
                           <pic:cNvPicPr>
                             <a:picLocks noChangeArrowheads="1" noChangeAspect="1"/>
                           </pic:cNvPicPr>

--- a/inbox/Application Aware Networking/Book_06_FedAAN_Federal_Telecommunications_Modernization.docx
+++ b/inbox/Application Aware Networking/Book_06_FedAAN_Federal_Telecommunications_Modernization.docx
@@ -1042,7 +1042,7 @@
           <wp:inline>
             <wp:extent cx="5334000" cy="2844800"/>
             <wp:effectExtent b="0" l="0" r="0" t="0"/>
-            <wp:docPr descr="Amazon Connect: AWS GovCloud .us vs. AWS Commercial .com — The Authorized Exception" title="" id="27" name="Picture"/>
+            <wp:docPr descr="Amazon Connect: AWS GovCloud vs. AWS Commercial — The Authorized Exception" title="" id="27" name="Picture"/>
             <a:graphic>
               <a:graphicData uri="http://schemas.openxmlformats.org/drawingml/2006/picture">
                 <pic:pic>
@@ -1085,17 +1085,17 @@
         <w:pStyle w:val="ImageCaption"/>
       </w:pPr>
       <w:r>
-        <w:t xml:space="preserve">Amazon Connect: AWS GovCloud .us vs. AWS Commercial .com — The Authorized Exception</w:t>
+        <w:t xml:space="preserve">Amazon Connect: AWS GovCloud vs. AWS Commercial — The Authorized Exception</w:t>
       </w:r>
     </w:p>
     <w:bookmarkEnd w:id="29"/>
-    <w:bookmarkStart w:id="30" w:name="X57dc57e6d8d433f201474365cce1ca7682cef30"/>
+    <w:bookmarkStart w:id="30" w:name="X181376a2273ec75de52d6cc7b263473cc07246c"/>
     <w:p>
       <w:pPr>
         <w:pStyle w:val="Heading2"/>
       </w:pPr>
       <w:r>
-        <w:t xml:space="preserve">3.2 The .us vs. .com Decision and the Authorized Exception</w:t>
+        <w:t xml:space="preserve">3.2 The GovCloud vs. Commercial Decision and the Authorized Exception</w:t>
       </w:r>
     </w:p>
     <w:p>
@@ -1175,18 +1175,18 @@
               <w:pStyle w:val="Compact"/>
             </w:pPr>
             <w:r>
-              <w:t xml:space="preserve">.us infrastructure (separate government regions)</w:t>
-            </w:r>
-          </w:p>
-        </w:tc>
-        <w:tc>
-          <w:tcPr/>
-          <w:p>
-            <w:pPr>
-              <w:pStyle w:val="Compact"/>
-            </w:pPr>
-            <w:r>
-              <w:t xml:space="preserve">GovCloud (.gov); physically separate, screened personnel</w:t>
+              <w:t xml:space="preserve">US East/West commercial regions (FedRAMP Moderate P-ATO)</w:t>
+            </w:r>
+          </w:p>
+        </w:tc>
+        <w:tc>
+          <w:tcPr/>
+          <w:p>
+            <w:pPr>
+              <w:pStyle w:val="Compact"/>
+            </w:pPr>
+            <w:r>
+              <w:t xml:space="preserve">GovCloud us-gov-east-1 / us-gov-west-1 (FedRAMP High P-ATO; ITAR; US-persons operations; physically separate)</w:t>
             </w:r>
           </w:p>
         </w:tc>
@@ -1267,7 +1267,20 @@
         <w:pStyle w:val="BodyText"/>
       </w:pPr>
       <w:r>
-        <w:t xml:space="preserve">Amazon Connect is available on the AWS .us infrastructure. At the time the agency evaluated platforms for the N8NN contact center, the .us version presented operational capability gaps relative to the commercial (.com) version in three categories:</w:t>
+        <w:t xml:space="preserve">AWS has exactly two FedRAMP boundaries — there is no middle tier. Amazon Connect is available in</w:t>
+      </w:r>
+      <w:r>
+        <w:t xml:space="preserve"> </w:t>
+      </w:r>
+      <w:r>
+        <w:rPr>
+          <w:b/>
+          <w:bCs/>
+        </w:rPr>
+        <w:t xml:space="preserve">AWS GovCloud, where it holds FedRAMP High authorization</w:t>
+      </w:r>
+      <w:r>
+        <w:t xml:space="preserve">. At the time the agency evaluated platforms for the N8NN contact center, the GovCloud version presented operational capability gaps relative to the commercial (.com) version in three categories:</w:t>
       </w:r>
     </w:p>
     <w:p>
@@ -1289,7 +1302,7 @@
         <w:t xml:space="preserve"> </w:t>
       </w:r>
       <w:r>
-        <w:t xml:space="preserve">Contact Lens (real-time speech transcription, sentiment analysis, supervisor alerting) and Amazon Q agent assist availability lagged .us at time of evaluation.</w:t>
+        <w:t xml:space="preserve">Contact Lens (real-time speech transcription, sentiment analysis, supervisor alerting) and Amazon Q agent assist availability lagged in GovCloud at time of evaluation.</w:t>
       </w:r>
     </w:p>
     <w:p>
@@ -1333,7 +1346,31 @@
         <w:t xml:space="preserve"> </w:t>
       </w:r>
       <w:r>
-        <w:t xml:space="preserve">AWS support procedures and feature release cadence in .us lagged commercial, creating a growing capability gap.</w:t>
+        <w:t xml:space="preserve">AWS support procedures and feature release cadence in GovCloud lagged commercial, creating a growing capability gap.</w:t>
+      </w:r>
+    </w:p>
+    <w:p>
+      <w:pPr>
+        <w:pStyle w:val="FirstParagraph"/>
+      </w:pPr>
+      <w:r>
+        <w:t xml:space="preserve">Stated as the trade it actually was:</w:t>
+      </w:r>
+      <w:r>
+        <w:t xml:space="preserve"> </w:t>
+      </w:r>
+      <w:r>
+        <w:rPr>
+          <w:b/>
+          <w:bCs/>
+        </w:rPr>
+        <w:t xml:space="preserve">the agency accepted commercial-at-Moderate with the capabilities it needed over GovCloud-at-High without them.</w:t>
+      </w:r>
+      <w:r>
+        <w:t xml:space="preserve"> </w:t>
+      </w:r>
+      <w:r>
+        <w:t xml:space="preserve">That is a starker trade than a tier label suggests — and it is exactly the kind of trade an AO can own explicitly, which is what the authorized-exception process did.</w:t>
       </w:r>
     </w:p>
     <w:p>
@@ -1351,7 +1388,7 @@
         <w:t xml:space="preserve"> </w:t>
       </w:r>
       <w:r>
-        <w:t xml:space="preserve">AWS continuously updates its .us infrastructure. The capability gaps identified at the time of this agency’s evaluation may have closed. Any agency evaluating Amazon Connect for a new deployment</w:t>
+        <w:t xml:space="preserve">AWS continuously updates GovCloud service parity. The capability gaps identified at the time of this agency’s evaluation may have closed. Any agency evaluating Amazon Connect for a new deployment</w:t>
       </w:r>
       <w:r>
         <w:t xml:space="preserve"> </w:t>
@@ -1361,13 +1398,13 @@
           <w:b/>
           <w:bCs/>
         </w:rPr>
-        <w:t xml:space="preserve">must conduct a current-state evaluation of .us Connect against its specific requirements</w:t>
-      </w:r>
-      <w:r>
-        <w:t xml:space="preserve"> </w:t>
-      </w:r>
-      <w:r>
-        <w:t xml:space="preserve">before concluding that a .com exception is necessary.</w:t>
+        <w:t xml:space="preserve">must conduct a current-state evaluation of GovCloud Connect against its specific requirements</w:t>
+      </w:r>
+      <w:r>
+        <w:t xml:space="preserve"> </w:t>
+      </w:r>
+      <w:r>
+        <w:t xml:space="preserve">before concluding that a commercial exception is necessary.</w:t>
       </w:r>
     </w:p>
     <w:bookmarkEnd w:id="30"/>
@@ -1385,7 +1422,7 @@
         <w:pStyle w:val="FirstParagraph"/>
       </w:pPr>
       <w:r>
-        <w:t xml:space="preserve">The agency’s use of Amazon Connect on AWS commercial (.com) is the same structural pattern as GCC Moderate on Azure Commercial: a federally authorized service running on commercial infrastructure with FedRAMP Moderate controls applied. AWS commercial data centers are US-based. Data is encrypted in transit and at rest. Amazon Connect holds FedRAMP Moderate authorization. But the personnel screening, physical separation, and elevated control baseline of GovCloud do not apply.</w:t>
+        <w:t xml:space="preserve">The agency’s use of Amazon Connect on AWS commercial (.com) is the same structural pattern as GCC Moderate on Azure Commercial: a federally authorized service running on commercial infrastructure with FedRAMP Moderate controls applied. AWS commercial data centers are US-based. Data is encrypted in transit and at rest. Amazon Connect holds FedRAMP Moderate authorization in the commercial regions (and FedRAMP High in GovCloud). But the personnel screening, physical separation, ITAR/US-persons handling, and High control baseline of GovCloud do not apply on the commercial side.</w:t>
       </w:r>
     </w:p>
     <w:p>
@@ -1564,7 +1601,7 @@
         <w:pStyle w:val="BodyText"/>
       </w:pPr>
       <w:r>
-        <w:t xml:space="preserve">One-way network latency: 80–110 ms. G.114 network budget: 75 ms.</w:t>
+        <w:t xml:space="preserve">One-way network latency: 80–110 ms (engineering estimate: ~50 ms coast-to-coast propagation plus inspection-stack and queuing overhead; validate with per-site measurement during discovery). G.114 network budget: 75 ms.</w:t>
       </w:r>
       <w:r>
         <w:t xml:space="preserve"> </w:t>
@@ -5970,7 +6007,7 @@
         </w:numPr>
       </w:pPr>
       <w:r>
-        <w:t xml:space="preserve">Review Amazon Connect .com exception at each ATO renewal; evaluate whether .us capability gaps have been resolved</w:t>
+        <w:t xml:space="preserve">Review Amazon Connect commercial exception at each ATO renewal; evaluate whether GovCloud capability gaps have been resolved</w:t>
       </w:r>
     </w:p>
     <w:p>
